--- a/Docs/Version 3/uMakerAi-Jev-TypeSafe-EN.docx
+++ b/Docs/Version 3/uMakerAi-Jev-TypeSafe-EN.docx
@@ -67,7 +67,7 @@
         <w:t xml:space="preserve">TAiJev</w:t>
       </w:r>
       <w:r>
-        <w:t xml:space="preserve"> component and its three framework integrations — agent graph routing, SmartDispatch and Guardrails.</w:t>
+        <w:t xml:space="preserve"> component and its framework integrations — agent graph routing, SmartDispatch, Guardrails, Evals and RAG.</w:t>
       </w:r>
     </w:p>
     <w:p>
@@ -248,7 +248,7 @@
                 <w:sz w:val="19"/>
                 <w:szCs w:val="19"/>
               </w:rPr>
-              <w:t xml:space="preserve"> (SmartDispatch and Guardrails)</w:t>
+              <w:t xml:space="preserve"> (SmartDispatch and Guardrails), phase 4 (Evals and RAG)</w:t>
             </w:r>
           </w:p>
         </w:tc>
@@ -894,6 +894,192 @@
                 <w:szCs w:val="19"/>
               </w:rPr>
               <w:t xml:space="preserve">TAiJevGuardrailClassifier</w:t>
+            </w:r>
+          </w:p>
+        </w:tc>
+      </w:tr>
+      <w:tr>
+        <w:tc>
+          <w:tcPr>
+            <w:tcW w:type="dxa" w:w="3400"/>
+            <w:tcBorders>
+              <w:top w:val="single" w:color="BFC9D6" w:sz="4"/>
+              <w:left w:val="single" w:color="BFC9D6" w:sz="4"/>
+              <w:bottom w:val="single" w:color="BFC9D6" w:sz="4"/>
+              <w:right w:val="single" w:color="BFC9D6" w:sz="4"/>
+            </w:tcBorders>
+            <w:shd w:fill="F6F8FB" w:color="auto" w:val="clear"/>
+            <w:tcMar>
+              <w:top w:type="dxa" w:w="60"/>
+              <w:left w:type="dxa" w:w="100"/>
+              <w:bottom w:type="dxa" w:w="60"/>
+              <w:right w:type="dxa" w:w="100"/>
+            </w:tcMar>
+          </w:tcPr>
+          <w:p>
+            <w:r>
+              <w:rPr>
+                <w:sz w:val="19"/>
+                <w:szCs w:val="19"/>
+              </w:rPr>
+              <w:t xml:space="preserve">Does this answer meet the quality criterion?</w:t>
+            </w:r>
+          </w:p>
+        </w:tc>
+        <w:tc>
+          <w:tcPr>
+            <w:tcW w:type="dxa" w:w="2800"/>
+            <w:tcBorders>
+              <w:top w:val="single" w:color="BFC9D6" w:sz="4"/>
+              <w:left w:val="single" w:color="BFC9D6" w:sz="4"/>
+              <w:bottom w:val="single" w:color="BFC9D6" w:sz="4"/>
+              <w:right w:val="single" w:color="BFC9D6" w:sz="4"/>
+            </w:tcBorders>
+            <w:shd w:fill="F6F8FB" w:color="auto" w:val="clear"/>
+            <w:tcMar>
+              <w:top w:type="dxa" w:w="60"/>
+              <w:left w:type="dxa" w:w="100"/>
+              <w:bottom w:type="dxa" w:w="60"/>
+              <w:right w:type="dxa" w:w="100"/>
+            </w:tcMar>
+          </w:tcPr>
+          <w:p>
+            <w:r>
+              <w:rPr>
+                <w:sz w:val="19"/>
+                <w:szCs w:val="19"/>
+              </w:rPr>
+              <w:t xml:space="preserve">An LLM judge saying PASS/FAIL</w:t>
+            </w:r>
+          </w:p>
+        </w:tc>
+        <w:tc>
+          <w:tcPr>
+            <w:tcW w:type="dxa" w:w="3160"/>
+            <w:tcBorders>
+              <w:top w:val="single" w:color="BFC9D6" w:sz="4"/>
+              <w:left w:val="single" w:color="BFC9D6" w:sz="4"/>
+              <w:bottom w:val="single" w:color="BFC9D6" w:sz="4"/>
+              <w:right w:val="single" w:color="BFC9D6" w:sz="4"/>
+            </w:tcBorders>
+            <w:shd w:fill="F6F8FB" w:color="auto" w:val="clear"/>
+            <w:tcMar>
+              <w:top w:type="dxa" w:w="60"/>
+              <w:left w:type="dxa" w:w="100"/>
+              <w:bottom w:type="dxa" w:w="60"/>
+              <w:right w:type="dxa" w:w="100"/>
+            </w:tcMar>
+          </w:tcPr>
+          <w:p>
+            <w:r>
+              <w:rPr>
+                <w:rFonts w:ascii="Consolas" w:cs="Consolas" w:eastAsia="Consolas" w:hAnsi="Consolas"/>
+                <w:color w:val="0B4F8A"/>
+                <w:sz w:val="19"/>
+                <w:szCs w:val="19"/>
+              </w:rPr>
+              <w:t xml:space="preserve">TAiJevEvalScorer</w:t>
+            </w:r>
+            <w:r>
+              <w:rPr>
+                <w:sz w:val="19"/>
+                <w:szCs w:val="19"/>
+              </w:rPr>
+              <w:t xml:space="preserve"> + </w:t>
+            </w:r>
+            <w:r>
+              <w:rPr>
+                <w:rFonts w:ascii="Consolas" w:cs="Consolas" w:eastAsia="Consolas" w:hAnsi="Consolas"/>
+                <w:color w:val="0B4F8A"/>
+                <w:sz w:val="19"/>
+                <w:szCs w:val="19"/>
+              </w:rPr>
+              <w:t xml:space="preserve">ExpectScore</w:t>
+            </w:r>
+          </w:p>
+        </w:tc>
+      </w:tr>
+      <w:tr>
+        <w:tc>
+          <w:tcPr>
+            <w:tcW w:type="dxa" w:w="3400"/>
+            <w:tcBorders>
+              <w:top w:val="single" w:color="BFC9D6" w:sz="4"/>
+              <w:left w:val="single" w:color="BFC9D6" w:sz="4"/>
+              <w:bottom w:val="single" w:color="BFC9D6" w:sz="4"/>
+              <w:right w:val="single" w:color="BFC9D6" w:sz="4"/>
+            </w:tcBorders>
+            <w:shd w:fill="FFFFFF" w:color="auto" w:val="clear"/>
+            <w:tcMar>
+              <w:top w:type="dxa" w:w="60"/>
+              <w:left w:type="dxa" w:w="100"/>
+              <w:bottom w:type="dxa" w:w="60"/>
+              <w:right w:type="dxa" w:w="100"/>
+            </w:tcMar>
+          </w:tcPr>
+          <w:p>
+            <w:r>
+              <w:rPr>
+                <w:sz w:val="19"/>
+                <w:szCs w:val="19"/>
+              </w:rPr>
+              <w:t xml:space="preserve">Which retrieved passages help, and which carries an injection?</w:t>
+            </w:r>
+          </w:p>
+        </w:tc>
+        <w:tc>
+          <w:tcPr>
+            <w:tcW w:type="dxa" w:w="2800"/>
+            <w:tcBorders>
+              <w:top w:val="single" w:color="BFC9D6" w:sz="4"/>
+              <w:left w:val="single" w:color="BFC9D6" w:sz="4"/>
+              <w:bottom w:val="single" w:color="BFC9D6" w:sz="4"/>
+              <w:right w:val="single" w:color="BFC9D6" w:sz="4"/>
+            </w:tcBorders>
+            <w:shd w:fill="FFFFFF" w:color="auto" w:val="clear"/>
+            <w:tcMar>
+              <w:top w:type="dxa" w:w="60"/>
+              <w:left w:type="dxa" w:w="100"/>
+              <w:bottom w:type="dxa" w:w="60"/>
+              <w:right w:type="dxa" w:w="100"/>
+            </w:tcMar>
+          </w:tcPr>
+          <w:p>
+            <w:r>
+              <w:rPr>
+                <w:sz w:val="19"/>
+                <w:szCs w:val="19"/>
+              </w:rPr>
+              <w:t xml:space="preserve">Cosine rerank</w:t>
+            </w:r>
+          </w:p>
+        </w:tc>
+        <w:tc>
+          <w:tcPr>
+            <w:tcW w:type="dxa" w:w="3160"/>
+            <w:tcBorders>
+              <w:top w:val="single" w:color="BFC9D6" w:sz="4"/>
+              <w:left w:val="single" w:color="BFC9D6" w:sz="4"/>
+              <w:bottom w:val="single" w:color="BFC9D6" w:sz="4"/>
+              <w:right w:val="single" w:color="BFC9D6" w:sz="4"/>
+            </w:tcBorders>
+            <w:shd w:fill="FFFFFF" w:color="auto" w:val="clear"/>
+            <w:tcMar>
+              <w:top w:type="dxa" w:w="60"/>
+              <w:left w:type="dxa" w:w="100"/>
+              <w:bottom w:type="dxa" w:w="60"/>
+              <w:right w:type="dxa" w:w="100"/>
+            </w:tcMar>
+          </w:tcPr>
+          <w:p>
+            <w:r>
+              <w:rPr>
+                <w:rFonts w:ascii="Consolas" w:cs="Consolas" w:eastAsia="Consolas" w:hAnsi="Consolas"/>
+                <w:color w:val="0B4F8A"/>
+                <w:sz w:val="19"/>
+                <w:szCs w:val="19"/>
+              </w:rPr>
+              <w:t xml:space="preserve">TAiJevRAGReranker</w:t>
             </w:r>
           </w:p>
         </w:tc>
@@ -2873,6 +3059,184 @@
           </w:p>
         </w:tc>
       </w:tr>
+      <w:tr>
+        <w:tc>
+          <w:tcPr>
+            <w:tcW w:type="dxa" w:w="3300"/>
+            <w:tcBorders>
+              <w:top w:val="single" w:color="BFC9D6" w:sz="4"/>
+              <w:left w:val="single" w:color="BFC9D6" w:sz="4"/>
+              <w:bottom w:val="single" w:color="BFC9D6" w:sz="4"/>
+              <w:right w:val="single" w:color="BFC9D6" w:sz="4"/>
+            </w:tcBorders>
+            <w:shd w:fill="FFFFFF" w:color="auto" w:val="clear"/>
+            <w:tcMar>
+              <w:top w:type="dxa" w:w="60"/>
+              <w:left w:type="dxa" w:w="100"/>
+              <w:bottom w:type="dxa" w:w="60"/>
+              <w:right w:type="dxa" w:w="100"/>
+            </w:tcMar>
+          </w:tcPr>
+          <w:p>
+            <w:r>
+              <w:rPr>
+                <w:rFonts w:ascii="Consolas" w:cs="Consolas" w:eastAsia="Consolas" w:hAnsi="Consolas"/>
+                <w:color w:val="0B4F8A"/>
+                <w:sz w:val="19"/>
+                <w:szCs w:val="19"/>
+              </w:rPr>
+              <w:t xml:space="preserve">uMakerAi.Jev.Evals</w:t>
+            </w:r>
+          </w:p>
+        </w:tc>
+        <w:tc>
+          <w:tcPr>
+            <w:tcW w:type="dxa" w:w="1700"/>
+            <w:tcBorders>
+              <w:top w:val="single" w:color="BFC9D6" w:sz="4"/>
+              <w:left w:val="single" w:color="BFC9D6" w:sz="4"/>
+              <w:bottom w:val="single" w:color="BFC9D6" w:sz="4"/>
+              <w:right w:val="single" w:color="BFC9D6" w:sz="4"/>
+            </w:tcBorders>
+            <w:shd w:fill="FFFFFF" w:color="auto" w:val="clear"/>
+            <w:tcMar>
+              <w:top w:type="dxa" w:w="60"/>
+              <w:left w:type="dxa" w:w="100"/>
+              <w:bottom w:type="dxa" w:w="60"/>
+              <w:right w:type="dxa" w:w="100"/>
+            </w:tcMar>
+          </w:tcPr>
+          <w:p>
+            <w:r>
+              <w:rPr>
+                <w:rFonts w:ascii="Consolas" w:cs="Consolas" w:eastAsia="Consolas" w:hAnsi="Consolas"/>
+                <w:color w:val="0B4F8A"/>
+                <w:sz w:val="19"/>
+                <w:szCs w:val="19"/>
+              </w:rPr>
+              <w:t xml:space="preserve">Source/Tools</w:t>
+            </w:r>
+          </w:p>
+        </w:tc>
+        <w:tc>
+          <w:tcPr>
+            <w:tcW w:type="dxa" w:w="4360"/>
+            <w:tcBorders>
+              <w:top w:val="single" w:color="BFC9D6" w:sz="4"/>
+              <w:left w:val="single" w:color="BFC9D6" w:sz="4"/>
+              <w:bottom w:val="single" w:color="BFC9D6" w:sz="4"/>
+              <w:right w:val="single" w:color="BFC9D6" w:sz="4"/>
+            </w:tcBorders>
+            <w:shd w:fill="FFFFFF" w:color="auto" w:val="clear"/>
+            <w:tcMar>
+              <w:top w:type="dxa" w:w="60"/>
+              <w:left w:type="dxa" w:w="100"/>
+              <w:bottom w:type="dxa" w:w="60"/>
+              <w:right w:type="dxa" w:w="100"/>
+            </w:tcMar>
+          </w:tcPr>
+          <w:p>
+            <w:r>
+              <w:rPr>
+                <w:rFonts w:ascii="Consolas" w:cs="Consolas" w:eastAsia="Consolas" w:hAnsi="Consolas"/>
+                <w:color w:val="0B4F8A"/>
+                <w:sz w:val="19"/>
+                <w:szCs w:val="19"/>
+              </w:rPr>
+              <w:t xml:space="preserve">TAiJevEvalScorer</w:t>
+            </w:r>
+          </w:p>
+        </w:tc>
+      </w:tr>
+      <w:tr>
+        <w:tc>
+          <w:tcPr>
+            <w:tcW w:type="dxa" w:w="3300"/>
+            <w:tcBorders>
+              <w:top w:val="single" w:color="BFC9D6" w:sz="4"/>
+              <w:left w:val="single" w:color="BFC9D6" w:sz="4"/>
+              <w:bottom w:val="single" w:color="BFC9D6" w:sz="4"/>
+              <w:right w:val="single" w:color="BFC9D6" w:sz="4"/>
+            </w:tcBorders>
+            <w:shd w:fill="F6F8FB" w:color="auto" w:val="clear"/>
+            <w:tcMar>
+              <w:top w:type="dxa" w:w="60"/>
+              <w:left w:type="dxa" w:w="100"/>
+              <w:bottom w:type="dxa" w:w="60"/>
+              <w:right w:type="dxa" w:w="100"/>
+            </w:tcMar>
+          </w:tcPr>
+          <w:p>
+            <w:r>
+              <w:rPr>
+                <w:rFonts w:ascii="Consolas" w:cs="Consolas" w:eastAsia="Consolas" w:hAnsi="Consolas"/>
+                <w:color w:val="0B4F8A"/>
+                <w:sz w:val="19"/>
+                <w:szCs w:val="19"/>
+              </w:rPr>
+              <w:t xml:space="preserve">uMakerAi.Jev.RAG</w:t>
+            </w:r>
+          </w:p>
+        </w:tc>
+        <w:tc>
+          <w:tcPr>
+            <w:tcW w:type="dxa" w:w="1700"/>
+            <w:tcBorders>
+              <w:top w:val="single" w:color="BFC9D6" w:sz="4"/>
+              <w:left w:val="single" w:color="BFC9D6" w:sz="4"/>
+              <w:bottom w:val="single" w:color="BFC9D6" w:sz="4"/>
+              <w:right w:val="single" w:color="BFC9D6" w:sz="4"/>
+            </w:tcBorders>
+            <w:shd w:fill="F6F8FB" w:color="auto" w:val="clear"/>
+            <w:tcMar>
+              <w:top w:type="dxa" w:w="60"/>
+              <w:left w:type="dxa" w:w="100"/>
+              <w:bottom w:type="dxa" w:w="60"/>
+              <w:right w:type="dxa" w:w="100"/>
+            </w:tcMar>
+          </w:tcPr>
+          <w:p>
+            <w:r>
+              <w:rPr>
+                <w:rFonts w:ascii="Consolas" w:cs="Consolas" w:eastAsia="Consolas" w:hAnsi="Consolas"/>
+                <w:color w:val="0B4F8A"/>
+                <w:sz w:val="19"/>
+                <w:szCs w:val="19"/>
+              </w:rPr>
+              <w:t xml:space="preserve">Source/Tools</w:t>
+            </w:r>
+          </w:p>
+        </w:tc>
+        <w:tc>
+          <w:tcPr>
+            <w:tcW w:type="dxa" w:w="4360"/>
+            <w:tcBorders>
+              <w:top w:val="single" w:color="BFC9D6" w:sz="4"/>
+              <w:left w:val="single" w:color="BFC9D6" w:sz="4"/>
+              <w:bottom w:val="single" w:color="BFC9D6" w:sz="4"/>
+              <w:right w:val="single" w:color="BFC9D6" w:sz="4"/>
+            </w:tcBorders>
+            <w:shd w:fill="F6F8FB" w:color="auto" w:val="clear"/>
+            <w:tcMar>
+              <w:top w:type="dxa" w:w="60"/>
+              <w:left w:type="dxa" w:w="100"/>
+              <w:bottom w:type="dxa" w:w="60"/>
+              <w:right w:type="dxa" w:w="100"/>
+            </w:tcMar>
+          </w:tcPr>
+          <w:p>
+            <w:r>
+              <w:rPr>
+                <w:rFonts w:ascii="Consolas" w:cs="Consolas" w:eastAsia="Consolas" w:hAnsi="Consolas"/>
+                <w:color w:val="0B4F8A"/>
+                <w:sz w:val="19"/>
+                <w:szCs w:val="19"/>
+              </w:rPr>
+              <w:t xml:space="preserve">TAiJevRAGReranker</w:t>
+            </w:r>
+          </w:p>
+        </w:tc>
+      </w:tr>
     </w:tbl>
     <w:p>
       <w:pPr>
@@ -6772,7 +7136,7 @@
                 <w:sz w:val="19"/>
                 <w:szCs w:val="19"/>
               </w:rPr>
-              <w:t xml:space="preserve"> (see 9.1)</w:t>
+              <w:t xml:space="preserve"> (see 10.1)</w:t>
             </w:r>
           </w:p>
         </w:tc>
@@ -11091,7 +11455,15 @@
         <w:pageBreakBefore/>
       </w:pPr>
       <w:r>
-        <w:t xml:space="preserve">8. Custom classifiers</w:t>
+        <w:t xml:space="preserve">8. Evals and RAG</w:t>
+      </w:r>
+    </w:p>
+    <w:p>
+      <w:pPr>
+        <w:pStyle w:val="Heading2"/>
+      </w:pPr>
+      <w:r>
+        <w:t xml:space="preserve">8.1 Calibrated judge in TAiEvalRunner</w:t>
       </w:r>
     </w:p>
     <w:p>
@@ -11099,15 +11471,52 @@
         <w:spacing w:after="120"/>
       </w:pPr>
       <w:r>
-        <w:t xml:space="preserve">Both core extension points are provider-neutral: they do not depend on TypeSafe. Any classifier (another provider, a local model, rules) plugs in by inheriting from the base class.</w:t>
-      </w:r>
-    </w:p>
-    <w:p>
-      <w:pPr>
-        <w:pStyle w:val="Heading2"/>
-      </w:pPr>
-      <w:r>
-        <w:t xml:space="preserve">8.1 SmartDispatch</w:t>
+        <w:rPr>
+          <w:rFonts w:ascii="Consolas" w:cs="Consolas" w:eastAsia="Consolas" w:hAnsi="Consolas"/>
+          <w:color w:val="0B4F8A"/>
+          <w:sz w:val="19"/>
+          <w:szCs w:val="19"/>
+        </w:rPr>
+        <w:t xml:space="preserve">TAiEvalRunner</w:t>
+      </w:r>
+      <w:r>
+        <w:t xml:space="preserve"> has a </w:t>
+      </w:r>
+      <w:r>
+        <w:rPr>
+          <w:rFonts w:ascii="Consolas" w:cs="Consolas" w:eastAsia="Consolas" w:hAnsi="Consolas"/>
+          <w:color w:val="0B4F8A"/>
+          <w:sz w:val="19"/>
+          <w:szCs w:val="19"/>
+        </w:rPr>
+        <w:t xml:space="preserve">Scorer</w:t>
+      </w:r>
+      <w:r>
+        <w:t xml:space="preserve"> property and a new check, </w:t>
+      </w:r>
+      <w:r>
+        <w:rPr>
+          <w:rFonts w:ascii="Consolas" w:cs="Consolas" w:eastAsia="Consolas" w:hAnsi="Consolas"/>
+          <w:color w:val="0B4F8A"/>
+          <w:sz w:val="19"/>
+          <w:szCs w:val="19"/>
+        </w:rPr>
+        <w:t xml:space="preserve">ExpectScore(criterion, minimum)</w:t>
+      </w:r>
+      <w:r>
+        <w:t xml:space="preserve">. The scorer returns the probability that the output meets the criterion, and the check passes when it reaches the minimum. Compared with </w:t>
+      </w:r>
+      <w:r>
+        <w:rPr>
+          <w:rFonts w:ascii="Consolas" w:cs="Consolas" w:eastAsia="Consolas" w:hAnsi="Consolas"/>
+          <w:color w:val="0B4F8A"/>
+          <w:sz w:val="19"/>
+          <w:szCs w:val="19"/>
+        </w:rPr>
+        <w:t xml:space="preserve">ExpectJudge</w:t>
+      </w:r>
+      <w:r>
+        <w:t xml:space="preserve"> (an LLM saying PASS/FAIL) it is faster, cheaper, and the bar is set in code.</w:t>
       </w:r>
     </w:p>
     <w:p>
@@ -11125,7 +11534,7 @@
           <w:sz w:val="17"/>
           <w:szCs w:val="17"/>
         </w:rPr>
-        <w:t xml:space="preserve">type</w:t>
+        <w:t xml:space="preserve">uses uMakerAi.Evals, uMakerAi.Jev.Evals;</w:t>
       </w:r>
     </w:p>
     <w:p>
@@ -11143,7 +11552,7 @@
           <w:sz w:val="17"/>
           <w:szCs w:val="17"/>
         </w:rPr>
-        <w:t xml:space="preserve">  TMyClassifier = class(TAiDispatchClassifierBase)     // uMakerAi.Chat.Tools</w:t>
+        <w:t xml:space="preserve"> </w:t>
       </w:r>
     </w:p>
     <w:p>
@@ -11161,7 +11570,7 @@
           <w:sz w:val="17"/>
           <w:szCs w:val="17"/>
         </w:rPr>
-        <w:t xml:space="preserve">  protected</w:t>
+        <w:t xml:space="preserve">Runner.Scorer := TAiJevEvalScorer.Create(Self);</w:t>
       </w:r>
     </w:p>
     <w:p>
@@ -11179,7 +11588,7 @@
           <w:sz w:val="17"/>
           <w:szCs w:val="17"/>
         </w:rPr>
-        <w:t xml:space="preserve">    function ClassifyDispatch(const APrompt: string;</w:t>
+        <w:t xml:space="preserve">Runner.AddCase('politeness')</w:t>
       </w:r>
     </w:p>
     <w:p>
@@ -11197,7 +11606,7 @@
           <w:sz w:val="17"/>
           <w:szCs w:val="17"/>
         </w:rPr>
-        <w:t xml:space="preserve">      const ATags: TArray&lt;string&gt;): string; override;</w:t>
+        <w:t xml:space="preserve">  .Input('My invoice is wrong')</w:t>
       </w:r>
     </w:p>
     <w:p>
@@ -11215,7 +11624,7 @@
           <w:sz w:val="17"/>
           <w:szCs w:val="17"/>
         </w:rPr>
-        <w:t xml:space="preserve">  end;</w:t>
+        <w:t xml:space="preserve">  .ExpectScore('Is polite and professional', 0.7);</w:t>
       </w:r>
     </w:p>
     <w:p>
@@ -11233,7 +11642,7 @@
           <w:sz w:val="17"/>
           <w:szCs w:val="17"/>
         </w:rPr>
-        <w:t xml:space="preserve"> </w:t>
+        <w:t xml:space="preserve">Runner.AddCase('ledger-account')</w:t>
       </w:r>
     </w:p>
     <w:p>
@@ -11251,7 +11660,7 @@
           <w:sz w:val="17"/>
           <w:szCs w:val="17"/>
         </w:rPr>
-        <w:t xml:space="preserve">function TMyClassifier.ClassifyDispatch(const APrompt: string;</w:t>
+        <w:t xml:space="preserve">  .Input('How do I record depreciation?')</w:t>
       </w:r>
     </w:p>
     <w:p>
@@ -11269,7 +11678,208 @@
           <w:sz w:val="17"/>
           <w:szCs w:val="17"/>
         </w:rPr>
-        <w:t xml:space="preserve">  const ATags: TArray&lt;string&gt;): string;</w:t>
+        <w:t xml:space="preserve">  .ExpectContains('159210')                              // deterministic</w:t>
+      </w:r>
+    </w:p>
+    <w:p>
+      <w:pPr>
+        <w:pBdr>
+          <w:left w:val="single" w:color="2E75B6" w:sz="12" w:space="6"/>
+        </w:pBdr>
+        <w:shd w:fill="F3F5F8" w:color="auto" w:val="clear"/>
+        <w:spacing w:after="180" w:before="0" w:line="260"/>
+        <w:ind w:left="120"/>
+      </w:pPr>
+      <w:r>
+        <w:rPr>
+          <w:rFonts w:ascii="Consolas" w:cs="Consolas" w:eastAsia="Consolas" w:hAnsi="Consolas"/>
+          <w:sz w:val="17"/>
+          <w:szCs w:val="17"/>
+        </w:rPr>
+        <w:t xml:space="preserve">  .ExpectScore('Mentions the accumulated depreciation account', 0.7);</w:t>
+      </w:r>
+    </w:p>
+    <w:p>
+      <w:pPr>
+        <w:pStyle w:val="ListParagraph"/>
+        <w:numPr>
+          <w:ilvl w:val="0"/>
+          <w:numId w:val="2"/>
+        </w:numPr>
+        <w:spacing w:after="60"/>
+      </w:pPr>
+      <w:r>
+        <w:t xml:space="preserve">A scorer error does not raise: the check fails with </w:t>
+      </w:r>
+      <w:r>
+        <w:rPr>
+          <w:rFonts w:ascii="Consolas" w:cs="Consolas" w:eastAsia="Consolas" w:hAnsi="Consolas"/>
+          <w:color w:val="0B4F8A"/>
+          <w:sz w:val="19"/>
+          <w:szCs w:val="19"/>
+        </w:rPr>
+        <w:t xml:space="preserve">scorer error: ...</w:t>
+      </w:r>
+      <w:r>
+        <w:t xml:space="preserve">.</w:t>
+      </w:r>
+    </w:p>
+    <w:p>
+      <w:pPr>
+        <w:pStyle w:val="ListParagraph"/>
+        <w:numPr>
+          <w:ilvl w:val="0"/>
+          <w:numId w:val="2"/>
+        </w:numPr>
+        <w:spacing w:after="60"/>
+      </w:pPr>
+      <w:r>
+        <w:t xml:space="preserve">A failure reason includes the score: </w:t>
+      </w:r>
+      <w:r>
+        <w:rPr>
+          <w:rFonts w:ascii="Consolas" w:cs="Consolas" w:eastAsia="Consolas" w:hAnsi="Consolas"/>
+          <w:color w:val="0B4F8A"/>
+          <w:sz w:val="19"/>
+          <w:szCs w:val="19"/>
+        </w:rPr>
+        <w:t xml:space="preserve">score 0.20 &lt; 0.70 (criteria: ...)</w:t>
+      </w:r>
+      <w:r>
+        <w:t xml:space="preserve">.</w:t>
+      </w:r>
+    </w:p>
+    <w:p>
+      <w:pPr>
+        <w:pStyle w:val="ListParagraph"/>
+        <w:numPr>
+          <w:ilvl w:val="0"/>
+          <w:numId w:val="2"/>
+        </w:numPr>
+        <w:spacing w:after="60"/>
+      </w:pPr>
+      <w:r>
+        <w:rPr>
+          <w:rFonts w:ascii="Consolas" w:cs="Consolas" w:eastAsia="Consolas" w:hAnsi="Consolas"/>
+          <w:color w:val="0B4F8A"/>
+          <w:sz w:val="19"/>
+          <w:szCs w:val="19"/>
+        </w:rPr>
+        <w:t xml:space="preserve">ekScore</w:t>
+      </w:r>
+      <w:r>
+        <w:t xml:space="preserve"> was appended to the </w:t>
+      </w:r>
+      <w:r>
+        <w:rPr>
+          <w:rFonts w:ascii="Consolas" w:cs="Consolas" w:eastAsia="Consolas" w:hAnsi="Consolas"/>
+          <w:color w:val="0B4F8A"/>
+          <w:sz w:val="19"/>
+          <w:szCs w:val="19"/>
+        </w:rPr>
+        <w:t xml:space="preserve">TAiEvalCheckKind</w:t>
+      </w:r>
+      <w:r>
+        <w:t xml:space="preserve"> enum: existing ordinals do not change.</w:t>
+      </w:r>
+    </w:p>
+    <w:p>
+      <w:pPr>
+        <w:pStyle w:val="Heading2"/>
+      </w:pPr>
+      <w:r>
+        <w:t xml:space="preserve">8.2 Semantic reranker in TAiRAGVector</w:t>
+      </w:r>
+    </w:p>
+    <w:p>
+      <w:pPr>
+        <w:spacing w:after="120"/>
+      </w:pPr>
+      <w:r>
+        <w:rPr>
+          <w:rFonts w:ascii="Consolas" w:cs="Consolas" w:eastAsia="Consolas" w:hAnsi="Consolas"/>
+          <w:color w:val="0B4F8A"/>
+          <w:sz w:val="19"/>
+          <w:szCs w:val="19"/>
+        </w:rPr>
+        <w:t xml:space="preserve">TAiRAGVector</w:t>
+      </w:r>
+      <w:r>
+        <w:t xml:space="preserve"> has a </w:t>
+      </w:r>
+      <w:r>
+        <w:rPr>
+          <w:rFonts w:ascii="Consolas" w:cs="Consolas" w:eastAsia="Consolas" w:hAnsi="Consolas"/>
+          <w:color w:val="0B4F8A"/>
+          <w:sz w:val="19"/>
+          <w:szCs w:val="19"/>
+        </w:rPr>
+        <w:t xml:space="preserve">Reranker</w:t>
+      </w:r>
+      <w:r>
+        <w:t xml:space="preserve"> property that replaces the cosine rerank of the second stage (</w:t>
+      </w:r>
+      <w:r>
+        <w:rPr>
+          <w:rFonts w:ascii="Consolas" w:cs="Consolas" w:eastAsia="Consolas" w:hAnsi="Consolas"/>
+          <w:color w:val="0B4F8A"/>
+          <w:sz w:val="19"/>
+          <w:szCs w:val="19"/>
+        </w:rPr>
+        <w:t xml:space="preserve">RERANK</w:t>
+      </w:r>
+      <w:r>
+        <w:t xml:space="preserve"> in VQL). </w:t>
+      </w:r>
+      <w:r>
+        <w:rPr>
+          <w:rFonts w:ascii="Consolas" w:cs="Consolas" w:eastAsia="Consolas" w:hAnsi="Consolas"/>
+          <w:color w:val="0B4F8A"/>
+          <w:sz w:val="19"/>
+          <w:szCs w:val="19"/>
+        </w:rPr>
+        <w:t xml:space="preserve">TAiJevRAGReranker</w:t>
+      </w:r>
+      <w:r>
+        <w:t xml:space="preserve"> asks Jev, for each passage, whether it contains </w:t>
+      </w:r>
+      <w:r>
+        <w:rPr>
+          <w:b/>
+          <w:bCs/>
+        </w:rPr>
+        <w:t xml:space="preserve">usable evidence</w:t>
+      </w:r>
+      <w:r>
+        <w:t xml:space="preserve"> for the query (that is the score) and whether it </w:t>
+      </w:r>
+      <w:r>
+        <w:rPr>
+          <w:b/>
+          <w:bCs/>
+        </w:rPr>
+        <w:t xml:space="preserve">tries to instruct the model</w:t>
+      </w:r>
+      <w:r>
+        <w:t xml:space="preserve"> (prompt injection).</w:t>
+      </w:r>
+    </w:p>
+    <w:p>
+      <w:pPr>
+        <w:pBdr>
+          <w:left w:val="single" w:color="2E75B6" w:sz="12" w:space="6"/>
+        </w:pBdr>
+        <w:shd w:fill="F3F5F8" w:color="auto" w:val="clear"/>
+        <w:spacing w:after="0" w:before="60" w:line="260"/>
+        <w:ind w:left="120"/>
+      </w:pPr>
+      <w:r>
+        <w:rPr>
+          <w:rFonts w:ascii="Consolas" w:cs="Consolas" w:eastAsia="Consolas" w:hAnsi="Consolas"/>
+          <w:sz w:val="17"/>
+          <w:szCs w:val="17"/>
+        </w:rPr>
+        <w:t xml:space="preserve">uses uMakerAi.RAG.Vectors, uMakerAi.Jev.RAG;</w:t>
       </w:r>
     </w:p>
     <w:p>
@@ -11287,7 +11897,7 @@
           <w:sz w:val="17"/>
           <w:szCs w:val="17"/>
         </w:rPr>
-        <w:t xml:space="preserve">begin</w:t>
+        <w:t xml:space="preserve"> </w:t>
       </w:r>
     </w:p>
     <w:p>
@@ -11305,7 +11915,7 @@
           <w:sz w:val="17"/>
           <w:szCs w:val="17"/>
         </w:rPr>
-        <w:t xml:space="preserve">  Result := '';                         // '' = undecided, let the LLM do it</w:t>
+        <w:t xml:space="preserve">Reranker := TAiJevRAGReranker.Create(Self);</w:t>
       </w:r>
     </w:p>
     <w:p>
@@ -11323,7 +11933,7 @@
           <w:sz w:val="17"/>
           <w:szCs w:val="17"/>
         </w:rPr>
-        <w:t xml:space="preserve">  if APrompt.ToLower.StartsWith('draw') then</w:t>
+        <w:t xml:space="preserve">Reranker.MinScore := 0.3;               // optional: drop weak passages</w:t>
       </w:r>
     </w:p>
     <w:p>
@@ -11341,7 +11951,79 @@
           <w:sz w:val="17"/>
           <w:szCs w:val="17"/>
         </w:rPr>
-        <w:t xml:space="preserve">    Result := 'IMAGEGEN';               // must be one of ATags</w:t>
+        <w:t xml:space="preserve">RagVector.Reranker := Reranker;</w:t>
+      </w:r>
+    </w:p>
+    <w:p>
+      <w:pPr>
+        <w:pBdr>
+          <w:left w:val="single" w:color="2E75B6" w:sz="12" w:space="6"/>
+        </w:pBdr>
+        <w:shd w:fill="F3F5F8" w:color="auto" w:val="clear"/>
+        <w:spacing w:after="0" w:before="0" w:line="260"/>
+        <w:ind w:left="120"/>
+      </w:pPr>
+      <w:r>
+        <w:rPr>
+          <w:rFonts w:ascii="Consolas" w:cs="Consolas" w:eastAsia="Consolas" w:hAnsi="Consolas"/>
+          <w:sz w:val="17"/>
+          <w:szCs w:val="17"/>
+        </w:rPr>
+        <w:t xml:space="preserve"> </w:t>
+      </w:r>
+    </w:p>
+    <w:p>
+      <w:pPr>
+        <w:pBdr>
+          <w:left w:val="single" w:color="2E75B6" w:sz="12" w:space="6"/>
+        </w:pBdr>
+        <w:shd w:fill="F3F5F8" w:color="auto" w:val="clear"/>
+        <w:spacing w:after="0" w:before="0" w:line="260"/>
+        <w:ind w:left="120"/>
+      </w:pPr>
+      <w:r>
+        <w:rPr>
+          <w:rFonts w:ascii="Consolas" w:cs="Consolas" w:eastAsia="Consolas" w:hAnsi="Consolas"/>
+          <w:sz w:val="17"/>
+          <w:szCs w:val="17"/>
+        </w:rPr>
+        <w:t xml:space="preserve">RagVector.ExecuteVQL(</w:t>
+      </w:r>
+    </w:p>
+    <w:p>
+      <w:pPr>
+        <w:pBdr>
+          <w:left w:val="single" w:color="2E75B6" w:sz="12" w:space="6"/>
+        </w:pBdr>
+        <w:shd w:fill="F3F5F8" w:color="auto" w:val="clear"/>
+        <w:spacing w:after="0" w:before="0" w:line="260"/>
+        <w:ind w:left="120"/>
+      </w:pPr>
+      <w:r>
+        <w:rPr>
+          <w:rFonts w:ascii="Consolas" w:cs="Consolas" w:eastAsia="Consolas" w:hAnsi="Consolas"/>
+          <w:sz w:val="17"/>
+          <w:szCs w:val="17"/>
+        </w:rPr>
+        <w:t xml:space="preserve">  'SEARCH ''useful life'' RERANK ''useful life of an asset under IAS 16'' LIMIT 5', Res);</w:t>
+      </w:r>
+    </w:p>
+    <w:p>
+      <w:pPr>
+        <w:pBdr>
+          <w:left w:val="single" w:color="2E75B6" w:sz="12" w:space="6"/>
+        </w:pBdr>
+        <w:shd w:fill="F3F5F8" w:color="auto" w:val="clear"/>
+        <w:spacing w:after="0" w:before="0" w:line="260"/>
+        <w:ind w:left="120"/>
+      </w:pPr>
+      <w:r>
+        <w:rPr>
+          <w:rFonts w:ascii="Consolas" w:cs="Consolas" w:eastAsia="Consolas" w:hAnsi="Consolas"/>
+          <w:sz w:val="17"/>
+          <w:szCs w:val="17"/>
+        </w:rPr>
+        <w:t xml:space="preserve"> </w:t>
       </w:r>
     </w:p>
     <w:p>
@@ -11359,7 +12041,818 @@
           <w:sz w:val="17"/>
           <w:szCs w:val="17"/>
         </w:rPr>
-        <w:t xml:space="preserve">end;</w:t>
+        <w:t xml:space="preserve">// Outside VQL: RagVector.RerankWith(Query, Reranker);</w:t>
+      </w:r>
+    </w:p>
+    <w:tbl>
+      <w:tblPr>
+        <w:tblW w:type="dxa" w:w="9360"/>
+        <w:tblBorders>
+          <w:top w:val="single" w:color="auto" w:sz="4"/>
+          <w:left w:val="single" w:color="auto" w:sz="4"/>
+          <w:bottom w:val="single" w:color="auto" w:sz="4"/>
+          <w:right w:val="single" w:color="auto" w:sz="4"/>
+          <w:insideH w:val="single" w:color="auto" w:sz="4"/>
+          <w:insideV w:val="single" w:color="auto" w:sz="4"/>
+        </w:tblBorders>
+      </w:tblPr>
+      <w:tblGrid>
+        <w:gridCol w:w="2300"/>
+        <w:gridCol w:w="1400"/>
+        <w:gridCol w:w="5660"/>
+      </w:tblGrid>
+      <w:tr>
+        <w:trPr>
+          <w:tblHeader/>
+        </w:trPr>
+        <w:tc>
+          <w:tcPr>
+            <w:tcW w:type="dxa" w:w="2300"/>
+            <w:tcBorders>
+              <w:top w:val="single" w:color="BFC9D6" w:sz="4"/>
+              <w:left w:val="single" w:color="BFC9D6" w:sz="4"/>
+              <w:bottom w:val="single" w:color="BFC9D6" w:sz="4"/>
+              <w:right w:val="single" w:color="BFC9D6" w:sz="4"/>
+            </w:tcBorders>
+            <w:shd w:fill="1F3A5F" w:color="auto" w:val="clear"/>
+            <w:tcMar>
+              <w:top w:type="dxa" w:w="60"/>
+              <w:left w:type="dxa" w:w="100"/>
+              <w:bottom w:type="dxa" w:w="60"/>
+              <w:right w:type="dxa" w:w="100"/>
+            </w:tcMar>
+          </w:tcPr>
+          <w:p>
+            <w:r>
+              <w:rPr>
+                <w:b/>
+                <w:bCs/>
+                <w:color w:val="FFFFFF"/>
+                <w:sz w:val="19"/>
+                <w:szCs w:val="19"/>
+              </w:rPr>
+              <w:t xml:space="preserve">Property</w:t>
+            </w:r>
+          </w:p>
+        </w:tc>
+        <w:tc>
+          <w:tcPr>
+            <w:tcW w:type="dxa" w:w="1400"/>
+            <w:tcBorders>
+              <w:top w:val="single" w:color="BFC9D6" w:sz="4"/>
+              <w:left w:val="single" w:color="BFC9D6" w:sz="4"/>
+              <w:bottom w:val="single" w:color="BFC9D6" w:sz="4"/>
+              <w:right w:val="single" w:color="BFC9D6" w:sz="4"/>
+            </w:tcBorders>
+            <w:shd w:fill="1F3A5F" w:color="auto" w:val="clear"/>
+            <w:tcMar>
+              <w:top w:type="dxa" w:w="60"/>
+              <w:left w:type="dxa" w:w="100"/>
+              <w:bottom w:type="dxa" w:w="60"/>
+              <w:right w:type="dxa" w:w="100"/>
+            </w:tcMar>
+          </w:tcPr>
+          <w:p>
+            <w:r>
+              <w:rPr>
+                <w:b/>
+                <w:bCs/>
+                <w:color w:val="FFFFFF"/>
+                <w:sz w:val="19"/>
+                <w:szCs w:val="19"/>
+              </w:rPr>
+              <w:t xml:space="preserve">Default</w:t>
+            </w:r>
+          </w:p>
+        </w:tc>
+        <w:tc>
+          <w:tcPr>
+            <w:tcW w:type="dxa" w:w="5660"/>
+            <w:tcBorders>
+              <w:top w:val="single" w:color="BFC9D6" w:sz="4"/>
+              <w:left w:val="single" w:color="BFC9D6" w:sz="4"/>
+              <w:bottom w:val="single" w:color="BFC9D6" w:sz="4"/>
+              <w:right w:val="single" w:color="BFC9D6" w:sz="4"/>
+            </w:tcBorders>
+            <w:shd w:fill="1F3A5F" w:color="auto" w:val="clear"/>
+            <w:tcMar>
+              <w:top w:type="dxa" w:w="60"/>
+              <w:left w:type="dxa" w:w="100"/>
+              <w:bottom w:type="dxa" w:w="60"/>
+              <w:right w:type="dxa" w:w="100"/>
+            </w:tcMar>
+          </w:tcPr>
+          <w:p>
+            <w:r>
+              <w:rPr>
+                <w:b/>
+                <w:bCs/>
+                <w:color w:val="FFFFFF"/>
+                <w:sz w:val="19"/>
+                <w:szCs w:val="19"/>
+              </w:rPr>
+              <w:t xml:space="preserve">Description</w:t>
+            </w:r>
+          </w:p>
+        </w:tc>
+      </w:tr>
+      <w:tr>
+        <w:tc>
+          <w:tcPr>
+            <w:tcW w:type="dxa" w:w="2300"/>
+            <w:tcBorders>
+              <w:top w:val="single" w:color="BFC9D6" w:sz="4"/>
+              <w:left w:val="single" w:color="BFC9D6" w:sz="4"/>
+              <w:bottom w:val="single" w:color="BFC9D6" w:sz="4"/>
+              <w:right w:val="single" w:color="BFC9D6" w:sz="4"/>
+            </w:tcBorders>
+            <w:shd w:fill="FFFFFF" w:color="auto" w:val="clear"/>
+            <w:tcMar>
+              <w:top w:type="dxa" w:w="60"/>
+              <w:left w:type="dxa" w:w="100"/>
+              <w:bottom w:type="dxa" w:w="60"/>
+              <w:right w:type="dxa" w:w="100"/>
+            </w:tcMar>
+          </w:tcPr>
+          <w:p>
+            <w:r>
+              <w:rPr>
+                <w:rFonts w:ascii="Consolas" w:cs="Consolas" w:eastAsia="Consolas" w:hAnsi="Consolas"/>
+                <w:color w:val="0B4F8A"/>
+                <w:sz w:val="19"/>
+                <w:szCs w:val="19"/>
+              </w:rPr>
+              <w:t xml:space="preserve">InjectionThreshold</w:t>
+            </w:r>
+          </w:p>
+        </w:tc>
+        <w:tc>
+          <w:tcPr>
+            <w:tcW w:type="dxa" w:w="1400"/>
+            <w:tcBorders>
+              <w:top w:val="single" w:color="BFC9D6" w:sz="4"/>
+              <w:left w:val="single" w:color="BFC9D6" w:sz="4"/>
+              <w:bottom w:val="single" w:color="BFC9D6" w:sz="4"/>
+              <w:right w:val="single" w:color="BFC9D6" w:sz="4"/>
+            </w:tcBorders>
+            <w:shd w:fill="FFFFFF" w:color="auto" w:val="clear"/>
+            <w:tcMar>
+              <w:top w:type="dxa" w:w="60"/>
+              <w:left w:type="dxa" w:w="100"/>
+              <w:bottom w:type="dxa" w:w="60"/>
+              <w:right w:type="dxa" w:w="100"/>
+            </w:tcMar>
+          </w:tcPr>
+          <w:p>
+            <w:r>
+              <w:rPr>
+                <w:sz w:val="19"/>
+                <w:szCs w:val="19"/>
+              </w:rPr>
+              <w:t xml:space="preserve">0.9</w:t>
+            </w:r>
+          </w:p>
+        </w:tc>
+        <w:tc>
+          <w:tcPr>
+            <w:tcW w:type="dxa" w:w="5660"/>
+            <w:tcBorders>
+              <w:top w:val="single" w:color="BFC9D6" w:sz="4"/>
+              <w:left w:val="single" w:color="BFC9D6" w:sz="4"/>
+              <w:bottom w:val="single" w:color="BFC9D6" w:sz="4"/>
+              <w:right w:val="single" w:color="BFC9D6" w:sz="4"/>
+            </w:tcBorders>
+            <w:shd w:fill="FFFFFF" w:color="auto" w:val="clear"/>
+            <w:tcMar>
+              <w:top w:type="dxa" w:w="60"/>
+              <w:left w:type="dxa" w:w="100"/>
+              <w:bottom w:type="dxa" w:w="60"/>
+              <w:right w:type="dxa" w:w="100"/>
+            </w:tcMar>
+          </w:tcPr>
+          <w:p>
+            <w:r>
+              <w:rPr>
+                <w:sz w:val="19"/>
+                <w:szCs w:val="19"/>
+              </w:rPr>
+              <w:t xml:space="preserve">P(injection) ≥ threshold → the passage is always dropped (score −1)</w:t>
+            </w:r>
+          </w:p>
+        </w:tc>
+      </w:tr>
+      <w:tr>
+        <w:tc>
+          <w:tcPr>
+            <w:tcW w:type="dxa" w:w="2300"/>
+            <w:tcBorders>
+              <w:top w:val="single" w:color="BFC9D6" w:sz="4"/>
+              <w:left w:val="single" w:color="BFC9D6" w:sz="4"/>
+              <w:bottom w:val="single" w:color="BFC9D6" w:sz="4"/>
+              <w:right w:val="single" w:color="BFC9D6" w:sz="4"/>
+            </w:tcBorders>
+            <w:shd w:fill="F6F8FB" w:color="auto" w:val="clear"/>
+            <w:tcMar>
+              <w:top w:type="dxa" w:w="60"/>
+              <w:left w:type="dxa" w:w="100"/>
+              <w:bottom w:type="dxa" w:w="60"/>
+              <w:right w:type="dxa" w:w="100"/>
+            </w:tcMar>
+          </w:tcPr>
+          <w:p>
+            <w:r>
+              <w:rPr>
+                <w:rFonts w:ascii="Consolas" w:cs="Consolas" w:eastAsia="Consolas" w:hAnsi="Consolas"/>
+                <w:color w:val="0B4F8A"/>
+                <w:sz w:val="19"/>
+                <w:szCs w:val="19"/>
+              </w:rPr>
+              <w:t xml:space="preserve">DetectInjection</w:t>
+            </w:r>
+          </w:p>
+        </w:tc>
+        <w:tc>
+          <w:tcPr>
+            <w:tcW w:type="dxa" w:w="1400"/>
+            <w:tcBorders>
+              <w:top w:val="single" w:color="BFC9D6" w:sz="4"/>
+              <w:left w:val="single" w:color="BFC9D6" w:sz="4"/>
+              <w:bottom w:val="single" w:color="BFC9D6" w:sz="4"/>
+              <w:right w:val="single" w:color="BFC9D6" w:sz="4"/>
+            </w:tcBorders>
+            <w:shd w:fill="F6F8FB" w:color="auto" w:val="clear"/>
+            <w:tcMar>
+              <w:top w:type="dxa" w:w="60"/>
+              <w:left w:type="dxa" w:w="100"/>
+              <w:bottom w:type="dxa" w:w="60"/>
+              <w:right w:type="dxa" w:w="100"/>
+            </w:tcMar>
+          </w:tcPr>
+          <w:p>
+            <w:r>
+              <w:rPr>
+                <w:rFonts w:ascii="Consolas" w:cs="Consolas" w:eastAsia="Consolas" w:hAnsi="Consolas"/>
+                <w:color w:val="0B4F8A"/>
+                <w:sz w:val="19"/>
+                <w:szCs w:val="19"/>
+              </w:rPr>
+              <w:t xml:space="preserve">True</w:t>
+            </w:r>
+          </w:p>
+        </w:tc>
+        <w:tc>
+          <w:tcPr>
+            <w:tcW w:type="dxa" w:w="5660"/>
+            <w:tcBorders>
+              <w:top w:val="single" w:color="BFC9D6" w:sz="4"/>
+              <w:left w:val="single" w:color="BFC9D6" w:sz="4"/>
+              <w:bottom w:val="single" w:color="BFC9D6" w:sz="4"/>
+              <w:right w:val="single" w:color="BFC9D6" w:sz="4"/>
+            </w:tcBorders>
+            <w:shd w:fill="F6F8FB" w:color="auto" w:val="clear"/>
+            <w:tcMar>
+              <w:top w:type="dxa" w:w="60"/>
+              <w:left w:type="dxa" w:w="100"/>
+              <w:bottom w:type="dxa" w:w="60"/>
+              <w:right w:type="dxa" w:w="100"/>
+            </w:tcMar>
+          </w:tcPr>
+          <w:p>
+            <w:r>
+              <w:rPr>
+                <w:sz w:val="19"/>
+                <w:szCs w:val="19"/>
+              </w:rPr>
+              <w:t xml:space="preserve">Also asks about injection</w:t>
+            </w:r>
+          </w:p>
+        </w:tc>
+      </w:tr>
+      <w:tr>
+        <w:tc>
+          <w:tcPr>
+            <w:tcW w:type="dxa" w:w="2300"/>
+            <w:tcBorders>
+              <w:top w:val="single" w:color="BFC9D6" w:sz="4"/>
+              <w:left w:val="single" w:color="BFC9D6" w:sz="4"/>
+              <w:bottom w:val="single" w:color="BFC9D6" w:sz="4"/>
+              <w:right w:val="single" w:color="BFC9D6" w:sz="4"/>
+            </w:tcBorders>
+            <w:shd w:fill="FFFFFF" w:color="auto" w:val="clear"/>
+            <w:tcMar>
+              <w:top w:type="dxa" w:w="60"/>
+              <w:left w:type="dxa" w:w="100"/>
+              <w:bottom w:type="dxa" w:w="60"/>
+              <w:right w:type="dxa" w:w="100"/>
+            </w:tcMar>
+          </w:tcPr>
+          <w:p>
+            <w:r>
+              <w:rPr>
+                <w:rFonts w:ascii="Consolas" w:cs="Consolas" w:eastAsia="Consolas" w:hAnsi="Consolas"/>
+                <w:color w:val="0B4F8A"/>
+                <w:sz w:val="19"/>
+                <w:szCs w:val="19"/>
+              </w:rPr>
+              <w:t xml:space="preserve">MaxParallel</w:t>
+            </w:r>
+          </w:p>
+        </w:tc>
+        <w:tc>
+          <w:tcPr>
+            <w:tcW w:type="dxa" w:w="1400"/>
+            <w:tcBorders>
+              <w:top w:val="single" w:color="BFC9D6" w:sz="4"/>
+              <w:left w:val="single" w:color="BFC9D6" w:sz="4"/>
+              <w:bottom w:val="single" w:color="BFC9D6" w:sz="4"/>
+              <w:right w:val="single" w:color="BFC9D6" w:sz="4"/>
+            </w:tcBorders>
+            <w:shd w:fill="FFFFFF" w:color="auto" w:val="clear"/>
+            <w:tcMar>
+              <w:top w:type="dxa" w:w="60"/>
+              <w:left w:type="dxa" w:w="100"/>
+              <w:bottom w:type="dxa" w:w="60"/>
+              <w:right w:type="dxa" w:w="100"/>
+            </w:tcMar>
+          </w:tcPr>
+          <w:p>
+            <w:r>
+              <w:rPr>
+                <w:sz w:val="19"/>
+                <w:szCs w:val="19"/>
+              </w:rPr>
+              <w:t xml:space="preserve">4</w:t>
+            </w:r>
+          </w:p>
+        </w:tc>
+        <w:tc>
+          <w:tcPr>
+            <w:tcW w:type="dxa" w:w="5660"/>
+            <w:tcBorders>
+              <w:top w:val="single" w:color="BFC9D6" w:sz="4"/>
+              <w:left w:val="single" w:color="BFC9D6" w:sz="4"/>
+              <w:bottom w:val="single" w:color="BFC9D6" w:sz="4"/>
+              <w:right w:val="single" w:color="BFC9D6" w:sz="4"/>
+            </w:tcBorders>
+            <w:shd w:fill="FFFFFF" w:color="auto" w:val="clear"/>
+            <w:tcMar>
+              <w:top w:type="dxa" w:w="60"/>
+              <w:left w:type="dxa" w:w="100"/>
+              <w:bottom w:type="dxa" w:w="60"/>
+              <w:right w:type="dxa" w:w="100"/>
+            </w:tcMar>
+          </w:tcPr>
+          <w:p>
+            <w:r>
+              <w:rPr>
+                <w:sz w:val="19"/>
+                <w:szCs w:val="19"/>
+              </w:rPr>
+              <w:t xml:space="preserve">Concurrent calls (one per passage); with an external </w:t>
+            </w:r>
+            <w:r>
+              <w:rPr>
+                <w:rFonts w:ascii="Consolas" w:cs="Consolas" w:eastAsia="Consolas" w:hAnsi="Consolas"/>
+                <w:color w:val="0B4F8A"/>
+                <w:sz w:val="19"/>
+                <w:szCs w:val="19"/>
+              </w:rPr>
+              <w:t xml:space="preserve">Jev</w:t>
+            </w:r>
+            <w:r>
+              <w:rPr>
+                <w:sz w:val="19"/>
+                <w:szCs w:val="19"/>
+              </w:rPr>
+              <w:t xml:space="preserve"> they run serially</w:t>
+            </w:r>
+          </w:p>
+        </w:tc>
+      </w:tr>
+      <w:tr>
+        <w:tc>
+          <w:tcPr>
+            <w:tcW w:type="dxa" w:w="2300"/>
+            <w:tcBorders>
+              <w:top w:val="single" w:color="BFC9D6" w:sz="4"/>
+              <w:left w:val="single" w:color="BFC9D6" w:sz="4"/>
+              <w:bottom w:val="single" w:color="BFC9D6" w:sz="4"/>
+              <w:right w:val="single" w:color="BFC9D6" w:sz="4"/>
+            </w:tcBorders>
+            <w:shd w:fill="F6F8FB" w:color="auto" w:val="clear"/>
+            <w:tcMar>
+              <w:top w:type="dxa" w:w="60"/>
+              <w:left w:type="dxa" w:w="100"/>
+              <w:bottom w:type="dxa" w:w="60"/>
+              <w:right w:type="dxa" w:w="100"/>
+            </w:tcMar>
+          </w:tcPr>
+          <w:p>
+            <w:r>
+              <w:rPr>
+                <w:rFonts w:ascii="Consolas" w:cs="Consolas" w:eastAsia="Consolas" w:hAnsi="Consolas"/>
+                <w:color w:val="0B4F8A"/>
+                <w:sz w:val="19"/>
+                <w:szCs w:val="19"/>
+              </w:rPr>
+              <w:t xml:space="preserve">MaxPassageChars</w:t>
+            </w:r>
+          </w:p>
+        </w:tc>
+        <w:tc>
+          <w:tcPr>
+            <w:tcW w:type="dxa" w:w="1400"/>
+            <w:tcBorders>
+              <w:top w:val="single" w:color="BFC9D6" w:sz="4"/>
+              <w:left w:val="single" w:color="BFC9D6" w:sz="4"/>
+              <w:bottom w:val="single" w:color="BFC9D6" w:sz="4"/>
+              <w:right w:val="single" w:color="BFC9D6" w:sz="4"/>
+            </w:tcBorders>
+            <w:shd w:fill="F6F8FB" w:color="auto" w:val="clear"/>
+            <w:tcMar>
+              <w:top w:type="dxa" w:w="60"/>
+              <w:left w:type="dxa" w:w="100"/>
+              <w:bottom w:type="dxa" w:w="60"/>
+              <w:right w:type="dxa" w:w="100"/>
+            </w:tcMar>
+          </w:tcPr>
+          <w:p>
+            <w:r>
+              <w:rPr>
+                <w:sz w:val="19"/>
+                <w:szCs w:val="19"/>
+              </w:rPr>
+              <w:t xml:space="preserve">4000</w:t>
+            </w:r>
+          </w:p>
+        </w:tc>
+        <w:tc>
+          <w:tcPr>
+            <w:tcW w:type="dxa" w:w="5660"/>
+            <w:tcBorders>
+              <w:top w:val="single" w:color="BFC9D6" w:sz="4"/>
+              <w:left w:val="single" w:color="BFC9D6" w:sz="4"/>
+              <w:bottom w:val="single" w:color="BFC9D6" w:sz="4"/>
+              <w:right w:val="single" w:color="BFC9D6" w:sz="4"/>
+            </w:tcBorders>
+            <w:shd w:fill="F6F8FB" w:color="auto" w:val="clear"/>
+            <w:tcMar>
+              <w:top w:type="dxa" w:w="60"/>
+              <w:left w:type="dxa" w:w="100"/>
+              <w:bottom w:type="dxa" w:w="60"/>
+              <w:right w:type="dxa" w:w="100"/>
+            </w:tcMar>
+          </w:tcPr>
+          <w:p>
+            <w:r>
+              <w:rPr>
+                <w:sz w:val="19"/>
+                <w:szCs w:val="19"/>
+              </w:rPr>
+              <w:t xml:space="preserve">Each passage is truncated before sending</w:t>
+            </w:r>
+          </w:p>
+        </w:tc>
+      </w:tr>
+      <w:tr>
+        <w:tc>
+          <w:tcPr>
+            <w:tcW w:type="dxa" w:w="2300"/>
+            <w:tcBorders>
+              <w:top w:val="single" w:color="BFC9D6" w:sz="4"/>
+              <w:left w:val="single" w:color="BFC9D6" w:sz="4"/>
+              <w:bottom w:val="single" w:color="BFC9D6" w:sz="4"/>
+              <w:right w:val="single" w:color="BFC9D6" w:sz="4"/>
+            </w:tcBorders>
+            <w:shd w:fill="FFFFFF" w:color="auto" w:val="clear"/>
+            <w:tcMar>
+              <w:top w:type="dxa" w:w="60"/>
+              <w:left w:type="dxa" w:w="100"/>
+              <w:bottom w:type="dxa" w:w="60"/>
+              <w:right w:type="dxa" w:w="100"/>
+            </w:tcMar>
+          </w:tcPr>
+          <w:p>
+            <w:r>
+              <w:rPr>
+                <w:rFonts w:ascii="Consolas" w:cs="Consolas" w:eastAsia="Consolas" w:hAnsi="Consolas"/>
+                <w:color w:val="0B4F8A"/>
+                <w:sz w:val="19"/>
+                <w:szCs w:val="19"/>
+              </w:rPr>
+              <w:t xml:space="preserve">MinScore</w:t>
+            </w:r>
+          </w:p>
+        </w:tc>
+        <w:tc>
+          <w:tcPr>
+            <w:tcW w:type="dxa" w:w="1400"/>
+            <w:tcBorders>
+              <w:top w:val="single" w:color="BFC9D6" w:sz="4"/>
+              <w:left w:val="single" w:color="BFC9D6" w:sz="4"/>
+              <w:bottom w:val="single" w:color="BFC9D6" w:sz="4"/>
+              <w:right w:val="single" w:color="BFC9D6" w:sz="4"/>
+            </w:tcBorders>
+            <w:shd w:fill="FFFFFF" w:color="auto" w:val="clear"/>
+            <w:tcMar>
+              <w:top w:type="dxa" w:w="60"/>
+              <w:left w:type="dxa" w:w="100"/>
+              <w:bottom w:type="dxa" w:w="60"/>
+              <w:right w:type="dxa" w:w="100"/>
+            </w:tcMar>
+          </w:tcPr>
+          <w:p>
+            <w:r>
+              <w:rPr>
+                <w:sz w:val="19"/>
+                <w:szCs w:val="19"/>
+              </w:rPr>
+              <w:t xml:space="preserve">0</w:t>
+            </w:r>
+          </w:p>
+        </w:tc>
+        <w:tc>
+          <w:tcPr>
+            <w:tcW w:type="dxa" w:w="5660"/>
+            <w:tcBorders>
+              <w:top w:val="single" w:color="BFC9D6" w:sz="4"/>
+              <w:left w:val="single" w:color="BFC9D6" w:sz="4"/>
+              <w:bottom w:val="single" w:color="BFC9D6" w:sz="4"/>
+              <w:right w:val="single" w:color="BFC9D6" w:sz="4"/>
+            </w:tcBorders>
+            <w:shd w:fill="FFFFFF" w:color="auto" w:val="clear"/>
+            <w:tcMar>
+              <w:top w:type="dxa" w:w="60"/>
+              <w:left w:type="dxa" w:w="100"/>
+              <w:bottom w:type="dxa" w:w="60"/>
+              <w:right w:type="dxa" w:w="100"/>
+            </w:tcMar>
+          </w:tcPr>
+          <w:p>
+            <w:r>
+              <w:rPr>
+                <w:sz w:val="19"/>
+                <w:szCs w:val="19"/>
+              </w:rPr>
+              <w:t xml:space="preserve">After reranking, candidates below it are dropped</w:t>
+            </w:r>
+          </w:p>
+        </w:tc>
+      </w:tr>
+      <w:tr>
+        <w:tc>
+          <w:tcPr>
+            <w:tcW w:type="dxa" w:w="2300"/>
+            <w:tcBorders>
+              <w:top w:val="single" w:color="BFC9D6" w:sz="4"/>
+              <w:left w:val="single" w:color="BFC9D6" w:sz="4"/>
+              <w:bottom w:val="single" w:color="BFC9D6" w:sz="4"/>
+              <w:right w:val="single" w:color="BFC9D6" w:sz="4"/>
+            </w:tcBorders>
+            <w:shd w:fill="F6F8FB" w:color="auto" w:val="clear"/>
+            <w:tcMar>
+              <w:top w:type="dxa" w:w="60"/>
+              <w:left w:type="dxa" w:w="100"/>
+              <w:bottom w:type="dxa" w:w="60"/>
+              <w:right w:type="dxa" w:w="100"/>
+            </w:tcMar>
+          </w:tcPr>
+          <w:p>
+            <w:r>
+              <w:rPr>
+                <w:rFonts w:ascii="Consolas" w:cs="Consolas" w:eastAsia="Consolas" w:hAnsi="Consolas"/>
+                <w:color w:val="0B4F8A"/>
+                <w:sz w:val="19"/>
+                <w:szCs w:val="19"/>
+              </w:rPr>
+              <w:t xml:space="preserve">LastInjected</w:t>
+            </w:r>
+          </w:p>
+        </w:tc>
+        <w:tc>
+          <w:tcPr>
+            <w:tcW w:type="dxa" w:w="1400"/>
+            <w:tcBorders>
+              <w:top w:val="single" w:color="BFC9D6" w:sz="4"/>
+              <w:left w:val="single" w:color="BFC9D6" w:sz="4"/>
+              <w:bottom w:val="single" w:color="BFC9D6" w:sz="4"/>
+              <w:right w:val="single" w:color="BFC9D6" w:sz="4"/>
+            </w:tcBorders>
+            <w:shd w:fill="F6F8FB" w:color="auto" w:val="clear"/>
+            <w:tcMar>
+              <w:top w:type="dxa" w:w="60"/>
+              <w:left w:type="dxa" w:w="100"/>
+              <w:bottom w:type="dxa" w:w="60"/>
+              <w:right w:type="dxa" w:w="100"/>
+            </w:tcMar>
+          </w:tcPr>
+          <w:p>
+            <w:r>
+              <w:rPr>
+                <w:sz w:val="19"/>
+                <w:szCs w:val="19"/>
+              </w:rPr>
+              <w:t xml:space="preserve">—</w:t>
+            </w:r>
+          </w:p>
+        </w:tc>
+        <w:tc>
+          <w:tcPr>
+            <w:tcW w:type="dxa" w:w="5660"/>
+            <w:tcBorders>
+              <w:top w:val="single" w:color="BFC9D6" w:sz="4"/>
+              <w:left w:val="single" w:color="BFC9D6" w:sz="4"/>
+              <w:bottom w:val="single" w:color="BFC9D6" w:sz="4"/>
+              <w:right w:val="single" w:color="BFC9D6" w:sz="4"/>
+            </w:tcBorders>
+            <w:shd w:fill="F6F8FB" w:color="auto" w:val="clear"/>
+            <w:tcMar>
+              <w:top w:type="dxa" w:w="60"/>
+              <w:left w:type="dxa" w:w="100"/>
+              <w:bottom w:type="dxa" w:w="60"/>
+              <w:right w:type="dxa" w:w="100"/>
+            </w:tcMar>
+          </w:tcPr>
+          <w:p>
+            <w:r>
+              <w:rPr>
+                <w:sz w:val="19"/>
+                <w:szCs w:val="19"/>
+              </w:rPr>
+              <w:t xml:space="preserve">Passages dropped for injection in the last call</w:t>
+            </w:r>
+          </w:p>
+        </w:tc>
+      </w:tr>
+    </w:tbl>
+    <w:p>
+      <w:pPr>
+        <w:spacing w:after="80"/>
+      </w:pPr>
+    </w:p>
+    <w:p>
+      <w:pPr>
+        <w:pStyle w:val="ListParagraph"/>
+        <w:numPr>
+          <w:ilvl w:val="0"/>
+          <w:numId w:val="2"/>
+        </w:numPr>
+        <w:spacing w:after="60"/>
+      </w:pPr>
+      <w:r>
+        <w:t xml:space="preserve">It does not recompute embeddings: it scores each candidate's text.</w:t>
+      </w:r>
+    </w:p>
+    <w:p>
+      <w:pPr>
+        <w:pStyle w:val="ListParagraph"/>
+        <w:numPr>
+          <w:ilvl w:val="0"/>
+          <w:numId w:val="2"/>
+        </w:numPr>
+        <w:spacing w:after="60"/>
+      </w:pPr>
+      <w:r>
+        <w:rPr>
+          <w:b/>
+          <w:bCs/>
+        </w:rPr>
+        <w:t xml:space="preserve">If the reranker fails, the search does not:</w:t>
+      </w:r>
+      <w:r>
+        <w:t xml:space="preserve"> it falls back to the cosine rerank.</w:t>
+      </w:r>
+    </w:p>
+    <w:p>
+      <w:pPr>
+        <w:pStyle w:val="ListParagraph"/>
+        <w:numPr>
+          <w:ilvl w:val="0"/>
+          <w:numId w:val="2"/>
+        </w:numPr>
+        <w:spacing w:after="60"/>
+      </w:pPr>
+      <w:r>
+        <w:rPr>
+          <w:rFonts w:ascii="Consolas" w:cs="Consolas" w:eastAsia="Consolas" w:hAnsi="Consolas"/>
+          <w:color w:val="0B4F8A"/>
+          <w:sz w:val="19"/>
+          <w:szCs w:val="19"/>
+        </w:rPr>
+        <w:t xml:space="preserve">InjectionThreshold</w:t>
+      </w:r>
+      <w:r>
+        <w:t xml:space="preserve"> is 0.9 rather than 0.7 because a legitimate passage reached 0.73 during calibration.</w:t>
+      </w:r>
+    </w:p>
+    <w:p>
+      <w:pPr>
+        <w:pBdr>
+          <w:left w:val="single" w:color="2E75B6" w:sz="18" w:space="8"/>
+        </w:pBdr>
+        <w:shd w:fill="EAF2FB" w:color="auto" w:val="clear"/>
+        <w:spacing w:after="160" w:before="80"/>
+        <w:ind w:left="120" w:right="120"/>
+      </w:pPr>
+      <w:r>
+        <w:rPr>
+          <w:b/>
+          <w:bCs/>
+          <w:color w:val="2E75B6"/>
+        </w:rPr>
+        <w:t xml:space="preserve">Why it matters: </w:t>
+      </w:r>
+      <w:r>
+        <w:t xml:space="preserve">a retrieved passage saying "ignore all previous instructions" would reach the LLM as if it were evidence. With the reranker it never reaches the prompt.</w:t>
+      </w:r>
+    </w:p>
+    <w:p>
+      <w:pPr>
+        <w:pStyle w:val="Heading1"/>
+        <w:pageBreakBefore/>
+      </w:pPr>
+      <w:r>
+        <w:t xml:space="preserve">9. Custom classifiers</w:t>
+      </w:r>
+    </w:p>
+    <w:p>
+      <w:pPr>
+        <w:spacing w:after="120"/>
+      </w:pPr>
+      <w:r>
+        <w:t xml:space="preserve">All four core extension points are provider-neutral: they do not depend on TypeSafe. Any classifier (another provider, a local model, rules) plugs in by inheriting from the base class: </w:t>
+      </w:r>
+      <w:r>
+        <w:rPr>
+          <w:rFonts w:ascii="Consolas" w:cs="Consolas" w:eastAsia="Consolas" w:hAnsi="Consolas"/>
+          <w:color w:val="0B4F8A"/>
+          <w:sz w:val="19"/>
+          <w:szCs w:val="19"/>
+        </w:rPr>
+        <w:t xml:space="preserve">TAiDispatchClassifierBase</w:t>
+      </w:r>
+      <w:r>
+        <w:t xml:space="preserve">, </w:t>
+      </w:r>
+      <w:r>
+        <w:rPr>
+          <w:rFonts w:ascii="Consolas" w:cs="Consolas" w:eastAsia="Consolas" w:hAnsi="Consolas"/>
+          <w:color w:val="0B4F8A"/>
+          <w:sz w:val="19"/>
+          <w:szCs w:val="19"/>
+        </w:rPr>
+        <w:t xml:space="preserve">TAiGuardrailClassifierBase</w:t>
+      </w:r>
+      <w:r>
+        <w:t xml:space="preserve">, </w:t>
+      </w:r>
+      <w:r>
+        <w:rPr>
+          <w:rFonts w:ascii="Consolas" w:cs="Consolas" w:eastAsia="Consolas" w:hAnsi="Consolas"/>
+          <w:color w:val="0B4F8A"/>
+          <w:sz w:val="19"/>
+          <w:szCs w:val="19"/>
+        </w:rPr>
+        <w:t xml:space="preserve">TAiEvalScorerBase</w:t>
+      </w:r>
+      <w:r>
+        <w:t xml:space="preserve"> (</w:t>
+      </w:r>
+      <w:r>
+        <w:rPr>
+          <w:rFonts w:ascii="Consolas" w:cs="Consolas" w:eastAsia="Consolas" w:hAnsi="Consolas"/>
+          <w:color w:val="0B4F8A"/>
+          <w:sz w:val="19"/>
+          <w:szCs w:val="19"/>
+        </w:rPr>
+        <w:t xml:space="preserve">Score(criterion, input, output): Double</w:t>
+      </w:r>
+      <w:r>
+        <w:t xml:space="preserve">) and </w:t>
+      </w:r>
+      <w:r>
+        <w:rPr>
+          <w:rFonts w:ascii="Consolas" w:cs="Consolas" w:eastAsia="Consolas" w:hAnsi="Consolas"/>
+          <w:color w:val="0B4F8A"/>
+          <w:sz w:val="19"/>
+          <w:szCs w:val="19"/>
+        </w:rPr>
+        <w:t xml:space="preserve">TAiRAGRerankerBase</w:t>
+      </w:r>
+      <w:r>
+        <w:t xml:space="preserve"> (</w:t>
+      </w:r>
+      <w:r>
+        <w:rPr>
+          <w:rFonts w:ascii="Consolas" w:cs="Consolas" w:eastAsia="Consolas" w:hAnsi="Consolas"/>
+          <w:color w:val="0B4F8A"/>
+          <w:sz w:val="19"/>
+          <w:szCs w:val="19"/>
+        </w:rPr>
+        <w:t xml:space="preserve">Score(query, texts): TArray&lt;Double&gt;</w:t>
+      </w:r>
+      <w:r>
+        <w:t xml:space="preserve">, one score per text; negative = drop).</w:t>
       </w:r>
     </w:p>
     <w:p>
@@ -11367,7 +12860,7 @@
         <w:pStyle w:val="Heading2"/>
       </w:pPr>
       <w:r>
-        <w:t xml:space="preserve">8.2 Guardrails</w:t>
+        <w:t xml:space="preserve">9.1 SmartDispatch</w:t>
       </w:r>
     </w:p>
     <w:p>
@@ -11403,7 +12896,7 @@
           <w:sz w:val="17"/>
           <w:szCs w:val="17"/>
         </w:rPr>
-        <w:t xml:space="preserve">  TMyReviewer = class(TAiGuardrailClassifierBase)      // uMakerAi.Guardrails</w:t>
+        <w:t xml:space="preserve">  TMyClassifier = class(TAiDispatchClassifierBase)     // uMakerAi.Chat.Tools</w:t>
       </w:r>
     </w:p>
     <w:p>
@@ -11421,7 +12914,7 @@
           <w:sz w:val="17"/>
           <w:szCs w:val="17"/>
         </w:rPr>
-        <w:t xml:space="preserve">  public</w:t>
+        <w:t xml:space="preserve">  protected</w:t>
       </w:r>
     </w:p>
     <w:p>
@@ -11439,7 +12932,7 @@
           <w:sz w:val="17"/>
           <w:szCs w:val="17"/>
         </w:rPr>
-        <w:t xml:space="preserve">    function CheckToolCall(const AToolName, AArguments: string;</w:t>
+        <w:t xml:space="preserve">    function ClassifyDispatch(const APrompt: string;</w:t>
       </w:r>
     </w:p>
     <w:p>
@@ -11457,7 +12950,151 @@
           <w:sz w:val="17"/>
           <w:szCs w:val="17"/>
         </w:rPr>
-        <w:t xml:space="preserve">      out AReason: string): Boolean; override;          // True = allow</w:t>
+        <w:t xml:space="preserve">      const ATags: TArray&lt;string&gt;): string; override;</w:t>
+      </w:r>
+    </w:p>
+    <w:p>
+      <w:pPr>
+        <w:pBdr>
+          <w:left w:val="single" w:color="2E75B6" w:sz="12" w:space="6"/>
+        </w:pBdr>
+        <w:shd w:fill="F3F5F8" w:color="auto" w:val="clear"/>
+        <w:spacing w:after="0" w:before="0" w:line="260"/>
+        <w:ind w:left="120"/>
+      </w:pPr>
+      <w:r>
+        <w:rPr>
+          <w:rFonts w:ascii="Consolas" w:cs="Consolas" w:eastAsia="Consolas" w:hAnsi="Consolas"/>
+          <w:sz w:val="17"/>
+          <w:szCs w:val="17"/>
+        </w:rPr>
+        <w:t xml:space="preserve">  end;</w:t>
+      </w:r>
+    </w:p>
+    <w:p>
+      <w:pPr>
+        <w:pBdr>
+          <w:left w:val="single" w:color="2E75B6" w:sz="12" w:space="6"/>
+        </w:pBdr>
+        <w:shd w:fill="F3F5F8" w:color="auto" w:val="clear"/>
+        <w:spacing w:after="0" w:before="0" w:line="260"/>
+        <w:ind w:left="120"/>
+      </w:pPr>
+      <w:r>
+        <w:rPr>
+          <w:rFonts w:ascii="Consolas" w:cs="Consolas" w:eastAsia="Consolas" w:hAnsi="Consolas"/>
+          <w:sz w:val="17"/>
+          <w:szCs w:val="17"/>
+        </w:rPr>
+        <w:t xml:space="preserve"> </w:t>
+      </w:r>
+    </w:p>
+    <w:p>
+      <w:pPr>
+        <w:pBdr>
+          <w:left w:val="single" w:color="2E75B6" w:sz="12" w:space="6"/>
+        </w:pBdr>
+        <w:shd w:fill="F3F5F8" w:color="auto" w:val="clear"/>
+        <w:spacing w:after="0" w:before="0" w:line="260"/>
+        <w:ind w:left="120"/>
+      </w:pPr>
+      <w:r>
+        <w:rPr>
+          <w:rFonts w:ascii="Consolas" w:cs="Consolas" w:eastAsia="Consolas" w:hAnsi="Consolas"/>
+          <w:sz w:val="17"/>
+          <w:szCs w:val="17"/>
+        </w:rPr>
+        <w:t xml:space="preserve">function TMyClassifier.ClassifyDispatch(const APrompt: string;</w:t>
+      </w:r>
+    </w:p>
+    <w:p>
+      <w:pPr>
+        <w:pBdr>
+          <w:left w:val="single" w:color="2E75B6" w:sz="12" w:space="6"/>
+        </w:pBdr>
+        <w:shd w:fill="F3F5F8" w:color="auto" w:val="clear"/>
+        <w:spacing w:after="0" w:before="0" w:line="260"/>
+        <w:ind w:left="120"/>
+      </w:pPr>
+      <w:r>
+        <w:rPr>
+          <w:rFonts w:ascii="Consolas" w:cs="Consolas" w:eastAsia="Consolas" w:hAnsi="Consolas"/>
+          <w:sz w:val="17"/>
+          <w:szCs w:val="17"/>
+        </w:rPr>
+        <w:t xml:space="preserve">  const ATags: TArray&lt;string&gt;): string;</w:t>
+      </w:r>
+    </w:p>
+    <w:p>
+      <w:pPr>
+        <w:pBdr>
+          <w:left w:val="single" w:color="2E75B6" w:sz="12" w:space="6"/>
+        </w:pBdr>
+        <w:shd w:fill="F3F5F8" w:color="auto" w:val="clear"/>
+        <w:spacing w:after="0" w:before="0" w:line="260"/>
+        <w:ind w:left="120"/>
+      </w:pPr>
+      <w:r>
+        <w:rPr>
+          <w:rFonts w:ascii="Consolas" w:cs="Consolas" w:eastAsia="Consolas" w:hAnsi="Consolas"/>
+          <w:sz w:val="17"/>
+          <w:szCs w:val="17"/>
+        </w:rPr>
+        <w:t xml:space="preserve">begin</w:t>
+      </w:r>
+    </w:p>
+    <w:p>
+      <w:pPr>
+        <w:pBdr>
+          <w:left w:val="single" w:color="2E75B6" w:sz="12" w:space="6"/>
+        </w:pBdr>
+        <w:shd w:fill="F3F5F8" w:color="auto" w:val="clear"/>
+        <w:spacing w:after="0" w:before="0" w:line="260"/>
+        <w:ind w:left="120"/>
+      </w:pPr>
+      <w:r>
+        <w:rPr>
+          <w:rFonts w:ascii="Consolas" w:cs="Consolas" w:eastAsia="Consolas" w:hAnsi="Consolas"/>
+          <w:sz w:val="17"/>
+          <w:szCs w:val="17"/>
+        </w:rPr>
+        <w:t xml:space="preserve">  Result := '';                         // '' = undecided, let the LLM do it</w:t>
+      </w:r>
+    </w:p>
+    <w:p>
+      <w:pPr>
+        <w:pBdr>
+          <w:left w:val="single" w:color="2E75B6" w:sz="12" w:space="6"/>
+        </w:pBdr>
+        <w:shd w:fill="F3F5F8" w:color="auto" w:val="clear"/>
+        <w:spacing w:after="0" w:before="0" w:line="260"/>
+        <w:ind w:left="120"/>
+      </w:pPr>
+      <w:r>
+        <w:rPr>
+          <w:rFonts w:ascii="Consolas" w:cs="Consolas" w:eastAsia="Consolas" w:hAnsi="Consolas"/>
+          <w:sz w:val="17"/>
+          <w:szCs w:val="17"/>
+        </w:rPr>
+        <w:t xml:space="preserve">  if APrompt.ToLower.StartsWith('draw') then</w:t>
+      </w:r>
+    </w:p>
+    <w:p>
+      <w:pPr>
+        <w:pBdr>
+          <w:left w:val="single" w:color="2E75B6" w:sz="12" w:space="6"/>
+        </w:pBdr>
+        <w:shd w:fill="F3F5F8" w:color="auto" w:val="clear"/>
+        <w:spacing w:after="0" w:before="0" w:line="260"/>
+        <w:ind w:left="120"/>
+      </w:pPr>
+      <w:r>
+        <w:rPr>
+          <w:rFonts w:ascii="Consolas" w:cs="Consolas" w:eastAsia="Consolas" w:hAnsi="Consolas"/>
+          <w:sz w:val="17"/>
+          <w:szCs w:val="17"/>
+        </w:rPr>
+        <w:t xml:space="preserve">    Result := 'IMAGEGEN';               // must be one of ATags</w:t>
       </w:r>
     </w:p>
     <w:p>
@@ -11475,6 +13112,122 @@
           <w:sz w:val="17"/>
           <w:szCs w:val="17"/>
         </w:rPr>
+        <w:t xml:space="preserve">end;</w:t>
+      </w:r>
+    </w:p>
+    <w:p>
+      <w:pPr>
+        <w:pStyle w:val="Heading2"/>
+      </w:pPr>
+      <w:r>
+        <w:t xml:space="preserve">9.2 Guardrails</w:t>
+      </w:r>
+    </w:p>
+    <w:p>
+      <w:pPr>
+        <w:pBdr>
+          <w:left w:val="single" w:color="2E75B6" w:sz="12" w:space="6"/>
+        </w:pBdr>
+        <w:shd w:fill="F3F5F8" w:color="auto" w:val="clear"/>
+        <w:spacing w:after="0" w:before="60" w:line="260"/>
+        <w:ind w:left="120"/>
+      </w:pPr>
+      <w:r>
+        <w:rPr>
+          <w:rFonts w:ascii="Consolas" w:cs="Consolas" w:eastAsia="Consolas" w:hAnsi="Consolas"/>
+          <w:sz w:val="17"/>
+          <w:szCs w:val="17"/>
+        </w:rPr>
+        <w:t xml:space="preserve">type</w:t>
+      </w:r>
+    </w:p>
+    <w:p>
+      <w:pPr>
+        <w:pBdr>
+          <w:left w:val="single" w:color="2E75B6" w:sz="12" w:space="6"/>
+        </w:pBdr>
+        <w:shd w:fill="F3F5F8" w:color="auto" w:val="clear"/>
+        <w:spacing w:after="0" w:before="0" w:line="260"/>
+        <w:ind w:left="120"/>
+      </w:pPr>
+      <w:r>
+        <w:rPr>
+          <w:rFonts w:ascii="Consolas" w:cs="Consolas" w:eastAsia="Consolas" w:hAnsi="Consolas"/>
+          <w:sz w:val="17"/>
+          <w:szCs w:val="17"/>
+        </w:rPr>
+        <w:t xml:space="preserve">  TMyReviewer = class(TAiGuardrailClassifierBase)      // uMakerAi.Guardrails</w:t>
+      </w:r>
+    </w:p>
+    <w:p>
+      <w:pPr>
+        <w:pBdr>
+          <w:left w:val="single" w:color="2E75B6" w:sz="12" w:space="6"/>
+        </w:pBdr>
+        <w:shd w:fill="F3F5F8" w:color="auto" w:val="clear"/>
+        <w:spacing w:after="0" w:before="0" w:line="260"/>
+        <w:ind w:left="120"/>
+      </w:pPr>
+      <w:r>
+        <w:rPr>
+          <w:rFonts w:ascii="Consolas" w:cs="Consolas" w:eastAsia="Consolas" w:hAnsi="Consolas"/>
+          <w:sz w:val="17"/>
+          <w:szCs w:val="17"/>
+        </w:rPr>
+        <w:t xml:space="preserve">  public</w:t>
+      </w:r>
+    </w:p>
+    <w:p>
+      <w:pPr>
+        <w:pBdr>
+          <w:left w:val="single" w:color="2E75B6" w:sz="12" w:space="6"/>
+        </w:pBdr>
+        <w:shd w:fill="F3F5F8" w:color="auto" w:val="clear"/>
+        <w:spacing w:after="0" w:before="0" w:line="260"/>
+        <w:ind w:left="120"/>
+      </w:pPr>
+      <w:r>
+        <w:rPr>
+          <w:rFonts w:ascii="Consolas" w:cs="Consolas" w:eastAsia="Consolas" w:hAnsi="Consolas"/>
+          <w:sz w:val="17"/>
+          <w:szCs w:val="17"/>
+        </w:rPr>
+        <w:t xml:space="preserve">    function CheckToolCall(const AToolName, AArguments: string;</w:t>
+      </w:r>
+    </w:p>
+    <w:p>
+      <w:pPr>
+        <w:pBdr>
+          <w:left w:val="single" w:color="2E75B6" w:sz="12" w:space="6"/>
+        </w:pBdr>
+        <w:shd w:fill="F3F5F8" w:color="auto" w:val="clear"/>
+        <w:spacing w:after="0" w:before="0" w:line="260"/>
+        <w:ind w:left="120"/>
+      </w:pPr>
+      <w:r>
+        <w:rPr>
+          <w:rFonts w:ascii="Consolas" w:cs="Consolas" w:eastAsia="Consolas" w:hAnsi="Consolas"/>
+          <w:sz w:val="17"/>
+          <w:szCs w:val="17"/>
+        </w:rPr>
+        <w:t xml:space="preserve">      out AReason: string): Boolean; override;          // True = allow</w:t>
+      </w:r>
+    </w:p>
+    <w:p>
+      <w:pPr>
+        <w:pBdr>
+          <w:left w:val="single" w:color="2E75B6" w:sz="12" w:space="6"/>
+        </w:pBdr>
+        <w:shd w:fill="F3F5F8" w:color="auto" w:val="clear"/>
+        <w:spacing w:after="180" w:before="0" w:line="260"/>
+        <w:ind w:left="120"/>
+      </w:pPr>
+      <w:r>
+        <w:rPr>
+          <w:rFonts w:ascii="Consolas" w:cs="Consolas" w:eastAsia="Consolas" w:hAnsi="Consolas"/>
+          <w:sz w:val="17"/>
+          <w:szCs w:val="17"/>
+        </w:rPr>
         <w:t xml:space="preserve">  end;</w:t>
       </w:r>
     </w:p>
@@ -11484,7 +13237,7 @@
         <w:pageBreakBefore/>
       </w:pPr>
       <w:r>
-        <w:t xml:space="preserve">9. Calibration and good practice</w:t>
+        <w:t xml:space="preserve">10. Calibration and good practice</w:t>
       </w:r>
     </w:p>
     <w:p>
@@ -11492,7 +13245,7 @@
         <w:pStyle w:val="Heading2"/>
       </w:pPr>
       <w:r>
-        <w:t xml:space="preserve">9.1 Wording matters more than the threshold</w:t>
+        <w:t xml:space="preserve">10.1 Wording matters more than the threshold</w:t>
       </w:r>
     </w:p>
     <w:p>
@@ -11561,7 +13314,7 @@
         <w:pStyle w:val="Heading2"/>
       </w:pPr>
       <w:r>
-        <w:t xml:space="preserve">9.2 Recommendations</w:t>
+        <w:t xml:space="preserve">10.2 Recommendations</w:t>
       </w:r>
     </w:p>
     <w:p>
@@ -11707,7 +13460,7 @@
         <w:pStyle w:val="Heading2"/>
       </w:pPr>
       <w:r>
-        <w:t xml:space="preserve">9.3 Measured results (jev-1.13.0, Sep 2026)</w:t>
+        <w:t xml:space="preserve">10.3 Measured results (jev-1.13.0, Sep 2026)</w:t>
       </w:r>
     </w:p>
     <w:tbl>
@@ -12015,6 +13768,118 @@
           </w:p>
         </w:tc>
       </w:tr>
+      <w:tr>
+        <w:tc>
+          <w:tcPr>
+            <w:tcW w:type="dxa" w:w="4700"/>
+            <w:tcBorders>
+              <w:top w:val="single" w:color="BFC9D6" w:sz="4"/>
+              <w:left w:val="single" w:color="BFC9D6" w:sz="4"/>
+              <w:bottom w:val="single" w:color="BFC9D6" w:sz="4"/>
+              <w:right w:val="single" w:color="BFC9D6" w:sz="4"/>
+            </w:tcBorders>
+            <w:shd w:fill="FFFFFF" w:color="auto" w:val="clear"/>
+            <w:tcMar>
+              <w:top w:type="dxa" w:w="60"/>
+              <w:left w:type="dxa" w:w="100"/>
+              <w:bottom w:type="dxa" w:w="60"/>
+              <w:right w:type="dxa" w:w="100"/>
+            </w:tcMar>
+          </w:tcPr>
+          <w:p>
+            <w:r>
+              <w:rPr>
+                <w:sz w:val="19"/>
+                <w:szCs w:val="19"/>
+              </w:rPr>
+              <w:t xml:space="preserve">Eval judge (10 criterion/answer pairs)</w:t>
+            </w:r>
+          </w:p>
+        </w:tc>
+        <w:tc>
+          <w:tcPr>
+            <w:tcW w:type="dxa" w:w="4660"/>
+            <w:tcBorders>
+              <w:top w:val="single" w:color="BFC9D6" w:sz="4"/>
+              <w:left w:val="single" w:color="BFC9D6" w:sz="4"/>
+              <w:bottom w:val="single" w:color="BFC9D6" w:sz="4"/>
+              <w:right w:val="single" w:color="BFC9D6" w:sz="4"/>
+            </w:tcBorders>
+            <w:shd w:fill="FFFFFF" w:color="auto" w:val="clear"/>
+            <w:tcMar>
+              <w:top w:type="dxa" w:w="60"/>
+              <w:left w:type="dxa" w:w="100"/>
+              <w:bottom w:type="dxa" w:w="60"/>
+              <w:right w:type="dxa" w:w="100"/>
+            </w:tcMar>
+          </w:tcPr>
+          <w:p>
+            <w:r>
+              <w:rPr>
+                <w:sz w:val="19"/>
+                <w:szCs w:val="19"/>
+              </w:rPr>
+              <w:t xml:space="preserve">10/10: passing ≥ 0.97; failing ≤ 0.02</w:t>
+            </w:r>
+          </w:p>
+        </w:tc>
+      </w:tr>
+      <w:tr>
+        <w:tc>
+          <w:tcPr>
+            <w:tcW w:type="dxa" w:w="4700"/>
+            <w:tcBorders>
+              <w:top w:val="single" w:color="BFC9D6" w:sz="4"/>
+              <w:left w:val="single" w:color="BFC9D6" w:sz="4"/>
+              <w:bottom w:val="single" w:color="BFC9D6" w:sz="4"/>
+              <w:right w:val="single" w:color="BFC9D6" w:sz="4"/>
+            </w:tcBorders>
+            <w:shd w:fill="F6F8FB" w:color="auto" w:val="clear"/>
+            <w:tcMar>
+              <w:top w:type="dxa" w:w="60"/>
+              <w:left w:type="dxa" w:w="100"/>
+              <w:bottom w:type="dxa" w:w="60"/>
+              <w:right w:type="dxa" w:w="100"/>
+            </w:tcMar>
+          </w:tcPr>
+          <w:p>
+            <w:r>
+              <w:rPr>
+                <w:sz w:val="19"/>
+                <w:szCs w:val="19"/>
+              </w:rPr>
+              <w:t xml:space="preserve">RAG rerank (10 passages, 4 queries)</w:t>
+            </w:r>
+          </w:p>
+        </w:tc>
+        <w:tc>
+          <w:tcPr>
+            <w:tcW w:type="dxa" w:w="4660"/>
+            <w:tcBorders>
+              <w:top w:val="single" w:color="BFC9D6" w:sz="4"/>
+              <w:left w:val="single" w:color="BFC9D6" w:sz="4"/>
+              <w:bottom w:val="single" w:color="BFC9D6" w:sz="4"/>
+              <w:right w:val="single" w:color="BFC9D6" w:sz="4"/>
+            </w:tcBorders>
+            <w:shd w:fill="F6F8FB" w:color="auto" w:val="clear"/>
+            <w:tcMar>
+              <w:top w:type="dxa" w:w="60"/>
+              <w:left w:type="dxa" w:w="100"/>
+              <w:bottom w:type="dxa" w:w="60"/>
+              <w:right w:type="dxa" w:w="100"/>
+            </w:tcMar>
+          </w:tcPr>
+          <w:p>
+            <w:r>
+              <w:rPr>
+                <w:sz w:val="19"/>
+                <w:szCs w:val="19"/>
+              </w:rPr>
+              <w:t xml:space="preserve">Right passage first in 4/4; injection 0.98 vs. legitimate max 0.73</w:t>
+            </w:r>
+          </w:p>
+        </w:tc>
+      </w:tr>
     </w:tbl>
     <w:p>
       <w:pPr>
@@ -12048,7 +13913,7 @@
         <w:pageBreakBefore/>
       </w:pPr>
       <w:r>
-        <w:t xml:space="preserve">10. Testing</w:t>
+        <w:t xml:space="preserve">11. Testing</w:t>
       </w:r>
     </w:p>
     <w:p>
@@ -12078,7 +13943,7 @@
         <w:t xml:space="preserve">with no network and no API key</w:t>
       </w:r>
       <w:r>
-        <w:t xml:space="preserve">, with 13 new cases (51 in total).</w:t>
+        <w:t xml:space="preserve">, with 16 new cases (54 in total).</w:t>
       </w:r>
     </w:p>
     <w:p>
@@ -12086,7 +13951,7 @@
         <w:pStyle w:val="Heading2"/>
       </w:pPr>
       <w:r>
-        <w:t xml:space="preserve">10.1 TFakeJev: testing without a network</w:t>
+        <w:t xml:space="preserve">11.1 TFakeJev: testing without a network</w:t>
       </w:r>
     </w:p>
     <w:p>
@@ -12231,7 +14096,7 @@
         <w:pStyle w:val="Heading2"/>
       </w:pPr>
       <w:r>
-        <w:t xml:space="preserve">10.2 Cases</w:t>
+        <w:t xml:space="preserve">11.2 Cases</w:t>
       </w:r>
     </w:p>
     <w:tbl>
@@ -12745,6 +14610,147 @@
           </w:p>
         </w:tc>
       </w:tr>
+      <w:tr>
+        <w:tc>
+          <w:tcPr>
+            <w:tcW w:type="dxa" w:w="3000"/>
+            <w:tcBorders>
+              <w:top w:val="single" w:color="BFC9D6" w:sz="4"/>
+              <w:left w:val="single" w:color="BFC9D6" w:sz="4"/>
+              <w:bottom w:val="single" w:color="BFC9D6" w:sz="4"/>
+              <w:right w:val="single" w:color="BFC9D6" w:sz="4"/>
+            </w:tcBorders>
+            <w:shd w:fill="FFFFFF" w:color="auto" w:val="clear"/>
+            <w:tcMar>
+              <w:top w:type="dxa" w:w="60"/>
+              <w:left w:type="dxa" w:w="100"/>
+              <w:bottom w:type="dxa" w:w="60"/>
+              <w:right w:type="dxa" w:w="100"/>
+            </w:tcMar>
+          </w:tcPr>
+          <w:p>
+            <w:r>
+              <w:rPr>
+                <w:rFonts w:ascii="Consolas" w:cs="Consolas" w:eastAsia="Consolas" w:hAnsi="Consolas"/>
+                <w:color w:val="0B4F8A"/>
+                <w:sz w:val="19"/>
+                <w:szCs w:val="19"/>
+              </w:rPr>
+              <w:t xml:space="preserve">evals.score.jev-scorer</w:t>
+            </w:r>
+          </w:p>
+        </w:tc>
+        <w:tc>
+          <w:tcPr>
+            <w:tcW w:type="dxa" w:w="6360"/>
+            <w:tcBorders>
+              <w:top w:val="single" w:color="BFC9D6" w:sz="4"/>
+              <w:left w:val="single" w:color="BFC9D6" w:sz="4"/>
+              <w:bottom w:val="single" w:color="BFC9D6" w:sz="4"/>
+              <w:right w:val="single" w:color="BFC9D6" w:sz="4"/>
+            </w:tcBorders>
+            <w:shd w:fill="FFFFFF" w:color="auto" w:val="clear"/>
+            <w:tcMar>
+              <w:top w:type="dxa" w:w="60"/>
+              <w:left w:type="dxa" w:w="100"/>
+              <w:bottom w:type="dxa" w:w="60"/>
+              <w:right w:type="dxa" w:w="100"/>
+            </w:tcMar>
+          </w:tcPr>
+          <w:p>
+            <w:r>
+              <w:rPr>
+                <w:rFonts w:ascii="Consolas" w:cs="Consolas" w:eastAsia="Consolas" w:hAnsi="Consolas"/>
+                <w:color w:val="0B4F8A"/>
+                <w:sz w:val="19"/>
+                <w:szCs w:val="19"/>
+              </w:rPr>
+              <w:t xml:space="preserve">ExpectScore</w:t>
+            </w:r>
+            <w:r>
+              <w:rPr>
+                <w:sz w:val="19"/>
+                <w:szCs w:val="19"/>
+              </w:rPr>
+              <w:t xml:space="preserve"> passes, fails with the score in the reason; a Jev error fails the check without raising</w:t>
+            </w:r>
+          </w:p>
+        </w:tc>
+      </w:tr>
+      <w:tr>
+        <w:tc>
+          <w:tcPr>
+            <w:tcW w:type="dxa" w:w="3000"/>
+            <w:tcBorders>
+              <w:top w:val="single" w:color="BFC9D6" w:sz="4"/>
+              <w:left w:val="single" w:color="BFC9D6" w:sz="4"/>
+              <w:bottom w:val="single" w:color="BFC9D6" w:sz="4"/>
+              <w:right w:val="single" w:color="BFC9D6" w:sz="4"/>
+            </w:tcBorders>
+            <w:shd w:fill="F6F8FB" w:color="auto" w:val="clear"/>
+            <w:tcMar>
+              <w:top w:type="dxa" w:w="60"/>
+              <w:left w:type="dxa" w:w="100"/>
+              <w:bottom w:type="dxa" w:w="60"/>
+              <w:right w:type="dxa" w:w="100"/>
+            </w:tcMar>
+          </w:tcPr>
+          <w:p>
+            <w:r>
+              <w:rPr>
+                <w:rFonts w:ascii="Consolas" w:cs="Consolas" w:eastAsia="Consolas" w:hAnsi="Consolas"/>
+                <w:color w:val="0B4F8A"/>
+                <w:sz w:val="19"/>
+                <w:szCs w:val="19"/>
+              </w:rPr>
+              <w:t xml:space="preserve">rag.rerank.jev-semantic</w:t>
+            </w:r>
+            <w:r>
+              <w:rPr>
+                <w:sz w:val="19"/>
+                <w:szCs w:val="19"/>
+              </w:rPr>
+              <w:t xml:space="preserve"> / </w:t>
+            </w:r>
+            <w:r>
+              <w:rPr>
+                <w:rFonts w:ascii="Consolas" w:cs="Consolas" w:eastAsia="Consolas" w:hAnsi="Consolas"/>
+                <w:color w:val="0B4F8A"/>
+                <w:sz w:val="19"/>
+                <w:szCs w:val="19"/>
+              </w:rPr>
+              <w:t xml:space="preserve">jev-fallback</w:t>
+            </w:r>
+          </w:p>
+        </w:tc>
+        <w:tc>
+          <w:tcPr>
+            <w:tcW w:type="dxa" w:w="6360"/>
+            <w:tcBorders>
+              <w:top w:val="single" w:color="BFC9D6" w:sz="4"/>
+              <w:left w:val="single" w:color="BFC9D6" w:sz="4"/>
+              <w:bottom w:val="single" w:color="BFC9D6" w:sz="4"/>
+              <w:right w:val="single" w:color="BFC9D6" w:sz="4"/>
+            </w:tcBorders>
+            <w:shd w:fill="F6F8FB" w:color="auto" w:val="clear"/>
+            <w:tcMar>
+              <w:top w:type="dxa" w:w="60"/>
+              <w:left w:type="dxa" w:w="100"/>
+              <w:bottom w:type="dxa" w:w="60"/>
+              <w:right w:type="dxa" w:w="100"/>
+            </w:tcMar>
+          </w:tcPr>
+          <w:p>
+            <w:r>
+              <w:rPr>
+                <w:sz w:val="19"/>
+                <w:szCs w:val="19"/>
+              </w:rPr>
+              <w:t xml:space="preserve">Real VQL pipeline: orders by evidence and drops the injected passage; failing reranker → cosine</w:t>
+            </w:r>
+          </w:p>
+        </w:tc>
+      </w:tr>
     </w:tbl>
     <w:p>
       <w:pPr>
@@ -12793,7 +14799,7 @@
         <w:pageBreakBefore/>
       </w:pPr>
       <w:r>
-        <w:t xml:space="preserve">11. Demos and file reference</w:t>
+        <w:t xml:space="preserve">12. Demos and file reference</w:t>
       </w:r>
     </w:p>
     <w:p>
@@ -12801,7 +14807,7 @@
         <w:pStyle w:val="Heading2"/>
       </w:pPr>
       <w:r>
-        <w:t xml:space="preserve">11.1 Demos (require TYPESAFE_API_KEY)</w:t>
+        <w:t xml:space="preserve">12.1 Demos (require TYPESAFE_API_KEY)</w:t>
       </w:r>
     </w:p>
     <w:tbl>
@@ -13074,6 +15080,80 @@
           </w:p>
         </w:tc>
       </w:tr>
+      <w:tr>
+        <w:tc>
+          <w:tcPr>
+            <w:tcW w:type="dxa" w:w="2600"/>
+            <w:tcBorders>
+              <w:top w:val="single" w:color="BFC9D6" w:sz="4"/>
+              <w:left w:val="single" w:color="BFC9D6" w:sz="4"/>
+              <w:bottom w:val="single" w:color="BFC9D6" w:sz="4"/>
+              <w:right w:val="single" w:color="BFC9D6" w:sz="4"/>
+            </w:tcBorders>
+            <w:shd w:fill="FFFFFF" w:color="auto" w:val="clear"/>
+            <w:tcMar>
+              <w:top w:type="dxa" w:w="60"/>
+              <w:left w:type="dxa" w:w="100"/>
+              <w:bottom w:type="dxa" w:w="60"/>
+              <w:right w:type="dxa" w:w="100"/>
+            </w:tcMar>
+          </w:tcPr>
+          <w:p>
+            <w:r>
+              <w:rPr>
+                <w:rFonts w:ascii="Consolas" w:cs="Consolas" w:eastAsia="Consolas" w:hAnsi="Consolas"/>
+                <w:color w:val="0B4F8A"/>
+                <w:sz w:val="19"/>
+                <w:szCs w:val="19"/>
+              </w:rPr>
+              <w:t xml:space="preserve">086-JevEvalsRag</w:t>
+            </w:r>
+          </w:p>
+        </w:tc>
+        <w:tc>
+          <w:tcPr>
+            <w:tcW w:type="dxa" w:w="6760"/>
+            <w:tcBorders>
+              <w:top w:val="single" w:color="BFC9D6" w:sz="4"/>
+              <w:left w:val="single" w:color="BFC9D6" w:sz="4"/>
+              <w:bottom w:val="single" w:color="BFC9D6" w:sz="4"/>
+              <w:right w:val="single" w:color="BFC9D6" w:sz="4"/>
+            </w:tcBorders>
+            <w:shd w:fill="FFFFFF" w:color="auto" w:val="clear"/>
+            <w:tcMar>
+              <w:top w:type="dxa" w:w="60"/>
+              <w:left w:type="dxa" w:w="100"/>
+              <w:bottom w:type="dxa" w:w="60"/>
+              <w:right w:type="dxa" w:w="100"/>
+            </w:tcMar>
+          </w:tcPr>
+          <w:p>
+            <w:r>
+              <w:rPr>
+                <w:sz w:val="19"/>
+                <w:szCs w:val="19"/>
+              </w:rPr>
+              <w:t xml:space="preserve">A: evals with </w:t>
+            </w:r>
+            <w:r>
+              <w:rPr>
+                <w:rFonts w:ascii="Consolas" w:cs="Consolas" w:eastAsia="Consolas" w:hAnsi="Consolas"/>
+                <w:color w:val="0B4F8A"/>
+                <w:sz w:val="19"/>
+                <w:szCs w:val="19"/>
+              </w:rPr>
+              <w:t xml:space="preserve">ExpectScore</w:t>
+            </w:r>
+            <w:r>
+              <w:rPr>
+                <w:sz w:val="19"/>
+                <w:szCs w:val="19"/>
+              </w:rPr>
+              <w:t xml:space="preserve"> (2 good and 2 deliberately bad answers). B: reranking 6 passages with injection dropping</w:t>
+            </w:r>
+          </w:p>
+        </w:tc>
+      </w:tr>
     </w:tbl>
     <w:p>
       <w:pPr>
@@ -13093,7 +15173,7 @@
         <w:pStyle w:val="Heading2"/>
       </w:pPr>
       <w:r>
-        <w:t xml:space="preserve">11.2 Files</w:t>
+        <w:t xml:space="preserve">12.2 Files</w:t>
       </w:r>
     </w:p>
     <w:tbl>
@@ -13435,7 +15515,7 @@
                 <w:sz w:val="19"/>
                 <w:szCs w:val="19"/>
               </w:rPr>
-              <w:t xml:space="preserve">Source/Core/uMakerAi.Chat.Tools.pas</w:t>
+              <w:t xml:space="preserve">Source/Tools/uMakerAi.Jev.Evals.pas</w:t>
             </w:r>
           </w:p>
         </w:tc>
@@ -13459,28 +15539,10 @@
           <w:p>
             <w:r>
               <w:rPr>
-                <w:rFonts w:ascii="Consolas" w:cs="Consolas" w:eastAsia="Consolas" w:hAnsi="Consolas"/>
-                <w:color w:val="0B4F8A"/>
-                <w:sz w:val="19"/>
-                <w:szCs w:val="19"/>
-              </w:rPr>
-              <w:t xml:space="preserve">IAiDispatchClassifier</w:t>
-            </w:r>
-            <w:r>
-              <w:rPr>
-                <w:sz w:val="19"/>
-                <w:szCs w:val="19"/>
-              </w:rPr>
-              <w:t xml:space="preserve">, </w:t>
-            </w:r>
-            <w:r>
-              <w:rPr>
-                <w:rFonts w:ascii="Consolas" w:cs="Consolas" w:eastAsia="Consolas" w:hAnsi="Consolas"/>
-                <w:color w:val="0B4F8A"/>
-                <w:sz w:val="19"/>
-                <w:szCs w:val="19"/>
-              </w:rPr>
-              <w:t xml:space="preserve">TAiDispatchClassifierBase</w:t>
+                <w:sz w:val="19"/>
+                <w:szCs w:val="19"/>
+              </w:rPr>
+              <w:t xml:space="preserve">Calibrated eval judge</w:t>
             </w:r>
           </w:p>
         </w:tc>
@@ -13511,7 +15573,7 @@
                 <w:sz w:val="19"/>
                 <w:szCs w:val="19"/>
               </w:rPr>
-              <w:t xml:space="preserve">Source/Core/uMakerAi.Chat.pas</w:t>
+              <w:t xml:space="preserve">Source/Tools/uMakerAi.Jev.RAG.pas</w:t>
             </w:r>
           </w:p>
         </w:tc>
@@ -13535,44 +15597,10 @@
           <w:p>
             <w:r>
               <w:rPr>
-                <w:rFonts w:ascii="Consolas" w:cs="Consolas" w:eastAsia="Consolas" w:hAnsi="Consolas"/>
-                <w:color w:val="0B4F8A"/>
-                <w:sz w:val="19"/>
-                <w:szCs w:val="19"/>
-              </w:rPr>
-              <w:t xml:space="preserve">ChatTools.DispatchClassifier</w:t>
-            </w:r>
-            <w:r>
-              <w:rPr>
-                <w:sz w:val="19"/>
-                <w:szCs w:val="19"/>
-              </w:rPr>
-              <w:t xml:space="preserve">, </w:t>
-            </w:r>
-            <w:r>
-              <w:rPr>
-                <w:rFonts w:ascii="Consolas" w:cs="Consolas" w:eastAsia="Consolas" w:hAnsi="Consolas"/>
-                <w:color w:val="0B4F8A"/>
-                <w:sz w:val="19"/>
-                <w:szCs w:val="19"/>
-              </w:rPr>
-              <w:t xml:space="preserve">ClassifySmartDispatch</w:t>
-            </w:r>
-            <w:r>
-              <w:rPr>
-                <w:sz w:val="19"/>
-                <w:szCs w:val="19"/>
-              </w:rPr>
-              <w:t xml:space="preserve">, </w:t>
-            </w:r>
-            <w:r>
-              <w:rPr>
-                <w:rFonts w:ascii="Consolas" w:cs="Consolas" w:eastAsia="Consolas" w:hAnsi="Consolas"/>
-                <w:color w:val="0B4F8A"/>
-                <w:sz w:val="19"/>
-                <w:szCs w:val="19"/>
-              </w:rPr>
-              <w:t xml:space="preserve">RunSmartDispatchTool</w:t>
+                <w:sz w:val="19"/>
+                <w:szCs w:val="19"/>
+              </w:rPr>
+              <w:t xml:space="preserve">RAG reranker</w:t>
             </w:r>
           </w:p>
         </w:tc>
@@ -13603,7 +15631,7 @@
                 <w:sz w:val="19"/>
                 <w:szCs w:val="19"/>
               </w:rPr>
-              <w:t xml:space="preserve">Source/Tools/uMakerAi.Guardrails.pas</w:t>
+              <w:t xml:space="preserve">Source/Core/uMakerAi.Evals.pas</w:t>
             </w:r>
           </w:p>
         </w:tc>
@@ -13632,7 +15660,7 @@
                 <w:sz w:val="19"/>
                 <w:szCs w:val="19"/>
               </w:rPr>
-              <w:t xml:space="preserve">Classifier</w:t>
+              <w:t xml:space="preserve">Scorer</w:t>
             </w:r>
             <w:r>
               <w:rPr>
@@ -13648,7 +15676,23 @@
                 <w:sz w:val="19"/>
                 <w:szCs w:val="19"/>
               </w:rPr>
-              <w:t xml:space="preserve">TAiGuardrailClassifierBase</w:t>
+              <w:t xml:space="preserve">TAiEvalScorerBase</w:t>
+            </w:r>
+            <w:r>
+              <w:rPr>
+                <w:sz w:val="19"/>
+                <w:szCs w:val="19"/>
+              </w:rPr>
+              <w:t xml:space="preserve">, </w:t>
+            </w:r>
+            <w:r>
+              <w:rPr>
+                <w:rFonts w:ascii="Consolas" w:cs="Consolas" w:eastAsia="Consolas" w:hAnsi="Consolas"/>
+                <w:color w:val="0B4F8A"/>
+                <w:sz w:val="19"/>
+                <w:szCs w:val="19"/>
+              </w:rPr>
+              <w:t xml:space="preserve">ExpectScore</w:t>
             </w:r>
           </w:p>
         </w:tc>
@@ -13679,6 +15723,342 @@
                 <w:sz w:val="19"/>
                 <w:szCs w:val="19"/>
               </w:rPr>
+              <w:t xml:space="preserve">Source/RAG/uMakerAi.RAG.Vectors.pas</w:t>
+            </w:r>
+          </w:p>
+        </w:tc>
+        <w:tc>
+          <w:tcPr>
+            <w:tcW w:type="dxa" w:w="4560"/>
+            <w:tcBorders>
+              <w:top w:val="single" w:color="BFC9D6" w:sz="4"/>
+              <w:left w:val="single" w:color="BFC9D6" w:sz="4"/>
+              <w:bottom w:val="single" w:color="BFC9D6" w:sz="4"/>
+              <w:right w:val="single" w:color="BFC9D6" w:sz="4"/>
+            </w:tcBorders>
+            <w:shd w:fill="F6F8FB" w:color="auto" w:val="clear"/>
+            <w:tcMar>
+              <w:top w:type="dxa" w:w="60"/>
+              <w:left w:type="dxa" w:w="100"/>
+              <w:bottom w:type="dxa" w:w="60"/>
+              <w:right w:type="dxa" w:w="100"/>
+            </w:tcMar>
+          </w:tcPr>
+          <w:p>
+            <w:r>
+              <w:rPr>
+                <w:rFonts w:ascii="Consolas" w:cs="Consolas" w:eastAsia="Consolas" w:hAnsi="Consolas"/>
+                <w:color w:val="0B4F8A"/>
+                <w:sz w:val="19"/>
+                <w:szCs w:val="19"/>
+              </w:rPr>
+              <w:t xml:space="preserve">Reranker</w:t>
+            </w:r>
+            <w:r>
+              <w:rPr>
+                <w:sz w:val="19"/>
+                <w:szCs w:val="19"/>
+              </w:rPr>
+              <w:t xml:space="preserve">, </w:t>
+            </w:r>
+            <w:r>
+              <w:rPr>
+                <w:rFonts w:ascii="Consolas" w:cs="Consolas" w:eastAsia="Consolas" w:hAnsi="Consolas"/>
+                <w:color w:val="0B4F8A"/>
+                <w:sz w:val="19"/>
+                <w:szCs w:val="19"/>
+              </w:rPr>
+              <w:t xml:space="preserve">TAiRAGRerankerBase</w:t>
+            </w:r>
+            <w:r>
+              <w:rPr>
+                <w:sz w:val="19"/>
+                <w:szCs w:val="19"/>
+              </w:rPr>
+              <w:t xml:space="preserve">, </w:t>
+            </w:r>
+            <w:r>
+              <w:rPr>
+                <w:rFonts w:ascii="Consolas" w:cs="Consolas" w:eastAsia="Consolas" w:hAnsi="Consolas"/>
+                <w:color w:val="0B4F8A"/>
+                <w:sz w:val="19"/>
+                <w:szCs w:val="19"/>
+              </w:rPr>
+              <w:t xml:space="preserve">RerankWith</w:t>
+            </w:r>
+          </w:p>
+        </w:tc>
+      </w:tr>
+      <w:tr>
+        <w:tc>
+          <w:tcPr>
+            <w:tcW w:type="dxa" w:w="4800"/>
+            <w:tcBorders>
+              <w:top w:val="single" w:color="BFC9D6" w:sz="4"/>
+              <w:left w:val="single" w:color="BFC9D6" w:sz="4"/>
+              <w:bottom w:val="single" w:color="BFC9D6" w:sz="4"/>
+              <w:right w:val="single" w:color="BFC9D6" w:sz="4"/>
+            </w:tcBorders>
+            <w:shd w:fill="FFFFFF" w:color="auto" w:val="clear"/>
+            <w:tcMar>
+              <w:top w:type="dxa" w:w="60"/>
+              <w:left w:type="dxa" w:w="100"/>
+              <w:bottom w:type="dxa" w:w="60"/>
+              <w:right w:type="dxa" w:w="100"/>
+            </w:tcMar>
+          </w:tcPr>
+          <w:p>
+            <w:r>
+              <w:rPr>
+                <w:rFonts w:ascii="Consolas" w:cs="Consolas" w:eastAsia="Consolas" w:hAnsi="Consolas"/>
+                <w:color w:val="0B4F8A"/>
+                <w:sz w:val="19"/>
+                <w:szCs w:val="19"/>
+              </w:rPr>
+              <w:t xml:space="preserve">Source/Core/uMakerAi.Chat.Tools.pas</w:t>
+            </w:r>
+          </w:p>
+        </w:tc>
+        <w:tc>
+          <w:tcPr>
+            <w:tcW w:type="dxa" w:w="4560"/>
+            <w:tcBorders>
+              <w:top w:val="single" w:color="BFC9D6" w:sz="4"/>
+              <w:left w:val="single" w:color="BFC9D6" w:sz="4"/>
+              <w:bottom w:val="single" w:color="BFC9D6" w:sz="4"/>
+              <w:right w:val="single" w:color="BFC9D6" w:sz="4"/>
+            </w:tcBorders>
+            <w:shd w:fill="FFFFFF" w:color="auto" w:val="clear"/>
+            <w:tcMar>
+              <w:top w:type="dxa" w:w="60"/>
+              <w:left w:type="dxa" w:w="100"/>
+              <w:bottom w:type="dxa" w:w="60"/>
+              <w:right w:type="dxa" w:w="100"/>
+            </w:tcMar>
+          </w:tcPr>
+          <w:p>
+            <w:r>
+              <w:rPr>
+                <w:rFonts w:ascii="Consolas" w:cs="Consolas" w:eastAsia="Consolas" w:hAnsi="Consolas"/>
+                <w:color w:val="0B4F8A"/>
+                <w:sz w:val="19"/>
+                <w:szCs w:val="19"/>
+              </w:rPr>
+              <w:t xml:space="preserve">IAiDispatchClassifier</w:t>
+            </w:r>
+            <w:r>
+              <w:rPr>
+                <w:sz w:val="19"/>
+                <w:szCs w:val="19"/>
+              </w:rPr>
+              <w:t xml:space="preserve">, </w:t>
+            </w:r>
+            <w:r>
+              <w:rPr>
+                <w:rFonts w:ascii="Consolas" w:cs="Consolas" w:eastAsia="Consolas" w:hAnsi="Consolas"/>
+                <w:color w:val="0B4F8A"/>
+                <w:sz w:val="19"/>
+                <w:szCs w:val="19"/>
+              </w:rPr>
+              <w:t xml:space="preserve">TAiDispatchClassifierBase</w:t>
+            </w:r>
+          </w:p>
+        </w:tc>
+      </w:tr>
+      <w:tr>
+        <w:tc>
+          <w:tcPr>
+            <w:tcW w:type="dxa" w:w="4800"/>
+            <w:tcBorders>
+              <w:top w:val="single" w:color="BFC9D6" w:sz="4"/>
+              <w:left w:val="single" w:color="BFC9D6" w:sz="4"/>
+              <w:bottom w:val="single" w:color="BFC9D6" w:sz="4"/>
+              <w:right w:val="single" w:color="BFC9D6" w:sz="4"/>
+            </w:tcBorders>
+            <w:shd w:fill="F6F8FB" w:color="auto" w:val="clear"/>
+            <w:tcMar>
+              <w:top w:type="dxa" w:w="60"/>
+              <w:left w:type="dxa" w:w="100"/>
+              <w:bottom w:type="dxa" w:w="60"/>
+              <w:right w:type="dxa" w:w="100"/>
+            </w:tcMar>
+          </w:tcPr>
+          <w:p>
+            <w:r>
+              <w:rPr>
+                <w:rFonts w:ascii="Consolas" w:cs="Consolas" w:eastAsia="Consolas" w:hAnsi="Consolas"/>
+                <w:color w:val="0B4F8A"/>
+                <w:sz w:val="19"/>
+                <w:szCs w:val="19"/>
+              </w:rPr>
+              <w:t xml:space="preserve">Source/Core/uMakerAi.Chat.pas</w:t>
+            </w:r>
+          </w:p>
+        </w:tc>
+        <w:tc>
+          <w:tcPr>
+            <w:tcW w:type="dxa" w:w="4560"/>
+            <w:tcBorders>
+              <w:top w:val="single" w:color="BFC9D6" w:sz="4"/>
+              <w:left w:val="single" w:color="BFC9D6" w:sz="4"/>
+              <w:bottom w:val="single" w:color="BFC9D6" w:sz="4"/>
+              <w:right w:val="single" w:color="BFC9D6" w:sz="4"/>
+            </w:tcBorders>
+            <w:shd w:fill="F6F8FB" w:color="auto" w:val="clear"/>
+            <w:tcMar>
+              <w:top w:type="dxa" w:w="60"/>
+              <w:left w:type="dxa" w:w="100"/>
+              <w:bottom w:type="dxa" w:w="60"/>
+              <w:right w:type="dxa" w:w="100"/>
+            </w:tcMar>
+          </w:tcPr>
+          <w:p>
+            <w:r>
+              <w:rPr>
+                <w:rFonts w:ascii="Consolas" w:cs="Consolas" w:eastAsia="Consolas" w:hAnsi="Consolas"/>
+                <w:color w:val="0B4F8A"/>
+                <w:sz w:val="19"/>
+                <w:szCs w:val="19"/>
+              </w:rPr>
+              <w:t xml:space="preserve">ChatTools.DispatchClassifier</w:t>
+            </w:r>
+            <w:r>
+              <w:rPr>
+                <w:sz w:val="19"/>
+                <w:szCs w:val="19"/>
+              </w:rPr>
+              <w:t xml:space="preserve">, </w:t>
+            </w:r>
+            <w:r>
+              <w:rPr>
+                <w:rFonts w:ascii="Consolas" w:cs="Consolas" w:eastAsia="Consolas" w:hAnsi="Consolas"/>
+                <w:color w:val="0B4F8A"/>
+                <w:sz w:val="19"/>
+                <w:szCs w:val="19"/>
+              </w:rPr>
+              <w:t xml:space="preserve">ClassifySmartDispatch</w:t>
+            </w:r>
+            <w:r>
+              <w:rPr>
+                <w:sz w:val="19"/>
+                <w:szCs w:val="19"/>
+              </w:rPr>
+              <w:t xml:space="preserve">, </w:t>
+            </w:r>
+            <w:r>
+              <w:rPr>
+                <w:rFonts w:ascii="Consolas" w:cs="Consolas" w:eastAsia="Consolas" w:hAnsi="Consolas"/>
+                <w:color w:val="0B4F8A"/>
+                <w:sz w:val="19"/>
+                <w:szCs w:val="19"/>
+              </w:rPr>
+              <w:t xml:space="preserve">RunSmartDispatchTool</w:t>
+            </w:r>
+          </w:p>
+        </w:tc>
+      </w:tr>
+      <w:tr>
+        <w:tc>
+          <w:tcPr>
+            <w:tcW w:type="dxa" w:w="4800"/>
+            <w:tcBorders>
+              <w:top w:val="single" w:color="BFC9D6" w:sz="4"/>
+              <w:left w:val="single" w:color="BFC9D6" w:sz="4"/>
+              <w:bottom w:val="single" w:color="BFC9D6" w:sz="4"/>
+              <w:right w:val="single" w:color="BFC9D6" w:sz="4"/>
+            </w:tcBorders>
+            <w:shd w:fill="FFFFFF" w:color="auto" w:val="clear"/>
+            <w:tcMar>
+              <w:top w:type="dxa" w:w="60"/>
+              <w:left w:type="dxa" w:w="100"/>
+              <w:bottom w:type="dxa" w:w="60"/>
+              <w:right w:type="dxa" w:w="100"/>
+            </w:tcMar>
+          </w:tcPr>
+          <w:p>
+            <w:r>
+              <w:rPr>
+                <w:rFonts w:ascii="Consolas" w:cs="Consolas" w:eastAsia="Consolas" w:hAnsi="Consolas"/>
+                <w:color w:val="0B4F8A"/>
+                <w:sz w:val="19"/>
+                <w:szCs w:val="19"/>
+              </w:rPr>
+              <w:t xml:space="preserve">Source/Tools/uMakerAi.Guardrails.pas</w:t>
+            </w:r>
+          </w:p>
+        </w:tc>
+        <w:tc>
+          <w:tcPr>
+            <w:tcW w:type="dxa" w:w="4560"/>
+            <w:tcBorders>
+              <w:top w:val="single" w:color="BFC9D6" w:sz="4"/>
+              <w:left w:val="single" w:color="BFC9D6" w:sz="4"/>
+              <w:bottom w:val="single" w:color="BFC9D6" w:sz="4"/>
+              <w:right w:val="single" w:color="BFC9D6" w:sz="4"/>
+            </w:tcBorders>
+            <w:shd w:fill="FFFFFF" w:color="auto" w:val="clear"/>
+            <w:tcMar>
+              <w:top w:type="dxa" w:w="60"/>
+              <w:left w:type="dxa" w:w="100"/>
+              <w:bottom w:type="dxa" w:w="60"/>
+              <w:right w:type="dxa" w:w="100"/>
+            </w:tcMar>
+          </w:tcPr>
+          <w:p>
+            <w:r>
+              <w:rPr>
+                <w:rFonts w:ascii="Consolas" w:cs="Consolas" w:eastAsia="Consolas" w:hAnsi="Consolas"/>
+                <w:color w:val="0B4F8A"/>
+                <w:sz w:val="19"/>
+                <w:szCs w:val="19"/>
+              </w:rPr>
+              <w:t xml:space="preserve">Classifier</w:t>
+            </w:r>
+            <w:r>
+              <w:rPr>
+                <w:sz w:val="19"/>
+                <w:szCs w:val="19"/>
+              </w:rPr>
+              <w:t xml:space="preserve">, </w:t>
+            </w:r>
+            <w:r>
+              <w:rPr>
+                <w:rFonts w:ascii="Consolas" w:cs="Consolas" w:eastAsia="Consolas" w:hAnsi="Consolas"/>
+                <w:color w:val="0B4F8A"/>
+                <w:sz w:val="19"/>
+                <w:szCs w:val="19"/>
+              </w:rPr>
+              <w:t xml:space="preserve">TAiGuardrailClassifierBase</w:t>
+            </w:r>
+          </w:p>
+        </w:tc>
+      </w:tr>
+      <w:tr>
+        <w:tc>
+          <w:tcPr>
+            <w:tcW w:type="dxa" w:w="4800"/>
+            <w:tcBorders>
+              <w:top w:val="single" w:color="BFC9D6" w:sz="4"/>
+              <w:left w:val="single" w:color="BFC9D6" w:sz="4"/>
+              <w:bottom w:val="single" w:color="BFC9D6" w:sz="4"/>
+              <w:right w:val="single" w:color="BFC9D6" w:sz="4"/>
+            </w:tcBorders>
+            <w:shd w:fill="F6F8FB" w:color="auto" w:val="clear"/>
+            <w:tcMar>
+              <w:top w:type="dxa" w:w="60"/>
+              <w:left w:type="dxa" w:w="100"/>
+              <w:bottom w:type="dxa" w:w="60"/>
+              <w:right w:type="dxa" w:w="100"/>
+            </w:tcMar>
+          </w:tcPr>
+          <w:p>
+            <w:r>
+              <w:rPr>
+                <w:rFonts w:ascii="Consolas" w:cs="Consolas" w:eastAsia="Consolas" w:hAnsi="Consolas"/>
+                <w:color w:val="0B4F8A"/>
+                <w:sz w:val="19"/>
+                <w:szCs w:val="19"/>
+              </w:rPr>
               <w:t xml:space="preserve">Source/Agents/uMakerAi.Agents.pas</w:t>
             </w:r>
           </w:p>
@@ -13731,7 +16111,7 @@
         <w:pStyle w:val="Heading2"/>
       </w:pPr>
       <w:r>
-        <w:t xml:space="preserve">11.3 Planned next steps</w:t>
+        <w:t xml:space="preserve">12.3 Next steps</w:t>
       </w:r>
     </w:p>
     <w:p>
@@ -13748,34 +16128,10 @@
           <w:b/>
           <w:bCs/>
         </w:rPr>
-        <w:t xml:space="preserve">Evals:</w:t>
-      </w:r>
-      <w:r>
-        <w:t xml:space="preserve"> a check kind in </w:t>
-      </w:r>
-      <w:r>
-        <w:rPr>
-          <w:rFonts w:ascii="Consolas" w:cs="Consolas" w:eastAsia="Consolas" w:hAnsi="Consolas"/>
-          <w:color w:val="0B4F8A"/>
-          <w:sz w:val="19"/>
-          <w:szCs w:val="19"/>
-        </w:rPr>
-        <w:t xml:space="preserve">TAiEvalRunner</w:t>
-      </w:r>
-      <w:r>
-        <w:t xml:space="preserve"> that uses Jev as a calibrated judge (today the judge can only be a </w:t>
-      </w:r>
-      <w:r>
-        <w:rPr>
-          <w:rFonts w:ascii="Consolas" w:cs="Consolas" w:eastAsia="Consolas" w:hAnsi="Consolas"/>
-          <w:color w:val="0B4F8A"/>
-          <w:sz w:val="19"/>
-          <w:szCs w:val="19"/>
-        </w:rPr>
-        <w:t xml:space="preserve">TAiChat</w:t>
-      </w:r>
-      <w:r>
-        <w:t xml:space="preserve">).</w:t>
+        <w:t xml:space="preserve">Measure with real data:</w:t>
+      </w:r>
+      <w:r>
+        <w:t xml:space="preserve"> user queries, bank statements and RAG documents, to calibrate descriptions and thresholds.</w:t>
       </w:r>
     </w:p>
     <w:p>
@@ -13792,22 +16148,10 @@
           <w:b/>
           <w:bCs/>
         </w:rPr>
-        <w:t xml:space="preserve">RAG:</w:t>
-      </w:r>
-      <w:r>
-        <w:t xml:space="preserve"> a pluggable reranker in </w:t>
-      </w:r>
-      <w:r>
-        <w:rPr>
-          <w:rFonts w:ascii="Consolas" w:cs="Consolas" w:eastAsia="Consolas" w:hAnsi="Consolas"/>
-          <w:color w:val="0B4F8A"/>
-          <w:sz w:val="19"/>
-          <w:szCs w:val="19"/>
-        </w:rPr>
-        <w:t xml:space="preserve">TAiRAGVector</w:t>
-      </w:r>
-      <w:r>
-        <w:t xml:space="preserve"> that scores the relevance of each retrieved chunk.</w:t>
+        <w:t xml:space="preserve">Per-domain thresholds:</w:t>
+      </w:r>
+      <w:r>
+        <w:t xml:space="preserve"> log low-confidence decisions in production and tune from them.</w:t>
       </w:r>
     </w:p>
     <w:sectPr>

--- a/Docs/Version 3/uMakerAi-Jev-TypeSafe-EN.docx
+++ b/Docs/Version 3/uMakerAi-Jev-TypeSafe-EN.docx
@@ -922,7 +922,7 @@
                 <w:sz w:val="19"/>
                 <w:szCs w:val="19"/>
               </w:rPr>
-              <w:t xml:space="preserve">Does this answer meet the quality criterion?</w:t>
+              <w:t xml:space="preserve">Is the user message an injection, does it carry credentials, is it off-topic?</w:t>
             </w:r>
           </w:p>
         </w:tc>
@@ -949,7 +949,7 @@
                 <w:sz w:val="19"/>
                 <w:szCs w:val="19"/>
               </w:rPr>
-              <w:t xml:space="preserve">An LLM judge saying PASS/FAIL</w:t>
+              <w:t xml:space="preserve">Regex sanitizer</w:t>
             </w:r>
           </w:p>
         </w:tc>
@@ -973,28 +973,19 @@
           <w:p>
             <w:r>
               <w:rPr>
-                <w:rFonts w:ascii="Consolas" w:cs="Consolas" w:eastAsia="Consolas" w:hAnsi="Consolas"/>
-                <w:color w:val="0B4F8A"/>
-                <w:sz w:val="19"/>
-                <w:szCs w:val="19"/>
-              </w:rPr>
-              <w:t xml:space="preserve">TAiJevEvalScorer</w:t>
-            </w:r>
-            <w:r>
-              <w:rPr>
-                <w:sz w:val="19"/>
-                <w:szCs w:val="19"/>
-              </w:rPr>
-              <w:t xml:space="preserve"> + </w:t>
-            </w:r>
-            <w:r>
-              <w:rPr>
-                <w:rFonts w:ascii="Consolas" w:cs="Consolas" w:eastAsia="Consolas" w:hAnsi="Consolas"/>
-                <w:color w:val="0B4F8A"/>
-                <w:sz w:val="19"/>
-                <w:szCs w:val="19"/>
-              </w:rPr>
-              <w:t xml:space="preserve">ExpectScore</w:t>
+                <w:sz w:val="19"/>
+                <w:szCs w:val="19"/>
+              </w:rPr>
+              <w:t xml:space="preserve">Regex + </w:t>
+            </w:r>
+            <w:r>
+              <w:rPr>
+                <w:rFonts w:ascii="Consolas" w:cs="Consolas" w:eastAsia="Consolas" w:hAnsi="Consolas"/>
+                <w:color w:val="0B4F8A"/>
+                <w:sz w:val="19"/>
+                <w:szCs w:val="19"/>
+              </w:rPr>
+              <w:t xml:space="preserve">TAiJevPromptGuard</w:t>
             </w:r>
           </w:p>
         </w:tc>
@@ -1023,7 +1014,7 @@
                 <w:sz w:val="19"/>
                 <w:szCs w:val="19"/>
               </w:rPr>
-              <w:t xml:space="preserve">Which retrieved passages help, and which carries an injection?</w:t>
+              <w:t xml:space="preserve">Does this answer meet the quality criterion?</w:t>
             </w:r>
           </w:p>
         </w:tc>
@@ -1050,7 +1041,7 @@
                 <w:sz w:val="19"/>
                 <w:szCs w:val="19"/>
               </w:rPr>
-              <w:t xml:space="preserve">Cosine rerank</w:t>
+              <w:t xml:space="preserve">An LLM judge saying PASS/FAIL</w:t>
             </w:r>
           </w:p>
         </w:tc>
@@ -1079,7 +1070,23 @@
                 <w:sz w:val="19"/>
                 <w:szCs w:val="19"/>
               </w:rPr>
-              <w:t xml:space="preserve">TAiJevRAGReranker</w:t>
+              <w:t xml:space="preserve">TAiJevEvalScorer</w:t>
+            </w:r>
+            <w:r>
+              <w:rPr>
+                <w:sz w:val="19"/>
+                <w:szCs w:val="19"/>
+              </w:rPr>
+              <w:t xml:space="preserve"> + </w:t>
+            </w:r>
+            <w:r>
+              <w:rPr>
+                <w:rFonts w:ascii="Consolas" w:cs="Consolas" w:eastAsia="Consolas" w:hAnsi="Consolas"/>
+                <w:color w:val="0B4F8A"/>
+                <w:sz w:val="19"/>
+                <w:szCs w:val="19"/>
+              </w:rPr>
+              <w:t xml:space="preserve">ExpectScore</w:t>
             </w:r>
           </w:p>
         </w:tc>
@@ -1108,6 +1115,91 @@
                 <w:sz w:val="19"/>
                 <w:szCs w:val="19"/>
               </w:rPr>
+              <w:t xml:space="preserve">Which retrieved passages help, and which carries an injection?</w:t>
+            </w:r>
+          </w:p>
+        </w:tc>
+        <w:tc>
+          <w:tcPr>
+            <w:tcW w:type="dxa" w:w="2800"/>
+            <w:tcBorders>
+              <w:top w:val="single" w:color="BFC9D6" w:sz="4"/>
+              <w:left w:val="single" w:color="BFC9D6" w:sz="4"/>
+              <w:bottom w:val="single" w:color="BFC9D6" w:sz="4"/>
+              <w:right w:val="single" w:color="BFC9D6" w:sz="4"/>
+            </w:tcBorders>
+            <w:shd w:fill="F6F8FB" w:color="auto" w:val="clear"/>
+            <w:tcMar>
+              <w:top w:type="dxa" w:w="60"/>
+              <w:left w:type="dxa" w:w="100"/>
+              <w:bottom w:type="dxa" w:w="60"/>
+              <w:right w:type="dxa" w:w="100"/>
+            </w:tcMar>
+          </w:tcPr>
+          <w:p>
+            <w:r>
+              <w:rPr>
+                <w:sz w:val="19"/>
+                <w:szCs w:val="19"/>
+              </w:rPr>
+              <w:t xml:space="preserve">Cosine rerank</w:t>
+            </w:r>
+          </w:p>
+        </w:tc>
+        <w:tc>
+          <w:tcPr>
+            <w:tcW w:type="dxa" w:w="3160"/>
+            <w:tcBorders>
+              <w:top w:val="single" w:color="BFC9D6" w:sz="4"/>
+              <w:left w:val="single" w:color="BFC9D6" w:sz="4"/>
+              <w:bottom w:val="single" w:color="BFC9D6" w:sz="4"/>
+              <w:right w:val="single" w:color="BFC9D6" w:sz="4"/>
+            </w:tcBorders>
+            <w:shd w:fill="F6F8FB" w:color="auto" w:val="clear"/>
+            <w:tcMar>
+              <w:top w:type="dxa" w:w="60"/>
+              <w:left w:type="dxa" w:w="100"/>
+              <w:bottom w:type="dxa" w:w="60"/>
+              <w:right w:type="dxa" w:w="100"/>
+            </w:tcMar>
+          </w:tcPr>
+          <w:p>
+            <w:r>
+              <w:rPr>
+                <w:rFonts w:ascii="Consolas" w:cs="Consolas" w:eastAsia="Consolas" w:hAnsi="Consolas"/>
+                <w:color w:val="0B4F8A"/>
+                <w:sz w:val="19"/>
+                <w:szCs w:val="19"/>
+              </w:rPr>
+              <w:t xml:space="preserve">TAiJevRAGReranker</w:t>
+            </w:r>
+          </w:p>
+        </w:tc>
+      </w:tr>
+      <w:tr>
+        <w:tc>
+          <w:tcPr>
+            <w:tcW w:type="dxa" w:w="3400"/>
+            <w:tcBorders>
+              <w:top w:val="single" w:color="BFC9D6" w:sz="4"/>
+              <w:left w:val="single" w:color="BFC9D6" w:sz="4"/>
+              <w:bottom w:val="single" w:color="BFC9D6" w:sz="4"/>
+              <w:right w:val="single" w:color="BFC9D6" w:sz="4"/>
+            </w:tcBorders>
+            <w:shd w:fill="FFFFFF" w:color="auto" w:val="clear"/>
+            <w:tcMar>
+              <w:top w:type="dxa" w:w="60"/>
+              <w:left w:type="dxa" w:w="100"/>
+              <w:bottom w:type="dxa" w:w="60"/>
+              <w:right w:type="dxa" w:w="100"/>
+            </w:tcMar>
+          </w:tcPr>
+          <w:p>
+            <w:r>
+              <w:rPr>
+                <w:sz w:val="19"/>
+                <w:szCs w:val="19"/>
+              </w:rPr>
               <w:t xml:space="preserve">Classify, filter, score in general</w:t>
             </w:r>
           </w:p>
@@ -1121,7 +1213,7 @@
               <w:bottom w:val="single" w:color="BFC9D6" w:sz="4"/>
               <w:right w:val="single" w:color="BFC9D6" w:sz="4"/>
             </w:tcBorders>
-            <w:shd w:fill="F6F8FB" w:color="auto" w:val="clear"/>
+            <w:shd w:fill="FFFFFF" w:color="auto" w:val="clear"/>
             <w:tcMar>
               <w:top w:type="dxa" w:w="60"/>
               <w:left w:type="dxa" w:w="100"/>
@@ -1148,7 +1240,7 @@
               <w:bottom w:val="single" w:color="BFC9D6" w:sz="4"/>
               <w:right w:val="single" w:color="BFC9D6" w:sz="4"/>
             </w:tcBorders>
-            <w:shd w:fill="F6F8FB" w:color="auto" w:val="clear"/>
+            <w:shd w:fill="FFFFFF" w:color="auto" w:val="clear"/>
             <w:tcMar>
               <w:top w:type="dxa" w:w="60"/>
               <w:left w:type="dxa" w:w="100"/>
@@ -3237,6 +3329,95 @@
           </w:p>
         </w:tc>
       </w:tr>
+      <w:tr>
+        <w:tc>
+          <w:tcPr>
+            <w:tcW w:type="dxa" w:w="3300"/>
+            <w:tcBorders>
+              <w:top w:val="single" w:color="BFC9D6" w:sz="4"/>
+              <w:left w:val="single" w:color="BFC9D6" w:sz="4"/>
+              <w:bottom w:val="single" w:color="BFC9D6" w:sz="4"/>
+              <w:right w:val="single" w:color="BFC9D6" w:sz="4"/>
+            </w:tcBorders>
+            <w:shd w:fill="FFFFFF" w:color="auto" w:val="clear"/>
+            <w:tcMar>
+              <w:top w:type="dxa" w:w="60"/>
+              <w:left w:type="dxa" w:w="100"/>
+              <w:bottom w:type="dxa" w:w="60"/>
+              <w:right w:type="dxa" w:w="100"/>
+            </w:tcMar>
+          </w:tcPr>
+          <w:p>
+            <w:r>
+              <w:rPr>
+                <w:rFonts w:ascii="Consolas" w:cs="Consolas" w:eastAsia="Consolas" w:hAnsi="Consolas"/>
+                <w:color w:val="0B4F8A"/>
+                <w:sz w:val="19"/>
+                <w:szCs w:val="19"/>
+              </w:rPr>
+              <w:t xml:space="preserve">uMakerAi.Jev.PromptGuard</w:t>
+            </w:r>
+          </w:p>
+        </w:tc>
+        <w:tc>
+          <w:tcPr>
+            <w:tcW w:type="dxa" w:w="1700"/>
+            <w:tcBorders>
+              <w:top w:val="single" w:color="BFC9D6" w:sz="4"/>
+              <w:left w:val="single" w:color="BFC9D6" w:sz="4"/>
+              <w:bottom w:val="single" w:color="BFC9D6" w:sz="4"/>
+              <w:right w:val="single" w:color="BFC9D6" w:sz="4"/>
+            </w:tcBorders>
+            <w:shd w:fill="FFFFFF" w:color="auto" w:val="clear"/>
+            <w:tcMar>
+              <w:top w:type="dxa" w:w="60"/>
+              <w:left w:type="dxa" w:w="100"/>
+              <w:bottom w:type="dxa" w:w="60"/>
+              <w:right w:type="dxa" w:w="100"/>
+            </w:tcMar>
+          </w:tcPr>
+          <w:p>
+            <w:r>
+              <w:rPr>
+                <w:rFonts w:ascii="Consolas" w:cs="Consolas" w:eastAsia="Consolas" w:hAnsi="Consolas"/>
+                <w:color w:val="0B4F8A"/>
+                <w:sz w:val="19"/>
+                <w:szCs w:val="19"/>
+              </w:rPr>
+              <w:t xml:space="preserve">Source/Tools</w:t>
+            </w:r>
+          </w:p>
+        </w:tc>
+        <w:tc>
+          <w:tcPr>
+            <w:tcW w:type="dxa" w:w="4360"/>
+            <w:tcBorders>
+              <w:top w:val="single" w:color="BFC9D6" w:sz="4"/>
+              <w:left w:val="single" w:color="BFC9D6" w:sz="4"/>
+              <w:bottom w:val="single" w:color="BFC9D6" w:sz="4"/>
+              <w:right w:val="single" w:color="BFC9D6" w:sz="4"/>
+            </w:tcBorders>
+            <w:shd w:fill="FFFFFF" w:color="auto" w:val="clear"/>
+            <w:tcMar>
+              <w:top w:type="dxa" w:w="60"/>
+              <w:left w:type="dxa" w:w="100"/>
+              <w:bottom w:type="dxa" w:w="60"/>
+              <w:right w:type="dxa" w:w="100"/>
+            </w:tcMar>
+          </w:tcPr>
+          <w:p>
+            <w:r>
+              <w:rPr>
+                <w:rFonts w:ascii="Consolas" w:cs="Consolas" w:eastAsia="Consolas" w:hAnsi="Consolas"/>
+                <w:color w:val="0B4F8A"/>
+                <w:sz w:val="19"/>
+                <w:szCs w:val="19"/>
+              </w:rPr>
+              <w:t xml:space="preserve">TAiJevPromptGuard</w:t>
+            </w:r>
+          </w:p>
+        </w:tc>
+      </w:tr>
     </w:tbl>
     <w:p>
       <w:pPr>
@@ -11451,6 +11632,863 @@
     </w:p>
     <w:p>
       <w:pPr>
+        <w:pStyle w:val="Heading2"/>
+      </w:pPr>
+      <w:r>
+        <w:t xml:space="preserve">7.2 Input guardrail: the user message</w:t>
+      </w:r>
+    </w:p>
+    <w:p>
+      <w:pPr>
+        <w:spacing w:after="120"/>
+      </w:pPr>
+      <w:r>
+        <w:rPr>
+          <w:rFonts w:ascii="Consolas" w:cs="Consolas" w:eastAsia="Consolas" w:hAnsi="Consolas"/>
+          <w:color w:val="0B4F8A"/>
+          <w:sz w:val="19"/>
+          <w:szCs w:val="19"/>
+        </w:rPr>
+        <w:t xml:space="preserve">ChatTools.PromptGuard</w:t>
+      </w:r>
+      <w:r>
+        <w:t xml:space="preserve"> checks the user's message </w:t>
+      </w:r>
+      <w:r>
+        <w:rPr>
+          <w:b/>
+          <w:bCs/>
+        </w:rPr>
+        <w:t xml:space="preserve">before</w:t>
+      </w:r>
+      <w:r>
+        <w:t xml:space="preserve"> it reaches the LLM, right after the regex sanitizer MakerAI already ships (</w:t>
+      </w:r>
+      <w:r>
+        <w:rPr>
+          <w:rFonts w:ascii="Consolas" w:cs="Consolas" w:eastAsia="Consolas" w:hAnsi="Consolas"/>
+          <w:color w:val="0B4F8A"/>
+          <w:sz w:val="19"/>
+          <w:szCs w:val="19"/>
+        </w:rPr>
+        <w:t xml:space="preserve">SanitizerActive</w:t>
+      </w:r>
+      <w:r>
+        <w:t xml:space="preserve">). The regex catches known phrases for free; </w:t>
+      </w:r>
+      <w:r>
+        <w:rPr>
+          <w:rFonts w:ascii="Consolas" w:cs="Consolas" w:eastAsia="Consolas" w:hAnsi="Consolas"/>
+          <w:color w:val="0B4F8A"/>
+          <w:sz w:val="19"/>
+          <w:szCs w:val="19"/>
+        </w:rPr>
+        <w:t xml:space="preserve">TAiJevPromptGuard</w:t>
+      </w:r>
+      <w:r>
+        <w:t xml:space="preserve"> judges what no regex anticipates.</w:t>
+      </w:r>
+    </w:p>
+    <w:p>
+      <w:pPr>
+        <w:pBdr>
+          <w:left w:val="single" w:color="2E75B6" w:sz="12" w:space="6"/>
+        </w:pBdr>
+        <w:shd w:fill="F3F5F8" w:color="auto" w:val="clear"/>
+        <w:spacing w:after="0" w:before="60" w:line="260"/>
+        <w:ind w:left="120"/>
+      </w:pPr>
+      <w:r>
+        <w:rPr>
+          <w:rFonts w:ascii="Consolas" w:cs="Consolas" w:eastAsia="Consolas" w:hAnsi="Consolas"/>
+          <w:sz w:val="17"/>
+          <w:szCs w:val="17"/>
+        </w:rPr>
+        <w:t xml:space="preserve">uses uMakerAi.Jev.PromptGuard;</w:t>
+      </w:r>
+    </w:p>
+    <w:p>
+      <w:pPr>
+        <w:pBdr>
+          <w:left w:val="single" w:color="2E75B6" w:sz="12" w:space="6"/>
+        </w:pBdr>
+        <w:shd w:fill="F3F5F8" w:color="auto" w:val="clear"/>
+        <w:spacing w:after="0" w:before="0" w:line="260"/>
+        <w:ind w:left="120"/>
+      </w:pPr>
+      <w:r>
+        <w:rPr>
+          <w:rFonts w:ascii="Consolas" w:cs="Consolas" w:eastAsia="Consolas" w:hAnsi="Consolas"/>
+          <w:sz w:val="17"/>
+          <w:szCs w:val="17"/>
+        </w:rPr>
+        <w:t xml:space="preserve"> </w:t>
+      </w:r>
+    </w:p>
+    <w:p>
+      <w:pPr>
+        <w:pBdr>
+          <w:left w:val="single" w:color="2E75B6" w:sz="12" w:space="6"/>
+        </w:pBdr>
+        <w:shd w:fill="F3F5F8" w:color="auto" w:val="clear"/>
+        <w:spacing w:after="0" w:before="0" w:line="260"/>
+        <w:ind w:left="120"/>
+      </w:pPr>
+      <w:r>
+        <w:rPr>
+          <w:rFonts w:ascii="Consolas" w:cs="Consolas" w:eastAsia="Consolas" w:hAnsi="Consolas"/>
+          <w:sz w:val="17"/>
+          <w:szCs w:val="17"/>
+        </w:rPr>
+        <w:t xml:space="preserve">Guard := TAiJevPromptGuard.Create(Self);</w:t>
+      </w:r>
+    </w:p>
+    <w:p>
+      <w:pPr>
+        <w:pBdr>
+          <w:left w:val="single" w:color="2E75B6" w:sz="12" w:space="6"/>
+        </w:pBdr>
+        <w:shd w:fill="F3F5F8" w:color="auto" w:val="clear"/>
+        <w:spacing w:after="0" w:before="0" w:line="260"/>
+        <w:ind w:left="120"/>
+      </w:pPr>
+      <w:r>
+        <w:rPr>
+          <w:rFonts w:ascii="Consolas" w:cs="Consolas" w:eastAsia="Consolas" w:hAnsi="Consolas"/>
+          <w:sz w:val="17"/>
+          <w:szCs w:val="17"/>
+        </w:rPr>
+        <w:t xml:space="preserve">Guard.Scope := 'an accounting and tax assistant for Colombian companies';</w:t>
+      </w:r>
+    </w:p>
+    <w:p>
+      <w:pPr>
+        <w:pBdr>
+          <w:left w:val="single" w:color="2E75B6" w:sz="12" w:space="6"/>
+        </w:pBdr>
+        <w:shd w:fill="F3F5F8" w:color="auto" w:val="clear"/>
+        <w:spacing w:after="0" w:before="0" w:line="260"/>
+        <w:ind w:left="120"/>
+      </w:pPr>
+      <w:r>
+        <w:rPr>
+          <w:rFonts w:ascii="Consolas" w:cs="Consolas" w:eastAsia="Consolas" w:hAnsi="Consolas"/>
+          <w:sz w:val="17"/>
+          <w:szCs w:val="17"/>
+        </w:rPr>
+        <w:t xml:space="preserve">AiChat.SanitizerActive := True;             // first layer: regex</w:t>
+      </w:r>
+    </w:p>
+    <w:p>
+      <w:pPr>
+        <w:pBdr>
+          <w:left w:val="single" w:color="2E75B6" w:sz="12" w:space="6"/>
+        </w:pBdr>
+        <w:shd w:fill="F3F5F8" w:color="auto" w:val="clear"/>
+        <w:spacing w:after="0" w:before="0" w:line="260"/>
+        <w:ind w:left="120"/>
+      </w:pPr>
+      <w:r>
+        <w:rPr>
+          <w:rFonts w:ascii="Consolas" w:cs="Consolas" w:eastAsia="Consolas" w:hAnsi="Consolas"/>
+          <w:sz w:val="17"/>
+          <w:szCs w:val="17"/>
+        </w:rPr>
+        <w:t xml:space="preserve">AiChat.ChatTools.PromptGuard := Guard;      // second layer: Jev</w:t>
+      </w:r>
+    </w:p>
+    <w:p>
+      <w:pPr>
+        <w:pBdr>
+          <w:left w:val="single" w:color="2E75B6" w:sz="12" w:space="6"/>
+        </w:pBdr>
+        <w:shd w:fill="F3F5F8" w:color="auto" w:val="clear"/>
+        <w:spacing w:after="180" w:before="0" w:line="260"/>
+        <w:ind w:left="120"/>
+      </w:pPr>
+      <w:r>
+        <w:rPr>
+          <w:rFonts w:ascii="Consolas" w:cs="Consolas" w:eastAsia="Consolas" w:hAnsi="Consolas"/>
+          <w:sz w:val="17"/>
+          <w:szCs w:val="17"/>
+        </w:rPr>
+        <w:t xml:space="preserve">AiChat.OnPromptGuard := PromptBlocked;       // optional: decide the action</w:t>
+      </w:r>
+    </w:p>
+    <w:tbl>
+      <w:tblPr>
+        <w:tblW w:type="dxa" w:w="9360"/>
+        <w:tblBorders>
+          <w:top w:val="single" w:color="auto" w:sz="4"/>
+          <w:left w:val="single" w:color="auto" w:sz="4"/>
+          <w:bottom w:val="single" w:color="auto" w:sz="4"/>
+          <w:right w:val="single" w:color="auto" w:sz="4"/>
+          <w:insideH w:val="single" w:color="auto" w:sz="4"/>
+          <w:insideV w:val="single" w:color="auto" w:sz="4"/>
+        </w:tblBorders>
+      </w:tblPr>
+      <w:tblGrid>
+        <w:gridCol w:w="2000"/>
+        <w:gridCol w:w="4300"/>
+        <w:gridCol w:w="3060"/>
+      </w:tblGrid>
+      <w:tr>
+        <w:trPr>
+          <w:tblHeader/>
+        </w:trPr>
+        <w:tc>
+          <w:tcPr>
+            <w:tcW w:type="dxa" w:w="2000"/>
+            <w:tcBorders>
+              <w:top w:val="single" w:color="BFC9D6" w:sz="4"/>
+              <w:left w:val="single" w:color="BFC9D6" w:sz="4"/>
+              <w:bottom w:val="single" w:color="BFC9D6" w:sz="4"/>
+              <w:right w:val="single" w:color="BFC9D6" w:sz="4"/>
+            </w:tcBorders>
+            <w:shd w:fill="1F3A5F" w:color="auto" w:val="clear"/>
+            <w:tcMar>
+              <w:top w:type="dxa" w:w="60"/>
+              <w:left w:type="dxa" w:w="100"/>
+              <w:bottom w:type="dxa" w:w="60"/>
+              <w:right w:type="dxa" w:w="100"/>
+            </w:tcMar>
+          </w:tcPr>
+          <w:p>
+            <w:r>
+              <w:rPr>
+                <w:b/>
+                <w:bCs/>
+                <w:color w:val="FFFFFF"/>
+                <w:sz w:val="19"/>
+                <w:szCs w:val="19"/>
+              </w:rPr>
+              <w:t xml:space="preserve">Category</w:t>
+            </w:r>
+          </w:p>
+        </w:tc>
+        <w:tc>
+          <w:tcPr>
+            <w:tcW w:type="dxa" w:w="4300"/>
+            <w:tcBorders>
+              <w:top w:val="single" w:color="BFC9D6" w:sz="4"/>
+              <w:left w:val="single" w:color="BFC9D6" w:sz="4"/>
+              <w:bottom w:val="single" w:color="BFC9D6" w:sz="4"/>
+              <w:right w:val="single" w:color="BFC9D6" w:sz="4"/>
+            </w:tcBorders>
+            <w:shd w:fill="1F3A5F" w:color="auto" w:val="clear"/>
+            <w:tcMar>
+              <w:top w:type="dxa" w:w="60"/>
+              <w:left w:type="dxa" w:w="100"/>
+              <w:bottom w:type="dxa" w:w="60"/>
+              <w:right w:type="dxa" w:w="100"/>
+            </w:tcMar>
+          </w:tcPr>
+          <w:p>
+            <w:r>
+              <w:rPr>
+                <w:b/>
+                <w:bCs/>
+                <w:color w:val="FFFFFF"/>
+                <w:sz w:val="19"/>
+                <w:szCs w:val="19"/>
+              </w:rPr>
+              <w:t xml:space="preserve">What it detects</w:t>
+            </w:r>
+          </w:p>
+        </w:tc>
+        <w:tc>
+          <w:tcPr>
+            <w:tcW w:type="dxa" w:w="3060"/>
+            <w:tcBorders>
+              <w:top w:val="single" w:color="BFC9D6" w:sz="4"/>
+              <w:left w:val="single" w:color="BFC9D6" w:sz="4"/>
+              <w:bottom w:val="single" w:color="BFC9D6" w:sz="4"/>
+              <w:right w:val="single" w:color="BFC9D6" w:sz="4"/>
+            </w:tcBorders>
+            <w:shd w:fill="1F3A5F" w:color="auto" w:val="clear"/>
+            <w:tcMar>
+              <w:top w:type="dxa" w:w="60"/>
+              <w:left w:type="dxa" w:w="100"/>
+              <w:bottom w:type="dxa" w:w="60"/>
+              <w:right w:type="dxa" w:w="100"/>
+            </w:tcMar>
+          </w:tcPr>
+          <w:p>
+            <w:r>
+              <w:rPr>
+                <w:b/>
+                <w:bCs/>
+                <w:color w:val="FFFFFF"/>
+                <w:sz w:val="19"/>
+                <w:szCs w:val="19"/>
+              </w:rPr>
+              <w:t xml:space="preserve">Calibration (positives / negatives)</w:t>
+            </w:r>
+          </w:p>
+        </w:tc>
+      </w:tr>
+      <w:tr>
+        <w:tc>
+          <w:tcPr>
+            <w:tcW w:type="dxa" w:w="2000"/>
+            <w:tcBorders>
+              <w:top w:val="single" w:color="BFC9D6" w:sz="4"/>
+              <w:left w:val="single" w:color="BFC9D6" w:sz="4"/>
+              <w:bottom w:val="single" w:color="BFC9D6" w:sz="4"/>
+              <w:right w:val="single" w:color="BFC9D6" w:sz="4"/>
+            </w:tcBorders>
+            <w:shd w:fill="FFFFFF" w:color="auto" w:val="clear"/>
+            <w:tcMar>
+              <w:top w:type="dxa" w:w="60"/>
+              <w:left w:type="dxa" w:w="100"/>
+              <w:bottom w:type="dxa" w:w="60"/>
+              <w:right w:type="dxa" w:w="100"/>
+            </w:tcMar>
+          </w:tcPr>
+          <w:p>
+            <w:r>
+              <w:rPr>
+                <w:rFonts w:ascii="Consolas" w:cs="Consolas" w:eastAsia="Consolas" w:hAnsi="Consolas"/>
+                <w:color w:val="0B4F8A"/>
+                <w:sz w:val="19"/>
+                <w:szCs w:val="19"/>
+              </w:rPr>
+              <w:t xml:space="preserve">injection</w:t>
+            </w:r>
+          </w:p>
+        </w:tc>
+        <w:tc>
+          <w:tcPr>
+            <w:tcW w:type="dxa" w:w="4300"/>
+            <w:tcBorders>
+              <w:top w:val="single" w:color="BFC9D6" w:sz="4"/>
+              <w:left w:val="single" w:color="BFC9D6" w:sz="4"/>
+              <w:bottom w:val="single" w:color="BFC9D6" w:sz="4"/>
+              <w:right w:val="single" w:color="BFC9D6" w:sz="4"/>
+            </w:tcBorders>
+            <w:shd w:fill="FFFFFF" w:color="auto" w:val="clear"/>
+            <w:tcMar>
+              <w:top w:type="dxa" w:w="60"/>
+              <w:left w:type="dxa" w:w="100"/>
+              <w:bottom w:type="dxa" w:w="60"/>
+              <w:right w:type="dxa" w:w="100"/>
+            </w:tcMar>
+          </w:tcPr>
+          <w:p>
+            <w:r>
+              <w:rPr>
+                <w:sz w:val="19"/>
+                <w:szCs w:val="19"/>
+              </w:rPr>
+              <w:t xml:space="preserve">Attempts to override, reveal or manipulate the instructions</w:t>
+            </w:r>
+          </w:p>
+        </w:tc>
+        <w:tc>
+          <w:tcPr>
+            <w:tcW w:type="dxa" w:w="3060"/>
+            <w:tcBorders>
+              <w:top w:val="single" w:color="BFC9D6" w:sz="4"/>
+              <w:left w:val="single" w:color="BFC9D6" w:sz="4"/>
+              <w:bottom w:val="single" w:color="BFC9D6" w:sz="4"/>
+              <w:right w:val="single" w:color="BFC9D6" w:sz="4"/>
+            </w:tcBorders>
+            <w:shd w:fill="FFFFFF" w:color="auto" w:val="clear"/>
+            <w:tcMar>
+              <w:top w:type="dxa" w:w="60"/>
+              <w:left w:type="dxa" w:w="100"/>
+              <w:bottom w:type="dxa" w:w="60"/>
+              <w:right w:type="dxa" w:w="100"/>
+            </w:tcMar>
+          </w:tcPr>
+          <w:p>
+            <w:r>
+              <w:rPr>
+                <w:sz w:val="19"/>
+                <w:szCs w:val="19"/>
+              </w:rPr>
+              <w:t xml:space="preserve">≥ 0.81 / ≤ 0.09</w:t>
+            </w:r>
+          </w:p>
+        </w:tc>
+      </w:tr>
+      <w:tr>
+        <w:tc>
+          <w:tcPr>
+            <w:tcW w:type="dxa" w:w="2000"/>
+            <w:tcBorders>
+              <w:top w:val="single" w:color="BFC9D6" w:sz="4"/>
+              <w:left w:val="single" w:color="BFC9D6" w:sz="4"/>
+              <w:bottom w:val="single" w:color="BFC9D6" w:sz="4"/>
+              <w:right w:val="single" w:color="BFC9D6" w:sz="4"/>
+            </w:tcBorders>
+            <w:shd w:fill="F6F8FB" w:color="auto" w:val="clear"/>
+            <w:tcMar>
+              <w:top w:type="dxa" w:w="60"/>
+              <w:left w:type="dxa" w:w="100"/>
+              <w:bottom w:type="dxa" w:w="60"/>
+              <w:right w:type="dxa" w:w="100"/>
+            </w:tcMar>
+          </w:tcPr>
+          <w:p>
+            <w:r>
+              <w:rPr>
+                <w:rFonts w:ascii="Consolas" w:cs="Consolas" w:eastAsia="Consolas" w:hAnsi="Consolas"/>
+                <w:color w:val="0B4F8A"/>
+                <w:sz w:val="19"/>
+                <w:szCs w:val="19"/>
+              </w:rPr>
+              <w:t xml:space="preserve">sensitive_data</w:t>
+            </w:r>
+          </w:p>
+        </w:tc>
+        <w:tc>
+          <w:tcPr>
+            <w:tcW w:type="dxa" w:w="4300"/>
+            <w:tcBorders>
+              <w:top w:val="single" w:color="BFC9D6" w:sz="4"/>
+              <w:left w:val="single" w:color="BFC9D6" w:sz="4"/>
+              <w:bottom w:val="single" w:color="BFC9D6" w:sz="4"/>
+              <w:right w:val="single" w:color="BFC9D6" w:sz="4"/>
+            </w:tcBorders>
+            <w:shd w:fill="F6F8FB" w:color="auto" w:val="clear"/>
+            <w:tcMar>
+              <w:top w:type="dxa" w:w="60"/>
+              <w:left w:type="dxa" w:w="100"/>
+              <w:bottom w:type="dxa" w:w="60"/>
+              <w:right w:type="dxa" w:w="100"/>
+            </w:tcMar>
+          </w:tcPr>
+          <w:p>
+            <w:r>
+              <w:rPr>
+                <w:sz w:val="19"/>
+                <w:szCs w:val="19"/>
+              </w:rPr>
+              <w:t xml:space="preserve">Passwords, API keys, cards or other secrets</w:t>
+            </w:r>
+          </w:p>
+        </w:tc>
+        <w:tc>
+          <w:tcPr>
+            <w:tcW w:type="dxa" w:w="3060"/>
+            <w:tcBorders>
+              <w:top w:val="single" w:color="BFC9D6" w:sz="4"/>
+              <w:left w:val="single" w:color="BFC9D6" w:sz="4"/>
+              <w:bottom w:val="single" w:color="BFC9D6" w:sz="4"/>
+              <w:right w:val="single" w:color="BFC9D6" w:sz="4"/>
+            </w:tcBorders>
+            <w:shd w:fill="F6F8FB" w:color="auto" w:val="clear"/>
+            <w:tcMar>
+              <w:top w:type="dxa" w:w="60"/>
+              <w:left w:type="dxa" w:w="100"/>
+              <w:bottom w:type="dxa" w:w="60"/>
+              <w:right w:type="dxa" w:w="100"/>
+            </w:tcMar>
+          </w:tcPr>
+          <w:p>
+            <w:r>
+              <w:rPr>
+                <w:sz w:val="19"/>
+                <w:szCs w:val="19"/>
+              </w:rPr>
+              <w:t xml:space="preserve">≥ 0.98 / ≤ 0.10</w:t>
+            </w:r>
+          </w:p>
+        </w:tc>
+      </w:tr>
+      <w:tr>
+        <w:tc>
+          <w:tcPr>
+            <w:tcW w:type="dxa" w:w="2000"/>
+            <w:tcBorders>
+              <w:top w:val="single" w:color="BFC9D6" w:sz="4"/>
+              <w:left w:val="single" w:color="BFC9D6" w:sz="4"/>
+              <w:bottom w:val="single" w:color="BFC9D6" w:sz="4"/>
+              <w:right w:val="single" w:color="BFC9D6" w:sz="4"/>
+            </w:tcBorders>
+            <w:shd w:fill="FFFFFF" w:color="auto" w:val="clear"/>
+            <w:tcMar>
+              <w:top w:type="dxa" w:w="60"/>
+              <w:left w:type="dxa" w:w="100"/>
+              <w:bottom w:type="dxa" w:w="60"/>
+              <w:right w:type="dxa" w:w="100"/>
+            </w:tcMar>
+          </w:tcPr>
+          <w:p>
+            <w:r>
+              <w:rPr>
+                <w:rFonts w:ascii="Consolas" w:cs="Consolas" w:eastAsia="Consolas" w:hAnsi="Consolas"/>
+                <w:color w:val="0B4F8A"/>
+                <w:sz w:val="19"/>
+                <w:szCs w:val="19"/>
+              </w:rPr>
+              <w:t xml:space="preserve">harmful</w:t>
+            </w:r>
+          </w:p>
+        </w:tc>
+        <w:tc>
+          <w:tcPr>
+            <w:tcW w:type="dxa" w:w="4300"/>
+            <w:tcBorders>
+              <w:top w:val="single" w:color="BFC9D6" w:sz="4"/>
+              <w:left w:val="single" w:color="BFC9D6" w:sz="4"/>
+              <w:bottom w:val="single" w:color="BFC9D6" w:sz="4"/>
+              <w:right w:val="single" w:color="BFC9D6" w:sz="4"/>
+            </w:tcBorders>
+            <w:shd w:fill="FFFFFF" w:color="auto" w:val="clear"/>
+            <w:tcMar>
+              <w:top w:type="dxa" w:w="60"/>
+              <w:left w:type="dxa" w:w="100"/>
+              <w:bottom w:type="dxa" w:w="60"/>
+              <w:right w:type="dxa" w:w="100"/>
+            </w:tcMar>
+          </w:tcPr>
+          <w:p>
+            <w:r>
+              <w:rPr>
+                <w:sz w:val="19"/>
+                <w:szCs w:val="19"/>
+              </w:rPr>
+              <w:t xml:space="preserve">Requests for help with fraud, illegal evasion or crimes</w:t>
+            </w:r>
+          </w:p>
+        </w:tc>
+        <w:tc>
+          <w:tcPr>
+            <w:tcW w:type="dxa" w:w="3060"/>
+            <w:tcBorders>
+              <w:top w:val="single" w:color="BFC9D6" w:sz="4"/>
+              <w:left w:val="single" w:color="BFC9D6" w:sz="4"/>
+              <w:bottom w:val="single" w:color="BFC9D6" w:sz="4"/>
+              <w:right w:val="single" w:color="BFC9D6" w:sz="4"/>
+            </w:tcBorders>
+            <w:shd w:fill="FFFFFF" w:color="auto" w:val="clear"/>
+            <w:tcMar>
+              <w:top w:type="dxa" w:w="60"/>
+              <w:left w:type="dxa" w:w="100"/>
+              <w:bottom w:type="dxa" w:w="60"/>
+              <w:right w:type="dxa" w:w="100"/>
+            </w:tcMar>
+          </w:tcPr>
+          <w:p>
+            <w:r>
+              <w:rPr>
+                <w:sz w:val="19"/>
+                <w:szCs w:val="19"/>
+              </w:rPr>
+              <w:t xml:space="preserve">≥ 0.98 / ≤ 0.53</w:t>
+            </w:r>
+          </w:p>
+        </w:tc>
+      </w:tr>
+      <w:tr>
+        <w:tc>
+          <w:tcPr>
+            <w:tcW w:type="dxa" w:w="2000"/>
+            <w:tcBorders>
+              <w:top w:val="single" w:color="BFC9D6" w:sz="4"/>
+              <w:left w:val="single" w:color="BFC9D6" w:sz="4"/>
+              <w:bottom w:val="single" w:color="BFC9D6" w:sz="4"/>
+              <w:right w:val="single" w:color="BFC9D6" w:sz="4"/>
+            </w:tcBorders>
+            <w:shd w:fill="F6F8FB" w:color="auto" w:val="clear"/>
+            <w:tcMar>
+              <w:top w:type="dxa" w:w="60"/>
+              <w:left w:type="dxa" w:w="100"/>
+              <w:bottom w:type="dxa" w:w="60"/>
+              <w:right w:type="dxa" w:w="100"/>
+            </w:tcMar>
+          </w:tcPr>
+          <w:p>
+            <w:r>
+              <w:rPr>
+                <w:rFonts w:ascii="Consolas" w:cs="Consolas" w:eastAsia="Consolas" w:hAnsi="Consolas"/>
+                <w:color w:val="0B4F8A"/>
+                <w:sz w:val="19"/>
+                <w:szCs w:val="19"/>
+              </w:rPr>
+              <w:t xml:space="preserve">out_of_scope</w:t>
+            </w:r>
+          </w:p>
+        </w:tc>
+        <w:tc>
+          <w:tcPr>
+            <w:tcW w:type="dxa" w:w="4300"/>
+            <w:tcBorders>
+              <w:top w:val="single" w:color="BFC9D6" w:sz="4"/>
+              <w:left w:val="single" w:color="BFC9D6" w:sz="4"/>
+              <w:bottom w:val="single" w:color="BFC9D6" w:sz="4"/>
+              <w:right w:val="single" w:color="BFC9D6" w:sz="4"/>
+            </w:tcBorders>
+            <w:shd w:fill="F6F8FB" w:color="auto" w:val="clear"/>
+            <w:tcMar>
+              <w:top w:type="dxa" w:w="60"/>
+              <w:left w:type="dxa" w:w="100"/>
+              <w:bottom w:type="dxa" w:w="60"/>
+              <w:right w:type="dxa" w:w="100"/>
+            </w:tcMar>
+          </w:tcPr>
+          <w:p>
+            <w:r>
+              <w:rPr>
+                <w:sz w:val="19"/>
+                <w:szCs w:val="19"/>
+              </w:rPr>
+              <w:t xml:space="preserve">Outside the </w:t>
+            </w:r>
+            <w:r>
+              <w:rPr>
+                <w:rFonts w:ascii="Consolas" w:cs="Consolas" w:eastAsia="Consolas" w:hAnsi="Consolas"/>
+                <w:color w:val="0B4F8A"/>
+                <w:sz w:val="19"/>
+                <w:szCs w:val="19"/>
+              </w:rPr>
+              <w:t xml:space="preserve">Scope</w:t>
+            </w:r>
+            <w:r>
+              <w:rPr>
+                <w:sz w:val="19"/>
+                <w:szCs w:val="19"/>
+              </w:rPr>
+              <w:t xml:space="preserve"> domain (only when set)</w:t>
+            </w:r>
+          </w:p>
+        </w:tc>
+        <w:tc>
+          <w:tcPr>
+            <w:tcW w:type="dxa" w:w="3060"/>
+            <w:tcBorders>
+              <w:top w:val="single" w:color="BFC9D6" w:sz="4"/>
+              <w:left w:val="single" w:color="BFC9D6" w:sz="4"/>
+              <w:bottom w:val="single" w:color="BFC9D6" w:sz="4"/>
+              <w:right w:val="single" w:color="BFC9D6" w:sz="4"/>
+            </w:tcBorders>
+            <w:shd w:fill="F6F8FB" w:color="auto" w:val="clear"/>
+            <w:tcMar>
+              <w:top w:type="dxa" w:w="60"/>
+              <w:left w:type="dxa" w:w="100"/>
+              <w:bottom w:type="dxa" w:w="60"/>
+              <w:right w:type="dxa" w:w="100"/>
+            </w:tcMar>
+          </w:tcPr>
+          <w:p>
+            <w:r>
+              <w:rPr>
+                <w:sz w:val="19"/>
+                <w:szCs w:val="19"/>
+              </w:rPr>
+              <w:t xml:space="preserve">≥ 0.98 / ≤ 0.16</w:t>
+            </w:r>
+          </w:p>
+        </w:tc>
+      </w:tr>
+    </w:tbl>
+    <w:p>
+      <w:pPr>
+        <w:spacing w:after="80"/>
+      </w:pPr>
+    </w:p>
+    <w:p>
+      <w:pPr>
+        <w:pStyle w:val="ListParagraph"/>
+        <w:numPr>
+          <w:ilvl w:val="0"/>
+          <w:numId w:val="2"/>
+        </w:numPr>
+        <w:spacing w:after="60"/>
+      </w:pPr>
+      <w:r>
+        <w:t xml:space="preserve">A blocked message </w:t>
+      </w:r>
+      <w:r>
+        <w:rPr>
+          <w:b/>
+          <w:bCs/>
+        </w:rPr>
+        <w:t xml:space="preserve">never reaches the network</w:t>
+      </w:r>
+      <w:r>
+        <w:t xml:space="preserve">: </w:t>
+      </w:r>
+      <w:r>
+        <w:rPr>
+          <w:rFonts w:ascii="Consolas" w:cs="Consolas" w:eastAsia="Consolas" w:hAnsi="Consolas"/>
+          <w:color w:val="0B4F8A"/>
+          <w:sz w:val="19"/>
+          <w:szCs w:val="19"/>
+        </w:rPr>
+        <w:t xml:space="preserve">Run</w:t>
+      </w:r>
+      <w:r>
+        <w:t xml:space="preserve"> calls </w:t>
+      </w:r>
+      <w:r>
+        <w:rPr>
+          <w:rFonts w:ascii="Consolas" w:cs="Consolas" w:eastAsia="Consolas" w:hAnsi="Consolas"/>
+          <w:color w:val="0B4F8A"/>
+          <w:sz w:val="19"/>
+          <w:szCs w:val="19"/>
+        </w:rPr>
+        <w:t xml:space="preserve">DoError</w:t>
+      </w:r>
+      <w:r>
+        <w:t xml:space="preserve"> and returns empty.</w:t>
+      </w:r>
+    </w:p>
+    <w:p>
+      <w:pPr>
+        <w:pStyle w:val="ListParagraph"/>
+        <w:numPr>
+          <w:ilvl w:val="0"/>
+          <w:numId w:val="2"/>
+        </w:numPr>
+        <w:spacing w:after="60"/>
+      </w:pPr>
+      <w:r>
+        <w:rPr>
+          <w:rFonts w:ascii="Consolas" w:cs="Consolas" w:eastAsia="Consolas" w:hAnsi="Consolas"/>
+          <w:color w:val="0B4F8A"/>
+          <w:sz w:val="19"/>
+          <w:szCs w:val="19"/>
+        </w:rPr>
+        <w:t xml:space="preserve">OnPromptGuard</w:t>
+      </w:r>
+      <w:r>
+        <w:t xml:space="preserve"> receives the verdict and may change the action: </w:t>
+      </w:r>
+      <w:r>
+        <w:rPr>
+          <w:rFonts w:ascii="Consolas" w:cs="Consolas" w:eastAsia="Consolas" w:hAnsi="Consolas"/>
+          <w:color w:val="0B4F8A"/>
+          <w:sz w:val="19"/>
+          <w:szCs w:val="19"/>
+        </w:rPr>
+        <w:t xml:space="preserve">saAllow</w:t>
+      </w:r>
+      <w:r>
+        <w:t xml:space="preserve"> (continue), </w:t>
+      </w:r>
+      <w:r>
+        <w:rPr>
+          <w:rFonts w:ascii="Consolas" w:cs="Consolas" w:eastAsia="Consolas" w:hAnsi="Consolas"/>
+          <w:color w:val="0B4F8A"/>
+          <w:sz w:val="19"/>
+          <w:szCs w:val="19"/>
+        </w:rPr>
+        <w:t xml:space="preserve">saAllowWrapped</w:t>
+      </w:r>
+      <w:r>
+        <w:t xml:space="preserve"> (wrap the prompt) or </w:t>
+      </w:r>
+      <w:r>
+        <w:rPr>
+          <w:rFonts w:ascii="Consolas" w:cs="Consolas" w:eastAsia="Consolas" w:hAnsi="Consolas"/>
+          <w:color w:val="0B4F8A"/>
+          <w:sz w:val="19"/>
+          <w:szCs w:val="19"/>
+        </w:rPr>
+        <w:t xml:space="preserve">saBlock</w:t>
+      </w:r>
+      <w:r>
+        <w:t xml:space="preserve"> (default).</w:t>
+      </w:r>
+    </w:p>
+    <w:p>
+      <w:pPr>
+        <w:pStyle w:val="ListParagraph"/>
+        <w:numPr>
+          <w:ilvl w:val="0"/>
+          <w:numId w:val="2"/>
+        </w:numPr>
+        <w:spacing w:after="60"/>
+      </w:pPr>
+      <w:r>
+        <w:t xml:space="preserve">Security categories take </w:t>
+      </w:r>
+      <w:r>
+        <w:rPr>
+          <w:b/>
+          <w:bCs/>
+        </w:rPr>
+        <w:t xml:space="preserve">priority</w:t>
+      </w:r>
+      <w:r>
+        <w:t xml:space="preserve"> over </w:t>
+      </w:r>
+      <w:r>
+        <w:rPr>
+          <w:rFonts w:ascii="Consolas" w:cs="Consolas" w:eastAsia="Consolas" w:hAnsi="Consolas"/>
+          <w:color w:val="0B4F8A"/>
+          <w:sz w:val="19"/>
+          <w:szCs w:val="19"/>
+        </w:rPr>
+        <w:t xml:space="preserve">out_of_scope</w:t>
+      </w:r>
+      <w:r>
+        <w:t xml:space="preserve">: a jailbreak is also "off-topic", but it is recorded as an injection.</w:t>
+      </w:r>
+    </w:p>
+    <w:p>
+      <w:pPr>
+        <w:pStyle w:val="ListParagraph"/>
+        <w:numPr>
+          <w:ilvl w:val="0"/>
+          <w:numId w:val="2"/>
+        </w:numPr>
+        <w:spacing w:after="60"/>
+      </w:pPr>
+      <w:r>
+        <w:t xml:space="preserve">If the guard fails, </w:t>
+      </w:r>
+      <w:r>
+        <w:rPr>
+          <w:rFonts w:ascii="Consolas" w:cs="Consolas" w:eastAsia="Consolas" w:hAnsi="Consolas"/>
+          <w:color w:val="0B4F8A"/>
+          <w:sz w:val="19"/>
+          <w:szCs w:val="19"/>
+        </w:rPr>
+        <w:t xml:space="preserve">BlockOnError</w:t>
+      </w:r>
+      <w:r>
+        <w:t xml:space="preserve"> (default </w:t>
+      </w:r>
+      <w:r>
+        <w:rPr>
+          <w:rFonts w:ascii="Consolas" w:cs="Consolas" w:eastAsia="Consolas" w:hAnsi="Consolas"/>
+          <w:color w:val="0B4F8A"/>
+          <w:sz w:val="19"/>
+          <w:szCs w:val="19"/>
+        </w:rPr>
+        <w:t xml:space="preserve">True</w:t>
+      </w:r>
+      <w:r>
+        <w:t xml:space="preserve">) decides.</w:t>
+      </w:r>
+    </w:p>
+    <w:p>
+      <w:pPr>
+        <w:pBdr>
+          <w:left w:val="single" w:color="2E75B6" w:sz="18" w:space="8"/>
+        </w:pBdr>
+        <w:shd w:fill="EAF2FB" w:color="auto" w:val="clear"/>
+        <w:spacing w:after="160" w:before="80"/>
+        <w:ind w:left="120" w:right="120"/>
+      </w:pPr>
+      <w:r>
+        <w:rPr>
+          <w:b/>
+          <w:bCs/>
+          <w:color w:val="2E75B6"/>
+        </w:rPr>
+        <w:t xml:space="preserve">Live: </w:t>
+      </w:r>
+      <w:r>
+        <w:t xml:space="preserve">over 9 messages the regex caught 1 of 6 problematic ones; Jev caught all 6 without blocking the greeting or "what is the penalty for filing VAT late?". The phrase "not counting greetings or thanks" in the scope question was needed: without it "Hola, buenos días" came out off-topic (0.82).</w:t>
+      </w:r>
+    </w:p>
+    <w:p>
+      <w:pPr>
         <w:pStyle w:val="Heading1"/>
         <w:pageBreakBefore/>
       </w:pPr>
@@ -13943,7 +14981,7 @@
         <w:t xml:space="preserve">with no network and no API key</w:t>
       </w:r>
       <w:r>
-        <w:t xml:space="preserve">, with 16 new cases (54 in total).</w:t>
+        <w:t xml:space="preserve">, with 18 new cases (56 in total).</w:t>
       </w:r>
     </w:p>
     <w:p>
@@ -14636,7 +15674,23 @@
                 <w:sz w:val="19"/>
                 <w:szCs w:val="19"/>
               </w:rPr>
-              <w:t xml:space="preserve">evals.score.jev-scorer</w:t>
+              <w:t xml:space="preserve">chat.promptguard.flow</w:t>
+            </w:r>
+            <w:r>
+              <w:rPr>
+                <w:sz w:val="19"/>
+                <w:szCs w:val="19"/>
+              </w:rPr>
+              <w:t xml:space="preserve"> / </w:t>
+            </w:r>
+            <w:r>
+              <w:rPr>
+                <w:rFonts w:ascii="Consolas" w:cs="Consolas" w:eastAsia="Consolas" w:hAnsi="Consolas"/>
+                <w:color w:val="0B4F8A"/>
+                <w:sz w:val="19"/>
+                <w:szCs w:val="19"/>
+              </w:rPr>
+              <w:t xml:space="preserve">jev.promptguard.classifier</w:t>
             </w:r>
           </w:p>
         </w:tc>
@@ -14660,19 +15714,26 @@
           <w:p>
             <w:r>
               <w:rPr>
-                <w:rFonts w:ascii="Consolas" w:cs="Consolas" w:eastAsia="Consolas" w:hAnsi="Consolas"/>
-                <w:color w:val="0B4F8A"/>
-                <w:sz w:val="19"/>
-                <w:szCs w:val="19"/>
-              </w:rPr>
-              <w:t xml:space="preserve">ExpectScore</w:t>
-            </w:r>
-            <w:r>
-              <w:rPr>
-                <w:sz w:val="19"/>
-                <w:szCs w:val="19"/>
-              </w:rPr>
-              <w:t xml:space="preserve"> passes, fails with the score in the reason; a Jev error fails the check without raising</w:t>
+                <w:sz w:val="19"/>
+                <w:szCs w:val="19"/>
+              </w:rPr>
+              <w:t xml:space="preserve">Blocks without touching the network, allows, </w:t>
+            </w:r>
+            <w:r>
+              <w:rPr>
+                <w:rFonts w:ascii="Consolas" w:cs="Consolas" w:eastAsia="Consolas" w:hAnsi="Consolas"/>
+                <w:color w:val="0B4F8A"/>
+                <w:sz w:val="19"/>
+                <w:szCs w:val="19"/>
+              </w:rPr>
+              <w:t xml:space="preserve">OnPromptGuard</w:t>
+            </w:r>
+            <w:r>
+              <w:rPr>
+                <w:sz w:val="19"/>
+                <w:szCs w:val="19"/>
+              </w:rPr>
+              <w:t xml:space="preserve"> overrides, failing guard; security over scope priority</w:t>
             </w:r>
           </w:p>
         </w:tc>
@@ -14703,6 +15764,73 @@
                 <w:sz w:val="19"/>
                 <w:szCs w:val="19"/>
               </w:rPr>
+              <w:t xml:space="preserve">evals.score.jev-scorer</w:t>
+            </w:r>
+          </w:p>
+        </w:tc>
+        <w:tc>
+          <w:tcPr>
+            <w:tcW w:type="dxa" w:w="6360"/>
+            <w:tcBorders>
+              <w:top w:val="single" w:color="BFC9D6" w:sz="4"/>
+              <w:left w:val="single" w:color="BFC9D6" w:sz="4"/>
+              <w:bottom w:val="single" w:color="BFC9D6" w:sz="4"/>
+              <w:right w:val="single" w:color="BFC9D6" w:sz="4"/>
+            </w:tcBorders>
+            <w:shd w:fill="F6F8FB" w:color="auto" w:val="clear"/>
+            <w:tcMar>
+              <w:top w:type="dxa" w:w="60"/>
+              <w:left w:type="dxa" w:w="100"/>
+              <w:bottom w:type="dxa" w:w="60"/>
+              <w:right w:type="dxa" w:w="100"/>
+            </w:tcMar>
+          </w:tcPr>
+          <w:p>
+            <w:r>
+              <w:rPr>
+                <w:rFonts w:ascii="Consolas" w:cs="Consolas" w:eastAsia="Consolas" w:hAnsi="Consolas"/>
+                <w:color w:val="0B4F8A"/>
+                <w:sz w:val="19"/>
+                <w:szCs w:val="19"/>
+              </w:rPr>
+              <w:t xml:space="preserve">ExpectScore</w:t>
+            </w:r>
+            <w:r>
+              <w:rPr>
+                <w:sz w:val="19"/>
+                <w:szCs w:val="19"/>
+              </w:rPr>
+              <w:t xml:space="preserve"> passes, fails with the score in the reason; a Jev error fails the check without raising</w:t>
+            </w:r>
+          </w:p>
+        </w:tc>
+      </w:tr>
+      <w:tr>
+        <w:tc>
+          <w:tcPr>
+            <w:tcW w:type="dxa" w:w="3000"/>
+            <w:tcBorders>
+              <w:top w:val="single" w:color="BFC9D6" w:sz="4"/>
+              <w:left w:val="single" w:color="BFC9D6" w:sz="4"/>
+              <w:bottom w:val="single" w:color="BFC9D6" w:sz="4"/>
+              <w:right w:val="single" w:color="BFC9D6" w:sz="4"/>
+            </w:tcBorders>
+            <w:shd w:fill="FFFFFF" w:color="auto" w:val="clear"/>
+            <w:tcMar>
+              <w:top w:type="dxa" w:w="60"/>
+              <w:left w:type="dxa" w:w="100"/>
+              <w:bottom w:type="dxa" w:w="60"/>
+              <w:right w:type="dxa" w:w="100"/>
+            </w:tcMar>
+          </w:tcPr>
+          <w:p>
+            <w:r>
+              <w:rPr>
+                <w:rFonts w:ascii="Consolas" w:cs="Consolas" w:eastAsia="Consolas" w:hAnsi="Consolas"/>
+                <w:color w:val="0B4F8A"/>
+                <w:sz w:val="19"/>
+                <w:szCs w:val="19"/>
+              </w:rPr>
               <w:t xml:space="preserve">rag.rerank.jev-semantic</w:t>
             </w:r>
             <w:r>
@@ -14732,7 +15860,7 @@
               <w:bottom w:val="single" w:color="BFC9D6" w:sz="4"/>
               <w:right w:val="single" w:color="BFC9D6" w:sz="4"/>
             </w:tcBorders>
-            <w:shd w:fill="F6F8FB" w:color="auto" w:val="clear"/>
+            <w:shd w:fill="FFFFFF" w:color="auto" w:val="clear"/>
             <w:tcMar>
               <w:top w:type="dxa" w:w="60"/>
               <w:left w:type="dxa" w:w="100"/>
@@ -15075,7 +16203,7 @@
                 <w:sz w:val="19"/>
                 <w:szCs w:val="19"/>
               </w:rPr>
-              <w:t xml:space="preserve">A: SmartDispatch classification. B: Guardrails with a list + Jev over 8 tool calls</w:t>
+              <w:t xml:space="preserve">A: SmartDispatch classification. B: Guardrails with a list + Jev over 8 tool calls. C: input guardrail, regex vs Jev</w:t>
             </w:r>
           </w:p>
         </w:tc>
@@ -15631,7 +16759,7 @@
                 <w:sz w:val="19"/>
                 <w:szCs w:val="19"/>
               </w:rPr>
-              <w:t xml:space="preserve">Source/Core/uMakerAi.Evals.pas</w:t>
+              <w:t xml:space="preserve">Source/Tools/uMakerAi.Jev.PromptGuard.pas</w:t>
             </w:r>
           </w:p>
         </w:tc>
@@ -15655,44 +16783,10 @@
           <w:p>
             <w:r>
               <w:rPr>
-                <w:rFonts w:ascii="Consolas" w:cs="Consolas" w:eastAsia="Consolas" w:hAnsi="Consolas"/>
-                <w:color w:val="0B4F8A"/>
-                <w:sz w:val="19"/>
-                <w:szCs w:val="19"/>
-              </w:rPr>
-              <w:t xml:space="preserve">Scorer</w:t>
-            </w:r>
-            <w:r>
-              <w:rPr>
-                <w:sz w:val="19"/>
-                <w:szCs w:val="19"/>
-              </w:rPr>
-              <w:t xml:space="preserve">, </w:t>
-            </w:r>
-            <w:r>
-              <w:rPr>
-                <w:rFonts w:ascii="Consolas" w:cs="Consolas" w:eastAsia="Consolas" w:hAnsi="Consolas"/>
-                <w:color w:val="0B4F8A"/>
-                <w:sz w:val="19"/>
-                <w:szCs w:val="19"/>
-              </w:rPr>
-              <w:t xml:space="preserve">TAiEvalScorerBase</w:t>
-            </w:r>
-            <w:r>
-              <w:rPr>
-                <w:sz w:val="19"/>
-                <w:szCs w:val="19"/>
-              </w:rPr>
-              <w:t xml:space="preserve">, </w:t>
-            </w:r>
-            <w:r>
-              <w:rPr>
-                <w:rFonts w:ascii="Consolas" w:cs="Consolas" w:eastAsia="Consolas" w:hAnsi="Consolas"/>
-                <w:color w:val="0B4F8A"/>
-                <w:sz w:val="19"/>
-                <w:szCs w:val="19"/>
-              </w:rPr>
-              <w:t xml:space="preserve">ExpectScore</w:t>
+                <w:sz w:val="19"/>
+                <w:szCs w:val="19"/>
+              </w:rPr>
+              <w:t xml:space="preserve">Input guardrail</w:t>
             </w:r>
           </w:p>
         </w:tc>
@@ -15723,7 +16817,7 @@
                 <w:sz w:val="19"/>
                 <w:szCs w:val="19"/>
               </w:rPr>
-              <w:t xml:space="preserve">Source/RAG/uMakerAi.RAG.Vectors.pas</w:t>
+              <w:t xml:space="preserve">Source/Core/uMakerAi.Evals.pas</w:t>
             </w:r>
           </w:p>
         </w:tc>
@@ -15752,7 +16846,7 @@
                 <w:sz w:val="19"/>
                 <w:szCs w:val="19"/>
               </w:rPr>
-              <w:t xml:space="preserve">Reranker</w:t>
+              <w:t xml:space="preserve">Scorer</w:t>
             </w:r>
             <w:r>
               <w:rPr>
@@ -15768,7 +16862,7 @@
                 <w:sz w:val="19"/>
                 <w:szCs w:val="19"/>
               </w:rPr>
-              <w:t xml:space="preserve">TAiRAGRerankerBase</w:t>
+              <w:t xml:space="preserve">TAiEvalScorerBase</w:t>
             </w:r>
             <w:r>
               <w:rPr>
@@ -15784,7 +16878,7 @@
                 <w:sz w:val="19"/>
                 <w:szCs w:val="19"/>
               </w:rPr>
-              <w:t xml:space="preserve">RerankWith</w:t>
+              <w:t xml:space="preserve">ExpectScore</w:t>
             </w:r>
           </w:p>
         </w:tc>
@@ -15815,7 +16909,7 @@
                 <w:sz w:val="19"/>
                 <w:szCs w:val="19"/>
               </w:rPr>
-              <w:t xml:space="preserve">Source/Core/uMakerAi.Chat.Tools.pas</w:t>
+              <w:t xml:space="preserve">Source/RAG/uMakerAi.RAG.Vectors.pas</w:t>
             </w:r>
           </w:p>
         </w:tc>
@@ -15844,7 +16938,7 @@
                 <w:sz w:val="19"/>
                 <w:szCs w:val="19"/>
               </w:rPr>
-              <w:t xml:space="preserve">IAiDispatchClassifier</w:t>
+              <w:t xml:space="preserve">Reranker</w:t>
             </w:r>
             <w:r>
               <w:rPr>
@@ -15860,7 +16954,23 @@
                 <w:sz w:val="19"/>
                 <w:szCs w:val="19"/>
               </w:rPr>
-              <w:t xml:space="preserve">TAiDispatchClassifierBase</w:t>
+              <w:t xml:space="preserve">TAiRAGRerankerBase</w:t>
+            </w:r>
+            <w:r>
+              <w:rPr>
+                <w:sz w:val="19"/>
+                <w:szCs w:val="19"/>
+              </w:rPr>
+              <w:t xml:space="preserve">, </w:t>
+            </w:r>
+            <w:r>
+              <w:rPr>
+                <w:rFonts w:ascii="Consolas" w:cs="Consolas" w:eastAsia="Consolas" w:hAnsi="Consolas"/>
+                <w:color w:val="0B4F8A"/>
+                <w:sz w:val="19"/>
+                <w:szCs w:val="19"/>
+              </w:rPr>
+              <w:t xml:space="preserve">RerankWith</w:t>
             </w:r>
           </w:p>
         </w:tc>
@@ -15891,7 +17001,7 @@
                 <w:sz w:val="19"/>
                 <w:szCs w:val="19"/>
               </w:rPr>
-              <w:t xml:space="preserve">Source/Core/uMakerAi.Chat.pas</w:t>
+              <w:t xml:space="preserve">Source/Core/uMakerAi.Chat.Tools.pas</w:t>
             </w:r>
           </w:p>
         </w:tc>
@@ -15920,7 +17030,7 @@
                 <w:sz w:val="19"/>
                 <w:szCs w:val="19"/>
               </w:rPr>
-              <w:t xml:space="preserve">ChatTools.DispatchClassifier</w:t>
+              <w:t xml:space="preserve">IAiDispatchClassifier</w:t>
             </w:r>
             <w:r>
               <w:rPr>
@@ -15936,23 +17046,7 @@
                 <w:sz w:val="19"/>
                 <w:szCs w:val="19"/>
               </w:rPr>
-              <w:t xml:space="preserve">ClassifySmartDispatch</w:t>
-            </w:r>
-            <w:r>
-              <w:rPr>
-                <w:sz w:val="19"/>
-                <w:szCs w:val="19"/>
-              </w:rPr>
-              <w:t xml:space="preserve">, </w:t>
-            </w:r>
-            <w:r>
-              <w:rPr>
-                <w:rFonts w:ascii="Consolas" w:cs="Consolas" w:eastAsia="Consolas" w:hAnsi="Consolas"/>
-                <w:color w:val="0B4F8A"/>
-                <w:sz w:val="19"/>
-                <w:szCs w:val="19"/>
-              </w:rPr>
-              <w:t xml:space="preserve">RunSmartDispatchTool</w:t>
+              <w:t xml:space="preserve">TAiDispatchClassifierBase</w:t>
             </w:r>
           </w:p>
         </w:tc>
@@ -15983,7 +17077,7 @@
                 <w:sz w:val="19"/>
                 <w:szCs w:val="19"/>
               </w:rPr>
-              <w:t xml:space="preserve">Source/Tools/uMakerAi.Guardrails.pas</w:t>
+              <w:t xml:space="preserve">Source/Core/uMakerAi.Chat.pas</w:t>
             </w:r>
           </w:p>
         </w:tc>
@@ -16012,7 +17106,23 @@
                 <w:sz w:val="19"/>
                 <w:szCs w:val="19"/>
               </w:rPr>
-              <w:t xml:space="preserve">Classifier</w:t>
+              <w:t xml:space="preserve">ChatTools.DispatchClassifier</w:t>
+            </w:r>
+            <w:r>
+              <w:rPr>
+                <w:sz w:val="19"/>
+                <w:szCs w:val="19"/>
+              </w:rPr>
+              <w:t xml:space="preserve"> and </w:t>
+            </w:r>
+            <w:r>
+              <w:rPr>
+                <w:rFonts w:ascii="Consolas" w:cs="Consolas" w:eastAsia="Consolas" w:hAnsi="Consolas"/>
+                <w:color w:val="0B4F8A"/>
+                <w:sz w:val="19"/>
+                <w:szCs w:val="19"/>
+              </w:rPr>
+              <w:t xml:space="preserve">PromptGuard</w:t>
             </w:r>
             <w:r>
               <w:rPr>
@@ -16028,7 +17138,39 @@
                 <w:sz w:val="19"/>
                 <w:szCs w:val="19"/>
               </w:rPr>
-              <w:t xml:space="preserve">TAiGuardrailClassifierBase</w:t>
+              <w:t xml:space="preserve">OnPromptGuard</w:t>
+            </w:r>
+            <w:r>
+              <w:rPr>
+                <w:sz w:val="19"/>
+                <w:szCs w:val="19"/>
+              </w:rPr>
+              <w:t xml:space="preserve">, </w:t>
+            </w:r>
+            <w:r>
+              <w:rPr>
+                <w:rFonts w:ascii="Consolas" w:cs="Consolas" w:eastAsia="Consolas" w:hAnsi="Consolas"/>
+                <w:color w:val="0B4F8A"/>
+                <w:sz w:val="19"/>
+                <w:szCs w:val="19"/>
+              </w:rPr>
+              <w:t xml:space="preserve">ClassifySmartDispatch</w:t>
+            </w:r>
+            <w:r>
+              <w:rPr>
+                <w:sz w:val="19"/>
+                <w:szCs w:val="19"/>
+              </w:rPr>
+              <w:t xml:space="preserve">, </w:t>
+            </w:r>
+            <w:r>
+              <w:rPr>
+                <w:rFonts w:ascii="Consolas" w:cs="Consolas" w:eastAsia="Consolas" w:hAnsi="Consolas"/>
+                <w:color w:val="0B4F8A"/>
+                <w:sz w:val="19"/>
+                <w:szCs w:val="19"/>
+              </w:rPr>
+              <w:t xml:space="preserve">RunSmartDispatchTool</w:t>
             </w:r>
           </w:p>
         </w:tc>
@@ -16059,6 +17201,82 @@
                 <w:sz w:val="19"/>
                 <w:szCs w:val="19"/>
               </w:rPr>
+              <w:t xml:space="preserve">Source/Tools/uMakerAi.Guardrails.pas</w:t>
+            </w:r>
+          </w:p>
+        </w:tc>
+        <w:tc>
+          <w:tcPr>
+            <w:tcW w:type="dxa" w:w="4560"/>
+            <w:tcBorders>
+              <w:top w:val="single" w:color="BFC9D6" w:sz="4"/>
+              <w:left w:val="single" w:color="BFC9D6" w:sz="4"/>
+              <w:bottom w:val="single" w:color="BFC9D6" w:sz="4"/>
+              <w:right w:val="single" w:color="BFC9D6" w:sz="4"/>
+            </w:tcBorders>
+            <w:shd w:fill="F6F8FB" w:color="auto" w:val="clear"/>
+            <w:tcMar>
+              <w:top w:type="dxa" w:w="60"/>
+              <w:left w:type="dxa" w:w="100"/>
+              <w:bottom w:type="dxa" w:w="60"/>
+              <w:right w:type="dxa" w:w="100"/>
+            </w:tcMar>
+          </w:tcPr>
+          <w:p>
+            <w:r>
+              <w:rPr>
+                <w:rFonts w:ascii="Consolas" w:cs="Consolas" w:eastAsia="Consolas" w:hAnsi="Consolas"/>
+                <w:color w:val="0B4F8A"/>
+                <w:sz w:val="19"/>
+                <w:szCs w:val="19"/>
+              </w:rPr>
+              <w:t xml:space="preserve">Classifier</w:t>
+            </w:r>
+            <w:r>
+              <w:rPr>
+                <w:sz w:val="19"/>
+                <w:szCs w:val="19"/>
+              </w:rPr>
+              <w:t xml:space="preserve">, </w:t>
+            </w:r>
+            <w:r>
+              <w:rPr>
+                <w:rFonts w:ascii="Consolas" w:cs="Consolas" w:eastAsia="Consolas" w:hAnsi="Consolas"/>
+                <w:color w:val="0B4F8A"/>
+                <w:sz w:val="19"/>
+                <w:szCs w:val="19"/>
+              </w:rPr>
+              <w:t xml:space="preserve">TAiGuardrailClassifierBase</w:t>
+            </w:r>
+          </w:p>
+        </w:tc>
+      </w:tr>
+      <w:tr>
+        <w:tc>
+          <w:tcPr>
+            <w:tcW w:type="dxa" w:w="4800"/>
+            <w:tcBorders>
+              <w:top w:val="single" w:color="BFC9D6" w:sz="4"/>
+              <w:left w:val="single" w:color="BFC9D6" w:sz="4"/>
+              <w:bottom w:val="single" w:color="BFC9D6" w:sz="4"/>
+              <w:right w:val="single" w:color="BFC9D6" w:sz="4"/>
+            </w:tcBorders>
+            <w:shd w:fill="FFFFFF" w:color="auto" w:val="clear"/>
+            <w:tcMar>
+              <w:top w:type="dxa" w:w="60"/>
+              <w:left w:type="dxa" w:w="100"/>
+              <w:bottom w:type="dxa" w:w="60"/>
+              <w:right w:type="dxa" w:w="100"/>
+            </w:tcMar>
+          </w:tcPr>
+          <w:p>
+            <w:r>
+              <w:rPr>
+                <w:rFonts w:ascii="Consolas" w:cs="Consolas" w:eastAsia="Consolas" w:hAnsi="Consolas"/>
+                <w:color w:val="0B4F8A"/>
+                <w:sz w:val="19"/>
+                <w:szCs w:val="19"/>
+              </w:rPr>
               <w:t xml:space="preserve">Source/Agents/uMakerAi.Agents.pas</w:t>
             </w:r>
           </w:p>
@@ -16072,7 +17290,7 @@
               <w:bottom w:val="single" w:color="BFC9D6" w:sz="4"/>
               <w:right w:val="single" w:color="BFC9D6" w:sz="4"/>
             </w:tcBorders>
-            <w:shd w:fill="F6F8FB" w:color="auto" w:val="clear"/>
+            <w:shd w:fill="FFFFFF" w:color="auto" w:val="clear"/>
             <w:tcMar>
               <w:top w:type="dxa" w:w="60"/>
               <w:left w:type="dxa" w:w="100"/>

--- a/Docs/Version 3/uMakerAi-Jev-TypeSafe-EN.docx
+++ b/Docs/Version 3/uMakerAi-Jev-TypeSafe-EN.docx
@@ -11635,7 +11635,392 @@
         <w:pStyle w:val="Heading2"/>
       </w:pPr>
       <w:r>
-        <w:t xml:space="preserve">7.2 Input guardrail: the user message</w:t>
+        <w:t xml:space="preserve">7.2 Permission categories</w:t>
+      </w:r>
+    </w:p>
+    <w:p>
+      <w:pPr>
+        <w:spacing w:after="120"/>
+      </w:pPr>
+      <w:r>
+        <w:t xml:space="preserve">With </w:t>
+      </w:r>
+      <w:r>
+        <w:rPr>
+          <w:rFonts w:ascii="Consolas" w:cs="Consolas" w:eastAsia="Consolas" w:hAnsi="Consolas"/>
+          <w:color w:val="0B4F8A"/>
+          <w:sz w:val="19"/>
+          <w:szCs w:val="19"/>
+        </w:rPr>
+        <w:t xml:space="preserve">Categories</w:t>
+      </w:r>
+      <w:r>
+        <w:t xml:space="preserve">, the same classifier assigns each call to a category in the </w:t>
+      </w:r>
+      <w:r>
+        <w:rPr>
+          <w:b/>
+          <w:bCs/>
+        </w:rPr>
+        <w:t xml:space="preserve">same call</w:t>
+      </w:r>
+      <w:r>
+        <w:t xml:space="preserve"> as the risk question, and blocks those in </w:t>
+      </w:r>
+      <w:r>
+        <w:rPr>
+          <w:rFonts w:ascii="Consolas" w:cs="Consolas" w:eastAsia="Consolas" w:hAnsi="Consolas"/>
+          <w:color w:val="0B4F8A"/>
+          <w:sz w:val="19"/>
+          <w:szCs w:val="19"/>
+        </w:rPr>
+        <w:t xml:space="preserve">BlockedCategories</w:t>
+      </w:r>
+      <w:r>
+        <w:t xml:space="preserve">.</w:t>
+      </w:r>
+    </w:p>
+    <w:p>
+      <w:pPr>
+        <w:pBdr>
+          <w:left w:val="single" w:color="2E75B6" w:sz="12" w:space="6"/>
+        </w:pBdr>
+        <w:shd w:fill="F3F5F8" w:color="auto" w:val="clear"/>
+        <w:spacing w:after="0" w:before="60" w:line="260"/>
+        <w:ind w:left="120"/>
+      </w:pPr>
+      <w:r>
+        <w:rPr>
+          <w:rFonts w:ascii="Consolas" w:cs="Consolas" w:eastAsia="Consolas" w:hAnsi="Consolas"/>
+          <w:sz w:val="17"/>
+          <w:szCs w:val="17"/>
+        </w:rPr>
+        <w:t xml:space="preserve">JevGuard.Categories.Add('read=Only reads or queries information; changes nothing');</w:t>
+      </w:r>
+    </w:p>
+    <w:p>
+      <w:pPr>
+        <w:pBdr>
+          <w:left w:val="single" w:color="2E75B6" w:sz="12" w:space="6"/>
+        </w:pBdr>
+        <w:shd w:fill="F3F5F8" w:color="auto" w:val="clear"/>
+        <w:spacing w:after="0" w:before="0" w:line="260"/>
+        <w:ind w:left="120"/>
+      </w:pPr>
+      <w:r>
+        <w:rPr>
+          <w:rFonts w:ascii="Consolas" w:cs="Consolas" w:eastAsia="Consolas" w:hAnsi="Consolas"/>
+          <w:sz w:val="17"/>
+          <w:szCs w:val="17"/>
+        </w:rPr>
+        <w:t xml:space="preserve">JevGuard.Categories.Add('write=Creates or modifies records, files or settings');</w:t>
+      </w:r>
+    </w:p>
+    <w:p>
+      <w:pPr>
+        <w:pBdr>
+          <w:left w:val="single" w:color="2E75B6" w:sz="12" w:space="6"/>
+        </w:pBdr>
+        <w:shd w:fill="F3F5F8" w:color="auto" w:val="clear"/>
+        <w:spacing w:after="0" w:before="0" w:line="260"/>
+        <w:ind w:left="120"/>
+      </w:pPr>
+      <w:r>
+        <w:rPr>
+          <w:rFonts w:ascii="Consolas" w:cs="Consolas" w:eastAsia="Consolas" w:hAnsi="Consolas"/>
+          <w:sz w:val="17"/>
+          <w:szCs w:val="17"/>
+        </w:rPr>
+        <w:t xml:space="preserve">JevGuard.Categories.Add('financial=Moves money: payments, transfers, refunds');</w:t>
+      </w:r>
+    </w:p>
+    <w:p>
+      <w:pPr>
+        <w:pBdr>
+          <w:left w:val="single" w:color="2E75B6" w:sz="12" w:space="6"/>
+        </w:pBdr>
+        <w:shd w:fill="F3F5F8" w:color="auto" w:val="clear"/>
+        <w:spacing w:after="0" w:before="0" w:line="260"/>
+        <w:ind w:left="120"/>
+      </w:pPr>
+      <w:r>
+        <w:rPr>
+          <w:rFonts w:ascii="Consolas" w:cs="Consolas" w:eastAsia="Consolas" w:hAnsi="Consolas"/>
+          <w:sz w:val="17"/>
+          <w:szCs w:val="17"/>
+        </w:rPr>
+        <w:t xml:space="preserve">JevGuard.Categories.Add('system=Runs OS commands or changes users or permissions');</w:t>
+      </w:r>
+    </w:p>
+    <w:p>
+      <w:pPr>
+        <w:pBdr>
+          <w:left w:val="single" w:color="2E75B6" w:sz="12" w:space="6"/>
+        </w:pBdr>
+        <w:shd w:fill="F3F5F8" w:color="auto" w:val="clear"/>
+        <w:spacing w:after="0" w:before="0" w:line="260"/>
+        <w:ind w:left="120"/>
+      </w:pPr>
+      <w:r>
+        <w:rPr>
+          <w:rFonts w:ascii="Consolas" w:cs="Consolas" w:eastAsia="Consolas" w:hAnsi="Consolas"/>
+          <w:sz w:val="17"/>
+          <w:szCs w:val="17"/>
+        </w:rPr>
+        <w:t xml:space="preserve">JevGuard.BlockedCategories.Add('financial');</w:t>
+      </w:r>
+    </w:p>
+    <w:p>
+      <w:pPr>
+        <w:pBdr>
+          <w:left w:val="single" w:color="2E75B6" w:sz="12" w:space="6"/>
+        </w:pBdr>
+        <w:shd w:fill="F3F5F8" w:color="auto" w:val="clear"/>
+        <w:spacing w:after="0" w:before="0" w:line="260"/>
+        <w:ind w:left="120"/>
+      </w:pPr>
+      <w:r>
+        <w:rPr>
+          <w:rFonts w:ascii="Consolas" w:cs="Consolas" w:eastAsia="Consolas" w:hAnsi="Consolas"/>
+          <w:sz w:val="17"/>
+          <w:szCs w:val="17"/>
+        </w:rPr>
+        <w:t xml:space="preserve">JevGuard.ToolDescriptions.Add(</w:t>
+      </w:r>
+    </w:p>
+    <w:p>
+      <w:pPr>
+        <w:pBdr>
+          <w:left w:val="single" w:color="2E75B6" w:sz="12" w:space="6"/>
+        </w:pBdr>
+        <w:shd w:fill="F3F5F8" w:color="auto" w:val="clear"/>
+        <w:spacing w:after="0" w:before="0" w:line="260"/>
+        <w:ind w:left="120"/>
+      </w:pPr>
+      <w:r>
+        <w:rPr>
+          <w:rFonts w:ascii="Consolas" w:cs="Consolas" w:eastAsia="Consolas" w:hAnsi="Consolas"/>
+          <w:sz w:val="17"/>
+          <w:szCs w:val="17"/>
+        </w:rPr>
+        <w:t xml:space="preserve">  'anular_comprobante=Voids an accounting voucher by creating its reversing entry');</w:t>
+      </w:r>
+    </w:p>
+    <w:p>
+      <w:pPr>
+        <w:pBdr>
+          <w:left w:val="single" w:color="2E75B6" w:sz="12" w:space="6"/>
+        </w:pBdr>
+        <w:shd w:fill="F3F5F8" w:color="auto" w:val="clear"/>
+        <w:spacing w:after="180" w:before="0" w:line="260"/>
+        <w:ind w:left="120"/>
+      </w:pPr>
+      <w:r>
+        <w:rPr>
+          <w:rFonts w:ascii="Consolas" w:cs="Consolas" w:eastAsia="Consolas" w:hAnsi="Consolas"/>
+          <w:sz w:val="17"/>
+          <w:szCs w:val="17"/>
+        </w:rPr>
+        <w:t xml:space="preserve">JevGuard.OnCategorized := AuditCall;          // optional: audit or change the decision</w:t>
+      </w:r>
+    </w:p>
+    <w:p>
+      <w:pPr>
+        <w:pStyle w:val="ListParagraph"/>
+        <w:numPr>
+          <w:ilvl w:val="0"/>
+          <w:numId w:val="2"/>
+        </w:numPr>
+        <w:spacing w:after="60"/>
+      </w:pPr>
+      <w:r>
+        <w:t xml:space="preserve">It blocks when the probability of a forbidden category reaches </w:t>
+      </w:r>
+      <w:r>
+        <w:rPr>
+          <w:rFonts w:ascii="Consolas" w:cs="Consolas" w:eastAsia="Consolas" w:hAnsi="Consolas"/>
+          <w:color w:val="0B4F8A"/>
+          <w:sz w:val="19"/>
+          <w:szCs w:val="19"/>
+        </w:rPr>
+        <w:t xml:space="preserve">CategoryThreshold</w:t>
+      </w:r>
+      <w:r>
+        <w:t xml:space="preserve"> (0.5), </w:t>
+      </w:r>
+      <w:r>
+        <w:rPr>
+          <w:b/>
+          <w:bCs/>
+        </w:rPr>
+        <w:t xml:space="preserve">even if it is not the chosen one</w:t>
+      </w:r>
+      <w:r>
+        <w:t xml:space="preserve">: when unsure between write and financial, the financial policy wins.</w:t>
+      </w:r>
+    </w:p>
+    <w:p>
+      <w:pPr>
+        <w:pStyle w:val="ListParagraph"/>
+        <w:numPr>
+          <w:ilvl w:val="0"/>
+          <w:numId w:val="2"/>
+        </w:numPr>
+        <w:spacing w:after="60"/>
+      </w:pPr>
+      <w:r>
+        <w:rPr>
+          <w:rFonts w:ascii="Consolas" w:cs="Consolas" w:eastAsia="Consolas" w:hAnsi="Consolas"/>
+          <w:color w:val="0B4F8A"/>
+          <w:sz w:val="19"/>
+          <w:szCs w:val="19"/>
+        </w:rPr>
+        <w:t xml:space="preserve">ToolDescriptions</w:t>
+      </w:r>
+      <w:r>
+        <w:t xml:space="preserve"> avoids literal reading of domain names: without a description </w:t>
+      </w:r>
+      <w:r>
+        <w:rPr>
+          <w:rFonts w:ascii="Consolas" w:cs="Consolas" w:eastAsia="Consolas" w:hAnsi="Consolas"/>
+          <w:color w:val="0B4F8A"/>
+          <w:sz w:val="19"/>
+          <w:szCs w:val="19"/>
+        </w:rPr>
+        <w:t xml:space="preserve">anular_comprobante</w:t>
+      </w:r>
+      <w:r>
+        <w:t xml:space="preserve"> came out as read (0.83); with one, write (0.95).</w:t>
+      </w:r>
+    </w:p>
+    <w:p>
+      <w:pPr>
+        <w:pStyle w:val="ListParagraph"/>
+        <w:numPr>
+          <w:ilvl w:val="0"/>
+          <w:numId w:val="2"/>
+        </w:numPr>
+        <w:spacing w:after="60"/>
+      </w:pPr>
+      <w:r>
+        <w:rPr>
+          <w:b/>
+          <w:bCs/>
+        </w:rPr>
+        <w:t xml:space="preserve">With categories and no </w:t>
+      </w:r>
+      <w:r>
+        <w:rPr>
+          <w:rFonts w:ascii="Consolas" w:cs="Consolas" w:eastAsia="Consolas" w:hAnsi="Consolas"/>
+          <w:b/>
+          <w:bCs/>
+          <w:color w:val="0B4F8A"/>
+          <w:sz w:val="19"/>
+          <w:szCs w:val="19"/>
+        </w:rPr>
+        <w:t xml:space="preserve">Policy</w:t>
+      </w:r>
+      <w:r>
+        <w:rPr>
+          <w:b/>
+          <w:bCs/>
+        </w:rPr>
+        <w:t xml:space="preserve">, </w:t>
+      </w:r>
+      <w:r>
+        <w:rPr>
+          <w:rFonts w:ascii="Consolas" w:cs="Consolas" w:eastAsia="Consolas" w:hAnsi="Consolas"/>
+          <w:b/>
+          <w:bCs/>
+          <w:color w:val="0B4F8A"/>
+          <w:sz w:val="19"/>
+          <w:szCs w:val="19"/>
+        </w:rPr>
+        <w:t xml:space="preserve">ABUSE_POLICY</w:t>
+      </w:r>
+      <w:r>
+        <w:rPr>
+          <w:b/>
+          <w:bCs/>
+        </w:rPr>
+        <w:t xml:space="preserve"> is used</w:t>
+      </w:r>
+      <w:r>
+        <w:t xml:space="preserve">: the strict default policy treats any payment as harm (a normal </w:t>
+      </w:r>
+      <w:r>
+        <w:rPr>
+          <w:rFonts w:ascii="Consolas" w:cs="Consolas" w:eastAsia="Consolas" w:hAnsi="Consolas"/>
+          <w:color w:val="0B4F8A"/>
+          <w:sz w:val="19"/>
+          <w:szCs w:val="19"/>
+        </w:rPr>
+        <w:t xml:space="preserve">pay_invoice</w:t>
+      </w:r>
+      <w:r>
+        <w:t xml:space="preserve"> scored 0.88) and overrode the categories. </w:t>
+      </w:r>
+      <w:r>
+        <w:rPr>
+          <w:rFonts w:ascii="Consolas" w:cs="Consolas" w:eastAsia="Consolas" w:hAnsi="Consolas"/>
+          <w:color w:val="0B4F8A"/>
+          <w:sz w:val="19"/>
+          <w:szCs w:val="19"/>
+        </w:rPr>
+        <w:t xml:space="preserve">ABUSE_POLICY</w:t>
+      </w:r>
+      <w:r>
+        <w:t xml:space="preserve"> only flags abuse: 0 errors on 19 cases.</w:t>
+      </w:r>
+    </w:p>
+    <w:p>
+      <w:pPr>
+        <w:pBdr>
+          <w:left w:val="single" w:color="2E75B6" w:sz="18" w:space="8"/>
+        </w:pBdr>
+        <w:shd w:fill="EAF2FB" w:color="auto" w:val="clear"/>
+        <w:spacing w:after="160" w:before="80"/>
+        <w:ind w:left="120" w:right="120"/>
+      </w:pPr>
+      <w:r>
+        <w:rPr>
+          <w:b/>
+          <w:bCs/>
+          <w:color w:val="2E75B6"/>
+        </w:rPr>
+        <w:t xml:space="preserve">Live: </w:t>
+      </w:r>
+      <w:r>
+        <w:rPr>
+          <w:rFonts w:ascii="Consolas" w:cs="Consolas" w:eastAsia="Consolas" w:hAnsi="Consolas"/>
+          <w:color w:val="0B4F8A"/>
+          <w:sz w:val="19"/>
+          <w:szCs w:val="19"/>
+        </w:rPr>
+        <w:t xml:space="preserve">pay_invoice</w:t>
+      </w:r>
+      <w:r>
+        <w:t xml:space="preserve"> blocked by its category (financial 1.00) and </w:t>
+      </w:r>
+      <w:r>
+        <w:rPr>
+          <w:rFonts w:ascii="Consolas" w:cs="Consolas" w:eastAsia="Consolas" w:hAnsi="Consolas"/>
+          <w:color w:val="0B4F8A"/>
+          <w:sz w:val="19"/>
+          <w:szCs w:val="19"/>
+        </w:rPr>
+        <w:t xml:space="preserve">grant_role</w:t>
+      </w:r>
+      <w:r>
+        <w:t xml:space="preserve"> guest→admin by abuse (0.93); read, write, voiding and sending to the auditor pass. Calibration: 20/20 calls across 6 categories.</w:t>
+      </w:r>
+    </w:p>
+    <w:p>
+      <w:pPr>
+        <w:pStyle w:val="Heading2"/>
+      </w:pPr>
+      <w:r>
+        <w:t xml:space="preserve">7.3 Input guardrail: the user message</w:t>
       </w:r>
     </w:p>
     <w:p>
@@ -14830,7 +15215,7 @@
                 <w:sz w:val="19"/>
                 <w:szCs w:val="19"/>
               </w:rPr>
-              <w:t xml:space="preserve">Eval judge (10 criterion/answer pairs)</w:t>
+              <w:t xml:space="preserve">Permission categories (20 tool calls, 6 categories)</w:t>
             </w:r>
           </w:p>
         </w:tc>
@@ -14857,7 +15242,16 @@
                 <w:sz w:val="19"/>
                 <w:szCs w:val="19"/>
               </w:rPr>
-              <w:t xml:space="preserve">10/10: passing ≥ 0.97; failing ≤ 0.02</w:t>
+              <w:t xml:space="preserve">19/20 without descriptions; 20/20 with the one for </w:t>
+            </w:r>
+            <w:r>
+              <w:rPr>
+                <w:rFonts w:ascii="Consolas" w:cs="Consolas" w:eastAsia="Consolas" w:hAnsi="Consolas"/>
+                <w:color w:val="0B4F8A"/>
+                <w:sz w:val="19"/>
+                <w:szCs w:val="19"/>
+              </w:rPr>
+              <w:t xml:space="preserve">anular_comprobante</w:t>
             </w:r>
           </w:p>
         </w:tc>
@@ -14886,6 +15280,62 @@
                 <w:sz w:val="19"/>
                 <w:szCs w:val="19"/>
               </w:rPr>
+              <w:t xml:space="preserve">Eval judge (10 criterion/answer pairs)</w:t>
+            </w:r>
+          </w:p>
+        </w:tc>
+        <w:tc>
+          <w:tcPr>
+            <w:tcW w:type="dxa" w:w="4660"/>
+            <w:tcBorders>
+              <w:top w:val="single" w:color="BFC9D6" w:sz="4"/>
+              <w:left w:val="single" w:color="BFC9D6" w:sz="4"/>
+              <w:bottom w:val="single" w:color="BFC9D6" w:sz="4"/>
+              <w:right w:val="single" w:color="BFC9D6" w:sz="4"/>
+            </w:tcBorders>
+            <w:shd w:fill="F6F8FB" w:color="auto" w:val="clear"/>
+            <w:tcMar>
+              <w:top w:type="dxa" w:w="60"/>
+              <w:left w:type="dxa" w:w="100"/>
+              <w:bottom w:type="dxa" w:w="60"/>
+              <w:right w:type="dxa" w:w="100"/>
+            </w:tcMar>
+          </w:tcPr>
+          <w:p>
+            <w:r>
+              <w:rPr>
+                <w:sz w:val="19"/>
+                <w:szCs w:val="19"/>
+              </w:rPr>
+              <w:t xml:space="preserve">10/10: passing ≥ 0.97; failing ≤ 0.02</w:t>
+            </w:r>
+          </w:p>
+        </w:tc>
+      </w:tr>
+      <w:tr>
+        <w:tc>
+          <w:tcPr>
+            <w:tcW w:type="dxa" w:w="4700"/>
+            <w:tcBorders>
+              <w:top w:val="single" w:color="BFC9D6" w:sz="4"/>
+              <w:left w:val="single" w:color="BFC9D6" w:sz="4"/>
+              <w:bottom w:val="single" w:color="BFC9D6" w:sz="4"/>
+              <w:right w:val="single" w:color="BFC9D6" w:sz="4"/>
+            </w:tcBorders>
+            <w:shd w:fill="FFFFFF" w:color="auto" w:val="clear"/>
+            <w:tcMar>
+              <w:top w:type="dxa" w:w="60"/>
+              <w:left w:type="dxa" w:w="100"/>
+              <w:bottom w:type="dxa" w:w="60"/>
+              <w:right w:type="dxa" w:w="100"/>
+            </w:tcMar>
+          </w:tcPr>
+          <w:p>
+            <w:r>
+              <w:rPr>
+                <w:sz w:val="19"/>
+                <w:szCs w:val="19"/>
+              </w:rPr>
               <w:t xml:space="preserve">RAG rerank (10 passages, 4 queries)</w:t>
             </w:r>
           </w:p>
@@ -14899,7 +15349,7 @@
               <w:bottom w:val="single" w:color="BFC9D6" w:sz="4"/>
               <w:right w:val="single" w:color="BFC9D6" w:sz="4"/>
             </w:tcBorders>
-            <w:shd w:fill="F6F8FB" w:color="auto" w:val="clear"/>
+            <w:shd w:fill="FFFFFF" w:color="auto" w:val="clear"/>
             <w:tcMar>
               <w:top w:type="dxa" w:w="60"/>
               <w:left w:type="dxa" w:w="100"/>
@@ -14981,7 +15431,7 @@
         <w:t xml:space="preserve">with no network and no API key</w:t>
       </w:r>
       <w:r>
-        <w:t xml:space="preserve">, with 18 new cases (56 in total).</w:t>
+        <w:t xml:space="preserve">, with 19 new cases (57 in total).</w:t>
       </w:r>
     </w:p>
     <w:p>
@@ -15764,7 +16214,7 @@
                 <w:sz w:val="19"/>
                 <w:szCs w:val="19"/>
               </w:rPr>
-              <w:t xml:space="preserve">evals.score.jev-scorer</w:t>
+              <w:t xml:space="preserve">policy.guard.jev-categories</w:t>
             </w:r>
           </w:p>
         </w:tc>
@@ -15788,19 +16238,26 @@
           <w:p>
             <w:r>
               <w:rPr>
-                <w:rFonts w:ascii="Consolas" w:cs="Consolas" w:eastAsia="Consolas" w:hAnsi="Consolas"/>
-                <w:color w:val="0B4F8A"/>
-                <w:sz w:val="19"/>
-                <w:szCs w:val="19"/>
-              </w:rPr>
-              <w:t xml:space="preserve">ExpectScore</w:t>
-            </w:r>
-            <w:r>
-              <w:rPr>
-                <w:sz w:val="19"/>
-                <w:szCs w:val="19"/>
-              </w:rPr>
-              <w:t xml:space="preserve"> passes, fails with the score in the reason; a Jev error fails the check without raising</w:t>
+                <w:sz w:val="19"/>
+                <w:szCs w:val="19"/>
+              </w:rPr>
+              <w:t xml:space="preserve">Forbidden category even if not chosen, risk decides first, the description travels in the state, </w:t>
+            </w:r>
+            <w:r>
+              <w:rPr>
+                <w:rFonts w:ascii="Consolas" w:cs="Consolas" w:eastAsia="Consolas" w:hAnsi="Consolas"/>
+                <w:color w:val="0B4F8A"/>
+                <w:sz w:val="19"/>
+                <w:szCs w:val="19"/>
+              </w:rPr>
+              <w:t xml:space="preserve">OnCategorized</w:t>
+            </w:r>
+            <w:r>
+              <w:rPr>
+                <w:sz w:val="19"/>
+                <w:szCs w:val="19"/>
+              </w:rPr>
+              <w:t xml:space="preserve"> overrides</w:t>
             </w:r>
           </w:p>
         </w:tc>
@@ -15831,6 +16288,73 @@
                 <w:sz w:val="19"/>
                 <w:szCs w:val="19"/>
               </w:rPr>
+              <w:t xml:space="preserve">evals.score.jev-scorer</w:t>
+            </w:r>
+          </w:p>
+        </w:tc>
+        <w:tc>
+          <w:tcPr>
+            <w:tcW w:type="dxa" w:w="6360"/>
+            <w:tcBorders>
+              <w:top w:val="single" w:color="BFC9D6" w:sz="4"/>
+              <w:left w:val="single" w:color="BFC9D6" w:sz="4"/>
+              <w:bottom w:val="single" w:color="BFC9D6" w:sz="4"/>
+              <w:right w:val="single" w:color="BFC9D6" w:sz="4"/>
+            </w:tcBorders>
+            <w:shd w:fill="FFFFFF" w:color="auto" w:val="clear"/>
+            <w:tcMar>
+              <w:top w:type="dxa" w:w="60"/>
+              <w:left w:type="dxa" w:w="100"/>
+              <w:bottom w:type="dxa" w:w="60"/>
+              <w:right w:type="dxa" w:w="100"/>
+            </w:tcMar>
+          </w:tcPr>
+          <w:p>
+            <w:r>
+              <w:rPr>
+                <w:rFonts w:ascii="Consolas" w:cs="Consolas" w:eastAsia="Consolas" w:hAnsi="Consolas"/>
+                <w:color w:val="0B4F8A"/>
+                <w:sz w:val="19"/>
+                <w:szCs w:val="19"/>
+              </w:rPr>
+              <w:t xml:space="preserve">ExpectScore</w:t>
+            </w:r>
+            <w:r>
+              <w:rPr>
+                <w:sz w:val="19"/>
+                <w:szCs w:val="19"/>
+              </w:rPr>
+              <w:t xml:space="preserve"> passes, fails with the score in the reason; a Jev error fails the check without raising</w:t>
+            </w:r>
+          </w:p>
+        </w:tc>
+      </w:tr>
+      <w:tr>
+        <w:tc>
+          <w:tcPr>
+            <w:tcW w:type="dxa" w:w="3000"/>
+            <w:tcBorders>
+              <w:top w:val="single" w:color="BFC9D6" w:sz="4"/>
+              <w:left w:val="single" w:color="BFC9D6" w:sz="4"/>
+              <w:bottom w:val="single" w:color="BFC9D6" w:sz="4"/>
+              <w:right w:val="single" w:color="BFC9D6" w:sz="4"/>
+            </w:tcBorders>
+            <w:shd w:fill="F6F8FB" w:color="auto" w:val="clear"/>
+            <w:tcMar>
+              <w:top w:type="dxa" w:w="60"/>
+              <w:left w:type="dxa" w:w="100"/>
+              <w:bottom w:type="dxa" w:w="60"/>
+              <w:right w:type="dxa" w:w="100"/>
+            </w:tcMar>
+          </w:tcPr>
+          <w:p>
+            <w:r>
+              <w:rPr>
+                <w:rFonts w:ascii="Consolas" w:cs="Consolas" w:eastAsia="Consolas" w:hAnsi="Consolas"/>
+                <w:color w:val="0B4F8A"/>
+                <w:sz w:val="19"/>
+                <w:szCs w:val="19"/>
+              </w:rPr>
               <w:t xml:space="preserve">rag.rerank.jev-semantic</w:t>
             </w:r>
             <w:r>
@@ -15860,7 +16384,7 @@
               <w:bottom w:val="single" w:color="BFC9D6" w:sz="4"/>
               <w:right w:val="single" w:color="BFC9D6" w:sz="4"/>
             </w:tcBorders>
-            <w:shd w:fill="FFFFFF" w:color="auto" w:val="clear"/>
+            <w:shd w:fill="F6F8FB" w:color="auto" w:val="clear"/>
             <w:tcMar>
               <w:top w:type="dxa" w:w="60"/>
               <w:left w:type="dxa" w:w="100"/>
@@ -16203,7 +16727,7 @@
                 <w:sz w:val="19"/>
                 <w:szCs w:val="19"/>
               </w:rPr>
-              <w:t xml:space="preserve">A: SmartDispatch classification. B: Guardrails with a list + Jev over 8 tool calls. C: input guardrail, regex vs Jev</w:t>
+              <w:t xml:space="preserve">A: SmartDispatch classification. B: Guardrails with a list + Jev over 8 tool calls. C: input guardrail, regex vs Jev. D: permission categories</w:t>
             </w:r>
           </w:p>
         </w:tc>

--- a/Docs/Version 3/uMakerAi-Jev-TypeSafe-EN.docx
+++ b/Docs/Version 3/uMakerAi-Jev-TypeSafe-EN.docx
@@ -1200,6 +1200,91 @@
                 <w:sz w:val="19"/>
                 <w:szCs w:val="19"/>
               </w:rPr>
+              <w:t xml:space="preserve">Label thousands of rows (e-mails, entries, tickets)</w:t>
+            </w:r>
+          </w:p>
+        </w:tc>
+        <w:tc>
+          <w:tcPr>
+            <w:tcW w:type="dxa" w:w="2800"/>
+            <w:tcBorders>
+              <w:top w:val="single" w:color="BFC9D6" w:sz="4"/>
+              <w:left w:val="single" w:color="BFC9D6" w:sz="4"/>
+              <w:bottom w:val="single" w:color="BFC9D6" w:sz="4"/>
+              <w:right w:val="single" w:color="BFC9D6" w:sz="4"/>
+            </w:tcBorders>
+            <w:shd w:fill="FFFFFF" w:color="auto" w:val="clear"/>
+            <w:tcMar>
+              <w:top w:type="dxa" w:w="60"/>
+              <w:left w:type="dxa" w:w="100"/>
+              <w:bottom w:type="dxa" w:w="60"/>
+              <w:right w:type="dxa" w:w="100"/>
+            </w:tcMar>
+          </w:tcPr>
+          <w:p>
+            <w:r>
+              <w:rPr>
+                <w:sz w:val="19"/>
+                <w:szCs w:val="19"/>
+              </w:rPr>
+              <w:t xml:space="preserve">An LLM row by row, or by hand</w:t>
+            </w:r>
+          </w:p>
+        </w:tc>
+        <w:tc>
+          <w:tcPr>
+            <w:tcW w:type="dxa" w:w="3160"/>
+            <w:tcBorders>
+              <w:top w:val="single" w:color="BFC9D6" w:sz="4"/>
+              <w:left w:val="single" w:color="BFC9D6" w:sz="4"/>
+              <w:bottom w:val="single" w:color="BFC9D6" w:sz="4"/>
+              <w:right w:val="single" w:color="BFC9D6" w:sz="4"/>
+            </w:tcBorders>
+            <w:shd w:fill="FFFFFF" w:color="auto" w:val="clear"/>
+            <w:tcMar>
+              <w:top w:type="dxa" w:w="60"/>
+              <w:left w:type="dxa" w:w="100"/>
+              <w:bottom w:type="dxa" w:w="60"/>
+              <w:right w:type="dxa" w:w="100"/>
+            </w:tcMar>
+          </w:tcPr>
+          <w:p>
+            <w:r>
+              <w:rPr>
+                <w:rFonts w:ascii="Consolas" w:cs="Consolas" w:eastAsia="Consolas" w:hAnsi="Consolas"/>
+                <w:color w:val="0B4F8A"/>
+                <w:sz w:val="19"/>
+                <w:szCs w:val="19"/>
+              </w:rPr>
+              <w:t xml:space="preserve">TAiJevBatchLabeler</w:t>
+            </w:r>
+          </w:p>
+        </w:tc>
+      </w:tr>
+      <w:tr>
+        <w:tc>
+          <w:tcPr>
+            <w:tcW w:type="dxa" w:w="3400"/>
+            <w:tcBorders>
+              <w:top w:val="single" w:color="BFC9D6" w:sz="4"/>
+              <w:left w:val="single" w:color="BFC9D6" w:sz="4"/>
+              <w:bottom w:val="single" w:color="BFC9D6" w:sz="4"/>
+              <w:right w:val="single" w:color="BFC9D6" w:sz="4"/>
+            </w:tcBorders>
+            <w:shd w:fill="F6F8FB" w:color="auto" w:val="clear"/>
+            <w:tcMar>
+              <w:top w:type="dxa" w:w="60"/>
+              <w:left w:type="dxa" w:w="100"/>
+              <w:bottom w:type="dxa" w:w="60"/>
+              <w:right w:type="dxa" w:w="100"/>
+            </w:tcMar>
+          </w:tcPr>
+          <w:p>
+            <w:r>
+              <w:rPr>
+                <w:sz w:val="19"/>
+                <w:szCs w:val="19"/>
+              </w:rPr>
               <w:t xml:space="preserve">Classify, filter, score in general</w:t>
             </w:r>
           </w:p>
@@ -1213,7 +1298,7 @@
               <w:bottom w:val="single" w:color="BFC9D6" w:sz="4"/>
               <w:right w:val="single" w:color="BFC9D6" w:sz="4"/>
             </w:tcBorders>
-            <w:shd w:fill="FFFFFF" w:color="auto" w:val="clear"/>
+            <w:shd w:fill="F6F8FB" w:color="auto" w:val="clear"/>
             <w:tcMar>
               <w:top w:type="dxa" w:w="60"/>
               <w:left w:type="dxa" w:w="100"/>
@@ -1240,7 +1325,7 @@
               <w:bottom w:val="single" w:color="BFC9D6" w:sz="4"/>
               <w:right w:val="single" w:color="BFC9D6" w:sz="4"/>
             </w:tcBorders>
-            <w:shd w:fill="FFFFFF" w:color="auto" w:val="clear"/>
+            <w:shd w:fill="F6F8FB" w:color="auto" w:val="clear"/>
             <w:tcMar>
               <w:top w:type="dxa" w:w="60"/>
               <w:left w:type="dxa" w:w="100"/>
@@ -3418,6 +3503,95 @@
           </w:p>
         </w:tc>
       </w:tr>
+      <w:tr>
+        <w:tc>
+          <w:tcPr>
+            <w:tcW w:type="dxa" w:w="3300"/>
+            <w:tcBorders>
+              <w:top w:val="single" w:color="BFC9D6" w:sz="4"/>
+              <w:left w:val="single" w:color="BFC9D6" w:sz="4"/>
+              <w:bottom w:val="single" w:color="BFC9D6" w:sz="4"/>
+              <w:right w:val="single" w:color="BFC9D6" w:sz="4"/>
+            </w:tcBorders>
+            <w:shd w:fill="F6F8FB" w:color="auto" w:val="clear"/>
+            <w:tcMar>
+              <w:top w:type="dxa" w:w="60"/>
+              <w:left w:type="dxa" w:w="100"/>
+              <w:bottom w:type="dxa" w:w="60"/>
+              <w:right w:type="dxa" w:w="100"/>
+            </w:tcMar>
+          </w:tcPr>
+          <w:p>
+            <w:r>
+              <w:rPr>
+                <w:rFonts w:ascii="Consolas" w:cs="Consolas" w:eastAsia="Consolas" w:hAnsi="Consolas"/>
+                <w:color w:val="0B4F8A"/>
+                <w:sz w:val="19"/>
+                <w:szCs w:val="19"/>
+              </w:rPr>
+              <w:t xml:space="preserve">uMakerAi.Jev.Batch</w:t>
+            </w:r>
+          </w:p>
+        </w:tc>
+        <w:tc>
+          <w:tcPr>
+            <w:tcW w:type="dxa" w:w="1700"/>
+            <w:tcBorders>
+              <w:top w:val="single" w:color="BFC9D6" w:sz="4"/>
+              <w:left w:val="single" w:color="BFC9D6" w:sz="4"/>
+              <w:bottom w:val="single" w:color="BFC9D6" w:sz="4"/>
+              <w:right w:val="single" w:color="BFC9D6" w:sz="4"/>
+            </w:tcBorders>
+            <w:shd w:fill="F6F8FB" w:color="auto" w:val="clear"/>
+            <w:tcMar>
+              <w:top w:type="dxa" w:w="60"/>
+              <w:left w:type="dxa" w:w="100"/>
+              <w:bottom w:type="dxa" w:w="60"/>
+              <w:right w:type="dxa" w:w="100"/>
+            </w:tcMar>
+          </w:tcPr>
+          <w:p>
+            <w:r>
+              <w:rPr>
+                <w:rFonts w:ascii="Consolas" w:cs="Consolas" w:eastAsia="Consolas" w:hAnsi="Consolas"/>
+                <w:color w:val="0B4F8A"/>
+                <w:sz w:val="19"/>
+                <w:szCs w:val="19"/>
+              </w:rPr>
+              <w:t xml:space="preserve">Source/Tools</w:t>
+            </w:r>
+          </w:p>
+        </w:tc>
+        <w:tc>
+          <w:tcPr>
+            <w:tcW w:type="dxa" w:w="4360"/>
+            <w:tcBorders>
+              <w:top w:val="single" w:color="BFC9D6" w:sz="4"/>
+              <w:left w:val="single" w:color="BFC9D6" w:sz="4"/>
+              <w:bottom w:val="single" w:color="BFC9D6" w:sz="4"/>
+              <w:right w:val="single" w:color="BFC9D6" w:sz="4"/>
+            </w:tcBorders>
+            <w:shd w:fill="F6F8FB" w:color="auto" w:val="clear"/>
+            <w:tcMar>
+              <w:top w:type="dxa" w:w="60"/>
+              <w:left w:type="dxa" w:w="100"/>
+              <w:bottom w:type="dxa" w:w="60"/>
+              <w:right w:type="dxa" w:w="100"/>
+            </w:tcMar>
+          </w:tcPr>
+          <w:p>
+            <w:r>
+              <w:rPr>
+                <w:rFonts w:ascii="Consolas" w:cs="Consolas" w:eastAsia="Consolas" w:hAnsi="Consolas"/>
+                <w:color w:val="0B4F8A"/>
+                <w:sz w:val="19"/>
+                <w:szCs w:val="19"/>
+              </w:rPr>
+              <w:t xml:space="preserve">TAiJevBatchLabeler</w:t>
+            </w:r>
+          </w:p>
+        </w:tc>
+      </w:tr>
     </w:tbl>
     <w:p>
       <w:pPr>
@@ -12878,7 +13052,7 @@
         <w:pageBreakBefore/>
       </w:pPr>
       <w:r>
-        <w:t xml:space="preserve">8. Evals and RAG</w:t>
+        <w:t xml:space="preserve">8. Evals, RAG and bulk labeling</w:t>
       </w:r>
     </w:p>
     <w:p>
@@ -14191,6 +14365,792 @@
     </w:p>
     <w:p>
       <w:pPr>
+        <w:pStyle w:val="Heading2"/>
+      </w:pPr>
+      <w:r>
+        <w:t xml:space="preserve">8.3 Bulk labeling</w:t>
+      </w:r>
+    </w:p>
+    <w:p>
+      <w:pPr>
+        <w:spacing w:after="120"/>
+      </w:pPr>
+      <w:r>
+        <w:rPr>
+          <w:rFonts w:ascii="Consolas" w:cs="Consolas" w:eastAsia="Consolas" w:hAnsi="Consolas"/>
+          <w:color w:val="0B4F8A"/>
+          <w:sz w:val="19"/>
+          <w:szCs w:val="19"/>
+        </w:rPr>
+        <w:t xml:space="preserve">TAiJevBatchLabeler</w:t>
+      </w:r>
+      <w:r>
+        <w:t xml:space="preserve"> runs the same questions over many rows, one call per row and in parallel, and returns a report with each row's label, confidence and top-3 alternatives, the total cost, and the rows worth a human review.</w:t>
+      </w:r>
+    </w:p>
+    <w:p>
+      <w:pPr>
+        <w:pBdr>
+          <w:left w:val="single" w:color="2E75B6" w:sz="12" w:space="6"/>
+        </w:pBdr>
+        <w:shd w:fill="F3F5F8" w:color="auto" w:val="clear"/>
+        <w:spacing w:after="0" w:before="60" w:line="260"/>
+        <w:ind w:left="120"/>
+      </w:pPr>
+      <w:r>
+        <w:rPr>
+          <w:rFonts w:ascii="Consolas" w:cs="Consolas" w:eastAsia="Consolas" w:hAnsi="Consolas"/>
+          <w:sz w:val="17"/>
+          <w:szCs w:val="17"/>
+        </w:rPr>
+        <w:t xml:space="preserve">uses uMakerAi.Jev.Batch;</w:t>
+      </w:r>
+    </w:p>
+    <w:p>
+      <w:pPr>
+        <w:pBdr>
+          <w:left w:val="single" w:color="2E75B6" w:sz="12" w:space="6"/>
+        </w:pBdr>
+        <w:shd w:fill="F3F5F8" w:color="auto" w:val="clear"/>
+        <w:spacing w:after="0" w:before="0" w:line="260"/>
+        <w:ind w:left="120"/>
+      </w:pPr>
+      <w:r>
+        <w:rPr>
+          <w:rFonts w:ascii="Consolas" w:cs="Consolas" w:eastAsia="Consolas" w:hAnsi="Consolas"/>
+          <w:sz w:val="17"/>
+          <w:szCs w:val="17"/>
+        </w:rPr>
+        <w:t xml:space="preserve"> </w:t>
+      </w:r>
+    </w:p>
+    <w:p>
+      <w:pPr>
+        <w:pBdr>
+          <w:left w:val="single" w:color="2E75B6" w:sz="12" w:space="6"/>
+        </w:pBdr>
+        <w:shd w:fill="F3F5F8" w:color="auto" w:val="clear"/>
+        <w:spacing w:after="0" w:before="0" w:line="260"/>
+        <w:ind w:left="120"/>
+      </w:pPr>
+      <w:r>
+        <w:rPr>
+          <w:rFonts w:ascii="Consolas" w:cs="Consolas" w:eastAsia="Consolas" w:hAnsi="Consolas"/>
+          <w:sz w:val="17"/>
+          <w:szCs w:val="17"/>
+        </w:rPr>
+        <w:t xml:space="preserve">Labeler := TAiJevBatchLabeler.Create(nil);</w:t>
+      </w:r>
+    </w:p>
+    <w:p>
+      <w:pPr>
+        <w:pBdr>
+          <w:left w:val="single" w:color="2E75B6" w:sz="12" w:space="6"/>
+        </w:pBdr>
+        <w:shd w:fill="F3F5F8" w:color="auto" w:val="clear"/>
+        <w:spacing w:after="0" w:before="0" w:line="260"/>
+        <w:ind w:left="120"/>
+      </w:pPr>
+      <w:r>
+        <w:rPr>
+          <w:rFonts w:ascii="Consolas" w:cs="Consolas" w:eastAsia="Consolas" w:hAnsi="Consolas"/>
+          <w:sz w:val="17"/>
+          <w:szCs w:val="17"/>
+        </w:rPr>
+        <w:t xml:space="preserve">Labeler.Questions.AddChoice('category', 'Which category does `item` belong to?',</w:t>
+      </w:r>
+    </w:p>
+    <w:p>
+      <w:pPr>
+        <w:pBdr>
+          <w:left w:val="single" w:color="2E75B6" w:sz="12" w:space="6"/>
+        </w:pBdr>
+        <w:shd w:fill="F3F5F8" w:color="auto" w:val="clear"/>
+        <w:spacing w:after="0" w:before="0" w:line="260"/>
+        <w:ind w:left="120"/>
+      </w:pPr>
+      <w:r>
+        <w:rPr>
+          <w:rFonts w:ascii="Consolas" w:cs="Consolas" w:eastAsia="Consolas" w:hAnsi="Consolas"/>
+          <w:sz w:val="17"/>
+          <w:szCs w:val="17"/>
+        </w:rPr>
+        <w:t xml:space="preserve">  ['spam=Unsolicited advertising', 'urgent=Needs action today', 'archive']);</w:t>
+      </w:r>
+    </w:p>
+    <w:p>
+      <w:pPr>
+        <w:pBdr>
+          <w:left w:val="single" w:color="2E75B6" w:sz="12" w:space="6"/>
+        </w:pBdr>
+        <w:shd w:fill="F3F5F8" w:color="auto" w:val="clear"/>
+        <w:spacing w:after="0" w:before="0" w:line="260"/>
+        <w:ind w:left="120"/>
+      </w:pPr>
+      <w:r>
+        <w:rPr>
+          <w:rFonts w:ascii="Consolas" w:cs="Consolas" w:eastAsia="Consolas" w:hAnsi="Consolas"/>
+          <w:sz w:val="17"/>
+          <w:szCs w:val="17"/>
+        </w:rPr>
+        <w:t xml:space="preserve">Labeler.ReviewThreshold := 0.8;</w:t>
+      </w:r>
+    </w:p>
+    <w:p>
+      <w:pPr>
+        <w:pBdr>
+          <w:left w:val="single" w:color="2E75B6" w:sz="12" w:space="6"/>
+        </w:pBdr>
+        <w:shd w:fill="F3F5F8" w:color="auto" w:val="clear"/>
+        <w:spacing w:after="0" w:before="0" w:line="260"/>
+        <w:ind w:left="120"/>
+      </w:pPr>
+      <w:r>
+        <w:rPr>
+          <w:rFonts w:ascii="Consolas" w:cs="Consolas" w:eastAsia="Consolas" w:hAnsi="Consolas"/>
+          <w:sz w:val="17"/>
+          <w:szCs w:val="17"/>
+        </w:rPr>
+        <w:t xml:space="preserve">Labeler.MaxParallel := 16;</w:t>
+      </w:r>
+    </w:p>
+    <w:p>
+      <w:pPr>
+        <w:pBdr>
+          <w:left w:val="single" w:color="2E75B6" w:sz="12" w:space="6"/>
+        </w:pBdr>
+        <w:shd w:fill="F3F5F8" w:color="auto" w:val="clear"/>
+        <w:spacing w:after="0" w:before="0" w:line="260"/>
+        <w:ind w:left="120"/>
+      </w:pPr>
+      <w:r>
+        <w:rPr>
+          <w:rFonts w:ascii="Consolas" w:cs="Consolas" w:eastAsia="Consolas" w:hAnsi="Consolas"/>
+          <w:sz w:val="17"/>
+          <w:szCs w:val="17"/>
+        </w:rPr>
+        <w:t xml:space="preserve"> </w:t>
+      </w:r>
+    </w:p>
+    <w:p>
+      <w:pPr>
+        <w:pBdr>
+          <w:left w:val="single" w:color="2E75B6" w:sz="12" w:space="6"/>
+        </w:pBdr>
+        <w:shd w:fill="F3F5F8" w:color="auto" w:val="clear"/>
+        <w:spacing w:after="0" w:before="0" w:line="260"/>
+        <w:ind w:left="120"/>
+      </w:pPr>
+      <w:r>
+        <w:rPr>
+          <w:rFonts w:ascii="Consolas" w:cs="Consolas" w:eastAsia="Consolas" w:hAnsi="Consolas"/>
+          <w:sz w:val="17"/>
+          <w:szCs w:val="17"/>
+        </w:rPr>
+        <w:t xml:space="preserve">Report := Labeler.Run(Texts);               // or Run(JsonStates) for multi-field rows</w:t>
+      </w:r>
+    </w:p>
+    <w:p>
+      <w:pPr>
+        <w:pBdr>
+          <w:left w:val="single" w:color="2E75B6" w:sz="12" w:space="6"/>
+        </w:pBdr>
+        <w:shd w:fill="F3F5F8" w:color="auto" w:val="clear"/>
+        <w:spacing w:after="0" w:before="0" w:line="260"/>
+        <w:ind w:left="120"/>
+      </w:pPr>
+      <w:r>
+        <w:rPr>
+          <w:rFonts w:ascii="Consolas" w:cs="Consolas" w:eastAsia="Consolas" w:hAnsi="Consolas"/>
+          <w:sz w:val="17"/>
+          <w:szCs w:val="17"/>
+        </w:rPr>
+        <w:t xml:space="preserve">try</w:t>
+      </w:r>
+    </w:p>
+    <w:p>
+      <w:pPr>
+        <w:pBdr>
+          <w:left w:val="single" w:color="2E75B6" w:sz="12" w:space="6"/>
+        </w:pBdr>
+        <w:shd w:fill="F3F5F8" w:color="auto" w:val="clear"/>
+        <w:spacing w:after="0" w:before="0" w:line="260"/>
+        <w:ind w:left="120"/>
+      </w:pPr>
+      <w:r>
+        <w:rPr>
+          <w:rFonts w:ascii="Consolas" w:cs="Consolas" w:eastAsia="Consolas" w:hAnsi="Consolas"/>
+          <w:sz w:val="17"/>
+          <w:szCs w:val="17"/>
+        </w:rPr>
+        <w:t xml:space="preserve">  for Item in Report.NeedsReview do         // what deserves a human look</w:t>
+      </w:r>
+    </w:p>
+    <w:p>
+      <w:pPr>
+        <w:pBdr>
+          <w:left w:val="single" w:color="2E75B6" w:sz="12" w:space="6"/>
+        </w:pBdr>
+        <w:shd w:fill="F3F5F8" w:color="auto" w:val="clear"/>
+        <w:spacing w:after="0" w:before="0" w:line="260"/>
+        <w:ind w:left="120"/>
+      </w:pPr>
+      <w:r>
+        <w:rPr>
+          <w:rFonts w:ascii="Consolas" w:cs="Consolas" w:eastAsia="Consolas" w:hAnsi="Consolas"/>
+          <w:sz w:val="17"/>
+          <w:szCs w:val="17"/>
+        </w:rPr>
+        <w:t xml:space="preserve">    Writeln(Item.Input, ' -&gt; ', string.Join(', ', Item.Top));</w:t>
+      </w:r>
+    </w:p>
+    <w:p>
+      <w:pPr>
+        <w:pBdr>
+          <w:left w:val="single" w:color="2E75B6" w:sz="12" w:space="6"/>
+        </w:pBdr>
+        <w:shd w:fill="F3F5F8" w:color="auto" w:val="clear"/>
+        <w:spacing w:after="0" w:before="0" w:line="260"/>
+        <w:ind w:left="120"/>
+      </w:pPr>
+      <w:r>
+        <w:rPr>
+          <w:rFonts w:ascii="Consolas" w:cs="Consolas" w:eastAsia="Consolas" w:hAnsi="Consolas"/>
+          <w:sz w:val="17"/>
+          <w:szCs w:val="17"/>
+        </w:rPr>
+        <w:t xml:space="preserve">  Report.SaveToCSV('results.csv');</w:t>
+      </w:r>
+    </w:p>
+    <w:p>
+      <w:pPr>
+        <w:pBdr>
+          <w:left w:val="single" w:color="2E75B6" w:sz="12" w:space="6"/>
+        </w:pBdr>
+        <w:shd w:fill="F3F5F8" w:color="auto" w:val="clear"/>
+        <w:spacing w:after="0" w:before="0" w:line="260"/>
+        <w:ind w:left="120"/>
+      </w:pPr>
+      <w:r>
+        <w:rPr>
+          <w:rFonts w:ascii="Consolas" w:cs="Consolas" w:eastAsia="Consolas" w:hAnsi="Consolas"/>
+          <w:sz w:val="17"/>
+          <w:szCs w:val="17"/>
+        </w:rPr>
+        <w:t xml:space="preserve">  Writeln(Format('US$%.4f in %d ms', [Report.CostUSD, Report.ElapsedMs]));</w:t>
+      </w:r>
+    </w:p>
+    <w:p>
+      <w:pPr>
+        <w:pBdr>
+          <w:left w:val="single" w:color="2E75B6" w:sz="12" w:space="6"/>
+        </w:pBdr>
+        <w:shd w:fill="F3F5F8" w:color="auto" w:val="clear"/>
+        <w:spacing w:after="0" w:before="0" w:line="260"/>
+        <w:ind w:left="120"/>
+      </w:pPr>
+      <w:r>
+        <w:rPr>
+          <w:rFonts w:ascii="Consolas" w:cs="Consolas" w:eastAsia="Consolas" w:hAnsi="Consolas"/>
+          <w:sz w:val="17"/>
+          <w:szCs w:val="17"/>
+        </w:rPr>
+        <w:t xml:space="preserve">finally</w:t>
+      </w:r>
+    </w:p>
+    <w:p>
+      <w:pPr>
+        <w:pBdr>
+          <w:left w:val="single" w:color="2E75B6" w:sz="12" w:space="6"/>
+        </w:pBdr>
+        <w:shd w:fill="F3F5F8" w:color="auto" w:val="clear"/>
+        <w:spacing w:after="0" w:before="0" w:line="260"/>
+        <w:ind w:left="120"/>
+      </w:pPr>
+      <w:r>
+        <w:rPr>
+          <w:rFonts w:ascii="Consolas" w:cs="Consolas" w:eastAsia="Consolas" w:hAnsi="Consolas"/>
+          <w:sz w:val="17"/>
+          <w:szCs w:val="17"/>
+        </w:rPr>
+        <w:t xml:space="preserve">  Report.Free;</w:t>
+      </w:r>
+    </w:p>
+    <w:p>
+      <w:pPr>
+        <w:pBdr>
+          <w:left w:val="single" w:color="2E75B6" w:sz="12" w:space="6"/>
+        </w:pBdr>
+        <w:shd w:fill="F3F5F8" w:color="auto" w:val="clear"/>
+        <w:spacing w:after="180" w:before="0" w:line="260"/>
+        <w:ind w:left="120"/>
+      </w:pPr>
+      <w:r>
+        <w:rPr>
+          <w:rFonts w:ascii="Consolas" w:cs="Consolas" w:eastAsia="Consolas" w:hAnsi="Consolas"/>
+          <w:sz w:val="17"/>
+          <w:szCs w:val="17"/>
+        </w:rPr>
+        <w:t xml:space="preserve">end;</w:t>
+      </w:r>
+    </w:p>
+    <w:p>
+      <w:pPr>
+        <w:pStyle w:val="ListParagraph"/>
+        <w:numPr>
+          <w:ilvl w:val="0"/>
+          <w:numId w:val="2"/>
+        </w:numPr>
+        <w:spacing w:after="60"/>
+      </w:pPr>
+      <w:r>
+        <w:rPr>
+          <w:b/>
+          <w:bCs/>
+        </w:rPr>
+        <w:t xml:space="preserve">A failing row never stops the batch</w:t>
+      </w:r>
+      <w:r>
+        <w:t xml:space="preserve">: it keeps its </w:t>
+      </w:r>
+      <w:r>
+        <w:rPr>
+          <w:rFonts w:ascii="Consolas" w:cs="Consolas" w:eastAsia="Consolas" w:hAnsi="Consolas"/>
+          <w:color w:val="0B4F8A"/>
+          <w:sz w:val="19"/>
+          <w:szCs w:val="19"/>
+        </w:rPr>
+        <w:t xml:space="preserve">Error</w:t>
+      </w:r>
+      <w:r>
+        <w:t xml:space="preserve"> and the rest continue.</w:t>
+      </w:r>
+    </w:p>
+    <w:p>
+      <w:pPr>
+        <w:pStyle w:val="ListParagraph"/>
+        <w:numPr>
+          <w:ilvl w:val="0"/>
+          <w:numId w:val="2"/>
+        </w:numPr>
+        <w:spacing w:after="60"/>
+      </w:pPr>
+      <w:r>
+        <w:t xml:space="preserve">Questions are validated before the first call. </w:t>
+      </w:r>
+      <w:r>
+        <w:rPr>
+          <w:rFonts w:ascii="Consolas" w:cs="Consolas" w:eastAsia="Consolas" w:hAnsi="Consolas"/>
+          <w:color w:val="0B4F8A"/>
+          <w:sz w:val="19"/>
+          <w:szCs w:val="19"/>
+        </w:rPr>
+        <w:t xml:space="preserve">Cancel</w:t>
+      </w:r>
+      <w:r>
+        <w:t xml:space="preserve"> stops the batch from another thread.</w:t>
+      </w:r>
+    </w:p>
+    <w:p>
+      <w:pPr>
+        <w:pStyle w:val="ListParagraph"/>
+        <w:numPr>
+          <w:ilvl w:val="0"/>
+          <w:numId w:val="2"/>
+        </w:numPr>
+        <w:spacing w:after="60"/>
+      </w:pPr>
+      <w:r>
+        <w:rPr>
+          <w:rFonts w:ascii="Consolas" w:cs="Consolas" w:eastAsia="Consolas" w:hAnsi="Consolas"/>
+          <w:color w:val="0B4F8A"/>
+          <w:sz w:val="19"/>
+          <w:szCs w:val="19"/>
+        </w:rPr>
+        <w:t xml:space="preserve">OnProgress</w:t>
+      </w:r>
+      <w:r>
+        <w:t xml:space="preserve"> fires from pool threads: for UI work, use </w:t>
+      </w:r>
+      <w:r>
+        <w:rPr>
+          <w:rFonts w:ascii="Consolas" w:cs="Consolas" w:eastAsia="Consolas" w:hAnsi="Consolas"/>
+          <w:color w:val="0B4F8A"/>
+          <w:sz w:val="19"/>
+          <w:szCs w:val="19"/>
+        </w:rPr>
+        <w:t xml:space="preserve">TThread.Queue</w:t>
+      </w:r>
+      <w:r>
+        <w:t xml:space="preserve">.</w:t>
+      </w:r>
+    </w:p>
+    <w:p>
+      <w:pPr>
+        <w:pStyle w:val="ListParagraph"/>
+        <w:numPr>
+          <w:ilvl w:val="0"/>
+          <w:numId w:val="2"/>
+        </w:numPr>
+        <w:spacing w:after="60"/>
+      </w:pPr>
+      <w:r>
+        <w:t xml:space="preserve">Each row uses its own </w:t>
+      </w:r>
+      <w:r>
+        <w:rPr>
+          <w:rFonts w:ascii="Consolas" w:cs="Consolas" w:eastAsia="Consolas" w:hAnsi="Consolas"/>
+          <w:color w:val="0B4F8A"/>
+          <w:sz w:val="19"/>
+          <w:szCs w:val="19"/>
+        </w:rPr>
+        <w:t xml:space="preserve">TAiJev</w:t>
+      </w:r>
+      <w:r>
+        <w:t xml:space="preserve">; with an external </w:t>
+      </w:r>
+      <w:r>
+        <w:rPr>
+          <w:rFonts w:ascii="Consolas" w:cs="Consolas" w:eastAsia="Consolas" w:hAnsi="Consolas"/>
+          <w:color w:val="0B4F8A"/>
+          <w:sz w:val="19"/>
+          <w:szCs w:val="19"/>
+        </w:rPr>
+        <w:t xml:space="preserve">Jev</w:t>
+      </w:r>
+      <w:r>
+        <w:t xml:space="preserve"> assigned, rows run serially.</w:t>
+      </w:r>
+    </w:p>
+    <w:tbl>
+      <w:tblPr>
+        <w:tblW w:type="dxa" w:w="9360"/>
+        <w:tblBorders>
+          <w:top w:val="single" w:color="auto" w:sz="4"/>
+          <w:left w:val="single" w:color="auto" w:sz="4"/>
+          <w:bottom w:val="single" w:color="auto" w:sz="4"/>
+          <w:right w:val="single" w:color="auto" w:sz="4"/>
+          <w:insideH w:val="single" w:color="auto" w:sz="4"/>
+          <w:insideV w:val="single" w:color="auto" w:sz="4"/>
+        </w:tblBorders>
+      </w:tblPr>
+      <w:tblGrid>
+        <w:gridCol w:w="4200"/>
+        <w:gridCol w:w="5160"/>
+      </w:tblGrid>
+      <w:tr>
+        <w:trPr>
+          <w:tblHeader/>
+        </w:trPr>
+        <w:tc>
+          <w:tcPr>
+            <w:tcW w:type="dxa" w:w="4200"/>
+            <w:tcBorders>
+              <w:top w:val="single" w:color="BFC9D6" w:sz="4"/>
+              <w:left w:val="single" w:color="BFC9D6" w:sz="4"/>
+              <w:bottom w:val="single" w:color="BFC9D6" w:sz="4"/>
+              <w:right w:val="single" w:color="BFC9D6" w:sz="4"/>
+            </w:tcBorders>
+            <w:shd w:fill="1F3A5F" w:color="auto" w:val="clear"/>
+            <w:tcMar>
+              <w:top w:type="dxa" w:w="60"/>
+              <w:left w:type="dxa" w:w="100"/>
+              <w:bottom w:type="dxa" w:w="60"/>
+              <w:right w:type="dxa" w:w="100"/>
+            </w:tcMar>
+          </w:tcPr>
+          <w:p>
+            <w:r>
+              <w:rPr>
+                <w:b/>
+                <w:bCs/>
+                <w:color w:val="FFFFFF"/>
+                <w:sz w:val="19"/>
+                <w:szCs w:val="19"/>
+              </w:rPr>
+              <w:t xml:space="preserve">Measurement (126 entries, 225 chart-of-accounts codes)</w:t>
+            </w:r>
+          </w:p>
+        </w:tc>
+        <w:tc>
+          <w:tcPr>
+            <w:tcW w:type="dxa" w:w="5160"/>
+            <w:tcBorders>
+              <w:top w:val="single" w:color="BFC9D6" w:sz="4"/>
+              <w:left w:val="single" w:color="BFC9D6" w:sz="4"/>
+              <w:bottom w:val="single" w:color="BFC9D6" w:sz="4"/>
+              <w:right w:val="single" w:color="BFC9D6" w:sz="4"/>
+            </w:tcBorders>
+            <w:shd w:fill="1F3A5F" w:color="auto" w:val="clear"/>
+            <w:tcMar>
+              <w:top w:type="dxa" w:w="60"/>
+              <w:left w:type="dxa" w:w="100"/>
+              <w:bottom w:type="dxa" w:w="60"/>
+              <w:right w:type="dxa" w:w="100"/>
+            </w:tcMar>
+          </w:tcPr>
+          <w:p>
+            <w:r>
+              <w:rPr>
+                <w:b/>
+                <w:bCs/>
+                <w:color w:val="FFFFFF"/>
+                <w:sz w:val="19"/>
+                <w:szCs w:val="19"/>
+              </w:rPr>
+              <w:t xml:space="preserve">Result</w:t>
+            </w:r>
+          </w:p>
+        </w:tc>
+      </w:tr>
+      <w:tr>
+        <w:tc>
+          <w:tcPr>
+            <w:tcW w:type="dxa" w:w="4200"/>
+            <w:tcBorders>
+              <w:top w:val="single" w:color="BFC9D6" w:sz="4"/>
+              <w:left w:val="single" w:color="BFC9D6" w:sz="4"/>
+              <w:bottom w:val="single" w:color="BFC9D6" w:sz="4"/>
+              <w:right w:val="single" w:color="BFC9D6" w:sz="4"/>
+            </w:tcBorders>
+            <w:shd w:fill="FFFFFF" w:color="auto" w:val="clear"/>
+            <w:tcMar>
+              <w:top w:type="dxa" w:w="60"/>
+              <w:left w:type="dxa" w:w="100"/>
+              <w:bottom w:type="dxa" w:w="60"/>
+              <w:right w:type="dxa" w:w="100"/>
+            </w:tcMar>
+          </w:tcPr>
+          <w:p>
+            <w:r>
+              <w:rPr>
+                <w:sz w:val="19"/>
+                <w:szCs w:val="19"/>
+              </w:rPr>
+              <w:t xml:space="preserve">Overall accuracy</w:t>
+            </w:r>
+          </w:p>
+        </w:tc>
+        <w:tc>
+          <w:tcPr>
+            <w:tcW w:type="dxa" w:w="5160"/>
+            <w:tcBorders>
+              <w:top w:val="single" w:color="BFC9D6" w:sz="4"/>
+              <w:left w:val="single" w:color="BFC9D6" w:sz="4"/>
+              <w:bottom w:val="single" w:color="BFC9D6" w:sz="4"/>
+              <w:right w:val="single" w:color="BFC9D6" w:sz="4"/>
+            </w:tcBorders>
+            <w:shd w:fill="FFFFFF" w:color="auto" w:val="clear"/>
+            <w:tcMar>
+              <w:top w:type="dxa" w:w="60"/>
+              <w:left w:type="dxa" w:w="100"/>
+              <w:bottom w:type="dxa" w:w="60"/>
+              <w:right w:type="dxa" w:w="100"/>
+            </w:tcMar>
+          </w:tcPr>
+          <w:p>
+            <w:r>
+              <w:rPr>
+                <w:sz w:val="19"/>
+                <w:szCs w:val="19"/>
+              </w:rPr>
+              <w:t xml:space="preserve">117/126 (92.9%); the Python prototype scored 119/126</w:t>
+            </w:r>
+          </w:p>
+        </w:tc>
+      </w:tr>
+      <w:tr>
+        <w:tc>
+          <w:tcPr>
+            <w:tcW w:type="dxa" w:w="4200"/>
+            <w:tcBorders>
+              <w:top w:val="single" w:color="BFC9D6" w:sz="4"/>
+              <w:left w:val="single" w:color="BFC9D6" w:sz="4"/>
+              <w:bottom w:val="single" w:color="BFC9D6" w:sz="4"/>
+              <w:right w:val="single" w:color="BFC9D6" w:sz="4"/>
+            </w:tcBorders>
+            <w:shd w:fill="F6F8FB" w:color="auto" w:val="clear"/>
+            <w:tcMar>
+              <w:top w:type="dxa" w:w="60"/>
+              <w:left w:type="dxa" w:w="100"/>
+              <w:bottom w:type="dxa" w:w="60"/>
+              <w:right w:type="dxa" w:w="100"/>
+            </w:tcMar>
+          </w:tcPr>
+          <w:p>
+            <w:r>
+              <w:rPr>
+                <w:sz w:val="19"/>
+                <w:szCs w:val="19"/>
+              </w:rPr>
+              <w:t xml:space="preserve">Automatic (confidence ≥ 0.8)</w:t>
+            </w:r>
+          </w:p>
+        </w:tc>
+        <w:tc>
+          <w:tcPr>
+            <w:tcW w:type="dxa" w:w="5160"/>
+            <w:tcBorders>
+              <w:top w:val="single" w:color="BFC9D6" w:sz="4"/>
+              <w:left w:val="single" w:color="BFC9D6" w:sz="4"/>
+              <w:bottom w:val="single" w:color="BFC9D6" w:sz="4"/>
+              <w:right w:val="single" w:color="BFC9D6" w:sz="4"/>
+            </w:tcBorders>
+            <w:shd w:fill="F6F8FB" w:color="auto" w:val="clear"/>
+            <w:tcMar>
+              <w:top w:type="dxa" w:w="60"/>
+              <w:left w:type="dxa" w:w="100"/>
+              <w:bottom w:type="dxa" w:w="60"/>
+              <w:right w:type="dxa" w:w="100"/>
+            </w:tcMar>
+          </w:tcPr>
+          <w:p>
+            <w:r>
+              <w:rPr>
+                <w:sz w:val="19"/>
+                <w:szCs w:val="19"/>
+              </w:rPr>
+              <w:t xml:space="preserve">77 rows (61%) with </w:t>
+            </w:r>
+            <w:r>
+              <w:rPr>
+                <w:b/>
+                <w:bCs/>
+                <w:sz w:val="19"/>
+                <w:szCs w:val="19"/>
+              </w:rPr>
+              <w:t xml:space="preserve">100%</w:t>
+            </w:r>
+            <w:r>
+              <w:rPr>
+                <w:sz w:val="19"/>
+                <w:szCs w:val="19"/>
+              </w:rPr>
+              <w:t xml:space="preserve"> accuracy</w:t>
+            </w:r>
+          </w:p>
+        </w:tc>
+      </w:tr>
+      <w:tr>
+        <w:tc>
+          <w:tcPr>
+            <w:tcW w:type="dxa" w:w="4200"/>
+            <w:tcBorders>
+              <w:top w:val="single" w:color="BFC9D6" w:sz="4"/>
+              <w:left w:val="single" w:color="BFC9D6" w:sz="4"/>
+              <w:bottom w:val="single" w:color="BFC9D6" w:sz="4"/>
+              <w:right w:val="single" w:color="BFC9D6" w:sz="4"/>
+            </w:tcBorders>
+            <w:shd w:fill="FFFFFF" w:color="auto" w:val="clear"/>
+            <w:tcMar>
+              <w:top w:type="dxa" w:w="60"/>
+              <w:left w:type="dxa" w:w="100"/>
+              <w:bottom w:type="dxa" w:w="60"/>
+              <w:right w:type="dxa" w:w="100"/>
+            </w:tcMar>
+          </w:tcPr>
+          <w:p>
+            <w:r>
+              <w:rPr>
+                <w:sz w:val="19"/>
+                <w:szCs w:val="19"/>
+              </w:rPr>
+              <w:t xml:space="preserve">Tokens / cost / time</w:t>
+            </w:r>
+          </w:p>
+        </w:tc>
+        <w:tc>
+          <w:tcPr>
+            <w:tcW w:type="dxa" w:w="5160"/>
+            <w:tcBorders>
+              <w:top w:val="single" w:color="BFC9D6" w:sz="4"/>
+              <w:left w:val="single" w:color="BFC9D6" w:sz="4"/>
+              <w:bottom w:val="single" w:color="BFC9D6" w:sz="4"/>
+              <w:right w:val="single" w:color="BFC9D6" w:sz="4"/>
+            </w:tcBorders>
+            <w:shd w:fill="FFFFFF" w:color="auto" w:val="clear"/>
+            <w:tcMar>
+              <w:top w:type="dxa" w:w="60"/>
+              <w:left w:type="dxa" w:w="100"/>
+              <w:bottom w:type="dxa" w:w="60"/>
+              <w:right w:type="dxa" w:w="100"/>
+            </w:tcMar>
+          </w:tcPr>
+          <w:p>
+            <w:r>
+              <w:rPr>
+                <w:sz w:val="19"/>
+                <w:szCs w:val="19"/>
+              </w:rPr>
+              <w:t xml:space="preserve">1,191,860 (identical to the prototype) / US$0.05 / 4.2 s with 16 in parallel</w:t>
+            </w:r>
+          </w:p>
+        </w:tc>
+      </w:tr>
+      <w:tr>
+        <w:tc>
+          <w:tcPr>
+            <w:tcW w:type="dxa" w:w="4200"/>
+            <w:tcBorders>
+              <w:top w:val="single" w:color="BFC9D6" w:sz="4"/>
+              <w:left w:val="single" w:color="BFC9D6" w:sz="4"/>
+              <w:bottom w:val="single" w:color="BFC9D6" w:sz="4"/>
+              <w:right w:val="single" w:color="BFC9D6" w:sz="4"/>
+            </w:tcBorders>
+            <w:shd w:fill="F6F8FB" w:color="auto" w:val="clear"/>
+            <w:tcMar>
+              <w:top w:type="dxa" w:w="60"/>
+              <w:left w:type="dxa" w:w="100"/>
+              <w:bottom w:type="dxa" w:w="60"/>
+              <w:right w:type="dxa" w:w="100"/>
+            </w:tcMar>
+          </w:tcPr>
+          <w:p>
+            <w:r>
+              <w:rPr>
+                <w:sz w:val="19"/>
+                <w:szCs w:val="19"/>
+              </w:rPr>
+              <w:t xml:space="preserve">Wrong rows</w:t>
+            </w:r>
+          </w:p>
+        </w:tc>
+        <w:tc>
+          <w:tcPr>
+            <w:tcW w:type="dxa" w:w="5160"/>
+            <w:tcBorders>
+              <w:top w:val="single" w:color="BFC9D6" w:sz="4"/>
+              <w:left w:val="single" w:color="BFC9D6" w:sz="4"/>
+              <w:bottom w:val="single" w:color="BFC9D6" w:sz="4"/>
+              <w:right w:val="single" w:color="BFC9D6" w:sz="4"/>
+            </w:tcBorders>
+            <w:shd w:fill="F6F8FB" w:color="auto" w:val="clear"/>
+            <w:tcMar>
+              <w:top w:type="dxa" w:w="60"/>
+              <w:left w:type="dxa" w:w="100"/>
+              <w:bottom w:type="dxa" w:w="60"/>
+              <w:right w:type="dxa" w:w="100"/>
+            </w:tcMar>
+          </w:tcPr>
+          <w:p>
+            <w:r>
+              <w:rPr>
+                <w:sz w:val="19"/>
+                <w:szCs w:val="19"/>
+              </w:rPr>
+              <w:t xml:space="preserve">All 9 had confidence &lt; 0.8; in 7 the right account was among the top-3 suggestions</w:t>
+            </w:r>
+          </w:p>
+        </w:tc>
+      </w:tr>
+    </w:tbl>
+    <w:p>
+      <w:pPr>
+        <w:spacing w:after="80"/>
+      </w:pPr>
+    </w:p>
+    <w:p>
+      <w:pPr>
         <w:pStyle w:val="Heading1"/>
         <w:pageBreakBefore/>
       </w:pPr>
@@ -15431,7 +16391,7 @@
         <w:t xml:space="preserve">with no network and no API key</w:t>
       </w:r>
       <w:r>
-        <w:t xml:space="preserve">, with 19 new cases (57 in total).</w:t>
+        <w:t xml:space="preserve">, with 20 new cases (58 in total).</w:t>
       </w:r>
     </w:p>
     <w:p>
@@ -16288,7 +17248,7 @@
                 <w:sz w:val="19"/>
                 <w:szCs w:val="19"/>
               </w:rPr>
-              <w:t xml:space="preserve">evals.score.jev-scorer</w:t>
+              <w:t xml:space="preserve">jev.batch.labeler</w:t>
             </w:r>
           </w:p>
         </w:tc>
@@ -16312,19 +17272,10 @@
           <w:p>
             <w:r>
               <w:rPr>
-                <w:rFonts w:ascii="Consolas" w:cs="Consolas" w:eastAsia="Consolas" w:hAnsi="Consolas"/>
-                <w:color w:val="0B4F8A"/>
-                <w:sz w:val="19"/>
-                <w:szCs w:val="19"/>
-              </w:rPr>
-              <w:t xml:space="preserve">ExpectScore</w:t>
-            </w:r>
-            <w:r>
-              <w:rPr>
-                <w:sz w:val="19"/>
-                <w:szCs w:val="19"/>
-              </w:rPr>
-              <w:t xml:space="preserve"> passes, fails with the score in the reason; a Jev error fails the check without raising</w:t>
+                <w:sz w:val="19"/>
+                <w:szCs w:val="19"/>
+              </w:rPr>
+              <w:t xml:space="preserve">Label per row, isolated errors, rows to review, tokens, upfront validation, JSON states, cancellation</w:t>
             </w:r>
           </w:p>
         </w:tc>
@@ -16355,6 +17306,73 @@
                 <w:sz w:val="19"/>
                 <w:szCs w:val="19"/>
               </w:rPr>
+              <w:t xml:space="preserve">evals.score.jev-scorer</w:t>
+            </w:r>
+          </w:p>
+        </w:tc>
+        <w:tc>
+          <w:tcPr>
+            <w:tcW w:type="dxa" w:w="6360"/>
+            <w:tcBorders>
+              <w:top w:val="single" w:color="BFC9D6" w:sz="4"/>
+              <w:left w:val="single" w:color="BFC9D6" w:sz="4"/>
+              <w:bottom w:val="single" w:color="BFC9D6" w:sz="4"/>
+              <w:right w:val="single" w:color="BFC9D6" w:sz="4"/>
+            </w:tcBorders>
+            <w:shd w:fill="F6F8FB" w:color="auto" w:val="clear"/>
+            <w:tcMar>
+              <w:top w:type="dxa" w:w="60"/>
+              <w:left w:type="dxa" w:w="100"/>
+              <w:bottom w:type="dxa" w:w="60"/>
+              <w:right w:type="dxa" w:w="100"/>
+            </w:tcMar>
+          </w:tcPr>
+          <w:p>
+            <w:r>
+              <w:rPr>
+                <w:rFonts w:ascii="Consolas" w:cs="Consolas" w:eastAsia="Consolas" w:hAnsi="Consolas"/>
+                <w:color w:val="0B4F8A"/>
+                <w:sz w:val="19"/>
+                <w:szCs w:val="19"/>
+              </w:rPr>
+              <w:t xml:space="preserve">ExpectScore</w:t>
+            </w:r>
+            <w:r>
+              <w:rPr>
+                <w:sz w:val="19"/>
+                <w:szCs w:val="19"/>
+              </w:rPr>
+              <w:t xml:space="preserve"> passes, fails with the score in the reason; a Jev error fails the check without raising</w:t>
+            </w:r>
+          </w:p>
+        </w:tc>
+      </w:tr>
+      <w:tr>
+        <w:tc>
+          <w:tcPr>
+            <w:tcW w:type="dxa" w:w="3000"/>
+            <w:tcBorders>
+              <w:top w:val="single" w:color="BFC9D6" w:sz="4"/>
+              <w:left w:val="single" w:color="BFC9D6" w:sz="4"/>
+              <w:bottom w:val="single" w:color="BFC9D6" w:sz="4"/>
+              <w:right w:val="single" w:color="BFC9D6" w:sz="4"/>
+            </w:tcBorders>
+            <w:shd w:fill="FFFFFF" w:color="auto" w:val="clear"/>
+            <w:tcMar>
+              <w:top w:type="dxa" w:w="60"/>
+              <w:left w:type="dxa" w:w="100"/>
+              <w:bottom w:type="dxa" w:w="60"/>
+              <w:right w:type="dxa" w:w="100"/>
+            </w:tcMar>
+          </w:tcPr>
+          <w:p>
+            <w:r>
+              <w:rPr>
+                <w:rFonts w:ascii="Consolas" w:cs="Consolas" w:eastAsia="Consolas" w:hAnsi="Consolas"/>
+                <w:color w:val="0B4F8A"/>
+                <w:sz w:val="19"/>
+                <w:szCs w:val="19"/>
+              </w:rPr>
               <w:t xml:space="preserve">rag.rerank.jev-semantic</w:t>
             </w:r>
             <w:r>
@@ -16384,7 +17402,7 @@
               <w:bottom w:val="single" w:color="BFC9D6" w:sz="4"/>
               <w:right w:val="single" w:color="BFC9D6" w:sz="4"/>
             </w:tcBorders>
-            <w:shd w:fill="F6F8FB" w:color="auto" w:val="clear"/>
+            <w:shd w:fill="FFFFFF" w:color="auto" w:val="clear"/>
             <w:tcMar>
               <w:top w:type="dxa" w:w="60"/>
               <w:left w:type="dxa" w:w="100"/>
@@ -16758,6 +17776,64 @@
                 <w:sz w:val="19"/>
                 <w:szCs w:val="19"/>
               </w:rPr>
+              <w:t xml:space="preserve">087-JevBatchLabeling</w:t>
+            </w:r>
+          </w:p>
+        </w:tc>
+        <w:tc>
+          <w:tcPr>
+            <w:tcW w:type="dxa" w:w="6760"/>
+            <w:tcBorders>
+              <w:top w:val="single" w:color="BFC9D6" w:sz="4"/>
+              <w:left w:val="single" w:color="BFC9D6" w:sz="4"/>
+              <w:bottom w:val="single" w:color="BFC9D6" w:sz="4"/>
+              <w:right w:val="single" w:color="BFC9D6" w:sz="4"/>
+            </w:tcBorders>
+            <w:shd w:fill="FFFFFF" w:color="auto" w:val="clear"/>
+            <w:tcMar>
+              <w:top w:type="dxa" w:w="60"/>
+              <w:left w:type="dxa" w:w="100"/>
+              <w:bottom w:type="dxa" w:w="60"/>
+              <w:right w:type="dxa" w:w="100"/>
+            </w:tcMar>
+          </w:tcPr>
+          <w:p>
+            <w:r>
+              <w:rPr>
+                <w:sz w:val="19"/>
+                <w:szCs w:val="19"/>
+              </w:rPr>
+              <w:t xml:space="preserve">Bulk labeling: 126 accounting entries against 225 chart-of-accounts codes, in parallel, with accuracy, cost and rows to review</w:t>
+            </w:r>
+          </w:p>
+        </w:tc>
+      </w:tr>
+      <w:tr>
+        <w:tc>
+          <w:tcPr>
+            <w:tcW w:type="dxa" w:w="2600"/>
+            <w:tcBorders>
+              <w:top w:val="single" w:color="BFC9D6" w:sz="4"/>
+              <w:left w:val="single" w:color="BFC9D6" w:sz="4"/>
+              <w:bottom w:val="single" w:color="BFC9D6" w:sz="4"/>
+              <w:right w:val="single" w:color="BFC9D6" w:sz="4"/>
+            </w:tcBorders>
+            <w:shd w:fill="F6F8FB" w:color="auto" w:val="clear"/>
+            <w:tcMar>
+              <w:top w:type="dxa" w:w="60"/>
+              <w:left w:type="dxa" w:w="100"/>
+              <w:bottom w:type="dxa" w:w="60"/>
+              <w:right w:type="dxa" w:w="100"/>
+            </w:tcMar>
+          </w:tcPr>
+          <w:p>
+            <w:r>
+              <w:rPr>
+                <w:rFonts w:ascii="Consolas" w:cs="Consolas" w:eastAsia="Consolas" w:hAnsi="Consolas"/>
+                <w:color w:val="0B4F8A"/>
+                <w:sz w:val="19"/>
+                <w:szCs w:val="19"/>
+              </w:rPr>
               <w:t xml:space="preserve">086-JevEvalsRag</w:t>
             </w:r>
           </w:p>
@@ -16771,7 +17847,7 @@
               <w:bottom w:val="single" w:color="BFC9D6" w:sz="4"/>
               <w:right w:val="single" w:color="BFC9D6" w:sz="4"/>
             </w:tcBorders>
-            <w:shd w:fill="FFFFFF" w:color="auto" w:val="clear"/>
+            <w:shd w:fill="F6F8FB" w:color="auto" w:val="clear"/>
             <w:tcMar>
               <w:top w:type="dxa" w:w="60"/>
               <w:left w:type="dxa" w:w="100"/>
@@ -17341,7 +18417,7 @@
                 <w:sz w:val="19"/>
                 <w:szCs w:val="19"/>
               </w:rPr>
-              <w:t xml:space="preserve">Source/Core/uMakerAi.Evals.pas</w:t>
+              <w:t xml:space="preserve">Source/Tools/uMakerAi.Jev.Batch.pas</w:t>
             </w:r>
           </w:p>
         </w:tc>
@@ -17365,44 +18441,10 @@
           <w:p>
             <w:r>
               <w:rPr>
-                <w:rFonts w:ascii="Consolas" w:cs="Consolas" w:eastAsia="Consolas" w:hAnsi="Consolas"/>
-                <w:color w:val="0B4F8A"/>
-                <w:sz w:val="19"/>
-                <w:szCs w:val="19"/>
-              </w:rPr>
-              <w:t xml:space="preserve">Scorer</w:t>
-            </w:r>
-            <w:r>
-              <w:rPr>
-                <w:sz w:val="19"/>
-                <w:szCs w:val="19"/>
-              </w:rPr>
-              <w:t xml:space="preserve">, </w:t>
-            </w:r>
-            <w:r>
-              <w:rPr>
-                <w:rFonts w:ascii="Consolas" w:cs="Consolas" w:eastAsia="Consolas" w:hAnsi="Consolas"/>
-                <w:color w:val="0B4F8A"/>
-                <w:sz w:val="19"/>
-                <w:szCs w:val="19"/>
-              </w:rPr>
-              <w:t xml:space="preserve">TAiEvalScorerBase</w:t>
-            </w:r>
-            <w:r>
-              <w:rPr>
-                <w:sz w:val="19"/>
-                <w:szCs w:val="19"/>
-              </w:rPr>
-              <w:t xml:space="preserve">, </w:t>
-            </w:r>
-            <w:r>
-              <w:rPr>
-                <w:rFonts w:ascii="Consolas" w:cs="Consolas" w:eastAsia="Consolas" w:hAnsi="Consolas"/>
-                <w:color w:val="0B4F8A"/>
-                <w:sz w:val="19"/>
-                <w:szCs w:val="19"/>
-              </w:rPr>
-              <w:t xml:space="preserve">ExpectScore</w:t>
+                <w:sz w:val="19"/>
+                <w:szCs w:val="19"/>
+              </w:rPr>
+              <w:t xml:space="preserve">Bulk labeling</w:t>
             </w:r>
           </w:p>
         </w:tc>
@@ -17433,7 +18475,7 @@
                 <w:sz w:val="19"/>
                 <w:szCs w:val="19"/>
               </w:rPr>
-              <w:t xml:space="preserve">Source/RAG/uMakerAi.RAG.Vectors.pas</w:t>
+              <w:t xml:space="preserve">Source/Core/uMakerAi.Evals.pas</w:t>
             </w:r>
           </w:p>
         </w:tc>
@@ -17462,7 +18504,7 @@
                 <w:sz w:val="19"/>
                 <w:szCs w:val="19"/>
               </w:rPr>
-              <w:t xml:space="preserve">Reranker</w:t>
+              <w:t xml:space="preserve">Scorer</w:t>
             </w:r>
             <w:r>
               <w:rPr>
@@ -17478,7 +18520,7 @@
                 <w:sz w:val="19"/>
                 <w:szCs w:val="19"/>
               </w:rPr>
-              <w:t xml:space="preserve">TAiRAGRerankerBase</w:t>
+              <w:t xml:space="preserve">TAiEvalScorerBase</w:t>
             </w:r>
             <w:r>
               <w:rPr>
@@ -17494,7 +18536,7 @@
                 <w:sz w:val="19"/>
                 <w:szCs w:val="19"/>
               </w:rPr>
-              <w:t xml:space="preserve">RerankWith</w:t>
+              <w:t xml:space="preserve">ExpectScore</w:t>
             </w:r>
           </w:p>
         </w:tc>
@@ -17525,7 +18567,7 @@
                 <w:sz w:val="19"/>
                 <w:szCs w:val="19"/>
               </w:rPr>
-              <w:t xml:space="preserve">Source/Core/uMakerAi.Chat.Tools.pas</w:t>
+              <w:t xml:space="preserve">Source/RAG/uMakerAi.RAG.Vectors.pas</w:t>
             </w:r>
           </w:p>
         </w:tc>
@@ -17554,7 +18596,7 @@
                 <w:sz w:val="19"/>
                 <w:szCs w:val="19"/>
               </w:rPr>
-              <w:t xml:space="preserve">IAiDispatchClassifier</w:t>
+              <w:t xml:space="preserve">Reranker</w:t>
             </w:r>
             <w:r>
               <w:rPr>
@@ -17570,7 +18612,23 @@
                 <w:sz w:val="19"/>
                 <w:szCs w:val="19"/>
               </w:rPr>
-              <w:t xml:space="preserve">TAiDispatchClassifierBase</w:t>
+              <w:t xml:space="preserve">TAiRAGRerankerBase</w:t>
+            </w:r>
+            <w:r>
+              <w:rPr>
+                <w:sz w:val="19"/>
+                <w:szCs w:val="19"/>
+              </w:rPr>
+              <w:t xml:space="preserve">, </w:t>
+            </w:r>
+            <w:r>
+              <w:rPr>
+                <w:rFonts w:ascii="Consolas" w:cs="Consolas" w:eastAsia="Consolas" w:hAnsi="Consolas"/>
+                <w:color w:val="0B4F8A"/>
+                <w:sz w:val="19"/>
+                <w:szCs w:val="19"/>
+              </w:rPr>
+              <w:t xml:space="preserve">RerankWith</w:t>
             </w:r>
           </w:p>
         </w:tc>
@@ -17601,7 +18659,7 @@
                 <w:sz w:val="19"/>
                 <w:szCs w:val="19"/>
               </w:rPr>
-              <w:t xml:space="preserve">Source/Core/uMakerAi.Chat.pas</w:t>
+              <w:t xml:space="preserve">Source/Core/uMakerAi.Chat.Tools.pas</w:t>
             </w:r>
           </w:p>
         </w:tc>
@@ -17630,23 +18688,7 @@
                 <w:sz w:val="19"/>
                 <w:szCs w:val="19"/>
               </w:rPr>
-              <w:t xml:space="preserve">ChatTools.DispatchClassifier</w:t>
-            </w:r>
-            <w:r>
-              <w:rPr>
-                <w:sz w:val="19"/>
-                <w:szCs w:val="19"/>
-              </w:rPr>
-              <w:t xml:space="preserve"> and </w:t>
-            </w:r>
-            <w:r>
-              <w:rPr>
-                <w:rFonts w:ascii="Consolas" w:cs="Consolas" w:eastAsia="Consolas" w:hAnsi="Consolas"/>
-                <w:color w:val="0B4F8A"/>
-                <w:sz w:val="19"/>
-                <w:szCs w:val="19"/>
-              </w:rPr>
-              <w:t xml:space="preserve">PromptGuard</w:t>
+              <w:t xml:space="preserve">IAiDispatchClassifier</w:t>
             </w:r>
             <w:r>
               <w:rPr>
@@ -17662,39 +18704,7 @@
                 <w:sz w:val="19"/>
                 <w:szCs w:val="19"/>
               </w:rPr>
-              <w:t xml:space="preserve">OnPromptGuard</w:t>
-            </w:r>
-            <w:r>
-              <w:rPr>
-                <w:sz w:val="19"/>
-                <w:szCs w:val="19"/>
-              </w:rPr>
-              <w:t xml:space="preserve">, </w:t>
-            </w:r>
-            <w:r>
-              <w:rPr>
-                <w:rFonts w:ascii="Consolas" w:cs="Consolas" w:eastAsia="Consolas" w:hAnsi="Consolas"/>
-                <w:color w:val="0B4F8A"/>
-                <w:sz w:val="19"/>
-                <w:szCs w:val="19"/>
-              </w:rPr>
-              <w:t xml:space="preserve">ClassifySmartDispatch</w:t>
-            </w:r>
-            <w:r>
-              <w:rPr>
-                <w:sz w:val="19"/>
-                <w:szCs w:val="19"/>
-              </w:rPr>
-              <w:t xml:space="preserve">, </w:t>
-            </w:r>
-            <w:r>
-              <w:rPr>
-                <w:rFonts w:ascii="Consolas" w:cs="Consolas" w:eastAsia="Consolas" w:hAnsi="Consolas"/>
-                <w:color w:val="0B4F8A"/>
-                <w:sz w:val="19"/>
-                <w:szCs w:val="19"/>
-              </w:rPr>
-              <w:t xml:space="preserve">RunSmartDispatchTool</w:t>
+              <w:t xml:space="preserve">TAiDispatchClassifierBase</w:t>
             </w:r>
           </w:p>
         </w:tc>
@@ -17725,7 +18735,7 @@
                 <w:sz w:val="19"/>
                 <w:szCs w:val="19"/>
               </w:rPr>
-              <w:t xml:space="preserve">Source/Tools/uMakerAi.Guardrails.pas</w:t>
+              <w:t xml:space="preserve">Source/Core/uMakerAi.Chat.pas</w:t>
             </w:r>
           </w:p>
         </w:tc>
@@ -17754,7 +18764,23 @@
                 <w:sz w:val="19"/>
                 <w:szCs w:val="19"/>
               </w:rPr>
-              <w:t xml:space="preserve">Classifier</w:t>
+              <w:t xml:space="preserve">ChatTools.DispatchClassifier</w:t>
+            </w:r>
+            <w:r>
+              <w:rPr>
+                <w:sz w:val="19"/>
+                <w:szCs w:val="19"/>
+              </w:rPr>
+              <w:t xml:space="preserve"> and </w:t>
+            </w:r>
+            <w:r>
+              <w:rPr>
+                <w:rFonts w:ascii="Consolas" w:cs="Consolas" w:eastAsia="Consolas" w:hAnsi="Consolas"/>
+                <w:color w:val="0B4F8A"/>
+                <w:sz w:val="19"/>
+                <w:szCs w:val="19"/>
+              </w:rPr>
+              <w:t xml:space="preserve">PromptGuard</w:t>
             </w:r>
             <w:r>
               <w:rPr>
@@ -17770,7 +18796,39 @@
                 <w:sz w:val="19"/>
                 <w:szCs w:val="19"/>
               </w:rPr>
-              <w:t xml:space="preserve">TAiGuardrailClassifierBase</w:t>
+              <w:t xml:space="preserve">OnPromptGuard</w:t>
+            </w:r>
+            <w:r>
+              <w:rPr>
+                <w:sz w:val="19"/>
+                <w:szCs w:val="19"/>
+              </w:rPr>
+              <w:t xml:space="preserve">, </w:t>
+            </w:r>
+            <w:r>
+              <w:rPr>
+                <w:rFonts w:ascii="Consolas" w:cs="Consolas" w:eastAsia="Consolas" w:hAnsi="Consolas"/>
+                <w:color w:val="0B4F8A"/>
+                <w:sz w:val="19"/>
+                <w:szCs w:val="19"/>
+              </w:rPr>
+              <w:t xml:space="preserve">ClassifySmartDispatch</w:t>
+            </w:r>
+            <w:r>
+              <w:rPr>
+                <w:sz w:val="19"/>
+                <w:szCs w:val="19"/>
+              </w:rPr>
+              <w:t xml:space="preserve">, </w:t>
+            </w:r>
+            <w:r>
+              <w:rPr>
+                <w:rFonts w:ascii="Consolas" w:cs="Consolas" w:eastAsia="Consolas" w:hAnsi="Consolas"/>
+                <w:color w:val="0B4F8A"/>
+                <w:sz w:val="19"/>
+                <w:szCs w:val="19"/>
+              </w:rPr>
+              <w:t xml:space="preserve">RunSmartDispatchTool</w:t>
             </w:r>
           </w:p>
         </w:tc>
@@ -17801,6 +18859,82 @@
                 <w:sz w:val="19"/>
                 <w:szCs w:val="19"/>
               </w:rPr>
+              <w:t xml:space="preserve">Source/Tools/uMakerAi.Guardrails.pas</w:t>
+            </w:r>
+          </w:p>
+        </w:tc>
+        <w:tc>
+          <w:tcPr>
+            <w:tcW w:type="dxa" w:w="4560"/>
+            <w:tcBorders>
+              <w:top w:val="single" w:color="BFC9D6" w:sz="4"/>
+              <w:left w:val="single" w:color="BFC9D6" w:sz="4"/>
+              <w:bottom w:val="single" w:color="BFC9D6" w:sz="4"/>
+              <w:right w:val="single" w:color="BFC9D6" w:sz="4"/>
+            </w:tcBorders>
+            <w:shd w:fill="FFFFFF" w:color="auto" w:val="clear"/>
+            <w:tcMar>
+              <w:top w:type="dxa" w:w="60"/>
+              <w:left w:type="dxa" w:w="100"/>
+              <w:bottom w:type="dxa" w:w="60"/>
+              <w:right w:type="dxa" w:w="100"/>
+            </w:tcMar>
+          </w:tcPr>
+          <w:p>
+            <w:r>
+              <w:rPr>
+                <w:rFonts w:ascii="Consolas" w:cs="Consolas" w:eastAsia="Consolas" w:hAnsi="Consolas"/>
+                <w:color w:val="0B4F8A"/>
+                <w:sz w:val="19"/>
+                <w:szCs w:val="19"/>
+              </w:rPr>
+              <w:t xml:space="preserve">Classifier</w:t>
+            </w:r>
+            <w:r>
+              <w:rPr>
+                <w:sz w:val="19"/>
+                <w:szCs w:val="19"/>
+              </w:rPr>
+              <w:t xml:space="preserve">, </w:t>
+            </w:r>
+            <w:r>
+              <w:rPr>
+                <w:rFonts w:ascii="Consolas" w:cs="Consolas" w:eastAsia="Consolas" w:hAnsi="Consolas"/>
+                <w:color w:val="0B4F8A"/>
+                <w:sz w:val="19"/>
+                <w:szCs w:val="19"/>
+              </w:rPr>
+              <w:t xml:space="preserve">TAiGuardrailClassifierBase</w:t>
+            </w:r>
+          </w:p>
+        </w:tc>
+      </w:tr>
+      <w:tr>
+        <w:tc>
+          <w:tcPr>
+            <w:tcW w:type="dxa" w:w="4800"/>
+            <w:tcBorders>
+              <w:top w:val="single" w:color="BFC9D6" w:sz="4"/>
+              <w:left w:val="single" w:color="BFC9D6" w:sz="4"/>
+              <w:bottom w:val="single" w:color="BFC9D6" w:sz="4"/>
+              <w:right w:val="single" w:color="BFC9D6" w:sz="4"/>
+            </w:tcBorders>
+            <w:shd w:fill="F6F8FB" w:color="auto" w:val="clear"/>
+            <w:tcMar>
+              <w:top w:type="dxa" w:w="60"/>
+              <w:left w:type="dxa" w:w="100"/>
+              <w:bottom w:type="dxa" w:w="60"/>
+              <w:right w:type="dxa" w:w="100"/>
+            </w:tcMar>
+          </w:tcPr>
+          <w:p>
+            <w:r>
+              <w:rPr>
+                <w:rFonts w:ascii="Consolas" w:cs="Consolas" w:eastAsia="Consolas" w:hAnsi="Consolas"/>
+                <w:color w:val="0B4F8A"/>
+                <w:sz w:val="19"/>
+                <w:szCs w:val="19"/>
+              </w:rPr>
               <w:t xml:space="preserve">Source/Agents/uMakerAi.Agents.pas</w:t>
             </w:r>
           </w:p>
@@ -17814,7 +18948,7 @@
               <w:bottom w:val="single" w:color="BFC9D6" w:sz="4"/>
               <w:right w:val="single" w:color="BFC9D6" w:sz="4"/>
             </w:tcBorders>
-            <w:shd w:fill="FFFFFF" w:color="auto" w:val="clear"/>
+            <w:shd w:fill="F6F8FB" w:color="auto" w:val="clear"/>
             <w:tcMar>
               <w:top w:type="dxa" w:w="60"/>
               <w:left w:type="dxa" w:w="100"/>

--- a/Docs/Version 3/uMakerAi-Jev-TypeSafe-EN.docx
+++ b/Docs/Version 3/uMakerAi-Jev-TypeSafe-EN.docx
@@ -1285,6 +1285,91 @@
                 <w:sz w:val="19"/>
                 <w:szCs w:val="19"/>
               </w:rPr>
+              <w:t xml:space="preserve">Which LLM is enough for this request?</w:t>
+            </w:r>
+          </w:p>
+        </w:tc>
+        <w:tc>
+          <w:tcPr>
+            <w:tcW w:type="dxa" w:w="2800"/>
+            <w:tcBorders>
+              <w:top w:val="single" w:color="BFC9D6" w:sz="4"/>
+              <w:left w:val="single" w:color="BFC9D6" w:sz="4"/>
+              <w:bottom w:val="single" w:color="BFC9D6" w:sz="4"/>
+              <w:right w:val="single" w:color="BFC9D6" w:sz="4"/>
+            </w:tcBorders>
+            <w:shd w:fill="F6F8FB" w:color="auto" w:val="clear"/>
+            <w:tcMar>
+              <w:top w:type="dxa" w:w="60"/>
+              <w:left w:type="dxa" w:w="100"/>
+              <w:bottom w:type="dxa" w:w="60"/>
+              <w:right w:type="dxa" w:w="100"/>
+            </w:tcMar>
+          </w:tcPr>
+          <w:p>
+            <w:r>
+              <w:rPr>
+                <w:sz w:val="19"/>
+                <w:szCs w:val="19"/>
+              </w:rPr>
+              <w:t xml:space="preserve">Always the same (expensive) model</w:t>
+            </w:r>
+          </w:p>
+        </w:tc>
+        <w:tc>
+          <w:tcPr>
+            <w:tcW w:type="dxa" w:w="3160"/>
+            <w:tcBorders>
+              <w:top w:val="single" w:color="BFC9D6" w:sz="4"/>
+              <w:left w:val="single" w:color="BFC9D6" w:sz="4"/>
+              <w:bottom w:val="single" w:color="BFC9D6" w:sz="4"/>
+              <w:right w:val="single" w:color="BFC9D6" w:sz="4"/>
+            </w:tcBorders>
+            <w:shd w:fill="F6F8FB" w:color="auto" w:val="clear"/>
+            <w:tcMar>
+              <w:top w:type="dxa" w:w="60"/>
+              <w:left w:type="dxa" w:w="100"/>
+              <w:bottom w:type="dxa" w:w="60"/>
+              <w:right w:type="dxa" w:w="100"/>
+            </w:tcMar>
+          </w:tcPr>
+          <w:p>
+            <w:r>
+              <w:rPr>
+                <w:rFonts w:ascii="Consolas" w:cs="Consolas" w:eastAsia="Consolas" w:hAnsi="Consolas"/>
+                <w:color w:val="0B4F8A"/>
+                <w:sz w:val="19"/>
+                <w:szCs w:val="19"/>
+              </w:rPr>
+              <w:t xml:space="preserve">TAiJevModelRouter</w:t>
+            </w:r>
+          </w:p>
+        </w:tc>
+      </w:tr>
+      <w:tr>
+        <w:tc>
+          <w:tcPr>
+            <w:tcW w:type="dxa" w:w="3400"/>
+            <w:tcBorders>
+              <w:top w:val="single" w:color="BFC9D6" w:sz="4"/>
+              <w:left w:val="single" w:color="BFC9D6" w:sz="4"/>
+              <w:bottom w:val="single" w:color="BFC9D6" w:sz="4"/>
+              <w:right w:val="single" w:color="BFC9D6" w:sz="4"/>
+            </w:tcBorders>
+            <w:shd w:fill="FFFFFF" w:color="auto" w:val="clear"/>
+            <w:tcMar>
+              <w:top w:type="dxa" w:w="60"/>
+              <w:left w:type="dxa" w:w="100"/>
+              <w:bottom w:type="dxa" w:w="60"/>
+              <w:right w:type="dxa" w:w="100"/>
+            </w:tcMar>
+          </w:tcPr>
+          <w:p>
+            <w:r>
+              <w:rPr>
+                <w:sz w:val="19"/>
+                <w:szCs w:val="19"/>
+              </w:rPr>
               <w:t xml:space="preserve">Classify, filter, score in general</w:t>
             </w:r>
           </w:p>
@@ -1298,7 +1383,7 @@
               <w:bottom w:val="single" w:color="BFC9D6" w:sz="4"/>
               <w:right w:val="single" w:color="BFC9D6" w:sz="4"/>
             </w:tcBorders>
-            <w:shd w:fill="F6F8FB" w:color="auto" w:val="clear"/>
+            <w:shd w:fill="FFFFFF" w:color="auto" w:val="clear"/>
             <w:tcMar>
               <w:top w:type="dxa" w:w="60"/>
               <w:left w:type="dxa" w:w="100"/>
@@ -1325,7 +1410,7 @@
               <w:bottom w:val="single" w:color="BFC9D6" w:sz="4"/>
               <w:right w:val="single" w:color="BFC9D6" w:sz="4"/>
             </w:tcBorders>
-            <w:shd w:fill="F6F8FB" w:color="auto" w:val="clear"/>
+            <w:shd w:fill="FFFFFF" w:color="auto" w:val="clear"/>
             <w:tcMar>
               <w:top w:type="dxa" w:w="60"/>
               <w:left w:type="dxa" w:w="100"/>
@@ -3592,6 +3677,95 @@
           </w:p>
         </w:tc>
       </w:tr>
+      <w:tr>
+        <w:tc>
+          <w:tcPr>
+            <w:tcW w:type="dxa" w:w="3300"/>
+            <w:tcBorders>
+              <w:top w:val="single" w:color="BFC9D6" w:sz="4"/>
+              <w:left w:val="single" w:color="BFC9D6" w:sz="4"/>
+              <w:bottom w:val="single" w:color="BFC9D6" w:sz="4"/>
+              <w:right w:val="single" w:color="BFC9D6" w:sz="4"/>
+            </w:tcBorders>
+            <w:shd w:fill="FFFFFF" w:color="auto" w:val="clear"/>
+            <w:tcMar>
+              <w:top w:type="dxa" w:w="60"/>
+              <w:left w:type="dxa" w:w="100"/>
+              <w:bottom w:type="dxa" w:w="60"/>
+              <w:right w:type="dxa" w:w="100"/>
+            </w:tcMar>
+          </w:tcPr>
+          <w:p>
+            <w:r>
+              <w:rPr>
+                <w:rFonts w:ascii="Consolas" w:cs="Consolas" w:eastAsia="Consolas" w:hAnsi="Consolas"/>
+                <w:color w:val="0B4F8A"/>
+                <w:sz w:val="19"/>
+                <w:szCs w:val="19"/>
+              </w:rPr>
+              <w:t xml:space="preserve">uMakerAi.Jev.ModelRouter</w:t>
+            </w:r>
+          </w:p>
+        </w:tc>
+        <w:tc>
+          <w:tcPr>
+            <w:tcW w:type="dxa" w:w="1700"/>
+            <w:tcBorders>
+              <w:top w:val="single" w:color="BFC9D6" w:sz="4"/>
+              <w:left w:val="single" w:color="BFC9D6" w:sz="4"/>
+              <w:bottom w:val="single" w:color="BFC9D6" w:sz="4"/>
+              <w:right w:val="single" w:color="BFC9D6" w:sz="4"/>
+            </w:tcBorders>
+            <w:shd w:fill="FFFFFF" w:color="auto" w:val="clear"/>
+            <w:tcMar>
+              <w:top w:type="dxa" w:w="60"/>
+              <w:left w:type="dxa" w:w="100"/>
+              <w:bottom w:type="dxa" w:w="60"/>
+              <w:right w:type="dxa" w:w="100"/>
+            </w:tcMar>
+          </w:tcPr>
+          <w:p>
+            <w:r>
+              <w:rPr>
+                <w:rFonts w:ascii="Consolas" w:cs="Consolas" w:eastAsia="Consolas" w:hAnsi="Consolas"/>
+                <w:color w:val="0B4F8A"/>
+                <w:sz w:val="19"/>
+                <w:szCs w:val="19"/>
+              </w:rPr>
+              <w:t xml:space="preserve">Source/Tools</w:t>
+            </w:r>
+          </w:p>
+        </w:tc>
+        <w:tc>
+          <w:tcPr>
+            <w:tcW w:type="dxa" w:w="4360"/>
+            <w:tcBorders>
+              <w:top w:val="single" w:color="BFC9D6" w:sz="4"/>
+              <w:left w:val="single" w:color="BFC9D6" w:sz="4"/>
+              <w:bottom w:val="single" w:color="BFC9D6" w:sz="4"/>
+              <w:right w:val="single" w:color="BFC9D6" w:sz="4"/>
+            </w:tcBorders>
+            <w:shd w:fill="FFFFFF" w:color="auto" w:val="clear"/>
+            <w:tcMar>
+              <w:top w:type="dxa" w:w="60"/>
+              <w:left w:type="dxa" w:w="100"/>
+              <w:bottom w:type="dxa" w:w="60"/>
+              <w:right w:type="dxa" w:w="100"/>
+            </w:tcMar>
+          </w:tcPr>
+          <w:p>
+            <w:r>
+              <w:rPr>
+                <w:rFonts w:ascii="Consolas" w:cs="Consolas" w:eastAsia="Consolas" w:hAnsi="Consolas"/>
+                <w:color w:val="0B4F8A"/>
+                <w:sz w:val="19"/>
+                <w:szCs w:val="19"/>
+              </w:rPr>
+              <w:t xml:space="preserve">TAiJevModelRouter</w:t>
+            </w:r>
+          </w:p>
+        </w:tc>
+      </w:tr>
     </w:tbl>
     <w:p>
       <w:pPr>
@@ -13052,7 +13226,7 @@
         <w:pageBreakBefore/>
       </w:pPr>
       <w:r>
-        <w:t xml:space="preserve">8. Evals, RAG and bulk labeling</w:t>
+        <w:t xml:space="preserve">8. Evals, RAG, bulk labeling and models</w:t>
       </w:r>
     </w:p>
     <w:p>
@@ -15151,6 +15325,725 @@
     </w:p>
     <w:p>
       <w:pPr>
+        <w:pStyle w:val="Heading2"/>
+      </w:pPr>
+      <w:r>
+        <w:t xml:space="preserve">8.4 Model router</w:t>
+      </w:r>
+    </w:p>
+    <w:p>
+      <w:pPr>
+        <w:spacing w:after="120"/>
+      </w:pPr>
+      <w:r>
+        <w:rPr>
+          <w:rFonts w:ascii="Consolas" w:cs="Consolas" w:eastAsia="Consolas" w:hAnsi="Consolas"/>
+          <w:color w:val="0B4F8A"/>
+          <w:sz w:val="19"/>
+          <w:szCs w:val="19"/>
+        </w:rPr>
+        <w:t xml:space="preserve">TAiJevModelRouter</w:t>
+      </w:r>
+      <w:r>
+        <w:t xml:space="preserve"> sends each request to the cheapest model that can handle it. Jev does </w:t>
+      </w:r>
+      <w:r>
+        <w:rPr>
+          <w:b/>
+          <w:bCs/>
+        </w:rPr>
+        <w:t xml:space="preserve">not</w:t>
+      </w:r>
+      <w:r>
+        <w:t xml:space="preserve"> pick the model (it knows neither prices nor capabilities): it describes the request —task, difficulty 0–3 and sensitivity— and rules in code set the level and the tier.</w:t>
+      </w:r>
+    </w:p>
+    <w:p>
+      <w:pPr>
+        <w:pBdr>
+          <w:left w:val="single" w:color="2E75B6" w:sz="12" w:space="6"/>
+        </w:pBdr>
+        <w:shd w:fill="F3F5F8" w:color="auto" w:val="clear"/>
+        <w:spacing w:after="0" w:before="60" w:line="260"/>
+        <w:ind w:left="120"/>
+      </w:pPr>
+      <w:r>
+        <w:rPr>
+          <w:rFonts w:ascii="Consolas" w:cs="Consolas" w:eastAsia="Consolas" w:hAnsi="Consolas"/>
+          <w:sz w:val="17"/>
+          <w:szCs w:val="17"/>
+        </w:rPr>
+        <w:t xml:space="preserve">uses uMakerAi.Jev.ModelRouter;</w:t>
+      </w:r>
+    </w:p>
+    <w:p>
+      <w:pPr>
+        <w:pBdr>
+          <w:left w:val="single" w:color="2E75B6" w:sz="12" w:space="6"/>
+        </w:pBdr>
+        <w:shd w:fill="F3F5F8" w:color="auto" w:val="clear"/>
+        <w:spacing w:after="0" w:before="0" w:line="260"/>
+        <w:ind w:left="120"/>
+      </w:pPr>
+      <w:r>
+        <w:rPr>
+          <w:rFonts w:ascii="Consolas" w:cs="Consolas" w:eastAsia="Consolas" w:hAnsi="Consolas"/>
+          <w:sz w:val="17"/>
+          <w:szCs w:val="17"/>
+        </w:rPr>
+        <w:t xml:space="preserve"> </w:t>
+      </w:r>
+    </w:p>
+    <w:p>
+      <w:pPr>
+        <w:pBdr>
+          <w:left w:val="single" w:color="2E75B6" w:sz="12" w:space="6"/>
+        </w:pBdr>
+        <w:shd w:fill="F3F5F8" w:color="auto" w:val="clear"/>
+        <w:spacing w:after="0" w:before="0" w:line="260"/>
+        <w:ind w:left="120"/>
+      </w:pPr>
+      <w:r>
+        <w:rPr>
+          <w:rFonts w:ascii="Consolas" w:cs="Consolas" w:eastAsia="Consolas" w:hAnsi="Consolas"/>
+          <w:sz w:val="17"/>
+          <w:szCs w:val="17"/>
+        </w:rPr>
+        <w:t xml:space="preserve">Router := TAiJevModelRouter.Create(nil);</w:t>
+      </w:r>
+    </w:p>
+    <w:p>
+      <w:pPr>
+        <w:pBdr>
+          <w:left w:val="single" w:color="2E75B6" w:sz="12" w:space="6"/>
+        </w:pBdr>
+        <w:shd w:fill="F3F5F8" w:color="auto" w:val="clear"/>
+        <w:spacing w:after="0" w:before="0" w:line="260"/>
+        <w:ind w:left="120"/>
+      </w:pPr>
+      <w:r>
+        <w:rPr>
+          <w:rFonts w:ascii="Consolas" w:cs="Consolas" w:eastAsia="Consolas" w:hAnsi="Consolas"/>
+          <w:sz w:val="17"/>
+          <w:szCs w:val="17"/>
+        </w:rPr>
+        <w:t xml:space="preserve">Router.Tiers.AddTier('fast',     'Groq',     'openai/gpt-oss-20b', 0, 0.3);</w:t>
+      </w:r>
+    </w:p>
+    <w:p>
+      <w:pPr>
+        <w:pBdr>
+          <w:left w:val="single" w:color="2E75B6" w:sz="12" w:space="6"/>
+        </w:pBdr>
+        <w:shd w:fill="F3F5F8" w:color="auto" w:val="clear"/>
+        <w:spacing w:after="0" w:before="0" w:line="260"/>
+        <w:ind w:left="120"/>
+      </w:pPr>
+      <w:r>
+        <w:rPr>
+          <w:rFonts w:ascii="Consolas" w:cs="Consolas" w:eastAsia="Consolas" w:hAnsi="Consolas"/>
+          <w:sz w:val="17"/>
+          <w:szCs w:val="17"/>
+        </w:rPr>
+        <w:t xml:space="preserve">Router.Tiers.AddTier('standard', 'DeepSeek', 'deepseek-v4-flash',  1, 0.4);</w:t>
+      </w:r>
+    </w:p>
+    <w:p>
+      <w:pPr>
+        <w:pBdr>
+          <w:left w:val="single" w:color="2E75B6" w:sz="12" w:space="6"/>
+        </w:pBdr>
+        <w:shd w:fill="F3F5F8" w:color="auto" w:val="clear"/>
+        <w:spacing w:after="0" w:before="0" w:line="260"/>
+        <w:ind w:left="120"/>
+      </w:pPr>
+      <w:r>
+        <w:rPr>
+          <w:rFonts w:ascii="Consolas" w:cs="Consolas" w:eastAsia="Consolas" w:hAnsi="Consolas"/>
+          <w:sz w:val="17"/>
+          <w:szCs w:val="17"/>
+        </w:rPr>
+        <w:t xml:space="preserve">Tier := Router.Tiers.AddTier('expert', 'Claude', 'claude-opus-5', 3, 25);</w:t>
+      </w:r>
+    </w:p>
+    <w:p>
+      <w:pPr>
+        <w:pBdr>
+          <w:left w:val="single" w:color="2E75B6" w:sz="12" w:space="6"/>
+        </w:pBdr>
+        <w:shd w:fill="F3F5F8" w:color="auto" w:val="clear"/>
+        <w:spacing w:after="0" w:before="0" w:line="260"/>
+        <w:ind w:left="120"/>
+      </w:pPr>
+      <w:r>
+        <w:rPr>
+          <w:rFonts w:ascii="Consolas" w:cs="Consolas" w:eastAsia="Consolas" w:hAnsi="Consolas"/>
+          <w:sz w:val="17"/>
+          <w:szCs w:val="17"/>
+        </w:rPr>
+        <w:t xml:space="preserve">Tier.Params.Add('ThinkingLevel=tlLow');    // model-specific</w:t>
+      </w:r>
+    </w:p>
+    <w:p>
+      <w:pPr>
+        <w:pBdr>
+          <w:left w:val="single" w:color="2E75B6" w:sz="12" w:space="6"/>
+        </w:pBdr>
+        <w:shd w:fill="F3F5F8" w:color="auto" w:val="clear"/>
+        <w:spacing w:after="0" w:before="0" w:line="260"/>
+        <w:ind w:left="120"/>
+      </w:pPr>
+      <w:r>
+        <w:rPr>
+          <w:rFonts w:ascii="Consolas" w:cs="Consolas" w:eastAsia="Consolas" w:hAnsi="Consolas"/>
+          <w:sz w:val="17"/>
+          <w:szCs w:val="17"/>
+        </w:rPr>
+        <w:t xml:space="preserve">Router.ConnectionParams.Add('Asynchronous=False');   // applies to every model</w:t>
+      </w:r>
+    </w:p>
+    <w:p>
+      <w:pPr>
+        <w:pBdr>
+          <w:left w:val="single" w:color="2E75B6" w:sz="12" w:space="6"/>
+        </w:pBdr>
+        <w:shd w:fill="F3F5F8" w:color="auto" w:val="clear"/>
+        <w:spacing w:after="0" w:before="0" w:line="260"/>
+        <w:ind w:left="120"/>
+      </w:pPr>
+      <w:r>
+        <w:rPr>
+          <w:rFonts w:ascii="Consolas" w:cs="Consolas" w:eastAsia="Consolas" w:hAnsi="Consolas"/>
+          <w:sz w:val="17"/>
+          <w:szCs w:val="17"/>
+        </w:rPr>
+        <w:t xml:space="preserve"> </w:t>
+      </w:r>
+    </w:p>
+    <w:p>
+      <w:pPr>
+        <w:pBdr>
+          <w:left w:val="single" w:color="2E75B6" w:sz="12" w:space="6"/>
+        </w:pBdr>
+        <w:shd w:fill="F3F5F8" w:color="auto" w:val="clear"/>
+        <w:spacing w:after="0" w:before="0" w:line="260"/>
+        <w:ind w:left="120"/>
+      </w:pPr>
+      <w:r>
+        <w:rPr>
+          <w:rFonts w:ascii="Consolas" w:cs="Consolas" w:eastAsia="Consolas" w:hAnsi="Consolas"/>
+          <w:sz w:val="17"/>
+          <w:szCs w:val="17"/>
+        </w:rPr>
+        <w:t xml:space="preserve">Answer := Router.Ask(Connection, Prompt);    // routes, applies and runs</w:t>
+      </w:r>
+    </w:p>
+    <w:p>
+      <w:pPr>
+        <w:pBdr>
+          <w:left w:val="single" w:color="2E75B6" w:sz="12" w:space="6"/>
+        </w:pBdr>
+        <w:shd w:fill="F3F5F8" w:color="auto" w:val="clear"/>
+        <w:spacing w:after="180" w:before="0" w:line="260"/>
+        <w:ind w:left="120"/>
+      </w:pPr>
+      <w:r>
+        <w:rPr>
+          <w:rFonts w:ascii="Consolas" w:cs="Consolas" w:eastAsia="Consolas" w:hAnsi="Consolas"/>
+          <w:sz w:val="17"/>
+          <w:szCs w:val="17"/>
+        </w:rPr>
+        <w:t xml:space="preserve">Writeln(Router.LastRoute.Model, ' — ', Router.LastRoute.Reason);</w:t>
+      </w:r>
+    </w:p>
+    <w:p>
+      <w:pPr>
+        <w:pStyle w:val="ListParagraph"/>
+        <w:numPr>
+          <w:ilvl w:val="0"/>
+          <w:numId w:val="2"/>
+        </w:numPr>
+        <w:spacing w:after="60"/>
+      </w:pPr>
+      <w:r>
+        <w:t xml:space="preserve">Rules: </w:t>
+      </w:r>
+      <w:r>
+        <w:rPr>
+          <w:rFonts w:ascii="Consolas" w:cs="Consolas" w:eastAsia="Consolas" w:hAnsi="Consolas"/>
+          <w:color w:val="0B4F8A"/>
+          <w:sz w:val="19"/>
+          <w:szCs w:val="19"/>
+        </w:rPr>
+        <w:t xml:space="preserve">round(difficulty)</w:t>
+      </w:r>
+      <w:r>
+        <w:t xml:space="preserve">, +1 when Jev is unsure (</w:t>
+      </w:r>
+      <w:r>
+        <w:rPr>
+          <w:rFonts w:ascii="Consolas" w:cs="Consolas" w:eastAsia="Consolas" w:hAnsi="Consolas"/>
+          <w:color w:val="0B4F8A"/>
+          <w:sz w:val="19"/>
+          <w:szCs w:val="19"/>
+        </w:rPr>
+        <w:t xml:space="preserve">BumpOnDoubt</w:t>
+      </w:r>
+      <w:r>
+        <w:t xml:space="preserve">), a floor for code/analysis (</w:t>
+      </w:r>
+      <w:r>
+        <w:rPr>
+          <w:rFonts w:ascii="Consolas" w:cs="Consolas" w:eastAsia="Consolas" w:hAnsi="Consolas"/>
+          <w:color w:val="0B4F8A"/>
+          <w:sz w:val="19"/>
+          <w:szCs w:val="19"/>
+        </w:rPr>
+        <w:t xml:space="preserve">CodeMinLevel</w:t>
+      </w:r>
+      <w:r>
+        <w:t xml:space="preserve">), a floor for sensitive requests (</w:t>
+      </w:r>
+      <w:r>
+        <w:rPr>
+          <w:rFonts w:ascii="Consolas" w:cs="Consolas" w:eastAsia="Consolas" w:hAnsi="Consolas"/>
+          <w:color w:val="0B4F8A"/>
+          <w:sz w:val="19"/>
+          <w:szCs w:val="19"/>
+        </w:rPr>
+        <w:t xml:space="preserve">SensitiveMinLevel</w:t>
+      </w:r>
+      <w:r>
+        <w:t xml:space="preserve">), level 3 when the task itself is unclear.</w:t>
+      </w:r>
+    </w:p>
+    <w:p>
+      <w:pPr>
+        <w:pStyle w:val="ListParagraph"/>
+        <w:numPr>
+          <w:ilvl w:val="0"/>
+          <w:numId w:val="2"/>
+        </w:numPr>
+        <w:spacing w:after="60"/>
+      </w:pPr>
+      <w:r>
+        <w:rPr>
+          <w:b/>
+          <w:bCs/>
+        </w:rPr>
+        <w:t xml:space="preserve">Switching provider on a </w:t>
+      </w:r>
+      <w:r>
+        <w:rPr>
+          <w:rFonts w:ascii="Consolas" w:cs="Consolas" w:eastAsia="Consolas" w:hAnsi="Consolas"/>
+          <w:b/>
+          <w:bCs/>
+          <w:color w:val="0B4F8A"/>
+          <w:sz w:val="19"/>
+          <w:szCs w:val="19"/>
+        </w:rPr>
+        <w:t xml:space="preserve">TAiChatConnection</w:t>
+      </w:r>
+      <w:r>
+        <w:rPr>
+          <w:b/>
+          <w:bCs/>
+        </w:rPr>
+        <w:t xml:space="preserve"> recreates the chat and used to drop the history.</w:t>
+      </w:r>
+      <w:r>
+        <w:t xml:space="preserve"> The router copies the text messages (not the tool-call ones, which are provider-specific), so a conversation can start on Groq and escalate to Claude remembering everything.</w:t>
+      </w:r>
+    </w:p>
+    <w:p>
+      <w:pPr>
+        <w:pStyle w:val="ListParagraph"/>
+        <w:numPr>
+          <w:ilvl w:val="0"/>
+          <w:numId w:val="2"/>
+        </w:numPr>
+        <w:spacing w:after="60"/>
+      </w:pPr>
+      <w:r>
+        <w:rPr>
+          <w:rFonts w:ascii="Consolas" w:cs="Consolas" w:eastAsia="Consolas" w:hAnsi="Consolas"/>
+          <w:color w:val="0B4F8A"/>
+          <w:sz w:val="19"/>
+          <w:szCs w:val="19"/>
+        </w:rPr>
+        <w:t xml:space="preserve">ConnectionParams</w:t>
+      </w:r>
+      <w:r>
+        <w:t xml:space="preserve"> and </w:t>
+      </w:r>
+      <w:r>
+        <w:rPr>
+          <w:rFonts w:ascii="Consolas" w:cs="Consolas" w:eastAsia="Consolas" w:hAnsi="Consolas"/>
+          <w:color w:val="0B4F8A"/>
+          <w:sz w:val="19"/>
+          <w:szCs w:val="19"/>
+        </w:rPr>
+        <w:t xml:space="preserve">Tier.Params</w:t>
+      </w:r>
+      <w:r>
+        <w:t xml:space="preserve"> are applied </w:t>
+      </w:r>
+      <w:r>
+        <w:rPr>
+          <w:b/>
+          <w:bCs/>
+        </w:rPr>
+        <w:t xml:space="preserve">after</w:t>
+      </w:r>
+      <w:r>
+        <w:t xml:space="preserve"> setting the model, because setting it reloads the model defaults.</w:t>
+      </w:r>
+    </w:p>
+    <w:tbl>
+      <w:tblPr>
+        <w:tblW w:type="dxa" w:w="9360"/>
+        <w:tblBorders>
+          <w:top w:val="single" w:color="auto" w:sz="4"/>
+          <w:left w:val="single" w:color="auto" w:sz="4"/>
+          <w:bottom w:val="single" w:color="auto" w:sz="4"/>
+          <w:right w:val="single" w:color="auto" w:sz="4"/>
+          <w:insideH w:val="single" w:color="auto" w:sz="4"/>
+          <w:insideV w:val="single" w:color="auto" w:sz="4"/>
+        </w:tblBorders>
+      </w:tblPr>
+      <w:tblGrid>
+        <w:gridCol w:w="4200"/>
+        <w:gridCol w:w="5160"/>
+      </w:tblGrid>
+      <w:tr>
+        <w:trPr>
+          <w:tblHeader/>
+        </w:trPr>
+        <w:tc>
+          <w:tcPr>
+            <w:tcW w:type="dxa" w:w="4200"/>
+            <w:tcBorders>
+              <w:top w:val="single" w:color="BFC9D6" w:sz="4"/>
+              <w:left w:val="single" w:color="BFC9D6" w:sz="4"/>
+              <w:bottom w:val="single" w:color="BFC9D6" w:sz="4"/>
+              <w:right w:val="single" w:color="BFC9D6" w:sz="4"/>
+            </w:tcBorders>
+            <w:shd w:fill="1F3A5F" w:color="auto" w:val="clear"/>
+            <w:tcMar>
+              <w:top w:type="dxa" w:w="60"/>
+              <w:left w:type="dxa" w:w="100"/>
+              <w:bottom w:type="dxa" w:w="60"/>
+              <w:right w:type="dxa" w:w="100"/>
+            </w:tcMar>
+          </w:tcPr>
+          <w:p>
+            <w:r>
+              <w:rPr>
+                <w:b/>
+                <w:bCs/>
+                <w:color w:val="FFFFFF"/>
+                <w:sz w:val="19"/>
+                <w:szCs w:val="19"/>
+              </w:rPr>
+              <w:t xml:space="preserve">Live (Sep 28, 2026)</w:t>
+            </w:r>
+          </w:p>
+        </w:tc>
+        <w:tc>
+          <w:tcPr>
+            <w:tcW w:type="dxa" w:w="5160"/>
+            <w:tcBorders>
+              <w:top w:val="single" w:color="BFC9D6" w:sz="4"/>
+              <w:left w:val="single" w:color="BFC9D6" w:sz="4"/>
+              <w:bottom w:val="single" w:color="BFC9D6" w:sz="4"/>
+              <w:right w:val="single" w:color="BFC9D6" w:sz="4"/>
+            </w:tcBorders>
+            <w:shd w:fill="1F3A5F" w:color="auto" w:val="clear"/>
+            <w:tcMar>
+              <w:top w:type="dxa" w:w="60"/>
+              <w:left w:type="dxa" w:w="100"/>
+              <w:bottom w:type="dxa" w:w="60"/>
+              <w:right w:type="dxa" w:w="100"/>
+            </w:tcMar>
+          </w:tcPr>
+          <w:p>
+            <w:r>
+              <w:rPr>
+                <w:b/>
+                <w:bCs/>
+                <w:color w:val="FFFFFF"/>
+                <w:sz w:val="19"/>
+                <w:szCs w:val="19"/>
+              </w:rPr>
+              <w:t xml:space="preserve">Result</w:t>
+            </w:r>
+          </w:p>
+        </w:tc>
+      </w:tr>
+      <w:tr>
+        <w:tc>
+          <w:tcPr>
+            <w:tcW w:type="dxa" w:w="4200"/>
+            <w:tcBorders>
+              <w:top w:val="single" w:color="BFC9D6" w:sz="4"/>
+              <w:left w:val="single" w:color="BFC9D6" w:sz="4"/>
+              <w:bottom w:val="single" w:color="BFC9D6" w:sz="4"/>
+              <w:right w:val="single" w:color="BFC9D6" w:sz="4"/>
+            </w:tcBorders>
+            <w:shd w:fill="FFFFFF" w:color="auto" w:val="clear"/>
+            <w:tcMar>
+              <w:top w:type="dxa" w:w="60"/>
+              <w:left w:type="dxa" w:w="100"/>
+              <w:bottom w:type="dxa" w:w="60"/>
+              <w:right w:type="dxa" w:w="100"/>
+            </w:tcMar>
+          </w:tcPr>
+          <w:p>
+            <w:r>
+              <w:rPr>
+                <w:sz w:val="19"/>
+                <w:szCs w:val="19"/>
+              </w:rPr>
+              <w:t xml:space="preserve">Level calibration (16 requests)</w:t>
+            </w:r>
+          </w:p>
+        </w:tc>
+        <w:tc>
+          <w:tcPr>
+            <w:tcW w:type="dxa" w:w="5160"/>
+            <w:tcBorders>
+              <w:top w:val="single" w:color="BFC9D6" w:sz="4"/>
+              <w:left w:val="single" w:color="BFC9D6" w:sz="4"/>
+              <w:bottom w:val="single" w:color="BFC9D6" w:sz="4"/>
+              <w:right w:val="single" w:color="BFC9D6" w:sz="4"/>
+            </w:tcBorders>
+            <w:shd w:fill="FFFFFF" w:color="auto" w:val="clear"/>
+            <w:tcMar>
+              <w:top w:type="dxa" w:w="60"/>
+              <w:left w:type="dxa" w:w="100"/>
+              <w:bottom w:type="dxa" w:w="60"/>
+              <w:right w:type="dxa" w:w="100"/>
+            </w:tcMar>
+          </w:tcPr>
+          <w:p>
+            <w:r>
+              <w:rPr>
+                <w:sz w:val="19"/>
+                <w:szCs w:val="19"/>
+              </w:rPr>
+              <w:t xml:space="preserve">13 exact, 2 one level up, 1 one level down</w:t>
+            </w:r>
+          </w:p>
+        </w:tc>
+      </w:tr>
+      <w:tr>
+        <w:tc>
+          <w:tcPr>
+            <w:tcW w:type="dxa" w:w="4200"/>
+            <w:tcBorders>
+              <w:top w:val="single" w:color="BFC9D6" w:sz="4"/>
+              <w:left w:val="single" w:color="BFC9D6" w:sz="4"/>
+              <w:bottom w:val="single" w:color="BFC9D6" w:sz="4"/>
+              <w:right w:val="single" w:color="BFC9D6" w:sz="4"/>
+            </w:tcBorders>
+            <w:shd w:fill="F6F8FB" w:color="auto" w:val="clear"/>
+            <w:tcMar>
+              <w:top w:type="dxa" w:w="60"/>
+              <w:left w:type="dxa" w:w="100"/>
+              <w:bottom w:type="dxa" w:w="60"/>
+              <w:right w:type="dxa" w:w="100"/>
+            </w:tcMar>
+          </w:tcPr>
+          <w:p>
+            <w:r>
+              <w:rPr>
+                <w:sz w:val="19"/>
+                <w:szCs w:val="19"/>
+              </w:rPr>
+              <w:t xml:space="preserve">Quality (8 requests, scored with </w:t>
+            </w:r>
+            <w:r>
+              <w:rPr>
+                <w:rFonts w:ascii="Consolas" w:cs="Consolas" w:eastAsia="Consolas" w:hAnsi="Consolas"/>
+                <w:color w:val="0B4F8A"/>
+                <w:sz w:val="19"/>
+                <w:szCs w:val="19"/>
+              </w:rPr>
+              <w:t xml:space="preserve">TAiJevEvalScorer</w:t>
+            </w:r>
+            <w:r>
+              <w:rPr>
+                <w:sz w:val="19"/>
+                <w:szCs w:val="19"/>
+              </w:rPr>
+              <w:t xml:space="preserve">)</w:t>
+            </w:r>
+          </w:p>
+        </w:tc>
+        <w:tc>
+          <w:tcPr>
+            <w:tcW w:type="dxa" w:w="5160"/>
+            <w:tcBorders>
+              <w:top w:val="single" w:color="BFC9D6" w:sz="4"/>
+              <w:left w:val="single" w:color="BFC9D6" w:sz="4"/>
+              <w:bottom w:val="single" w:color="BFC9D6" w:sz="4"/>
+              <w:right w:val="single" w:color="BFC9D6" w:sz="4"/>
+            </w:tcBorders>
+            <w:shd w:fill="F6F8FB" w:color="auto" w:val="clear"/>
+            <w:tcMar>
+              <w:top w:type="dxa" w:w="60"/>
+              <w:left w:type="dxa" w:w="100"/>
+              <w:bottom w:type="dxa" w:w="60"/>
+              <w:right w:type="dxa" w:w="100"/>
+            </w:tcMar>
+          </w:tcPr>
+          <w:p>
+            <w:r>
+              <w:rPr>
+                <w:sz w:val="19"/>
+                <w:szCs w:val="19"/>
+              </w:rPr>
+              <w:t xml:space="preserve">7/8 useful; trivial ones on Groq in under 1 s</w:t>
+            </w:r>
+          </w:p>
+        </w:tc>
+      </w:tr>
+      <w:tr>
+        <w:tc>
+          <w:tcPr>
+            <w:tcW w:type="dxa" w:w="4200"/>
+            <w:tcBorders>
+              <w:top w:val="single" w:color="BFC9D6" w:sz="4"/>
+              <w:left w:val="single" w:color="BFC9D6" w:sz="4"/>
+              <w:bottom w:val="single" w:color="BFC9D6" w:sz="4"/>
+              <w:right w:val="single" w:color="BFC9D6" w:sz="4"/>
+            </w:tcBorders>
+            <w:shd w:fill="FFFFFF" w:color="auto" w:val="clear"/>
+            <w:tcMar>
+              <w:top w:type="dxa" w:w="60"/>
+              <w:left w:type="dxa" w:w="100"/>
+              <w:bottom w:type="dxa" w:w="60"/>
+              <w:right w:type="dxa" w:w="100"/>
+            </w:tcMar>
+          </w:tcPr>
+          <w:p>
+            <w:r>
+              <w:rPr>
+                <w:sz w:val="19"/>
+                <w:szCs w:val="19"/>
+              </w:rPr>
+              <w:t xml:space="preserve">Conversation Groq → Claude</w:t>
+            </w:r>
+          </w:p>
+        </w:tc>
+        <w:tc>
+          <w:tcPr>
+            <w:tcW w:type="dxa" w:w="5160"/>
+            <w:tcBorders>
+              <w:top w:val="single" w:color="BFC9D6" w:sz="4"/>
+              <w:left w:val="single" w:color="BFC9D6" w:sz="4"/>
+              <w:bottom w:val="single" w:color="BFC9D6" w:sz="4"/>
+              <w:right w:val="single" w:color="BFC9D6" w:sz="4"/>
+            </w:tcBorders>
+            <w:shd w:fill="FFFFFF" w:color="auto" w:val="clear"/>
+            <w:tcMar>
+              <w:top w:type="dxa" w:w="60"/>
+              <w:left w:type="dxa" w:w="100"/>
+              <w:bottom w:type="dxa" w:w="60"/>
+              <w:right w:type="dxa" w:w="100"/>
+            </w:tcMar>
+          </w:tcPr>
+          <w:p>
+            <w:r>
+              <w:rPr>
+                <w:sz w:val="19"/>
+                <w:szCs w:val="19"/>
+              </w:rPr>
+              <w:t xml:space="preserve">History migrated; the answer built on "your wholesale screw hardware store" (0.92)</w:t>
+            </w:r>
+          </w:p>
+        </w:tc>
+      </w:tr>
+      <w:tr>
+        <w:tc>
+          <w:tcPr>
+            <w:tcW w:type="dxa" w:w="4200"/>
+            <w:tcBorders>
+              <w:top w:val="single" w:color="BFC9D6" w:sz="4"/>
+              <w:left w:val="single" w:color="BFC9D6" w:sz="4"/>
+              <w:bottom w:val="single" w:color="BFC9D6" w:sz="4"/>
+              <w:right w:val="single" w:color="BFC9D6" w:sz="4"/>
+            </w:tcBorders>
+            <w:shd w:fill="F6F8FB" w:color="auto" w:val="clear"/>
+            <w:tcMar>
+              <w:top w:type="dxa" w:w="60"/>
+              <w:left w:type="dxa" w:w="100"/>
+              <w:bottom w:type="dxa" w:w="60"/>
+              <w:right w:type="dxa" w:w="100"/>
+            </w:tcMar>
+          </w:tcPr>
+          <w:p>
+            <w:r>
+              <w:rPr>
+                <w:sz w:val="19"/>
+                <w:szCs w:val="19"/>
+              </w:rPr>
+              <w:t xml:space="preserve">Findings</w:t>
+            </w:r>
+          </w:p>
+        </w:tc>
+        <w:tc>
+          <w:tcPr>
+            <w:tcW w:type="dxa" w:w="5160"/>
+            <w:tcBorders>
+              <w:top w:val="single" w:color="BFC9D6" w:sz="4"/>
+              <w:left w:val="single" w:color="BFC9D6" w:sz="4"/>
+              <w:bottom w:val="single" w:color="BFC9D6" w:sz="4"/>
+              <w:right w:val="single" w:color="BFC9D6" w:sz="4"/>
+            </w:tcBorders>
+            <w:shd w:fill="F6F8FB" w:color="auto" w:val="clear"/>
+            <w:tcMar>
+              <w:top w:type="dxa" w:w="60"/>
+              <w:left w:type="dxa" w:w="100"/>
+              <w:bottom w:type="dxa" w:w="60"/>
+              <w:right w:type="dxa" w:w="100"/>
+            </w:tcMar>
+          </w:tcPr>
+          <w:p>
+            <w:r>
+              <w:rPr>
+                <w:sz w:val="19"/>
+                <w:szCs w:val="19"/>
+              </w:rPr>
+              <w:t xml:space="preserve">Groq retired llama-3.x; Opus with default reasoning hit the HTTP timeout (fixed with </w:t>
+            </w:r>
+            <w:r>
+              <w:rPr>
+                <w:rFonts w:ascii="Consolas" w:cs="Consolas" w:eastAsia="Consolas" w:hAnsi="Consolas"/>
+                <w:color w:val="0B4F8A"/>
+                <w:sz w:val="19"/>
+                <w:szCs w:val="19"/>
+              </w:rPr>
+              <w:t xml:space="preserve">ThinkingLevel=tlLow</w:t>
+            </w:r>
+            <w:r>
+              <w:rPr>
+                <w:sz w:val="19"/>
+                <w:szCs w:val="19"/>
+              </w:rPr>
+              <w:t xml:space="preserve"> on the tier)</w:t>
+            </w:r>
+          </w:p>
+        </w:tc>
+      </w:tr>
+    </w:tbl>
+    <w:p>
+      <w:pPr>
+        <w:spacing w:after="80"/>
+      </w:pPr>
+    </w:p>
+    <w:p>
+      <w:pPr>
         <w:pStyle w:val="Heading1"/>
         <w:pageBreakBefore/>
       </w:pPr>
@@ -16391,7 +17284,7 @@
         <w:t xml:space="preserve">with no network and no API key</w:t>
       </w:r>
       <w:r>
-        <w:t xml:space="preserve">, with 20 new cases (58 in total).</w:t>
+        <w:t xml:space="preserve">, with 21 new cases (59 in total).</w:t>
       </w:r>
     </w:p>
     <w:p>
@@ -17306,7 +18199,7 @@
                 <w:sz w:val="19"/>
                 <w:szCs w:val="19"/>
               </w:rPr>
-              <w:t xml:space="preserve">evals.score.jev-scorer</w:t>
+              <w:t xml:space="preserve">jev.modelrouter.route</w:t>
             </w:r>
           </w:p>
         </w:tc>
@@ -17330,19 +18223,10 @@
           <w:p>
             <w:r>
               <w:rPr>
-                <w:rFonts w:ascii="Consolas" w:cs="Consolas" w:eastAsia="Consolas" w:hAnsi="Consolas"/>
-                <w:color w:val="0B4F8A"/>
-                <w:sz w:val="19"/>
-                <w:szCs w:val="19"/>
-              </w:rPr>
-              <w:t xml:space="preserve">ExpectScore</w:t>
-            </w:r>
-            <w:r>
-              <w:rPr>
-                <w:sz w:val="19"/>
-                <w:szCs w:val="19"/>
-              </w:rPr>
-              <w:t xml:space="preserve"> passes, fails with the score in the reason; a Jev error fails the check without raising</w:t>
+                <w:sz w:val="19"/>
+                <w:szCs w:val="19"/>
+              </w:rPr>
+              <w:t xml:space="preserve">Level rules, cheapest tier that fits, cross-provider migration, params after the model</w:t>
             </w:r>
           </w:p>
         </w:tc>
@@ -17373,6 +18257,73 @@
                 <w:sz w:val="19"/>
                 <w:szCs w:val="19"/>
               </w:rPr>
+              <w:t xml:space="preserve">evals.score.jev-scorer</w:t>
+            </w:r>
+          </w:p>
+        </w:tc>
+        <w:tc>
+          <w:tcPr>
+            <w:tcW w:type="dxa" w:w="6360"/>
+            <w:tcBorders>
+              <w:top w:val="single" w:color="BFC9D6" w:sz="4"/>
+              <w:left w:val="single" w:color="BFC9D6" w:sz="4"/>
+              <w:bottom w:val="single" w:color="BFC9D6" w:sz="4"/>
+              <w:right w:val="single" w:color="BFC9D6" w:sz="4"/>
+            </w:tcBorders>
+            <w:shd w:fill="FFFFFF" w:color="auto" w:val="clear"/>
+            <w:tcMar>
+              <w:top w:type="dxa" w:w="60"/>
+              <w:left w:type="dxa" w:w="100"/>
+              <w:bottom w:type="dxa" w:w="60"/>
+              <w:right w:type="dxa" w:w="100"/>
+            </w:tcMar>
+          </w:tcPr>
+          <w:p>
+            <w:r>
+              <w:rPr>
+                <w:rFonts w:ascii="Consolas" w:cs="Consolas" w:eastAsia="Consolas" w:hAnsi="Consolas"/>
+                <w:color w:val="0B4F8A"/>
+                <w:sz w:val="19"/>
+                <w:szCs w:val="19"/>
+              </w:rPr>
+              <w:t xml:space="preserve">ExpectScore</w:t>
+            </w:r>
+            <w:r>
+              <w:rPr>
+                <w:sz w:val="19"/>
+                <w:szCs w:val="19"/>
+              </w:rPr>
+              <w:t xml:space="preserve"> passes, fails with the score in the reason; a Jev error fails the check without raising</w:t>
+            </w:r>
+          </w:p>
+        </w:tc>
+      </w:tr>
+      <w:tr>
+        <w:tc>
+          <w:tcPr>
+            <w:tcW w:type="dxa" w:w="3000"/>
+            <w:tcBorders>
+              <w:top w:val="single" w:color="BFC9D6" w:sz="4"/>
+              <w:left w:val="single" w:color="BFC9D6" w:sz="4"/>
+              <w:bottom w:val="single" w:color="BFC9D6" w:sz="4"/>
+              <w:right w:val="single" w:color="BFC9D6" w:sz="4"/>
+            </w:tcBorders>
+            <w:shd w:fill="F6F8FB" w:color="auto" w:val="clear"/>
+            <w:tcMar>
+              <w:top w:type="dxa" w:w="60"/>
+              <w:left w:type="dxa" w:w="100"/>
+              <w:bottom w:type="dxa" w:w="60"/>
+              <w:right w:type="dxa" w:w="100"/>
+            </w:tcMar>
+          </w:tcPr>
+          <w:p>
+            <w:r>
+              <w:rPr>
+                <w:rFonts w:ascii="Consolas" w:cs="Consolas" w:eastAsia="Consolas" w:hAnsi="Consolas"/>
+                <w:color w:val="0B4F8A"/>
+                <w:sz w:val="19"/>
+                <w:szCs w:val="19"/>
+              </w:rPr>
               <w:t xml:space="preserve">rag.rerank.jev-semantic</w:t>
             </w:r>
             <w:r>
@@ -17402,7 +18353,7 @@
               <w:bottom w:val="single" w:color="BFC9D6" w:sz="4"/>
               <w:right w:val="single" w:color="BFC9D6" w:sz="4"/>
             </w:tcBorders>
-            <w:shd w:fill="FFFFFF" w:color="auto" w:val="clear"/>
+            <w:shd w:fill="F6F8FB" w:color="auto" w:val="clear"/>
             <w:tcMar>
               <w:top w:type="dxa" w:w="60"/>
               <w:left w:type="dxa" w:w="100"/>
@@ -17776,7 +18727,7 @@
                 <w:sz w:val="19"/>
                 <w:szCs w:val="19"/>
               </w:rPr>
-              <w:t xml:space="preserve">087-JevBatchLabeling</w:t>
+              <w:t xml:space="preserve">088-JevModelRouter</w:t>
             </w:r>
           </w:p>
         </w:tc>
@@ -17803,7 +18754,7 @@
                 <w:sz w:val="19"/>
                 <w:szCs w:val="19"/>
               </w:rPr>
-              <w:t xml:space="preserve">Bulk labeling: 126 accounting entries against 225 chart-of-accounts codes, in parallel, with accuracy, cost and rows to review</w:t>
+              <w:t xml:space="preserve">Model router with Groq, DeepSeek and Claude: quality per answer and a conversation that escalates provider</w:t>
             </w:r>
           </w:p>
         </w:tc>
@@ -17834,6 +18785,64 @@
                 <w:sz w:val="19"/>
                 <w:szCs w:val="19"/>
               </w:rPr>
+              <w:t xml:space="preserve">087-JevBatchLabeling</w:t>
+            </w:r>
+          </w:p>
+        </w:tc>
+        <w:tc>
+          <w:tcPr>
+            <w:tcW w:type="dxa" w:w="6760"/>
+            <w:tcBorders>
+              <w:top w:val="single" w:color="BFC9D6" w:sz="4"/>
+              <w:left w:val="single" w:color="BFC9D6" w:sz="4"/>
+              <w:bottom w:val="single" w:color="BFC9D6" w:sz="4"/>
+              <w:right w:val="single" w:color="BFC9D6" w:sz="4"/>
+            </w:tcBorders>
+            <w:shd w:fill="F6F8FB" w:color="auto" w:val="clear"/>
+            <w:tcMar>
+              <w:top w:type="dxa" w:w="60"/>
+              <w:left w:type="dxa" w:w="100"/>
+              <w:bottom w:type="dxa" w:w="60"/>
+              <w:right w:type="dxa" w:w="100"/>
+            </w:tcMar>
+          </w:tcPr>
+          <w:p>
+            <w:r>
+              <w:rPr>
+                <w:sz w:val="19"/>
+                <w:szCs w:val="19"/>
+              </w:rPr>
+              <w:t xml:space="preserve">Bulk labeling: 126 accounting entries against 225 chart-of-accounts codes, in parallel, with accuracy, cost and rows to review</w:t>
+            </w:r>
+          </w:p>
+        </w:tc>
+      </w:tr>
+      <w:tr>
+        <w:tc>
+          <w:tcPr>
+            <w:tcW w:type="dxa" w:w="2600"/>
+            <w:tcBorders>
+              <w:top w:val="single" w:color="BFC9D6" w:sz="4"/>
+              <w:left w:val="single" w:color="BFC9D6" w:sz="4"/>
+              <w:bottom w:val="single" w:color="BFC9D6" w:sz="4"/>
+              <w:right w:val="single" w:color="BFC9D6" w:sz="4"/>
+            </w:tcBorders>
+            <w:shd w:fill="FFFFFF" w:color="auto" w:val="clear"/>
+            <w:tcMar>
+              <w:top w:type="dxa" w:w="60"/>
+              <w:left w:type="dxa" w:w="100"/>
+              <w:bottom w:type="dxa" w:w="60"/>
+              <w:right w:type="dxa" w:w="100"/>
+            </w:tcMar>
+          </w:tcPr>
+          <w:p>
+            <w:r>
+              <w:rPr>
+                <w:rFonts w:ascii="Consolas" w:cs="Consolas" w:eastAsia="Consolas" w:hAnsi="Consolas"/>
+                <w:color w:val="0B4F8A"/>
+                <w:sz w:val="19"/>
+                <w:szCs w:val="19"/>
+              </w:rPr>
               <w:t xml:space="preserve">086-JevEvalsRag</w:t>
             </w:r>
           </w:p>
@@ -17847,7 +18856,7 @@
               <w:bottom w:val="single" w:color="BFC9D6" w:sz="4"/>
               <w:right w:val="single" w:color="BFC9D6" w:sz="4"/>
             </w:tcBorders>
-            <w:shd w:fill="F6F8FB" w:color="auto" w:val="clear"/>
+            <w:shd w:fill="FFFFFF" w:color="auto" w:val="clear"/>
             <w:tcMar>
               <w:top w:type="dxa" w:w="60"/>
               <w:left w:type="dxa" w:w="100"/>
@@ -18475,7 +19484,7 @@
                 <w:sz w:val="19"/>
                 <w:szCs w:val="19"/>
               </w:rPr>
-              <w:t xml:space="preserve">Source/Core/uMakerAi.Evals.pas</w:t>
+              <w:t xml:space="preserve">Source/Tools/uMakerAi.Jev.ModelRouter.pas</w:t>
             </w:r>
           </w:p>
         </w:tc>
@@ -18499,44 +19508,10 @@
           <w:p>
             <w:r>
               <w:rPr>
-                <w:rFonts w:ascii="Consolas" w:cs="Consolas" w:eastAsia="Consolas" w:hAnsi="Consolas"/>
-                <w:color w:val="0B4F8A"/>
-                <w:sz w:val="19"/>
-                <w:szCs w:val="19"/>
-              </w:rPr>
-              <w:t xml:space="preserve">Scorer</w:t>
-            </w:r>
-            <w:r>
-              <w:rPr>
-                <w:sz w:val="19"/>
-                <w:szCs w:val="19"/>
-              </w:rPr>
-              <w:t xml:space="preserve">, </w:t>
-            </w:r>
-            <w:r>
-              <w:rPr>
-                <w:rFonts w:ascii="Consolas" w:cs="Consolas" w:eastAsia="Consolas" w:hAnsi="Consolas"/>
-                <w:color w:val="0B4F8A"/>
-                <w:sz w:val="19"/>
-                <w:szCs w:val="19"/>
-              </w:rPr>
-              <w:t xml:space="preserve">TAiEvalScorerBase</w:t>
-            </w:r>
-            <w:r>
-              <w:rPr>
-                <w:sz w:val="19"/>
-                <w:szCs w:val="19"/>
-              </w:rPr>
-              <w:t xml:space="preserve">, </w:t>
-            </w:r>
-            <w:r>
-              <w:rPr>
-                <w:rFonts w:ascii="Consolas" w:cs="Consolas" w:eastAsia="Consolas" w:hAnsi="Consolas"/>
-                <w:color w:val="0B4F8A"/>
-                <w:sz w:val="19"/>
-                <w:szCs w:val="19"/>
-              </w:rPr>
-              <w:t xml:space="preserve">ExpectScore</w:t>
+                <w:sz w:val="19"/>
+                <w:szCs w:val="19"/>
+              </w:rPr>
+              <w:t xml:space="preserve">Model router</w:t>
             </w:r>
           </w:p>
         </w:tc>
@@ -18567,7 +19542,7 @@
                 <w:sz w:val="19"/>
                 <w:szCs w:val="19"/>
               </w:rPr>
-              <w:t xml:space="preserve">Source/RAG/uMakerAi.RAG.Vectors.pas</w:t>
+              <w:t xml:space="preserve">Source/Core/uMakerAi.Evals.pas</w:t>
             </w:r>
           </w:p>
         </w:tc>
@@ -18596,7 +19571,7 @@
                 <w:sz w:val="19"/>
                 <w:szCs w:val="19"/>
               </w:rPr>
-              <w:t xml:space="preserve">Reranker</w:t>
+              <w:t xml:space="preserve">Scorer</w:t>
             </w:r>
             <w:r>
               <w:rPr>
@@ -18612,7 +19587,7 @@
                 <w:sz w:val="19"/>
                 <w:szCs w:val="19"/>
               </w:rPr>
-              <w:t xml:space="preserve">TAiRAGRerankerBase</w:t>
+              <w:t xml:space="preserve">TAiEvalScorerBase</w:t>
             </w:r>
             <w:r>
               <w:rPr>
@@ -18628,7 +19603,7 @@
                 <w:sz w:val="19"/>
                 <w:szCs w:val="19"/>
               </w:rPr>
-              <w:t xml:space="preserve">RerankWith</w:t>
+              <w:t xml:space="preserve">ExpectScore</w:t>
             </w:r>
           </w:p>
         </w:tc>
@@ -18659,7 +19634,7 @@
                 <w:sz w:val="19"/>
                 <w:szCs w:val="19"/>
               </w:rPr>
-              <w:t xml:space="preserve">Source/Core/uMakerAi.Chat.Tools.pas</w:t>
+              <w:t xml:space="preserve">Source/RAG/uMakerAi.RAG.Vectors.pas</w:t>
             </w:r>
           </w:p>
         </w:tc>
@@ -18688,7 +19663,7 @@
                 <w:sz w:val="19"/>
                 <w:szCs w:val="19"/>
               </w:rPr>
-              <w:t xml:space="preserve">IAiDispatchClassifier</w:t>
+              <w:t xml:space="preserve">Reranker</w:t>
             </w:r>
             <w:r>
               <w:rPr>
@@ -18704,7 +19679,23 @@
                 <w:sz w:val="19"/>
                 <w:szCs w:val="19"/>
               </w:rPr>
-              <w:t xml:space="preserve">TAiDispatchClassifierBase</w:t>
+              <w:t xml:space="preserve">TAiRAGRerankerBase</w:t>
+            </w:r>
+            <w:r>
+              <w:rPr>
+                <w:sz w:val="19"/>
+                <w:szCs w:val="19"/>
+              </w:rPr>
+              <w:t xml:space="preserve">, </w:t>
+            </w:r>
+            <w:r>
+              <w:rPr>
+                <w:rFonts w:ascii="Consolas" w:cs="Consolas" w:eastAsia="Consolas" w:hAnsi="Consolas"/>
+                <w:color w:val="0B4F8A"/>
+                <w:sz w:val="19"/>
+                <w:szCs w:val="19"/>
+              </w:rPr>
+              <w:t xml:space="preserve">RerankWith</w:t>
             </w:r>
           </w:p>
         </w:tc>
@@ -18735,7 +19726,7 @@
                 <w:sz w:val="19"/>
                 <w:szCs w:val="19"/>
               </w:rPr>
-              <w:t xml:space="preserve">Source/Core/uMakerAi.Chat.pas</w:t>
+              <w:t xml:space="preserve">Source/Core/uMakerAi.Chat.Tools.pas</w:t>
             </w:r>
           </w:p>
         </w:tc>
@@ -18764,23 +19755,7 @@
                 <w:sz w:val="19"/>
                 <w:szCs w:val="19"/>
               </w:rPr>
-              <w:t xml:space="preserve">ChatTools.DispatchClassifier</w:t>
-            </w:r>
-            <w:r>
-              <w:rPr>
-                <w:sz w:val="19"/>
-                <w:szCs w:val="19"/>
-              </w:rPr>
-              <w:t xml:space="preserve"> and </w:t>
-            </w:r>
-            <w:r>
-              <w:rPr>
-                <w:rFonts w:ascii="Consolas" w:cs="Consolas" w:eastAsia="Consolas" w:hAnsi="Consolas"/>
-                <w:color w:val="0B4F8A"/>
-                <w:sz w:val="19"/>
-                <w:szCs w:val="19"/>
-              </w:rPr>
-              <w:t xml:space="preserve">PromptGuard</w:t>
+              <w:t xml:space="preserve">IAiDispatchClassifier</w:t>
             </w:r>
             <w:r>
               <w:rPr>
@@ -18796,39 +19771,7 @@
                 <w:sz w:val="19"/>
                 <w:szCs w:val="19"/>
               </w:rPr>
-              <w:t xml:space="preserve">OnPromptGuard</w:t>
-            </w:r>
-            <w:r>
-              <w:rPr>
-                <w:sz w:val="19"/>
-                <w:szCs w:val="19"/>
-              </w:rPr>
-              <w:t xml:space="preserve">, </w:t>
-            </w:r>
-            <w:r>
-              <w:rPr>
-                <w:rFonts w:ascii="Consolas" w:cs="Consolas" w:eastAsia="Consolas" w:hAnsi="Consolas"/>
-                <w:color w:val="0B4F8A"/>
-                <w:sz w:val="19"/>
-                <w:szCs w:val="19"/>
-              </w:rPr>
-              <w:t xml:space="preserve">ClassifySmartDispatch</w:t>
-            </w:r>
-            <w:r>
-              <w:rPr>
-                <w:sz w:val="19"/>
-                <w:szCs w:val="19"/>
-              </w:rPr>
-              <w:t xml:space="preserve">, </w:t>
-            </w:r>
-            <w:r>
-              <w:rPr>
-                <w:rFonts w:ascii="Consolas" w:cs="Consolas" w:eastAsia="Consolas" w:hAnsi="Consolas"/>
-                <w:color w:val="0B4F8A"/>
-                <w:sz w:val="19"/>
-                <w:szCs w:val="19"/>
-              </w:rPr>
-              <w:t xml:space="preserve">RunSmartDispatchTool</w:t>
+              <w:t xml:space="preserve">TAiDispatchClassifierBase</w:t>
             </w:r>
           </w:p>
         </w:tc>
@@ -18859,7 +19802,7 @@
                 <w:sz w:val="19"/>
                 <w:szCs w:val="19"/>
               </w:rPr>
-              <w:t xml:space="preserve">Source/Tools/uMakerAi.Guardrails.pas</w:t>
+              <w:t xml:space="preserve">Source/Core/uMakerAi.Chat.pas</w:t>
             </w:r>
           </w:p>
         </w:tc>
@@ -18888,7 +19831,23 @@
                 <w:sz w:val="19"/>
                 <w:szCs w:val="19"/>
               </w:rPr>
-              <w:t xml:space="preserve">Classifier</w:t>
+              <w:t xml:space="preserve">ChatTools.DispatchClassifier</w:t>
+            </w:r>
+            <w:r>
+              <w:rPr>
+                <w:sz w:val="19"/>
+                <w:szCs w:val="19"/>
+              </w:rPr>
+              <w:t xml:space="preserve"> and </w:t>
+            </w:r>
+            <w:r>
+              <w:rPr>
+                <w:rFonts w:ascii="Consolas" w:cs="Consolas" w:eastAsia="Consolas" w:hAnsi="Consolas"/>
+                <w:color w:val="0B4F8A"/>
+                <w:sz w:val="19"/>
+                <w:szCs w:val="19"/>
+              </w:rPr>
+              <w:t xml:space="preserve">PromptGuard</w:t>
             </w:r>
             <w:r>
               <w:rPr>
@@ -18904,7 +19863,39 @@
                 <w:sz w:val="19"/>
                 <w:szCs w:val="19"/>
               </w:rPr>
-              <w:t xml:space="preserve">TAiGuardrailClassifierBase</w:t>
+              <w:t xml:space="preserve">OnPromptGuard</w:t>
+            </w:r>
+            <w:r>
+              <w:rPr>
+                <w:sz w:val="19"/>
+                <w:szCs w:val="19"/>
+              </w:rPr>
+              <w:t xml:space="preserve">, </w:t>
+            </w:r>
+            <w:r>
+              <w:rPr>
+                <w:rFonts w:ascii="Consolas" w:cs="Consolas" w:eastAsia="Consolas" w:hAnsi="Consolas"/>
+                <w:color w:val="0B4F8A"/>
+                <w:sz w:val="19"/>
+                <w:szCs w:val="19"/>
+              </w:rPr>
+              <w:t xml:space="preserve">ClassifySmartDispatch</w:t>
+            </w:r>
+            <w:r>
+              <w:rPr>
+                <w:sz w:val="19"/>
+                <w:szCs w:val="19"/>
+              </w:rPr>
+              <w:t xml:space="preserve">, </w:t>
+            </w:r>
+            <w:r>
+              <w:rPr>
+                <w:rFonts w:ascii="Consolas" w:cs="Consolas" w:eastAsia="Consolas" w:hAnsi="Consolas"/>
+                <w:color w:val="0B4F8A"/>
+                <w:sz w:val="19"/>
+                <w:szCs w:val="19"/>
+              </w:rPr>
+              <w:t xml:space="preserve">RunSmartDispatchTool</w:t>
             </w:r>
           </w:p>
         </w:tc>
@@ -18935,6 +19926,82 @@
                 <w:sz w:val="19"/>
                 <w:szCs w:val="19"/>
               </w:rPr>
+              <w:t xml:space="preserve">Source/Tools/uMakerAi.Guardrails.pas</w:t>
+            </w:r>
+          </w:p>
+        </w:tc>
+        <w:tc>
+          <w:tcPr>
+            <w:tcW w:type="dxa" w:w="4560"/>
+            <w:tcBorders>
+              <w:top w:val="single" w:color="BFC9D6" w:sz="4"/>
+              <w:left w:val="single" w:color="BFC9D6" w:sz="4"/>
+              <w:bottom w:val="single" w:color="BFC9D6" w:sz="4"/>
+              <w:right w:val="single" w:color="BFC9D6" w:sz="4"/>
+            </w:tcBorders>
+            <w:shd w:fill="F6F8FB" w:color="auto" w:val="clear"/>
+            <w:tcMar>
+              <w:top w:type="dxa" w:w="60"/>
+              <w:left w:type="dxa" w:w="100"/>
+              <w:bottom w:type="dxa" w:w="60"/>
+              <w:right w:type="dxa" w:w="100"/>
+            </w:tcMar>
+          </w:tcPr>
+          <w:p>
+            <w:r>
+              <w:rPr>
+                <w:rFonts w:ascii="Consolas" w:cs="Consolas" w:eastAsia="Consolas" w:hAnsi="Consolas"/>
+                <w:color w:val="0B4F8A"/>
+                <w:sz w:val="19"/>
+                <w:szCs w:val="19"/>
+              </w:rPr>
+              <w:t xml:space="preserve">Classifier</w:t>
+            </w:r>
+            <w:r>
+              <w:rPr>
+                <w:sz w:val="19"/>
+                <w:szCs w:val="19"/>
+              </w:rPr>
+              <w:t xml:space="preserve">, </w:t>
+            </w:r>
+            <w:r>
+              <w:rPr>
+                <w:rFonts w:ascii="Consolas" w:cs="Consolas" w:eastAsia="Consolas" w:hAnsi="Consolas"/>
+                <w:color w:val="0B4F8A"/>
+                <w:sz w:val="19"/>
+                <w:szCs w:val="19"/>
+              </w:rPr>
+              <w:t xml:space="preserve">TAiGuardrailClassifierBase</w:t>
+            </w:r>
+          </w:p>
+        </w:tc>
+      </w:tr>
+      <w:tr>
+        <w:tc>
+          <w:tcPr>
+            <w:tcW w:type="dxa" w:w="4800"/>
+            <w:tcBorders>
+              <w:top w:val="single" w:color="BFC9D6" w:sz="4"/>
+              <w:left w:val="single" w:color="BFC9D6" w:sz="4"/>
+              <w:bottom w:val="single" w:color="BFC9D6" w:sz="4"/>
+              <w:right w:val="single" w:color="BFC9D6" w:sz="4"/>
+            </w:tcBorders>
+            <w:shd w:fill="FFFFFF" w:color="auto" w:val="clear"/>
+            <w:tcMar>
+              <w:top w:type="dxa" w:w="60"/>
+              <w:left w:type="dxa" w:w="100"/>
+              <w:bottom w:type="dxa" w:w="60"/>
+              <w:right w:type="dxa" w:w="100"/>
+            </w:tcMar>
+          </w:tcPr>
+          <w:p>
+            <w:r>
+              <w:rPr>
+                <w:rFonts w:ascii="Consolas" w:cs="Consolas" w:eastAsia="Consolas" w:hAnsi="Consolas"/>
+                <w:color w:val="0B4F8A"/>
+                <w:sz w:val="19"/>
+                <w:szCs w:val="19"/>
+              </w:rPr>
               <w:t xml:space="preserve">Source/Agents/uMakerAi.Agents.pas</w:t>
             </w:r>
           </w:p>
@@ -18948,7 +20015,7 @@
               <w:bottom w:val="single" w:color="BFC9D6" w:sz="4"/>
               <w:right w:val="single" w:color="BFC9D6" w:sz="4"/>
             </w:tcBorders>
-            <w:shd w:fill="F6F8FB" w:color="auto" w:val="clear"/>
+            <w:shd w:fill="FFFFFF" w:color="auto" w:val="clear"/>
             <w:tcMar>
               <w:top w:type="dxa" w:w="60"/>
               <w:left w:type="dxa" w:w="100"/>

--- a/Docs/Version 3/uMakerAi-Jev-TypeSafe-EN.docx
+++ b/Docs/Version 3/uMakerAi-Jev-TypeSafe-EN.docx
@@ -248,7 +248,23 @@
                 <w:sz w:val="19"/>
                 <w:szCs w:val="19"/>
               </w:rPr>
-              <w:t xml:space="preserve"> (SmartDispatch and Guardrails), phase 4 (Evals and RAG)</w:t>
+              <w:t xml:space="preserve"> (SmartDispatch and Guardrails), phase 4 (Evals and RAG), phases 5–8, </w:t>
+            </w:r>
+            <w:r>
+              <w:rPr>
+                <w:rFonts w:ascii="Consolas" w:cs="Consolas" w:eastAsia="Consolas" w:hAnsi="Consolas"/>
+                <w:color w:val="0B4F8A"/>
+                <w:sz w:val="19"/>
+                <w:szCs w:val="19"/>
+              </w:rPr>
+              <w:t xml:space="preserve">560a704</w:t>
+            </w:r>
+            <w:r>
+              <w:rPr>
+                <w:sz w:val="19"/>
+                <w:szCs w:val="19"/>
+              </w:rPr>
+              <w:t xml:space="preserve"> (usage metering and billing)</w:t>
             </w:r>
           </w:p>
         </w:tc>
@@ -3826,6 +3842,8 @@
     </w:p>
     <w:p>
       <w:pPr>
+        <w:keepNext w:val="false"/>
+        <w:keepLines/>
         <w:pBdr>
           <w:left w:val="single" w:color="2E75B6" w:sz="12" w:space="6"/>
         </w:pBdr>
@@ -5174,6 +5192,8 @@
     </w:p>
     <w:p>
       <w:pPr>
+        <w:keepNext w:val="false"/>
+        <w:keepLines/>
         <w:pBdr>
           <w:left w:val="single" w:color="2E75B6" w:sz="12" w:space="6"/>
         </w:pBdr>
@@ -5192,6 +5212,8 @@
     </w:p>
     <w:p>
       <w:pPr>
+        <w:keepNext w:val="false"/>
+        <w:keepLines/>
         <w:pBdr>
           <w:left w:val="single" w:color="2E75B6" w:sz="12" w:space="6"/>
         </w:pBdr>
@@ -5210,6 +5232,8 @@
     </w:p>
     <w:p>
       <w:pPr>
+        <w:keepNext w:val="false"/>
+        <w:keepLines/>
         <w:pBdr>
           <w:left w:val="single" w:color="2E75B6" w:sz="12" w:space="6"/>
         </w:pBdr>
@@ -5228,6 +5252,8 @@
     </w:p>
     <w:p>
       <w:pPr>
+        <w:keepNext w:val="false"/>
+        <w:keepLines/>
         <w:pBdr>
           <w:left w:val="single" w:color="2E75B6" w:sz="12" w:space="6"/>
         </w:pBdr>
@@ -5246,6 +5272,8 @@
     </w:p>
     <w:p>
       <w:pPr>
+        <w:keepNext w:val="false"/>
+        <w:keepLines/>
         <w:pBdr>
           <w:left w:val="single" w:color="2E75B6" w:sz="12" w:space="6"/>
         </w:pBdr>
@@ -5264,6 +5292,8 @@
     </w:p>
     <w:p>
       <w:pPr>
+        <w:keepNext w:val="false"/>
+        <w:keepLines/>
         <w:pBdr>
           <w:left w:val="single" w:color="2E75B6" w:sz="12" w:space="6"/>
         </w:pBdr>
@@ -5282,6 +5312,8 @@
     </w:p>
     <w:p>
       <w:pPr>
+        <w:keepNext w:val="false"/>
+        <w:keepLines/>
         <w:pBdr>
           <w:left w:val="single" w:color="2E75B6" w:sz="12" w:space="6"/>
         </w:pBdr>
@@ -5300,6 +5332,8 @@
     </w:p>
     <w:p>
       <w:pPr>
+        <w:keepNext w:val="false"/>
+        <w:keepLines/>
         <w:pBdr>
           <w:left w:val="single" w:color="2E75B6" w:sz="12" w:space="6"/>
         </w:pBdr>
@@ -5318,6 +5352,8 @@
     </w:p>
     <w:p>
       <w:pPr>
+        <w:keepNext w:val="false"/>
+        <w:keepLines/>
         <w:pBdr>
           <w:left w:val="single" w:color="2E75B6" w:sz="12" w:space="6"/>
         </w:pBdr>
@@ -5336,6 +5372,8 @@
     </w:p>
     <w:p>
       <w:pPr>
+        <w:keepNext w:val="false"/>
+        <w:keepLines/>
         <w:pBdr>
           <w:left w:val="single" w:color="2E75B6" w:sz="12" w:space="6"/>
         </w:pBdr>
@@ -5354,6 +5392,8 @@
     </w:p>
     <w:p>
       <w:pPr>
+        <w:keepNext w:val="false"/>
+        <w:keepLines/>
         <w:pBdr>
           <w:left w:val="single" w:color="2E75B6" w:sz="12" w:space="6"/>
         </w:pBdr>
@@ -5372,6 +5412,8 @@
     </w:p>
     <w:p>
       <w:pPr>
+        <w:keepNext w:val="false"/>
+        <w:keepLines/>
         <w:pBdr>
           <w:left w:val="single" w:color="2E75B6" w:sz="12" w:space="6"/>
         </w:pBdr>
@@ -5390,6 +5432,8 @@
     </w:p>
     <w:p>
       <w:pPr>
+        <w:keepNext w:val="false"/>
+        <w:keepLines/>
         <w:pBdr>
           <w:left w:val="single" w:color="2E75B6" w:sz="12" w:space="6"/>
         </w:pBdr>
@@ -5408,6 +5452,8 @@
     </w:p>
     <w:p>
       <w:pPr>
+        <w:keepNext w:val="false"/>
+        <w:keepLines/>
         <w:pBdr>
           <w:left w:val="single" w:color="2E75B6" w:sz="12" w:space="6"/>
         </w:pBdr>
@@ -5426,6 +5472,8 @@
     </w:p>
     <w:p>
       <w:pPr>
+        <w:keepNext w:val="false"/>
+        <w:keepLines/>
         <w:pBdr>
           <w:left w:val="single" w:color="2E75B6" w:sz="12" w:space="6"/>
         </w:pBdr>
@@ -5444,6 +5492,8 @@
     </w:p>
     <w:p>
       <w:pPr>
+        <w:keepNext w:val="false"/>
+        <w:keepLines/>
         <w:pBdr>
           <w:left w:val="single" w:color="2E75B6" w:sz="12" w:space="6"/>
         </w:pBdr>
@@ -5462,6 +5512,8 @@
     </w:p>
     <w:p>
       <w:pPr>
+        <w:keepNext w:val="false"/>
+        <w:keepLines/>
         <w:pBdr>
           <w:left w:val="single" w:color="2E75B6" w:sz="12" w:space="6"/>
         </w:pBdr>
@@ -5480,6 +5532,8 @@
     </w:p>
     <w:p>
       <w:pPr>
+        <w:keepNext w:val="false"/>
+        <w:keepLines/>
         <w:pBdr>
           <w:left w:val="single" w:color="2E75B6" w:sz="12" w:space="6"/>
         </w:pBdr>
@@ -5498,6 +5552,8 @@
     </w:p>
     <w:p>
       <w:pPr>
+        <w:keepNext w:val="false"/>
+        <w:keepLines/>
         <w:pBdr>
           <w:left w:val="single" w:color="2E75B6" w:sz="12" w:space="6"/>
         </w:pBdr>
@@ -5516,6 +5572,8 @@
     </w:p>
     <w:p>
       <w:pPr>
+        <w:keepNext w:val="false"/>
+        <w:keepLines/>
         <w:pBdr>
           <w:left w:val="single" w:color="2E75B6" w:sz="12" w:space="6"/>
         </w:pBdr>
@@ -5534,6 +5592,8 @@
     </w:p>
     <w:p>
       <w:pPr>
+        <w:keepNext w:val="false"/>
+        <w:keepLines/>
         <w:pBdr>
           <w:left w:val="single" w:color="2E75B6" w:sz="12" w:space="6"/>
         </w:pBdr>
@@ -5552,6 +5612,8 @@
     </w:p>
     <w:p>
       <w:pPr>
+        <w:keepNext w:val="false"/>
+        <w:keepLines/>
         <w:pBdr>
           <w:left w:val="single" w:color="2E75B6" w:sz="12" w:space="6"/>
         </w:pBdr>
@@ -5570,6 +5632,8 @@
     </w:p>
     <w:p>
       <w:pPr>
+        <w:keepNext w:val="false"/>
+        <w:keepLines/>
         <w:pBdr>
           <w:left w:val="single" w:color="2E75B6" w:sz="12" w:space="6"/>
         </w:pBdr>
@@ -5588,6 +5652,8 @@
     </w:p>
     <w:p>
       <w:pPr>
+        <w:keepNext w:val="false"/>
+        <w:keepLines/>
         <w:pBdr>
           <w:left w:val="single" w:color="2E75B6" w:sz="12" w:space="6"/>
         </w:pBdr>
@@ -5606,6 +5672,8 @@
     </w:p>
     <w:p>
       <w:pPr>
+        <w:keepNext w:val="false"/>
+        <w:keepLines/>
         <w:pBdr>
           <w:left w:val="single" w:color="2E75B6" w:sz="12" w:space="6"/>
         </w:pBdr>
@@ -5624,6 +5692,8 @@
     </w:p>
     <w:p>
       <w:pPr>
+        <w:keepNext w:val="false"/>
+        <w:keepLines/>
         <w:pBdr>
           <w:left w:val="single" w:color="2E75B6" w:sz="12" w:space="6"/>
         </w:pBdr>
@@ -5642,6 +5712,8 @@
     </w:p>
     <w:p>
       <w:pPr>
+        <w:keepNext w:val="false"/>
+        <w:keepLines/>
         <w:pBdr>
           <w:left w:val="single" w:color="2E75B6" w:sz="12" w:space="6"/>
         </w:pBdr>
@@ -5660,6 +5732,8 @@
     </w:p>
     <w:p>
       <w:pPr>
+        <w:keepNext w:val="false"/>
+        <w:keepLines/>
         <w:pBdr>
           <w:left w:val="single" w:color="2E75B6" w:sz="12" w:space="6"/>
         </w:pBdr>
@@ -5678,6 +5752,8 @@
     </w:p>
     <w:p>
       <w:pPr>
+        <w:keepNext w:val="false"/>
+        <w:keepLines/>
         <w:pBdr>
           <w:left w:val="single" w:color="2E75B6" w:sz="12" w:space="6"/>
         </w:pBdr>
@@ -5696,6 +5772,8 @@
     </w:p>
     <w:p>
       <w:pPr>
+        <w:keepNext w:val="false"/>
+        <w:keepLines/>
         <w:pBdr>
           <w:left w:val="single" w:color="2E75B6" w:sz="12" w:space="6"/>
         </w:pBdr>
@@ -5714,6 +5792,8 @@
     </w:p>
     <w:p>
       <w:pPr>
+        <w:keepNext w:val="false"/>
+        <w:keepLines/>
         <w:pBdr>
           <w:left w:val="single" w:color="2E75B6" w:sz="12" w:space="6"/>
         </w:pBdr>
@@ -5732,6 +5812,8 @@
     </w:p>
     <w:p>
       <w:pPr>
+        <w:keepNext w:val="false"/>
+        <w:keepLines/>
         <w:pBdr>
           <w:left w:val="single" w:color="2E75B6" w:sz="12" w:space="6"/>
         </w:pBdr>
@@ -5750,6 +5832,8 @@
     </w:p>
     <w:p>
       <w:pPr>
+        <w:keepNext w:val="false"/>
+        <w:keepLines/>
         <w:pBdr>
           <w:left w:val="single" w:color="2E75B6" w:sz="12" w:space="6"/>
         </w:pBdr>
@@ -5768,6 +5852,8 @@
     </w:p>
     <w:p>
       <w:pPr>
+        <w:keepNext w:val="false"/>
+        <w:keepLines/>
         <w:pBdr>
           <w:left w:val="single" w:color="2E75B6" w:sz="12" w:space="6"/>
         </w:pBdr>
@@ -5786,6 +5872,8 @@
     </w:p>
     <w:p>
       <w:pPr>
+        <w:keepNext w:val="false"/>
+        <w:keepLines/>
         <w:pBdr>
           <w:left w:val="single" w:color="2E75B6" w:sz="12" w:space="6"/>
         </w:pBdr>
@@ -5804,6 +5892,8 @@
     </w:p>
     <w:p>
       <w:pPr>
+        <w:keepNext w:val="false"/>
+        <w:keepLines/>
         <w:pBdr>
           <w:left w:val="single" w:color="2E75B6" w:sz="12" w:space="6"/>
         </w:pBdr>
@@ -5830,6 +5920,8 @@
     </w:p>
     <w:p>
       <w:pPr>
+        <w:keepNext/>
+        <w:keepLines/>
         <w:pBdr>
           <w:left w:val="single" w:color="2E75B6" w:sz="12" w:space="6"/>
         </w:pBdr>
@@ -5848,6 +5940,8 @@
     </w:p>
     <w:p>
       <w:pPr>
+        <w:keepNext/>
+        <w:keepLines/>
         <w:pBdr>
           <w:left w:val="single" w:color="2E75B6" w:sz="12" w:space="6"/>
         </w:pBdr>
@@ -5866,6 +5960,8 @@
     </w:p>
     <w:p>
       <w:pPr>
+        <w:keepNext/>
+        <w:keepLines/>
         <w:pBdr>
           <w:left w:val="single" w:color="2E75B6" w:sz="12" w:space="6"/>
         </w:pBdr>
@@ -5884,6 +5980,8 @@
     </w:p>
     <w:p>
       <w:pPr>
+        <w:keepNext w:val="false"/>
+        <w:keepLines/>
         <w:pBdr>
           <w:left w:val="single" w:color="2E75B6" w:sz="12" w:space="6"/>
         </w:pBdr>
@@ -6795,17 +6893,19 @@
     </w:p>
     <w:p>
       <w:pPr>
-        <w:pStyle w:val="Heading1"/>
-        <w:pageBreakBefore/>
-      </w:pPr>
-      <w:r>
-        <w:t xml:space="preserve">5. Routing agent graphs: TAiJevRouterTool</w:t>
+        <w:pStyle w:val="Heading2"/>
+      </w:pPr>
+      <w:r>
+        <w:t xml:space="preserve">4.7 Usage metering and usage-based billing</w:t>
       </w:r>
     </w:p>
     <w:p>
       <w:pPr>
         <w:spacing w:after="120"/>
       </w:pPr>
+      <w:r>
+        <w:t xml:space="preserve">Every Jev response carries the tokens it consumed. </w:t>
+      </w:r>
       <w:r>
         <w:rPr>
           <w:rFonts w:ascii="Consolas" w:cs="Consolas" w:eastAsia="Consolas" w:hAnsi="Consolas"/>
@@ -6813,11 +6913,1318 @@
           <w:sz w:val="19"/>
           <w:szCs w:val="19"/>
         </w:rPr>
-        <w:t xml:space="preserve">TAiJevRouterTool</w:t>
-      </w:r>
-      <w:r>
-        <w:t xml:space="preserve"> is a node tool. It asks Jev which of its </w:t>
-      </w:r>
+        <w:t xml:space="preserve">TAiJev</w:t>
+      </w:r>
+      <w:r>
+        <w:t xml:space="preserve"> and </w:t>
+      </w:r>
+      <w:r>
+        <w:rPr>
+          <w:b/>
+          <w:bCs/>
+        </w:rPr>
+        <w:t xml:space="preserve">all eight adapters</w:t>
+      </w:r>
+      <w:r>
+        <w:t xml:space="preserve"> accumulate and expose them, so you can show the cost or bill each customer for actual usage.</w:t>
+      </w:r>
+    </w:p>
+    <w:tbl>
+      <w:tblPr>
+        <w:tblW w:type="dxa" w:w="9360"/>
+        <w:tblBorders>
+          <w:top w:val="single" w:color="auto" w:sz="4"/>
+          <w:left w:val="single" w:color="auto" w:sz="4"/>
+          <w:bottom w:val="single" w:color="auto" w:sz="4"/>
+          <w:right w:val="single" w:color="auto" w:sz="4"/>
+          <w:insideH w:val="single" w:color="auto" w:sz="4"/>
+          <w:insideV w:val="single" w:color="auto" w:sz="4"/>
+        </w:tblBorders>
+      </w:tblPr>
+      <w:tblGrid>
+        <w:gridCol w:w="3000"/>
+        <w:gridCol w:w="6360"/>
+      </w:tblGrid>
+      <w:tr>
+        <w:trPr>
+          <w:tblHeader/>
+        </w:trPr>
+        <w:tc>
+          <w:tcPr>
+            <w:tcW w:type="dxa" w:w="3000"/>
+            <w:tcBorders>
+              <w:top w:val="single" w:color="BFC9D6" w:sz="4"/>
+              <w:left w:val="single" w:color="BFC9D6" w:sz="4"/>
+              <w:bottom w:val="single" w:color="BFC9D6" w:sz="4"/>
+              <w:right w:val="single" w:color="BFC9D6" w:sz="4"/>
+            </w:tcBorders>
+            <w:shd w:fill="1F3A5F" w:color="auto" w:val="clear"/>
+            <w:tcMar>
+              <w:top w:type="dxa" w:w="60"/>
+              <w:left w:type="dxa" w:w="100"/>
+              <w:bottom w:type="dxa" w:w="60"/>
+              <w:right w:type="dxa" w:w="100"/>
+            </w:tcMar>
+          </w:tcPr>
+          <w:p>
+            <w:r>
+              <w:rPr>
+                <w:b/>
+                <w:bCs/>
+                <w:color w:val="FFFFFF"/>
+                <w:sz w:val="19"/>
+                <w:szCs w:val="19"/>
+              </w:rPr>
+              <w:t xml:space="preserve">Member</w:t>
+            </w:r>
+          </w:p>
+        </w:tc>
+        <w:tc>
+          <w:tcPr>
+            <w:tcW w:type="dxa" w:w="6360"/>
+            <w:tcBorders>
+              <w:top w:val="single" w:color="BFC9D6" w:sz="4"/>
+              <w:left w:val="single" w:color="BFC9D6" w:sz="4"/>
+              <w:bottom w:val="single" w:color="BFC9D6" w:sz="4"/>
+              <w:right w:val="single" w:color="BFC9D6" w:sz="4"/>
+            </w:tcBorders>
+            <w:shd w:fill="1F3A5F" w:color="auto" w:val="clear"/>
+            <w:tcMar>
+              <w:top w:type="dxa" w:w="60"/>
+              <w:left w:type="dxa" w:w="100"/>
+              <w:bottom w:type="dxa" w:w="60"/>
+              <w:right w:type="dxa" w:w="100"/>
+            </w:tcMar>
+          </w:tcPr>
+          <w:p>
+            <w:r>
+              <w:rPr>
+                <w:b/>
+                <w:bCs/>
+                <w:color w:val="FFFFFF"/>
+                <w:sz w:val="19"/>
+                <w:szCs w:val="19"/>
+              </w:rPr>
+              <w:t xml:space="preserve">What it is</w:t>
+            </w:r>
+          </w:p>
+        </w:tc>
+      </w:tr>
+      <w:tr>
+        <w:tc>
+          <w:tcPr>
+            <w:tcW w:type="dxa" w:w="3000"/>
+            <w:tcBorders>
+              <w:top w:val="single" w:color="BFC9D6" w:sz="4"/>
+              <w:left w:val="single" w:color="BFC9D6" w:sz="4"/>
+              <w:bottom w:val="single" w:color="BFC9D6" w:sz="4"/>
+              <w:right w:val="single" w:color="BFC9D6" w:sz="4"/>
+            </w:tcBorders>
+            <w:shd w:fill="FFFFFF" w:color="auto" w:val="clear"/>
+            <w:tcMar>
+              <w:top w:type="dxa" w:w="60"/>
+              <w:left w:type="dxa" w:w="100"/>
+              <w:bottom w:type="dxa" w:w="60"/>
+              <w:right w:type="dxa" w:w="100"/>
+            </w:tcMar>
+          </w:tcPr>
+          <w:p>
+            <w:r>
+              <w:rPr>
+                <w:rFonts w:ascii="Consolas" w:cs="Consolas" w:eastAsia="Consolas" w:hAnsi="Consolas"/>
+                <w:color w:val="0B4F8A"/>
+                <w:sz w:val="19"/>
+                <w:szCs w:val="19"/>
+              </w:rPr>
+              <w:t xml:space="preserve">Usage: TAiJevUsage</w:t>
+            </w:r>
+          </w:p>
+        </w:tc>
+        <w:tc>
+          <w:tcPr>
+            <w:tcW w:type="dxa" w:w="6360"/>
+            <w:tcBorders>
+              <w:top w:val="single" w:color="BFC9D6" w:sz="4"/>
+              <w:left w:val="single" w:color="BFC9D6" w:sz="4"/>
+              <w:bottom w:val="single" w:color="BFC9D6" w:sz="4"/>
+              <w:right w:val="single" w:color="BFC9D6" w:sz="4"/>
+            </w:tcBorders>
+            <w:shd w:fill="FFFFFF" w:color="auto" w:val="clear"/>
+            <w:tcMar>
+              <w:top w:type="dxa" w:w="60"/>
+              <w:left w:type="dxa" w:w="100"/>
+              <w:bottom w:type="dxa" w:w="60"/>
+              <w:right w:type="dxa" w:w="100"/>
+            </w:tcMar>
+          </w:tcPr>
+          <w:p>
+            <w:r>
+              <w:rPr>
+                <w:sz w:val="19"/>
+                <w:szCs w:val="19"/>
+              </w:rPr>
+              <w:t xml:space="preserve">Accumulated since </w:t>
+            </w:r>
+            <w:r>
+              <w:rPr>
+                <w:rFonts w:ascii="Consolas" w:cs="Consolas" w:eastAsia="Consolas" w:hAnsi="Consolas"/>
+                <w:color w:val="0B4F8A"/>
+                <w:sz w:val="19"/>
+                <w:szCs w:val="19"/>
+              </w:rPr>
+              <w:t xml:space="preserve">Create</w:t>
+            </w:r>
+            <w:r>
+              <w:rPr>
+                <w:sz w:val="19"/>
+                <w:szCs w:val="19"/>
+              </w:rPr>
+              <w:t xml:space="preserve"> or </w:t>
+            </w:r>
+            <w:r>
+              <w:rPr>
+                <w:rFonts w:ascii="Consolas" w:cs="Consolas" w:eastAsia="Consolas" w:hAnsi="Consolas"/>
+                <w:color w:val="0B4F8A"/>
+                <w:sz w:val="19"/>
+                <w:szCs w:val="19"/>
+              </w:rPr>
+              <w:t xml:space="preserve">ResetUsage</w:t>
+            </w:r>
+            <w:r>
+              <w:rPr>
+                <w:sz w:val="19"/>
+                <w:szCs w:val="19"/>
+              </w:rPr>
+              <w:t xml:space="preserve">: </w:t>
+            </w:r>
+            <w:r>
+              <w:rPr>
+                <w:rFonts w:ascii="Consolas" w:cs="Consolas" w:eastAsia="Consolas" w:hAnsi="Consolas"/>
+                <w:color w:val="0B4F8A"/>
+                <w:sz w:val="19"/>
+                <w:szCs w:val="19"/>
+              </w:rPr>
+              <w:t xml:space="preserve">Requests</w:t>
+            </w:r>
+            <w:r>
+              <w:rPr>
+                <w:sz w:val="19"/>
+                <w:szCs w:val="19"/>
+              </w:rPr>
+              <w:t xml:space="preserve">, </w:t>
+            </w:r>
+            <w:r>
+              <w:rPr>
+                <w:rFonts w:ascii="Consolas" w:cs="Consolas" w:eastAsia="Consolas" w:hAnsi="Consolas"/>
+                <w:color w:val="0B4F8A"/>
+                <w:sz w:val="19"/>
+                <w:szCs w:val="19"/>
+              </w:rPr>
+              <w:t xml:space="preserve">InputTokens</w:t>
+            </w:r>
+            <w:r>
+              <w:rPr>
+                <w:sz w:val="19"/>
+                <w:szCs w:val="19"/>
+              </w:rPr>
+              <w:t xml:space="preserve">, </w:t>
+            </w:r>
+            <w:r>
+              <w:rPr>
+                <w:rFonts w:ascii="Consolas" w:cs="Consolas" w:eastAsia="Consolas" w:hAnsi="Consolas"/>
+                <w:color w:val="0B4F8A"/>
+                <w:sz w:val="19"/>
+                <w:szCs w:val="19"/>
+              </w:rPr>
+              <w:t xml:space="preserve">OutputTokens</w:t>
+            </w:r>
+            <w:r>
+              <w:rPr>
+                <w:sz w:val="19"/>
+                <w:szCs w:val="19"/>
+              </w:rPr>
+              <w:t xml:space="preserve">, </w:t>
+            </w:r>
+            <w:r>
+              <w:rPr>
+                <w:rFonts w:ascii="Consolas" w:cs="Consolas" w:eastAsia="Consolas" w:hAnsi="Consolas"/>
+                <w:color w:val="0B4F8A"/>
+                <w:sz w:val="19"/>
+                <w:szCs w:val="19"/>
+              </w:rPr>
+              <w:t xml:space="preserve">CostUSD</w:t>
+            </w:r>
+            <w:r>
+              <w:rPr>
+                <w:sz w:val="19"/>
+                <w:szCs w:val="19"/>
+              </w:rPr>
+              <w:t xml:space="preserve">. Thread-safe</w:t>
+            </w:r>
+          </w:p>
+        </w:tc>
+      </w:tr>
+      <w:tr>
+        <w:tc>
+          <w:tcPr>
+            <w:tcW w:type="dxa" w:w="3000"/>
+            <w:tcBorders>
+              <w:top w:val="single" w:color="BFC9D6" w:sz="4"/>
+              <w:left w:val="single" w:color="BFC9D6" w:sz="4"/>
+              <w:bottom w:val="single" w:color="BFC9D6" w:sz="4"/>
+              <w:right w:val="single" w:color="BFC9D6" w:sz="4"/>
+            </w:tcBorders>
+            <w:shd w:fill="F6F8FB" w:color="auto" w:val="clear"/>
+            <w:tcMar>
+              <w:top w:type="dxa" w:w="60"/>
+              <w:left w:type="dxa" w:w="100"/>
+              <w:bottom w:type="dxa" w:w="60"/>
+              <w:right w:type="dxa" w:w="100"/>
+            </w:tcMar>
+          </w:tcPr>
+          <w:p>
+            <w:r>
+              <w:rPr>
+                <w:rFonts w:ascii="Consolas" w:cs="Consolas" w:eastAsia="Consolas" w:hAnsi="Consolas"/>
+                <w:color w:val="0B4F8A"/>
+                <w:sz w:val="19"/>
+                <w:szCs w:val="19"/>
+              </w:rPr>
+              <w:t xml:space="preserve">ResetUsage</w:t>
+            </w:r>
+          </w:p>
+        </w:tc>
+        <w:tc>
+          <w:tcPr>
+            <w:tcW w:type="dxa" w:w="6360"/>
+            <w:tcBorders>
+              <w:top w:val="single" w:color="BFC9D6" w:sz="4"/>
+              <w:left w:val="single" w:color="BFC9D6" w:sz="4"/>
+              <w:bottom w:val="single" w:color="BFC9D6" w:sz="4"/>
+              <w:right w:val="single" w:color="BFC9D6" w:sz="4"/>
+            </w:tcBorders>
+            <w:shd w:fill="F6F8FB" w:color="auto" w:val="clear"/>
+            <w:tcMar>
+              <w:top w:type="dxa" w:w="60"/>
+              <w:left w:type="dxa" w:w="100"/>
+              <w:bottom w:type="dxa" w:w="60"/>
+              <w:right w:type="dxa" w:w="100"/>
+            </w:tcMar>
+          </w:tcPr>
+          <w:p>
+            <w:r>
+              <w:rPr>
+                <w:sz w:val="19"/>
+                <w:szCs w:val="19"/>
+              </w:rPr>
+              <w:t xml:space="preserve">Resets the totals (e.g. when closing a billing period)</w:t>
+            </w:r>
+          </w:p>
+        </w:tc>
+      </w:tr>
+      <w:tr>
+        <w:tc>
+          <w:tcPr>
+            <w:tcW w:type="dxa" w:w="3000"/>
+            <w:tcBorders>
+              <w:top w:val="single" w:color="BFC9D6" w:sz="4"/>
+              <w:left w:val="single" w:color="BFC9D6" w:sz="4"/>
+              <w:bottom w:val="single" w:color="BFC9D6" w:sz="4"/>
+              <w:right w:val="single" w:color="BFC9D6" w:sz="4"/>
+            </w:tcBorders>
+            <w:shd w:fill="FFFFFF" w:color="auto" w:val="clear"/>
+            <w:tcMar>
+              <w:top w:type="dxa" w:w="60"/>
+              <w:left w:type="dxa" w:w="100"/>
+              <w:bottom w:type="dxa" w:w="60"/>
+              <w:right w:type="dxa" w:w="100"/>
+            </w:tcMar>
+          </w:tcPr>
+          <w:p>
+            <w:r>
+              <w:rPr>
+                <w:rFonts w:ascii="Consolas" w:cs="Consolas" w:eastAsia="Consolas" w:hAnsi="Consolas"/>
+                <w:color w:val="0B4F8A"/>
+                <w:sz w:val="19"/>
+                <w:szCs w:val="19"/>
+              </w:rPr>
+              <w:t xml:space="preserve">PricePerMillionInput</w:t>
+            </w:r>
+          </w:p>
+        </w:tc>
+        <w:tc>
+          <w:tcPr>
+            <w:tcW w:type="dxa" w:w="6360"/>
+            <w:tcBorders>
+              <w:top w:val="single" w:color="BFC9D6" w:sz="4"/>
+              <w:left w:val="single" w:color="BFC9D6" w:sz="4"/>
+              <w:bottom w:val="single" w:color="BFC9D6" w:sz="4"/>
+              <w:right w:val="single" w:color="BFC9D6" w:sz="4"/>
+            </w:tcBorders>
+            <w:shd w:fill="FFFFFF" w:color="auto" w:val="clear"/>
+            <w:tcMar>
+              <w:top w:type="dxa" w:w="60"/>
+              <w:left w:type="dxa" w:w="100"/>
+              <w:bottom w:type="dxa" w:w="60"/>
+              <w:right w:type="dxa" w:w="100"/>
+            </w:tcMar>
+          </w:tcPr>
+          <w:p>
+            <w:r>
+              <w:rPr>
+                <w:sz w:val="19"/>
+                <w:szCs w:val="19"/>
+              </w:rPr>
+              <w:t xml:space="preserve">US$ per million input tokens. Default 0.042 (current price)</w:t>
+            </w:r>
+          </w:p>
+        </w:tc>
+      </w:tr>
+      <w:tr>
+        <w:tc>
+          <w:tcPr>
+            <w:tcW w:type="dxa" w:w="3000"/>
+            <w:tcBorders>
+              <w:top w:val="single" w:color="BFC9D6" w:sz="4"/>
+              <w:left w:val="single" w:color="BFC9D6" w:sz="4"/>
+              <w:bottom w:val="single" w:color="BFC9D6" w:sz="4"/>
+              <w:right w:val="single" w:color="BFC9D6" w:sz="4"/>
+            </w:tcBorders>
+            <w:shd w:fill="F6F8FB" w:color="auto" w:val="clear"/>
+            <w:tcMar>
+              <w:top w:type="dxa" w:w="60"/>
+              <w:left w:type="dxa" w:w="100"/>
+              <w:bottom w:type="dxa" w:w="60"/>
+              <w:right w:type="dxa" w:w="100"/>
+            </w:tcMar>
+          </w:tcPr>
+          <w:p>
+            <w:r>
+              <w:rPr>
+                <w:rFonts w:ascii="Consolas" w:cs="Consolas" w:eastAsia="Consolas" w:hAnsi="Consolas"/>
+                <w:color w:val="0B4F8A"/>
+                <w:sz w:val="19"/>
+                <w:szCs w:val="19"/>
+              </w:rPr>
+              <w:t xml:space="preserve">PricePerMillionOutput</w:t>
+            </w:r>
+          </w:p>
+        </w:tc>
+        <w:tc>
+          <w:tcPr>
+            <w:tcW w:type="dxa" w:w="6360"/>
+            <w:tcBorders>
+              <w:top w:val="single" w:color="BFC9D6" w:sz="4"/>
+              <w:left w:val="single" w:color="BFC9D6" w:sz="4"/>
+              <w:bottom w:val="single" w:color="BFC9D6" w:sz="4"/>
+              <w:right w:val="single" w:color="BFC9D6" w:sz="4"/>
+            </w:tcBorders>
+            <w:shd w:fill="F6F8FB" w:color="auto" w:val="clear"/>
+            <w:tcMar>
+              <w:top w:type="dxa" w:w="60"/>
+              <w:left w:type="dxa" w:w="100"/>
+              <w:bottom w:type="dxa" w:w="60"/>
+              <w:right w:type="dxa" w:w="100"/>
+            </w:tcMar>
+          </w:tcPr>
+          <w:p>
+            <w:r>
+              <w:rPr>
+                <w:sz w:val="19"/>
+                <w:szCs w:val="19"/>
+              </w:rPr>
+              <w:t xml:space="preserve">US$ per million output tokens. Default 0: output is not billed today</w:t>
+            </w:r>
+          </w:p>
+        </w:tc>
+      </w:tr>
+      <w:tr>
+        <w:tc>
+          <w:tcPr>
+            <w:tcW w:type="dxa" w:w="3000"/>
+            <w:tcBorders>
+              <w:top w:val="single" w:color="BFC9D6" w:sz="4"/>
+              <w:left w:val="single" w:color="BFC9D6" w:sz="4"/>
+              <w:bottom w:val="single" w:color="BFC9D6" w:sz="4"/>
+              <w:right w:val="single" w:color="BFC9D6" w:sz="4"/>
+            </w:tcBorders>
+            <w:shd w:fill="FFFFFF" w:color="auto" w:val="clear"/>
+            <w:tcMar>
+              <w:top w:type="dxa" w:w="60"/>
+              <w:left w:type="dxa" w:w="100"/>
+              <w:bottom w:type="dxa" w:w="60"/>
+              <w:right w:type="dxa" w:w="100"/>
+            </w:tcMar>
+          </w:tcPr>
+          <w:p>
+            <w:r>
+              <w:rPr>
+                <w:rFonts w:ascii="Consolas" w:cs="Consolas" w:eastAsia="Consolas" w:hAnsi="Consolas"/>
+                <w:color w:val="0B4F8A"/>
+                <w:sz w:val="19"/>
+                <w:szCs w:val="19"/>
+              </w:rPr>
+              <w:t xml:space="preserve">OnUsage</w:t>
+            </w:r>
+          </w:p>
+        </w:tc>
+        <w:tc>
+          <w:tcPr>
+            <w:tcW w:type="dxa" w:w="6360"/>
+            <w:tcBorders>
+              <w:top w:val="single" w:color="BFC9D6" w:sz="4"/>
+              <w:left w:val="single" w:color="BFC9D6" w:sz="4"/>
+              <w:bottom w:val="single" w:color="BFC9D6" w:sz="4"/>
+              <w:right w:val="single" w:color="BFC9D6" w:sz="4"/>
+            </w:tcBorders>
+            <w:shd w:fill="FFFFFF" w:color="auto" w:val="clear"/>
+            <w:tcMar>
+              <w:top w:type="dxa" w:w="60"/>
+              <w:left w:type="dxa" w:w="100"/>
+              <w:bottom w:type="dxa" w:w="60"/>
+              <w:right w:type="dxa" w:w="100"/>
+            </w:tcMar>
+          </w:tcPr>
+          <w:p>
+            <w:r>
+              <w:rPr>
+                <w:sz w:val="19"/>
+                <w:szCs w:val="19"/>
+              </w:rPr>
+              <w:t xml:space="preserve">Event with the usage of </w:t>
+            </w:r>
+            <w:r>
+              <w:rPr>
+                <w:b/>
+                <w:bCs/>
+                <w:sz w:val="19"/>
+                <w:szCs w:val="19"/>
+              </w:rPr>
+              <w:t xml:space="preserve">one operation</w:t>
+            </w:r>
+            <w:r>
+              <w:rPr>
+                <w:sz w:val="19"/>
+                <w:szCs w:val="19"/>
+              </w:rPr>
+              <w:t xml:space="preserve"> (see below)</w:t>
+            </w:r>
+          </w:p>
+        </w:tc>
+      </w:tr>
+    </w:tbl>
+    <w:p>
+      <w:pPr>
+        <w:spacing w:after="80"/>
+      </w:pPr>
+    </w:p>
+    <w:p>
+      <w:pPr>
+        <w:pStyle w:val="Heading3"/>
+      </w:pPr>
+      <w:r>
+        <w:t xml:space="preserve">What an operation is</w:t>
+      </w:r>
+    </w:p>
+    <w:tbl>
+      <w:tblPr>
+        <w:tblW w:type="dxa" w:w="9360"/>
+        <w:tblBorders>
+          <w:top w:val="single" w:color="auto" w:sz="4"/>
+          <w:left w:val="single" w:color="auto" w:sz="4"/>
+          <w:bottom w:val="single" w:color="auto" w:sz="4"/>
+          <w:right w:val="single" w:color="auto" w:sz="4"/>
+          <w:insideH w:val="single" w:color="auto" w:sz="4"/>
+          <w:insideV w:val="single" w:color="auto" w:sz="4"/>
+        </w:tblBorders>
+      </w:tblPr>
+      <w:tblGrid>
+        <w:gridCol w:w="3200"/>
+        <w:gridCol w:w="6160"/>
+      </w:tblGrid>
+      <w:tr>
+        <w:trPr>
+          <w:tblHeader/>
+        </w:trPr>
+        <w:tc>
+          <w:tcPr>
+            <w:tcW w:type="dxa" w:w="3200"/>
+            <w:tcBorders>
+              <w:top w:val="single" w:color="BFC9D6" w:sz="4"/>
+              <w:left w:val="single" w:color="BFC9D6" w:sz="4"/>
+              <w:bottom w:val="single" w:color="BFC9D6" w:sz="4"/>
+              <w:right w:val="single" w:color="BFC9D6" w:sz="4"/>
+            </w:tcBorders>
+            <w:shd w:fill="1F3A5F" w:color="auto" w:val="clear"/>
+            <w:tcMar>
+              <w:top w:type="dxa" w:w="60"/>
+              <w:left w:type="dxa" w:w="100"/>
+              <w:bottom w:type="dxa" w:w="60"/>
+              <w:right w:type="dxa" w:w="100"/>
+            </w:tcMar>
+          </w:tcPr>
+          <w:p>
+            <w:r>
+              <w:rPr>
+                <w:b/>
+                <w:bCs/>
+                <w:color w:val="FFFFFF"/>
+                <w:sz w:val="19"/>
+                <w:szCs w:val="19"/>
+              </w:rPr>
+              <w:t xml:space="preserve">Component</w:t>
+            </w:r>
+          </w:p>
+        </w:tc>
+        <w:tc>
+          <w:tcPr>
+            <w:tcW w:type="dxa" w:w="6160"/>
+            <w:tcBorders>
+              <w:top w:val="single" w:color="BFC9D6" w:sz="4"/>
+              <w:left w:val="single" w:color="BFC9D6" w:sz="4"/>
+              <w:bottom w:val="single" w:color="BFC9D6" w:sz="4"/>
+              <w:right w:val="single" w:color="BFC9D6" w:sz="4"/>
+            </w:tcBorders>
+            <w:shd w:fill="1F3A5F" w:color="auto" w:val="clear"/>
+            <w:tcMar>
+              <w:top w:type="dxa" w:w="60"/>
+              <w:left w:type="dxa" w:w="100"/>
+              <w:bottom w:type="dxa" w:w="60"/>
+              <w:right w:type="dxa" w:w="100"/>
+            </w:tcMar>
+          </w:tcPr>
+          <w:p>
+            <w:r>
+              <w:rPr>
+                <w:b/>
+                <w:bCs/>
+                <w:color w:val="FFFFFF"/>
+                <w:sz w:val="19"/>
+                <w:szCs w:val="19"/>
+              </w:rPr>
+              <w:t xml:space="preserve">One OnUsage per…</w:t>
+            </w:r>
+          </w:p>
+        </w:tc>
+      </w:tr>
+      <w:tr>
+        <w:tc>
+          <w:tcPr>
+            <w:tcW w:type="dxa" w:w="3200"/>
+            <w:tcBorders>
+              <w:top w:val="single" w:color="BFC9D6" w:sz="4"/>
+              <w:left w:val="single" w:color="BFC9D6" w:sz="4"/>
+              <w:bottom w:val="single" w:color="BFC9D6" w:sz="4"/>
+              <w:right w:val="single" w:color="BFC9D6" w:sz="4"/>
+            </w:tcBorders>
+            <w:shd w:fill="FFFFFF" w:color="auto" w:val="clear"/>
+            <w:tcMar>
+              <w:top w:type="dxa" w:w="60"/>
+              <w:left w:type="dxa" w:w="100"/>
+              <w:bottom w:type="dxa" w:w="60"/>
+              <w:right w:type="dxa" w:w="100"/>
+            </w:tcMar>
+          </w:tcPr>
+          <w:p>
+            <w:r>
+              <w:rPr>
+                <w:rFonts w:ascii="Consolas" w:cs="Consolas" w:eastAsia="Consolas" w:hAnsi="Consolas"/>
+                <w:color w:val="0B4F8A"/>
+                <w:sz w:val="19"/>
+                <w:szCs w:val="19"/>
+              </w:rPr>
+              <w:t xml:space="preserve">TAiJev</w:t>
+            </w:r>
+          </w:p>
+        </w:tc>
+        <w:tc>
+          <w:tcPr>
+            <w:tcW w:type="dxa" w:w="6160"/>
+            <w:tcBorders>
+              <w:top w:val="single" w:color="BFC9D6" w:sz="4"/>
+              <w:left w:val="single" w:color="BFC9D6" w:sz="4"/>
+              <w:bottom w:val="single" w:color="BFC9D6" w:sz="4"/>
+              <w:right w:val="single" w:color="BFC9D6" w:sz="4"/>
+            </w:tcBorders>
+            <w:shd w:fill="FFFFFF" w:color="auto" w:val="clear"/>
+            <w:tcMar>
+              <w:top w:type="dxa" w:w="60"/>
+              <w:left w:type="dxa" w:w="100"/>
+              <w:bottom w:type="dxa" w:w="60"/>
+              <w:right w:type="dxa" w:w="100"/>
+            </w:tcMar>
+          </w:tcPr>
+          <w:p>
+            <w:r>
+              <w:rPr>
+                <w:sz w:val="19"/>
+                <w:szCs w:val="19"/>
+              </w:rPr>
+              <w:t xml:space="preserve">each successful HTTP call (</w:t>
+            </w:r>
+            <w:r>
+              <w:rPr>
+                <w:rFonts w:ascii="Consolas" w:cs="Consolas" w:eastAsia="Consolas" w:hAnsi="Consolas"/>
+                <w:color w:val="0B4F8A"/>
+                <w:sz w:val="19"/>
+                <w:szCs w:val="19"/>
+              </w:rPr>
+              <w:t xml:space="preserve">Ask</w:t>
+            </w:r>
+            <w:r>
+              <w:rPr>
+                <w:sz w:val="19"/>
+                <w:szCs w:val="19"/>
+              </w:rPr>
+              <w:t xml:space="preserve">, </w:t>
+            </w:r>
+            <w:r>
+              <w:rPr>
+                <w:rFonts w:ascii="Consolas" w:cs="Consolas" w:eastAsia="Consolas" w:hAnsi="Consolas"/>
+                <w:color w:val="0B4F8A"/>
+                <w:sz w:val="19"/>
+                <w:szCs w:val="19"/>
+              </w:rPr>
+              <w:t xml:space="preserve">Choose</w:t>
+            </w:r>
+            <w:r>
+              <w:rPr>
+                <w:sz w:val="19"/>
+                <w:szCs w:val="19"/>
+              </w:rPr>
+              <w:t xml:space="preserve">, </w:t>
+            </w:r>
+            <w:r>
+              <w:rPr>
+                <w:rFonts w:ascii="Consolas" w:cs="Consolas" w:eastAsia="Consolas" w:hAnsi="Consolas"/>
+                <w:color w:val="0B4F8A"/>
+                <w:sz w:val="19"/>
+                <w:szCs w:val="19"/>
+              </w:rPr>
+              <w:t xml:space="preserve">Noul</w:t>
+            </w:r>
+            <w:r>
+              <w:rPr>
+                <w:sz w:val="19"/>
+                <w:szCs w:val="19"/>
+              </w:rPr>
+              <w:t xml:space="preserve">)</w:t>
+            </w:r>
+          </w:p>
+        </w:tc>
+      </w:tr>
+      <w:tr>
+        <w:tc>
+          <w:tcPr>
+            <w:tcW w:type="dxa" w:w="3200"/>
+            <w:tcBorders>
+              <w:top w:val="single" w:color="BFC9D6" w:sz="4"/>
+              <w:left w:val="single" w:color="BFC9D6" w:sz="4"/>
+              <w:bottom w:val="single" w:color="BFC9D6" w:sz="4"/>
+              <w:right w:val="single" w:color="BFC9D6" w:sz="4"/>
+            </w:tcBorders>
+            <w:shd w:fill="F6F8FB" w:color="auto" w:val="clear"/>
+            <w:tcMar>
+              <w:top w:type="dxa" w:w="60"/>
+              <w:left w:type="dxa" w:w="100"/>
+              <w:bottom w:type="dxa" w:w="60"/>
+              <w:right w:type="dxa" w:w="100"/>
+            </w:tcMar>
+          </w:tcPr>
+          <w:p>
+            <w:r>
+              <w:rPr>
+                <w:rFonts w:ascii="Consolas" w:cs="Consolas" w:eastAsia="Consolas" w:hAnsi="Consolas"/>
+                <w:color w:val="0B4F8A"/>
+                <w:sz w:val="19"/>
+                <w:szCs w:val="19"/>
+              </w:rPr>
+              <w:t xml:space="preserve">TAiJevPromptGuard</w:t>
+            </w:r>
+          </w:p>
+        </w:tc>
+        <w:tc>
+          <w:tcPr>
+            <w:tcW w:type="dxa" w:w="6160"/>
+            <w:tcBorders>
+              <w:top w:val="single" w:color="BFC9D6" w:sz="4"/>
+              <w:left w:val="single" w:color="BFC9D6" w:sz="4"/>
+              <w:bottom w:val="single" w:color="BFC9D6" w:sz="4"/>
+              <w:right w:val="single" w:color="BFC9D6" w:sz="4"/>
+            </w:tcBorders>
+            <w:shd w:fill="F6F8FB" w:color="auto" w:val="clear"/>
+            <w:tcMar>
+              <w:top w:type="dxa" w:w="60"/>
+              <w:left w:type="dxa" w:w="100"/>
+              <w:bottom w:type="dxa" w:w="60"/>
+              <w:right w:type="dxa" w:w="100"/>
+            </w:tcMar>
+          </w:tcPr>
+          <w:p>
+            <w:r>
+              <w:rPr>
+                <w:sz w:val="19"/>
+                <w:szCs w:val="19"/>
+              </w:rPr>
+              <w:t xml:space="preserve">each </w:t>
+            </w:r>
+            <w:r>
+              <w:rPr>
+                <w:rFonts w:ascii="Consolas" w:cs="Consolas" w:eastAsia="Consolas" w:hAnsi="Consolas"/>
+                <w:color w:val="0B4F8A"/>
+                <w:sz w:val="19"/>
+                <w:szCs w:val="19"/>
+              </w:rPr>
+              <w:t xml:space="preserve">CheckPrompt</w:t>
+            </w:r>
+          </w:p>
+        </w:tc>
+      </w:tr>
+      <w:tr>
+        <w:tc>
+          <w:tcPr>
+            <w:tcW w:type="dxa" w:w="3200"/>
+            <w:tcBorders>
+              <w:top w:val="single" w:color="BFC9D6" w:sz="4"/>
+              <w:left w:val="single" w:color="BFC9D6" w:sz="4"/>
+              <w:bottom w:val="single" w:color="BFC9D6" w:sz="4"/>
+              <w:right w:val="single" w:color="BFC9D6" w:sz="4"/>
+            </w:tcBorders>
+            <w:shd w:fill="FFFFFF" w:color="auto" w:val="clear"/>
+            <w:tcMar>
+              <w:top w:type="dxa" w:w="60"/>
+              <w:left w:type="dxa" w:w="100"/>
+              <w:bottom w:type="dxa" w:w="60"/>
+              <w:right w:type="dxa" w:w="100"/>
+            </w:tcMar>
+          </w:tcPr>
+          <w:p>
+            <w:r>
+              <w:rPr>
+                <w:rFonts w:ascii="Consolas" w:cs="Consolas" w:eastAsia="Consolas" w:hAnsi="Consolas"/>
+                <w:color w:val="0B4F8A"/>
+                <w:sz w:val="19"/>
+                <w:szCs w:val="19"/>
+              </w:rPr>
+              <w:t xml:space="preserve">TAiJevDispatchClassifier</w:t>
+            </w:r>
+          </w:p>
+        </w:tc>
+        <w:tc>
+          <w:tcPr>
+            <w:tcW w:type="dxa" w:w="6160"/>
+            <w:tcBorders>
+              <w:top w:val="single" w:color="BFC9D6" w:sz="4"/>
+              <w:left w:val="single" w:color="BFC9D6" w:sz="4"/>
+              <w:bottom w:val="single" w:color="BFC9D6" w:sz="4"/>
+              <w:right w:val="single" w:color="BFC9D6" w:sz="4"/>
+            </w:tcBorders>
+            <w:shd w:fill="FFFFFF" w:color="auto" w:val="clear"/>
+            <w:tcMar>
+              <w:top w:type="dxa" w:w="60"/>
+              <w:left w:type="dxa" w:w="100"/>
+              <w:bottom w:type="dxa" w:w="60"/>
+              <w:right w:type="dxa" w:w="100"/>
+            </w:tcMar>
+          </w:tcPr>
+          <w:p>
+            <w:r>
+              <w:rPr>
+                <w:sz w:val="19"/>
+                <w:szCs w:val="19"/>
+              </w:rPr>
+              <w:t xml:space="preserve">each SmartDispatch classification</w:t>
+            </w:r>
+          </w:p>
+        </w:tc>
+      </w:tr>
+      <w:tr>
+        <w:tc>
+          <w:tcPr>
+            <w:tcW w:type="dxa" w:w="3200"/>
+            <w:tcBorders>
+              <w:top w:val="single" w:color="BFC9D6" w:sz="4"/>
+              <w:left w:val="single" w:color="BFC9D6" w:sz="4"/>
+              <w:bottom w:val="single" w:color="BFC9D6" w:sz="4"/>
+              <w:right w:val="single" w:color="BFC9D6" w:sz="4"/>
+            </w:tcBorders>
+            <w:shd w:fill="F6F8FB" w:color="auto" w:val="clear"/>
+            <w:tcMar>
+              <w:top w:type="dxa" w:w="60"/>
+              <w:left w:type="dxa" w:w="100"/>
+              <w:bottom w:type="dxa" w:w="60"/>
+              <w:right w:type="dxa" w:w="100"/>
+            </w:tcMar>
+          </w:tcPr>
+          <w:p>
+            <w:r>
+              <w:rPr>
+                <w:rFonts w:ascii="Consolas" w:cs="Consolas" w:eastAsia="Consolas" w:hAnsi="Consolas"/>
+                <w:color w:val="0B4F8A"/>
+                <w:sz w:val="19"/>
+                <w:szCs w:val="19"/>
+              </w:rPr>
+              <w:t xml:space="preserve">TAiJevGuardrailClassifier</w:t>
+            </w:r>
+          </w:p>
+        </w:tc>
+        <w:tc>
+          <w:tcPr>
+            <w:tcW w:type="dxa" w:w="6160"/>
+            <w:tcBorders>
+              <w:top w:val="single" w:color="BFC9D6" w:sz="4"/>
+              <w:left w:val="single" w:color="BFC9D6" w:sz="4"/>
+              <w:bottom w:val="single" w:color="BFC9D6" w:sz="4"/>
+              <w:right w:val="single" w:color="BFC9D6" w:sz="4"/>
+            </w:tcBorders>
+            <w:shd w:fill="F6F8FB" w:color="auto" w:val="clear"/>
+            <w:tcMar>
+              <w:top w:type="dxa" w:w="60"/>
+              <w:left w:type="dxa" w:w="100"/>
+              <w:bottom w:type="dxa" w:w="60"/>
+              <w:right w:type="dxa" w:w="100"/>
+            </w:tcMar>
+          </w:tcPr>
+          <w:p>
+            <w:r>
+              <w:rPr>
+                <w:sz w:val="19"/>
+                <w:szCs w:val="19"/>
+              </w:rPr>
+              <w:t xml:space="preserve">each </w:t>
+            </w:r>
+            <w:r>
+              <w:rPr>
+                <w:rFonts w:ascii="Consolas" w:cs="Consolas" w:eastAsia="Consolas" w:hAnsi="Consolas"/>
+                <w:color w:val="0B4F8A"/>
+                <w:sz w:val="19"/>
+                <w:szCs w:val="19"/>
+              </w:rPr>
+              <w:t xml:space="preserve">CheckToolCall</w:t>
+            </w:r>
+          </w:p>
+        </w:tc>
+      </w:tr>
+      <w:tr>
+        <w:tc>
+          <w:tcPr>
+            <w:tcW w:type="dxa" w:w="3200"/>
+            <w:tcBorders>
+              <w:top w:val="single" w:color="BFC9D6" w:sz="4"/>
+              <w:left w:val="single" w:color="BFC9D6" w:sz="4"/>
+              <w:bottom w:val="single" w:color="BFC9D6" w:sz="4"/>
+              <w:right w:val="single" w:color="BFC9D6" w:sz="4"/>
+            </w:tcBorders>
+            <w:shd w:fill="FFFFFF" w:color="auto" w:val="clear"/>
+            <w:tcMar>
+              <w:top w:type="dxa" w:w="60"/>
+              <w:left w:type="dxa" w:w="100"/>
+              <w:bottom w:type="dxa" w:w="60"/>
+              <w:right w:type="dxa" w:w="100"/>
+            </w:tcMar>
+          </w:tcPr>
+          <w:p>
+            <w:r>
+              <w:rPr>
+                <w:rFonts w:ascii="Consolas" w:cs="Consolas" w:eastAsia="Consolas" w:hAnsi="Consolas"/>
+                <w:color w:val="0B4F8A"/>
+                <w:sz w:val="19"/>
+                <w:szCs w:val="19"/>
+              </w:rPr>
+              <w:t xml:space="preserve">TAiJevEvalScorer</w:t>
+            </w:r>
+          </w:p>
+        </w:tc>
+        <w:tc>
+          <w:tcPr>
+            <w:tcW w:type="dxa" w:w="6160"/>
+            <w:tcBorders>
+              <w:top w:val="single" w:color="BFC9D6" w:sz="4"/>
+              <w:left w:val="single" w:color="BFC9D6" w:sz="4"/>
+              <w:bottom w:val="single" w:color="BFC9D6" w:sz="4"/>
+              <w:right w:val="single" w:color="BFC9D6" w:sz="4"/>
+            </w:tcBorders>
+            <w:shd w:fill="FFFFFF" w:color="auto" w:val="clear"/>
+            <w:tcMar>
+              <w:top w:type="dxa" w:w="60"/>
+              <w:left w:type="dxa" w:w="100"/>
+              <w:bottom w:type="dxa" w:w="60"/>
+              <w:right w:type="dxa" w:w="100"/>
+            </w:tcMar>
+          </w:tcPr>
+          <w:p>
+            <w:r>
+              <w:rPr>
+                <w:sz w:val="19"/>
+                <w:szCs w:val="19"/>
+              </w:rPr>
+              <w:t xml:space="preserve">each </w:t>
+            </w:r>
+            <w:r>
+              <w:rPr>
+                <w:rFonts w:ascii="Consolas" w:cs="Consolas" w:eastAsia="Consolas" w:hAnsi="Consolas"/>
+                <w:color w:val="0B4F8A"/>
+                <w:sz w:val="19"/>
+                <w:szCs w:val="19"/>
+              </w:rPr>
+              <w:t xml:space="preserve">Score</w:t>
+            </w:r>
+            <w:r>
+              <w:rPr>
+                <w:sz w:val="19"/>
+                <w:szCs w:val="19"/>
+              </w:rPr>
+              <w:t xml:space="preserve"> (one eval check)</w:t>
+            </w:r>
+          </w:p>
+        </w:tc>
+      </w:tr>
+      <w:tr>
+        <w:tc>
+          <w:tcPr>
+            <w:tcW w:type="dxa" w:w="3200"/>
+            <w:tcBorders>
+              <w:top w:val="single" w:color="BFC9D6" w:sz="4"/>
+              <w:left w:val="single" w:color="BFC9D6" w:sz="4"/>
+              <w:bottom w:val="single" w:color="BFC9D6" w:sz="4"/>
+              <w:right w:val="single" w:color="BFC9D6" w:sz="4"/>
+            </w:tcBorders>
+            <w:shd w:fill="F6F8FB" w:color="auto" w:val="clear"/>
+            <w:tcMar>
+              <w:top w:type="dxa" w:w="60"/>
+              <w:left w:type="dxa" w:w="100"/>
+              <w:bottom w:type="dxa" w:w="60"/>
+              <w:right w:type="dxa" w:w="100"/>
+            </w:tcMar>
+          </w:tcPr>
+          <w:p>
+            <w:r>
+              <w:rPr>
+                <w:rFonts w:ascii="Consolas" w:cs="Consolas" w:eastAsia="Consolas" w:hAnsi="Consolas"/>
+                <w:color w:val="0B4F8A"/>
+                <w:sz w:val="19"/>
+                <w:szCs w:val="19"/>
+              </w:rPr>
+              <w:t xml:space="preserve">TAiJevModelRouter</w:t>
+            </w:r>
+          </w:p>
+        </w:tc>
+        <w:tc>
+          <w:tcPr>
+            <w:tcW w:type="dxa" w:w="6160"/>
+            <w:tcBorders>
+              <w:top w:val="single" w:color="BFC9D6" w:sz="4"/>
+              <w:left w:val="single" w:color="BFC9D6" w:sz="4"/>
+              <w:bottom w:val="single" w:color="BFC9D6" w:sz="4"/>
+              <w:right w:val="single" w:color="BFC9D6" w:sz="4"/>
+            </w:tcBorders>
+            <w:shd w:fill="F6F8FB" w:color="auto" w:val="clear"/>
+            <w:tcMar>
+              <w:top w:type="dxa" w:w="60"/>
+              <w:left w:type="dxa" w:w="100"/>
+              <w:bottom w:type="dxa" w:w="60"/>
+              <w:right w:type="dxa" w:w="100"/>
+            </w:tcMar>
+          </w:tcPr>
+          <w:p>
+            <w:r>
+              <w:rPr>
+                <w:sz w:val="19"/>
+                <w:szCs w:val="19"/>
+              </w:rPr>
+              <w:t xml:space="preserve">each </w:t>
+            </w:r>
+            <w:r>
+              <w:rPr>
+                <w:rFonts w:ascii="Consolas" w:cs="Consolas" w:eastAsia="Consolas" w:hAnsi="Consolas"/>
+                <w:color w:val="0B4F8A"/>
+                <w:sz w:val="19"/>
+                <w:szCs w:val="19"/>
+              </w:rPr>
+              <w:t xml:space="preserve">Route</w:t>
+            </w:r>
+            <w:r>
+              <w:rPr>
+                <w:sz w:val="19"/>
+                <w:szCs w:val="19"/>
+              </w:rPr>
+              <w:t xml:space="preserve"> (also inside </w:t>
+            </w:r>
+            <w:r>
+              <w:rPr>
+                <w:rFonts w:ascii="Consolas" w:cs="Consolas" w:eastAsia="Consolas" w:hAnsi="Consolas"/>
+                <w:color w:val="0B4F8A"/>
+                <w:sz w:val="19"/>
+                <w:szCs w:val="19"/>
+              </w:rPr>
+              <w:t xml:space="preserve">Ask</w:t>
+            </w:r>
+            <w:r>
+              <w:rPr>
+                <w:sz w:val="19"/>
+                <w:szCs w:val="19"/>
+              </w:rPr>
+              <w:t xml:space="preserve">)</w:t>
+            </w:r>
+          </w:p>
+        </w:tc>
+      </w:tr>
+      <w:tr>
+        <w:tc>
+          <w:tcPr>
+            <w:tcW w:type="dxa" w:w="3200"/>
+            <w:tcBorders>
+              <w:top w:val="single" w:color="BFC9D6" w:sz="4"/>
+              <w:left w:val="single" w:color="BFC9D6" w:sz="4"/>
+              <w:bottom w:val="single" w:color="BFC9D6" w:sz="4"/>
+              <w:right w:val="single" w:color="BFC9D6" w:sz="4"/>
+            </w:tcBorders>
+            <w:shd w:fill="FFFFFF" w:color="auto" w:val="clear"/>
+            <w:tcMar>
+              <w:top w:type="dxa" w:w="60"/>
+              <w:left w:type="dxa" w:w="100"/>
+              <w:bottom w:type="dxa" w:w="60"/>
+              <w:right w:type="dxa" w:w="100"/>
+            </w:tcMar>
+          </w:tcPr>
+          <w:p>
+            <w:r>
+              <w:rPr>
+                <w:rFonts w:ascii="Consolas" w:cs="Consolas" w:eastAsia="Consolas" w:hAnsi="Consolas"/>
+                <w:color w:val="0B4F8A"/>
+                <w:sz w:val="19"/>
+                <w:szCs w:val="19"/>
+              </w:rPr>
+              <w:t xml:space="preserve">TAiJevRouterTool</w:t>
+            </w:r>
+          </w:p>
+        </w:tc>
+        <w:tc>
+          <w:tcPr>
+            <w:tcW w:type="dxa" w:w="6160"/>
+            <w:tcBorders>
+              <w:top w:val="single" w:color="BFC9D6" w:sz="4"/>
+              <w:left w:val="single" w:color="BFC9D6" w:sz="4"/>
+              <w:bottom w:val="single" w:color="BFC9D6" w:sz="4"/>
+              <w:right w:val="single" w:color="BFC9D6" w:sz="4"/>
+            </w:tcBorders>
+            <w:shd w:fill="FFFFFF" w:color="auto" w:val="clear"/>
+            <w:tcMar>
+              <w:top w:type="dxa" w:w="60"/>
+              <w:left w:type="dxa" w:w="100"/>
+              <w:bottom w:type="dxa" w:w="60"/>
+              <w:right w:type="dxa" w:w="100"/>
+            </w:tcMar>
+          </w:tcPr>
+          <w:p>
+            <w:r>
+              <w:rPr>
+                <w:sz w:val="19"/>
+                <w:szCs w:val="19"/>
+              </w:rPr>
+              <w:t xml:space="preserve">each node execution</w:t>
+            </w:r>
+          </w:p>
+        </w:tc>
+      </w:tr>
+      <w:tr>
+        <w:tc>
+          <w:tcPr>
+            <w:tcW w:type="dxa" w:w="3200"/>
+            <w:tcBorders>
+              <w:top w:val="single" w:color="BFC9D6" w:sz="4"/>
+              <w:left w:val="single" w:color="BFC9D6" w:sz="4"/>
+              <w:bottom w:val="single" w:color="BFC9D6" w:sz="4"/>
+              <w:right w:val="single" w:color="BFC9D6" w:sz="4"/>
+            </w:tcBorders>
+            <w:shd w:fill="F6F8FB" w:color="auto" w:val="clear"/>
+            <w:tcMar>
+              <w:top w:type="dxa" w:w="60"/>
+              <w:left w:type="dxa" w:w="100"/>
+              <w:bottom w:type="dxa" w:w="60"/>
+              <w:right w:type="dxa" w:w="100"/>
+            </w:tcMar>
+          </w:tcPr>
+          <w:p>
+            <w:r>
+              <w:rPr>
+                <w:rFonts w:ascii="Consolas" w:cs="Consolas" w:eastAsia="Consolas" w:hAnsi="Consolas"/>
+                <w:color w:val="0B4F8A"/>
+                <w:sz w:val="19"/>
+                <w:szCs w:val="19"/>
+              </w:rPr>
+              <w:t xml:space="preserve">TAiJevRAGReranker</w:t>
+            </w:r>
+          </w:p>
+        </w:tc>
+        <w:tc>
+          <w:tcPr>
+            <w:tcW w:type="dxa" w:w="6160"/>
+            <w:tcBorders>
+              <w:top w:val="single" w:color="BFC9D6" w:sz="4"/>
+              <w:left w:val="single" w:color="BFC9D6" w:sz="4"/>
+              <w:bottom w:val="single" w:color="BFC9D6" w:sz="4"/>
+              <w:right w:val="single" w:color="BFC9D6" w:sz="4"/>
+            </w:tcBorders>
+            <w:shd w:fill="F6F8FB" w:color="auto" w:val="clear"/>
+            <w:tcMar>
+              <w:top w:type="dxa" w:w="60"/>
+              <w:left w:type="dxa" w:w="100"/>
+              <w:bottom w:type="dxa" w:w="60"/>
+              <w:right w:type="dxa" w:w="100"/>
+            </w:tcMar>
+          </w:tcPr>
+          <w:p>
+            <w:r>
+              <w:rPr>
+                <w:sz w:val="19"/>
+                <w:szCs w:val="19"/>
+              </w:rPr>
+              <w:t xml:space="preserve">each </w:t>
+            </w:r>
+            <w:r>
+              <w:rPr>
+                <w:rFonts w:ascii="Consolas" w:cs="Consolas" w:eastAsia="Consolas" w:hAnsi="Consolas"/>
+                <w:color w:val="0B4F8A"/>
+                <w:sz w:val="19"/>
+                <w:szCs w:val="19"/>
+              </w:rPr>
+              <w:t xml:space="preserve">Score</w:t>
+            </w:r>
+            <w:r>
+              <w:rPr>
+                <w:sz w:val="19"/>
+                <w:szCs w:val="19"/>
+              </w:rPr>
+              <w:t xml:space="preserve"> — </w:t>
+            </w:r>
+            <w:r>
+              <w:rPr>
+                <w:b/>
+                <w:bCs/>
+                <w:sz w:val="19"/>
+                <w:szCs w:val="19"/>
+              </w:rPr>
+              <w:t xml:space="preserve">a single event with the total</w:t>
+            </w:r>
+            <w:r>
+              <w:rPr>
+                <w:sz w:val="19"/>
+                <w:szCs w:val="19"/>
+              </w:rPr>
+              <w:t xml:space="preserve"> even when it queries N passages in parallel</w:t>
+            </w:r>
+          </w:p>
+        </w:tc>
+      </w:tr>
+      <w:tr>
+        <w:tc>
+          <w:tcPr>
+            <w:tcW w:type="dxa" w:w="3200"/>
+            <w:tcBorders>
+              <w:top w:val="single" w:color="BFC9D6" w:sz="4"/>
+              <w:left w:val="single" w:color="BFC9D6" w:sz="4"/>
+              <w:bottom w:val="single" w:color="BFC9D6" w:sz="4"/>
+              <w:right w:val="single" w:color="BFC9D6" w:sz="4"/>
+            </w:tcBorders>
+            <w:shd w:fill="FFFFFF" w:color="auto" w:val="clear"/>
+            <w:tcMar>
+              <w:top w:type="dxa" w:w="60"/>
+              <w:left w:type="dxa" w:w="100"/>
+              <w:bottom w:type="dxa" w:w="60"/>
+              <w:right w:type="dxa" w:w="100"/>
+            </w:tcMar>
+          </w:tcPr>
+          <w:p>
+            <w:r>
+              <w:rPr>
+                <w:rFonts w:ascii="Consolas" w:cs="Consolas" w:eastAsia="Consolas" w:hAnsi="Consolas"/>
+                <w:color w:val="0B4F8A"/>
+                <w:sz w:val="19"/>
+                <w:szCs w:val="19"/>
+              </w:rPr>
+              <w:t xml:space="preserve">TAiJevBatchLabeler</w:t>
+            </w:r>
+          </w:p>
+        </w:tc>
+        <w:tc>
+          <w:tcPr>
+            <w:tcW w:type="dxa" w:w="6160"/>
+            <w:tcBorders>
+              <w:top w:val="single" w:color="BFC9D6" w:sz="4"/>
+              <w:left w:val="single" w:color="BFC9D6" w:sz="4"/>
+              <w:bottom w:val="single" w:color="BFC9D6" w:sz="4"/>
+              <w:right w:val="single" w:color="BFC9D6" w:sz="4"/>
+            </w:tcBorders>
+            <w:shd w:fill="FFFFFF" w:color="auto" w:val="clear"/>
+            <w:tcMar>
+              <w:top w:type="dxa" w:w="60"/>
+              <w:left w:type="dxa" w:w="100"/>
+              <w:bottom w:type="dxa" w:w="60"/>
+              <w:right w:type="dxa" w:w="100"/>
+            </w:tcMar>
+          </w:tcPr>
+          <w:p>
+            <w:r>
+              <w:rPr>
+                <w:sz w:val="19"/>
+                <w:szCs w:val="19"/>
+              </w:rPr>
+              <w:t xml:space="preserve">each </w:t>
+            </w:r>
+            <w:r>
+              <w:rPr>
+                <w:rFonts w:ascii="Consolas" w:cs="Consolas" w:eastAsia="Consolas" w:hAnsi="Consolas"/>
+                <w:color w:val="0B4F8A"/>
+                <w:sz w:val="19"/>
+                <w:szCs w:val="19"/>
+              </w:rPr>
+              <w:t xml:space="preserve">Run</w:t>
+            </w:r>
+            <w:r>
+              <w:rPr>
+                <w:sz w:val="19"/>
+                <w:szCs w:val="19"/>
+              </w:rPr>
+              <w:t xml:space="preserve"> (the whole batch). Keeps </w:t>
+            </w:r>
+            <w:r>
+              <w:rPr>
+                <w:rFonts w:ascii="Consolas" w:cs="Consolas" w:eastAsia="Consolas" w:hAnsi="Consolas"/>
+                <w:color w:val="0B4F8A"/>
+                <w:sz w:val="19"/>
+                <w:szCs w:val="19"/>
+              </w:rPr>
+              <w:t xml:space="preserve">PricePerMillion</w:t>
+            </w:r>
+            <w:r>
+              <w:rPr>
+                <w:sz w:val="19"/>
+                <w:szCs w:val="19"/>
+              </w:rPr>
+              <w:t xml:space="preserve"> as the input price</w:t>
+            </w:r>
+          </w:p>
+        </w:tc>
+      </w:tr>
+    </w:tbl>
+    <w:p>
+      <w:pPr>
+        <w:spacing w:after="80"/>
+      </w:pPr>
+    </w:p>
+    <w:p>
+      <w:pPr>
+        <w:pStyle w:val="Heading3"/>
+      </w:pPr>
+      <w:r>
+        <w:t xml:space="preserve">Billing in a server</w:t>
+      </w:r>
+    </w:p>
+    <w:p>
+      <w:pPr>
+        <w:spacing w:after="120"/>
+      </w:pPr>
       <w:r>
         <w:rPr>
           <w:rFonts w:ascii="Consolas" w:cs="Consolas" w:eastAsia="Consolas" w:hAnsi="Consolas"/>
@@ -6825,10 +8232,20 @@
           <w:sz w:val="19"/>
           <w:szCs w:val="19"/>
         </w:rPr>
-        <w:t xml:space="preserve">Routes</w:t>
-      </w:r>
-      <w:r>
-        <w:t xml:space="preserve"> matches the node input and writes the chosen key to </w:t>
+        <w:t xml:space="preserve">OnUsage</w:t>
+      </w:r>
+      <w:r>
+        <w:t xml:space="preserve"> fires </w:t>
+      </w:r>
+      <w:r>
+        <w:rPr>
+          <w:b/>
+          <w:bCs/>
+        </w:rPr>
+        <w:t xml:space="preserve">synchronously, on the thread that ran the operation</w:t>
+      </w:r>
+      <w:r>
+        <w:t xml:space="preserve"> (not through </w:t>
       </w:r>
       <w:r>
         <w:rPr>
@@ -6837,45 +8254,16 @@
           <w:sz w:val="19"/>
           <w:szCs w:val="19"/>
         </w:rPr>
-        <w:t xml:space="preserve">Blackboard['next_route']</w:t>
-      </w:r>
-      <w:r>
-        <w:t xml:space="preserve">, which is exactly what an </w:t>
-      </w:r>
-      <w:r>
-        <w:rPr>
-          <w:rFonts w:ascii="Consolas" w:cs="Consolas" w:eastAsia="Consolas" w:hAnsi="Consolas"/>
-          <w:color w:val="0B4F8A"/>
-          <w:sz w:val="19"/>
-          <w:szCs w:val="19"/>
-        </w:rPr>
-        <w:t xml:space="preserve">lmConditional</w:t>
-      </w:r>
-      <w:r>
-        <w:t xml:space="preserve"> </w:t>
-      </w:r>
-      <w:r>
-        <w:rPr>
-          <w:rFonts w:ascii="Consolas" w:cs="Consolas" w:eastAsia="Consolas" w:hAnsi="Consolas"/>
-          <w:color w:val="0B4F8A"/>
-          <w:sz w:val="19"/>
-          <w:szCs w:val="19"/>
-        </w:rPr>
-        <w:t xml:space="preserve">TAIAgentsLink</w:t>
-      </w:r>
-      <w:r>
-        <w:t xml:space="preserve"> already reads. </w:t>
-      </w:r>
-      <w:r>
-        <w:rPr>
-          <w:b/>
-          <w:bCs/>
-        </w:rPr>
-        <w:t xml:space="preserve">The agent engine does not change.</w:t>
-      </w:r>
-    </w:p>
-    <w:p>
-      <w:pPr>
+        <w:t xml:space="preserve">TThread.Queue</w:t>
+      </w:r>
+      <w:r>
+        <w:t xml:space="preserve">). In a server that is the request thread, so the handler knows which customer to charge without tricks. The reranker joins its parallel calls before firing the event, also on the caller thread.</w:t>
+      </w:r>
+    </w:p>
+    <w:p>
+      <w:pPr>
+        <w:keepNext/>
+        <w:keepLines/>
         <w:pBdr>
           <w:left w:val="single" w:color="2E75B6" w:sz="12" w:space="6"/>
         </w:pBdr>
@@ -6889,11 +8277,13 @@
           <w:sz w:val="17"/>
           <w:szCs w:val="17"/>
         </w:rPr>
-        <w:t xml:space="preserve">Reception --(lmConditional)--&gt; 'accounting' -&gt; accounting agent node</w:t>
-      </w:r>
-    </w:p>
-    <w:p>
-      <w:pPr>
+        <w:t xml:space="preserve">Guard.OnUsage := GuardUsage;</w:t>
+      </w:r>
+    </w:p>
+    <w:p>
+      <w:pPr>
+        <w:keepNext/>
+        <w:keepLines/>
         <w:pBdr>
           <w:left w:val="single" w:color="2E75B6" w:sz="12" w:space="6"/>
         </w:pBdr>
@@ -6907,11 +8297,193 @@
           <w:sz w:val="17"/>
           <w:szCs w:val="17"/>
         </w:rPr>
-        <w:t xml:space="preserve">                             -&gt; 'tax'        -&gt; tax agent node</w:t>
-      </w:r>
-    </w:p>
-    <w:p>
-      <w:pPr>
+        <w:t xml:space="preserve"> </w:t>
+      </w:r>
+    </w:p>
+    <w:p>
+      <w:pPr>
+        <w:keepNext/>
+        <w:keepLines/>
+        <w:pBdr>
+          <w:left w:val="single" w:color="2E75B6" w:sz="12" w:space="6"/>
+        </w:pBdr>
+        <w:shd w:fill="F3F5F8" w:color="auto" w:val="clear"/>
+        <w:spacing w:after="0" w:before="0" w:line="260"/>
+        <w:ind w:left="120"/>
+      </w:pPr>
+      <w:r>
+        <w:rPr>
+          <w:rFonts w:ascii="Consolas" w:cs="Consolas" w:eastAsia="Consolas" w:hAnsi="Consolas"/>
+          <w:sz w:val="17"/>
+          <w:szCs w:val="17"/>
+        </w:rPr>
+        <w:t xml:space="preserve">procedure TServer.GuardUsage(Sender: TObject; const AUsage: TAiJevUsage);</w:t>
+      </w:r>
+    </w:p>
+    <w:p>
+      <w:pPr>
+        <w:keepNext/>
+        <w:keepLines/>
+        <w:pBdr>
+          <w:left w:val="single" w:color="2E75B6" w:sz="12" w:space="6"/>
+        </w:pBdr>
+        <w:shd w:fill="F3F5F8" w:color="auto" w:val="clear"/>
+        <w:spacing w:after="0" w:before="0" w:line="260"/>
+        <w:ind w:left="120"/>
+      </w:pPr>
+      <w:r>
+        <w:rPr>
+          <w:rFonts w:ascii="Consolas" w:cs="Consolas" w:eastAsia="Consolas" w:hAnsi="Consolas"/>
+          <w:sz w:val="17"/>
+          <w:szCs w:val="17"/>
+        </w:rPr>
+        <w:t xml:space="preserve">begin</w:t>
+      </w:r>
+    </w:p>
+    <w:p>
+      <w:pPr>
+        <w:keepNext/>
+        <w:keepLines/>
+        <w:pBdr>
+          <w:left w:val="single" w:color="2E75B6" w:sz="12" w:space="6"/>
+        </w:pBdr>
+        <w:shd w:fill="F3F5F8" w:color="auto" w:val="clear"/>
+        <w:spacing w:after="0" w:before="0" w:line="260"/>
+        <w:ind w:left="120"/>
+      </w:pPr>
+      <w:r>
+        <w:rPr>
+          <w:rFonts w:ascii="Consolas" w:cs="Consolas" w:eastAsia="Consolas" w:hAnsi="Consolas"/>
+          <w:sz w:val="17"/>
+          <w:szCs w:val="17"/>
+        </w:rPr>
+        <w:t xml:space="preserve">  // Request thread: the current customer is the one to bill</w:t>
+      </w:r>
+    </w:p>
+    <w:p>
+      <w:pPr>
+        <w:keepNext/>
+        <w:keepLines/>
+        <w:pBdr>
+          <w:left w:val="single" w:color="2E75B6" w:sz="12" w:space="6"/>
+        </w:pBdr>
+        <w:shd w:fill="F3F5F8" w:color="auto" w:val="clear"/>
+        <w:spacing w:after="0" w:before="0" w:line="260"/>
+        <w:ind w:left="120"/>
+      </w:pPr>
+      <w:r>
+        <w:rPr>
+          <w:rFonts w:ascii="Consolas" w:cs="Consolas" w:eastAsia="Consolas" w:hAnsi="Consolas"/>
+          <w:sz w:val="17"/>
+          <w:szCs w:val="17"/>
+        </w:rPr>
+        <w:t xml:space="preserve">  Billing.Record(CurrentCustomer, 'jev.promptguard',</w:t>
+      </w:r>
+    </w:p>
+    <w:p>
+      <w:pPr>
+        <w:keepNext/>
+        <w:keepLines/>
+        <w:pBdr>
+          <w:left w:val="single" w:color="2E75B6" w:sz="12" w:space="6"/>
+        </w:pBdr>
+        <w:shd w:fill="F3F5F8" w:color="auto" w:val="clear"/>
+        <w:spacing w:after="0" w:before="0" w:line="260"/>
+        <w:ind w:left="120"/>
+      </w:pPr>
+      <w:r>
+        <w:rPr>
+          <w:rFonts w:ascii="Consolas" w:cs="Consolas" w:eastAsia="Consolas" w:hAnsi="Consolas"/>
+          <w:sz w:val="17"/>
+          <w:szCs w:val="17"/>
+        </w:rPr>
+        <w:t xml:space="preserve">    AUsage.Requests, AUsage.InputTokens, AUsage.CostUSD);</w:t>
+      </w:r>
+    </w:p>
+    <w:p>
+      <w:pPr>
+        <w:keepNext/>
+        <w:keepLines/>
+        <w:pBdr>
+          <w:left w:val="single" w:color="2E75B6" w:sz="12" w:space="6"/>
+        </w:pBdr>
+        <w:shd w:fill="F3F5F8" w:color="auto" w:val="clear"/>
+        <w:spacing w:after="0" w:before="0" w:line="260"/>
+        <w:ind w:left="120"/>
+      </w:pPr>
+      <w:r>
+        <w:rPr>
+          <w:rFonts w:ascii="Consolas" w:cs="Consolas" w:eastAsia="Consolas" w:hAnsi="Consolas"/>
+          <w:sz w:val="17"/>
+          <w:szCs w:val="17"/>
+        </w:rPr>
+        <w:t xml:space="preserve">end;</w:t>
+      </w:r>
+    </w:p>
+    <w:p>
+      <w:pPr>
+        <w:keepNext/>
+        <w:keepLines/>
+        <w:pBdr>
+          <w:left w:val="single" w:color="2E75B6" w:sz="12" w:space="6"/>
+        </w:pBdr>
+        <w:shd w:fill="F3F5F8" w:color="auto" w:val="clear"/>
+        <w:spacing w:after="0" w:before="0" w:line="260"/>
+        <w:ind w:left="120"/>
+      </w:pPr>
+      <w:r>
+        <w:rPr>
+          <w:rFonts w:ascii="Consolas" w:cs="Consolas" w:eastAsia="Consolas" w:hAnsi="Consolas"/>
+          <w:sz w:val="17"/>
+          <w:szCs w:val="17"/>
+        </w:rPr>
+        <w:t xml:space="preserve"> </w:t>
+      </w:r>
+    </w:p>
+    <w:p>
+      <w:pPr>
+        <w:keepNext/>
+        <w:keepLines/>
+        <w:pBdr>
+          <w:left w:val="single" w:color="2E75B6" w:sz="12" w:space="6"/>
+        </w:pBdr>
+        <w:shd w:fill="F3F5F8" w:color="auto" w:val="clear"/>
+        <w:spacing w:after="0" w:before="0" w:line="260"/>
+        <w:ind w:left="120"/>
+      </w:pPr>
+      <w:r>
+        <w:rPr>
+          <w:rFonts w:ascii="Consolas" w:cs="Consolas" w:eastAsia="Consolas" w:hAnsi="Consolas"/>
+          <w:sz w:val="17"/>
+          <w:szCs w:val="17"/>
+        </w:rPr>
+        <w:t xml:space="preserve">// At any time: component totals</w:t>
+      </w:r>
+    </w:p>
+    <w:p>
+      <w:pPr>
+        <w:keepNext/>
+        <w:keepLines/>
+        <w:pBdr>
+          <w:left w:val="single" w:color="2E75B6" w:sz="12" w:space="6"/>
+        </w:pBdr>
+        <w:shd w:fill="F3F5F8" w:color="auto" w:val="clear"/>
+        <w:spacing w:after="0" w:before="0" w:line="260"/>
+        <w:ind w:left="120"/>
+      </w:pPr>
+      <w:r>
+        <w:rPr>
+          <w:rFonts w:ascii="Consolas" w:cs="Consolas" w:eastAsia="Consolas" w:hAnsi="Consolas"/>
+          <w:sz w:val="17"/>
+          <w:szCs w:val="17"/>
+        </w:rPr>
+        <w:t xml:space="preserve">Writeln(Format('%d calls, US$%.6f', [Guard.Usage.Requests, Guard.Usage.CostUSD]));</w:t>
+      </w:r>
+    </w:p>
+    <w:p>
+      <w:pPr>
+        <w:keepNext w:val="false"/>
+        <w:keepLines/>
         <w:pBdr>
           <w:left w:val="single" w:color="2E75B6" w:sz="12" w:space="6"/>
         </w:pBdr>
@@ -6925,19 +8497,175 @@
           <w:sz w:val="17"/>
           <w:szCs w:val="17"/>
         </w:rPr>
-        <w:t xml:space="preserve">                             -&gt; NextNo       -&gt; 'human' (low confidence or error)</w:t>
-      </w:r>
-    </w:p>
-    <w:p>
-      <w:pPr>
-        <w:pStyle w:val="Heading2"/>
-      </w:pPr>
-      <w:r>
-        <w:t xml:space="preserve">5.1 Example</w:t>
-      </w:r>
-    </w:p>
-    <w:p>
-      <w:pPr>
+        <w:t xml:space="preserve">Guard.ResetUsage;</w:t>
+      </w:r>
+    </w:p>
+    <w:p>
+      <w:pPr>
+        <w:pBdr>
+          <w:left w:val="single" w:color="D08A2A" w:sz="18" w:space="8"/>
+        </w:pBdr>
+        <w:shd w:fill="FFF4E5" w:color="auto" w:val="clear"/>
+        <w:spacing w:after="160" w:before="80"/>
+        <w:ind w:left="120" w:right="120"/>
+      </w:pPr>
+      <w:r>
+        <w:rPr>
+          <w:b/>
+          <w:bCs/>
+          <w:color w:val="D08A2A"/>
+        </w:rPr>
+        <w:t xml:space="preserve">Do not count twice: </w:t>
+      </w:r>
+      <w:r>
+        <w:t xml:space="preserve">if several adapters share one external </w:t>
+      </w:r>
+      <w:r>
+        <w:rPr>
+          <w:rFonts w:ascii="Consolas" w:cs="Consolas" w:eastAsia="Consolas" w:hAnsi="Consolas"/>
+          <w:color w:val="0B4F8A"/>
+          <w:sz w:val="19"/>
+          <w:szCs w:val="19"/>
+        </w:rPr>
+        <w:t xml:space="preserve">TAiJev</w:t>
+      </w:r>
+      <w:r>
+        <w:t xml:space="preserve">, bill from the adapters </w:t>
+      </w:r>
+      <w:r>
+        <w:rPr>
+          <w:b/>
+          <w:bCs/>
+        </w:rPr>
+        <w:t xml:space="preserve">or</w:t>
+      </w:r>
+      <w:r>
+        <w:t xml:space="preserve"> from </w:t>
+      </w:r>
+      <w:r>
+        <w:rPr>
+          <w:rFonts w:ascii="Consolas" w:cs="Consolas" w:eastAsia="Consolas" w:hAnsi="Consolas"/>
+          <w:color w:val="0B4F8A"/>
+          <w:sz w:val="19"/>
+          <w:szCs w:val="19"/>
+        </w:rPr>
+        <w:t xml:space="preserve">TAiJev.OnUsage</w:t>
+      </w:r>
+      <w:r>
+        <w:t xml:space="preserve">, not both: the same call shows up in each.</w:t>
+      </w:r>
+    </w:p>
+    <w:p>
+      <w:pPr>
+        <w:pStyle w:val="ListParagraph"/>
+        <w:numPr>
+          <w:ilvl w:val="0"/>
+          <w:numId w:val="2"/>
+        </w:numPr>
+        <w:spacing w:after="60"/>
+      </w:pPr>
+      <w:r>
+        <w:t xml:space="preserve">If an operation fails halfway (e.g. one reranker passage), what the successful calls already consumed is still reported.</w:t>
+      </w:r>
+    </w:p>
+    <w:p>
+      <w:pPr>
+        <w:pStyle w:val="ListParagraph"/>
+        <w:numPr>
+          <w:ilvl w:val="0"/>
+          <w:numId w:val="2"/>
+        </w:numPr>
+        <w:spacing w:after="60"/>
+      </w:pPr>
+      <w:r>
+        <w:t xml:space="preserve">The figures are the ones the API returns. Measured live: two guard checks = 777 input tokens (US$0.0000326); a 4-passage parallel rerank = one event with 4 requests and 1,368 tokens (US$0.0000575). A passage sent straight to the API reported the same output tokens the component counted.</w:t>
+      </w:r>
+    </w:p>
+    <w:p>
+      <w:pPr>
+        <w:pStyle w:val="Heading1"/>
+        <w:pageBreakBefore/>
+      </w:pPr>
+      <w:r>
+        <w:t xml:space="preserve">5. Routing agent graphs: TAiJevRouterTool</w:t>
+      </w:r>
+    </w:p>
+    <w:p>
+      <w:pPr>
+        <w:spacing w:after="120"/>
+      </w:pPr>
+      <w:r>
+        <w:rPr>
+          <w:rFonts w:ascii="Consolas" w:cs="Consolas" w:eastAsia="Consolas" w:hAnsi="Consolas"/>
+          <w:color w:val="0B4F8A"/>
+          <w:sz w:val="19"/>
+          <w:szCs w:val="19"/>
+        </w:rPr>
+        <w:t xml:space="preserve">TAiJevRouterTool</w:t>
+      </w:r>
+      <w:r>
+        <w:t xml:space="preserve"> is a node tool. It asks Jev which of its </w:t>
+      </w:r>
+      <w:r>
+        <w:rPr>
+          <w:rFonts w:ascii="Consolas" w:cs="Consolas" w:eastAsia="Consolas" w:hAnsi="Consolas"/>
+          <w:color w:val="0B4F8A"/>
+          <w:sz w:val="19"/>
+          <w:szCs w:val="19"/>
+        </w:rPr>
+        <w:t xml:space="preserve">Routes</w:t>
+      </w:r>
+      <w:r>
+        <w:t xml:space="preserve"> matches the node input and writes the chosen key to </w:t>
+      </w:r>
+      <w:r>
+        <w:rPr>
+          <w:rFonts w:ascii="Consolas" w:cs="Consolas" w:eastAsia="Consolas" w:hAnsi="Consolas"/>
+          <w:color w:val="0B4F8A"/>
+          <w:sz w:val="19"/>
+          <w:szCs w:val="19"/>
+        </w:rPr>
+        <w:t xml:space="preserve">Blackboard['next_route']</w:t>
+      </w:r>
+      <w:r>
+        <w:t xml:space="preserve">, which is exactly what an </w:t>
+      </w:r>
+      <w:r>
+        <w:rPr>
+          <w:rFonts w:ascii="Consolas" w:cs="Consolas" w:eastAsia="Consolas" w:hAnsi="Consolas"/>
+          <w:color w:val="0B4F8A"/>
+          <w:sz w:val="19"/>
+          <w:szCs w:val="19"/>
+        </w:rPr>
+        <w:t xml:space="preserve">lmConditional</w:t>
+      </w:r>
+      <w:r>
+        <w:t xml:space="preserve"> </w:t>
+      </w:r>
+      <w:r>
+        <w:rPr>
+          <w:rFonts w:ascii="Consolas" w:cs="Consolas" w:eastAsia="Consolas" w:hAnsi="Consolas"/>
+          <w:color w:val="0B4F8A"/>
+          <w:sz w:val="19"/>
+          <w:szCs w:val="19"/>
+        </w:rPr>
+        <w:t xml:space="preserve">TAIAgentsLink</w:t>
+      </w:r>
+      <w:r>
+        <w:t xml:space="preserve"> already reads. </w:t>
+      </w:r>
+      <w:r>
+        <w:rPr>
+          <w:b/>
+          <w:bCs/>
+        </w:rPr>
+        <w:t xml:space="preserve">The agent engine does not change.</w:t>
+      </w:r>
+    </w:p>
+    <w:p>
+      <w:pPr>
+        <w:keepNext/>
+        <w:keepLines/>
         <w:pBdr>
           <w:left w:val="single" w:color="2E75B6" w:sz="12" w:space="6"/>
         </w:pBdr>
@@ -6951,11 +8679,13 @@
           <w:sz w:val="17"/>
           <w:szCs w:val="17"/>
         </w:rPr>
-        <w:t xml:space="preserve">uses uMakerAi.Agents, uMakerAi.Agents.Tools.JevRouter;</w:t>
-      </w:r>
-    </w:p>
-    <w:p>
-      <w:pPr>
+        <w:t xml:space="preserve">Reception --(lmConditional)--&gt; 'accounting' -&gt; accounting agent node</w:t>
+      </w:r>
+    </w:p>
+    <w:p>
+      <w:pPr>
+        <w:keepNext/>
+        <w:keepLines/>
         <w:pBdr>
           <w:left w:val="single" w:color="2E75B6" w:sz="12" w:space="6"/>
         </w:pBdr>
@@ -6969,11 +8699,61 @@
           <w:sz w:val="17"/>
           <w:szCs w:val="17"/>
         </w:rPr>
-        <w:t xml:space="preserve"> </w:t>
-      </w:r>
-    </w:p>
-    <w:p>
-      <w:pPr>
+        <w:t xml:space="preserve">                             -&gt; 'tax'        -&gt; tax agent node</w:t>
+      </w:r>
+    </w:p>
+    <w:p>
+      <w:pPr>
+        <w:keepNext w:val="false"/>
+        <w:keepLines/>
+        <w:pBdr>
+          <w:left w:val="single" w:color="2E75B6" w:sz="12" w:space="6"/>
+        </w:pBdr>
+        <w:shd w:fill="F3F5F8" w:color="auto" w:val="clear"/>
+        <w:spacing w:after="180" w:before="0" w:line="260"/>
+        <w:ind w:left="120"/>
+      </w:pPr>
+      <w:r>
+        <w:rPr>
+          <w:rFonts w:ascii="Consolas" w:cs="Consolas" w:eastAsia="Consolas" w:hAnsi="Consolas"/>
+          <w:sz w:val="17"/>
+          <w:szCs w:val="17"/>
+        </w:rPr>
+        <w:t xml:space="preserve">                             -&gt; NextNo       -&gt; 'human' (low confidence or error)</w:t>
+      </w:r>
+    </w:p>
+    <w:p>
+      <w:pPr>
+        <w:pStyle w:val="Heading2"/>
+      </w:pPr>
+      <w:r>
+        <w:t xml:space="preserve">5.1 Example</w:t>
+      </w:r>
+    </w:p>
+    <w:p>
+      <w:pPr>
+        <w:keepNext/>
+        <w:keepLines/>
+        <w:pBdr>
+          <w:left w:val="single" w:color="2E75B6" w:sz="12" w:space="6"/>
+        </w:pBdr>
+        <w:shd w:fill="F3F5F8" w:color="auto" w:val="clear"/>
+        <w:spacing w:after="0" w:before="60" w:line="260"/>
+        <w:ind w:left="120"/>
+      </w:pPr>
+      <w:r>
+        <w:rPr>
+          <w:rFonts w:ascii="Consolas" w:cs="Consolas" w:eastAsia="Consolas" w:hAnsi="Consolas"/>
+          <w:sz w:val="17"/>
+          <w:szCs w:val="17"/>
+        </w:rPr>
+        <w:t xml:space="preserve">uses uMakerAi.Agents, uMakerAi.Agents.Tools.JevRouter;</w:t>
+      </w:r>
+    </w:p>
+    <w:p>
+      <w:pPr>
+        <w:keepNext/>
+        <w:keepLines/>
         <w:pBdr>
           <w:left w:val="single" w:color="2E75B6" w:sz="12" w:space="6"/>
         </w:pBdr>
@@ -6987,11 +8767,13 @@
           <w:sz w:val="17"/>
           <w:szCs w:val="17"/>
         </w:rPr>
-        <w:t xml:space="preserve">Graph.AddNode('Reception', nil)             // no OnExecute: the Tool runs it</w:t>
-      </w:r>
-    </w:p>
-    <w:p>
-      <w:pPr>
+        <w:t xml:space="preserve"> </w:t>
+      </w:r>
+    </w:p>
+    <w:p>
+      <w:pPr>
+        <w:keepNext/>
+        <w:keepLines/>
         <w:pBdr>
           <w:left w:val="single" w:color="2E75B6" w:sz="12" w:space="6"/>
         </w:pBdr>
@@ -7005,11 +8787,13 @@
           <w:sz w:val="17"/>
           <w:szCs w:val="17"/>
         </w:rPr>
-        <w:t xml:space="preserve">     .AddNode('accounting', AccountingAgent)</w:t>
-      </w:r>
-    </w:p>
-    <w:p>
-      <w:pPr>
+        <w:t xml:space="preserve">Graph.AddNode('Reception', nil)             // no OnExecute: the Tool runs it</w:t>
+      </w:r>
+    </w:p>
+    <w:p>
+      <w:pPr>
+        <w:keepNext/>
+        <w:keepLines/>
         <w:pBdr>
           <w:left w:val="single" w:color="2E75B6" w:sz="12" w:space="6"/>
         </w:pBdr>
@@ -7023,11 +8807,13 @@
           <w:sz w:val="17"/>
           <w:szCs w:val="17"/>
         </w:rPr>
-        <w:t xml:space="preserve">     .AddNode('tax', TaxAgent)</w:t>
-      </w:r>
-    </w:p>
-    <w:p>
-      <w:pPr>
+        <w:t xml:space="preserve">     .AddNode('accounting', AccountingAgent)</w:t>
+      </w:r>
+    </w:p>
+    <w:p>
+      <w:pPr>
+        <w:keepNext/>
+        <w:keepLines/>
         <w:pBdr>
           <w:left w:val="single" w:color="2E75B6" w:sz="12" w:space="6"/>
         </w:pBdr>
@@ -7041,11 +8827,13 @@
           <w:sz w:val="17"/>
           <w:szCs w:val="17"/>
         </w:rPr>
-        <w:t xml:space="preserve">     .AddNode('human', HumanDesk);</w:t>
-      </w:r>
-    </w:p>
-    <w:p>
-      <w:pPr>
+        <w:t xml:space="preserve">     .AddNode('tax', TaxAgent)</w:t>
+      </w:r>
+    </w:p>
+    <w:p>
+      <w:pPr>
+        <w:keepNext/>
+        <w:keepLines/>
         <w:pBdr>
           <w:left w:val="single" w:color="2E75B6" w:sz="12" w:space="6"/>
         </w:pBdr>
@@ -7059,11 +8847,13 @@
           <w:sz w:val="17"/>
           <w:szCs w:val="17"/>
         </w:rPr>
-        <w:t xml:space="preserve"> </w:t>
-      </w:r>
-    </w:p>
-    <w:p>
-      <w:pPr>
+        <w:t xml:space="preserve">     .AddNode('human', HumanDesk);</w:t>
+      </w:r>
+    </w:p>
+    <w:p>
+      <w:pPr>
+        <w:keepNext/>
+        <w:keepLines/>
         <w:pBdr>
           <w:left w:val="single" w:color="2E75B6" w:sz="12" w:space="6"/>
         </w:pBdr>
@@ -7077,11 +8867,13 @@
           <w:sz w:val="17"/>
           <w:szCs w:val="17"/>
         </w:rPr>
-        <w:t xml:space="preserve">Router := TAiJevRouterTool.Create(Graph);</w:t>
-      </w:r>
-    </w:p>
-    <w:p>
-      <w:pPr>
+        <w:t xml:space="preserve"> </w:t>
+      </w:r>
+    </w:p>
+    <w:p>
+      <w:pPr>
+        <w:keepNext/>
+        <w:keepLines/>
         <w:pBdr>
           <w:left w:val="single" w:color="2E75B6" w:sz="12" w:space="6"/>
         </w:pBdr>
@@ -7095,11 +8887,13 @@
           <w:sz w:val="17"/>
           <w:szCs w:val="17"/>
         </w:rPr>
-        <w:t xml:space="preserve">Router.AddRoute('accounting', 'Journal entries, chart of accounts, financial statements, IFRS');</w:t>
-      </w:r>
-    </w:p>
-    <w:p>
-      <w:pPr>
+        <w:t xml:space="preserve">Router := TAiJevRouterTool.Create(Graph);</w:t>
+      </w:r>
+    </w:p>
+    <w:p>
+      <w:pPr>
+        <w:keepNext/>
+        <w:keepLines/>
         <w:pBdr>
           <w:left w:val="single" w:color="2E75B6" w:sz="12" w:space="6"/>
         </w:pBdr>
@@ -7113,11 +8907,13 @@
           <w:sz w:val="17"/>
           <w:szCs w:val="17"/>
         </w:rPr>
-        <w:t xml:space="preserve">Router.AddRoute('tax',        'Income tax, VAT, withholding, tax filings');</w:t>
-      </w:r>
-    </w:p>
-    <w:p>
-      <w:pPr>
+        <w:t xml:space="preserve">Router.AddRoute('accounting', 'Journal entries, chart of accounts, financial statements, IFRS');</w:t>
+      </w:r>
+    </w:p>
+    <w:p>
+      <w:pPr>
+        <w:keepNext/>
+        <w:keepLines/>
         <w:pBdr>
           <w:left w:val="single" w:color="2E75B6" w:sz="12" w:space="6"/>
         </w:pBdr>
@@ -7131,11 +8927,13 @@
           <w:sz w:val="17"/>
           <w:szCs w:val="17"/>
         </w:rPr>
-        <w:t xml:space="preserve">Router.AddRoute('general',    '');</w:t>
-      </w:r>
-    </w:p>
-    <w:p>
-      <w:pPr>
+        <w:t xml:space="preserve">Router.AddRoute('tax',        'Income tax, VAT, withholding, tax filings');</w:t>
+      </w:r>
+    </w:p>
+    <w:p>
+      <w:pPr>
+        <w:keepNext/>
+        <w:keepLines/>
         <w:pBdr>
           <w:left w:val="single" w:color="2E75B6" w:sz="12" w:space="6"/>
         </w:pBdr>
@@ -7149,11 +8947,13 @@
           <w:sz w:val="17"/>
           <w:szCs w:val="17"/>
         </w:rPr>
-        <w:t xml:space="preserve">Router.AddFlag('sources', 'Does answering `query` require citing a specific regulation?');</w:t>
-      </w:r>
-    </w:p>
-    <w:p>
-      <w:pPr>
+        <w:t xml:space="preserve">Router.AddRoute('general',    '');</w:t>
+      </w:r>
+    </w:p>
+    <w:p>
+      <w:pPr>
+        <w:keepNext/>
+        <w:keepLines/>
         <w:pBdr>
           <w:left w:val="single" w:color="2E75B6" w:sz="12" w:space="6"/>
         </w:pBdr>
@@ -7167,11 +8967,13 @@
           <w:sz w:val="17"/>
           <w:szCs w:val="17"/>
         </w:rPr>
-        <w:t xml:space="preserve">Router.InputField := 'query';</w:t>
-      </w:r>
-    </w:p>
-    <w:p>
-      <w:pPr>
+        <w:t xml:space="preserve">Router.AddFlag('sources', 'Does answering `query` require citing a specific regulation?');</w:t>
+      </w:r>
+    </w:p>
+    <w:p>
+      <w:pPr>
+        <w:keepNext/>
+        <w:keepLines/>
         <w:pBdr>
           <w:left w:val="single" w:color="2E75B6" w:sz="12" w:space="6"/>
         </w:pBdr>
@@ -7185,11 +8987,13 @@
           <w:sz w:val="17"/>
           <w:szCs w:val="17"/>
         </w:rPr>
-        <w:t xml:space="preserve">Router.Instructions := 'Which specialist should answer `query`?';</w:t>
-      </w:r>
-    </w:p>
-    <w:p>
-      <w:pPr>
+        <w:t xml:space="preserve">Router.InputField := 'query';</w:t>
+      </w:r>
+    </w:p>
+    <w:p>
+      <w:pPr>
+        <w:keepNext/>
+        <w:keepLines/>
         <w:pBdr>
           <w:left w:val="single" w:color="2E75B6" w:sz="12" w:space="6"/>
         </w:pBdr>
@@ -7203,11 +9007,13 @@
           <w:sz w:val="17"/>
           <w:szCs w:val="17"/>
         </w:rPr>
-        <w:t xml:space="preserve">Graph.FindNode('Reception').Tool := Router;</w:t>
-      </w:r>
-    </w:p>
-    <w:p>
-      <w:pPr>
+        <w:t xml:space="preserve">Router.Instructions := 'Which specialist should answer `query`?';</w:t>
+      </w:r>
+    </w:p>
+    <w:p>
+      <w:pPr>
+        <w:keepNext/>
+        <w:keepLines/>
         <w:pBdr>
           <w:left w:val="single" w:color="2E75B6" w:sz="12" w:space="6"/>
         </w:pBdr>
@@ -7221,11 +9027,13 @@
           <w:sz w:val="17"/>
           <w:szCs w:val="17"/>
         </w:rPr>
-        <w:t xml:space="preserve"> </w:t>
-      </w:r>
-    </w:p>
-    <w:p>
-      <w:pPr>
+        <w:t xml:space="preserve">Graph.FindNode('Reception').Tool := Router;</w:t>
+      </w:r>
+    </w:p>
+    <w:p>
+      <w:pPr>
+        <w:keepNext/>
+        <w:keepLines/>
         <w:pBdr>
           <w:left w:val="single" w:color="2E75B6" w:sz="12" w:space="6"/>
         </w:pBdr>
@@ -7239,11 +9047,13 @@
           <w:sz w:val="17"/>
           <w:szCs w:val="17"/>
         </w:rPr>
-        <w:t xml:space="preserve">Targets := TDictionary&lt;string, string&gt;.Create;   // route key -&gt; node</w:t>
-      </w:r>
-    </w:p>
-    <w:p>
-      <w:pPr>
+        <w:t xml:space="preserve"> </w:t>
+      </w:r>
+    </w:p>
+    <w:p>
+      <w:pPr>
+        <w:keepNext/>
+        <w:keepLines/>
         <w:pBdr>
           <w:left w:val="single" w:color="2E75B6" w:sz="12" w:space="6"/>
         </w:pBdr>
@@ -7257,11 +9067,13 @@
           <w:sz w:val="17"/>
           <w:szCs w:val="17"/>
         </w:rPr>
-        <w:t xml:space="preserve">Targets.Add('accounting', 'accounting');</w:t>
-      </w:r>
-    </w:p>
-    <w:p>
-      <w:pPr>
+        <w:t xml:space="preserve">Targets := TDictionary&lt;string, string&gt;.Create;   // route key -&gt; node</w:t>
+      </w:r>
+    </w:p>
+    <w:p>
+      <w:pPr>
+        <w:keepNext/>
+        <w:keepLines/>
         <w:pBdr>
           <w:left w:val="single" w:color="2E75B6" w:sz="12" w:space="6"/>
         </w:pBdr>
@@ -7275,11 +9087,13 @@
           <w:sz w:val="17"/>
           <w:szCs w:val="17"/>
         </w:rPr>
-        <w:t xml:space="preserve">Targets.Add('tax', 'tax');</w:t>
-      </w:r>
-    </w:p>
-    <w:p>
-      <w:pPr>
+        <w:t xml:space="preserve">Targets.Add('accounting', 'accounting');</w:t>
+      </w:r>
+    </w:p>
+    <w:p>
+      <w:pPr>
+        <w:keepNext/>
+        <w:keepLines/>
         <w:pBdr>
           <w:left w:val="single" w:color="2E75B6" w:sz="12" w:space="6"/>
         </w:pBdr>
@@ -7293,11 +9107,13 @@
           <w:sz w:val="17"/>
           <w:szCs w:val="17"/>
         </w:rPr>
-        <w:t xml:space="preserve">Graph.AddConditionalEdge('Reception', 'Router', Targets);</w:t>
-      </w:r>
-    </w:p>
-    <w:p>
-      <w:pPr>
+        <w:t xml:space="preserve">Targets.Add('tax', 'tax');</w:t>
+      </w:r>
+    </w:p>
+    <w:p>
+      <w:pPr>
+        <w:keepNext/>
+        <w:keepLines/>
         <w:pBdr>
           <w:left w:val="single" w:color="2E75B6" w:sz="12" w:space="6"/>
         </w:pBdr>
@@ -7311,11 +9127,33 @@
           <w:sz w:val="17"/>
           <w:szCs w:val="17"/>
         </w:rPr>
+        <w:t xml:space="preserve">Graph.AddConditionalEdge('Reception', 'Router', Targets);</w:t>
+      </w:r>
+    </w:p>
+    <w:p>
+      <w:pPr>
+        <w:keepNext/>
+        <w:keepLines/>
+        <w:pBdr>
+          <w:left w:val="single" w:color="2E75B6" w:sz="12" w:space="6"/>
+        </w:pBdr>
+        <w:shd w:fill="F3F5F8" w:color="auto" w:val="clear"/>
+        <w:spacing w:after="0" w:before="0" w:line="260"/>
+        <w:ind w:left="120"/>
+      </w:pPr>
+      <w:r>
+        <w:rPr>
+          <w:rFonts w:ascii="Consolas" w:cs="Consolas" w:eastAsia="Consolas" w:hAnsi="Consolas"/>
+          <w:sz w:val="17"/>
+          <w:szCs w:val="17"/>
+        </w:rPr>
         <w:t xml:space="preserve">Targets.Free;</w:t>
       </w:r>
     </w:p>
     <w:p>
       <w:pPr>
+        <w:keepNext w:val="false"/>
+        <w:keepLines/>
         <w:pBdr>
           <w:left w:val="single" w:color="2E75B6" w:sz="12" w:space="6"/>
         </w:pBdr>
@@ -9108,6 +10946,8 @@
     </w:p>
     <w:p>
       <w:pPr>
+        <w:keepNext/>
+        <w:keepLines/>
         <w:pBdr>
           <w:left w:val="single" w:color="2E75B6" w:sz="12" w:space="6"/>
         </w:pBdr>
@@ -9126,6 +10966,8 @@
     </w:p>
     <w:p>
       <w:pPr>
+        <w:keepNext/>
+        <w:keepLines/>
         <w:pBdr>
           <w:left w:val="single" w:color="2E75B6" w:sz="12" w:space="6"/>
         </w:pBdr>
@@ -9144,6 +10986,8 @@
     </w:p>
     <w:p>
       <w:pPr>
+        <w:keepNext/>
+        <w:keepLines/>
         <w:pBdr>
           <w:left w:val="single" w:color="2E75B6" w:sz="12" w:space="6"/>
         </w:pBdr>
@@ -9162,6 +11006,8 @@
     </w:p>
     <w:p>
       <w:pPr>
+        <w:keepNext/>
+        <w:keepLines/>
         <w:pBdr>
           <w:left w:val="single" w:color="2E75B6" w:sz="12" w:space="6"/>
         </w:pBdr>
@@ -9180,6 +11026,8 @@
     </w:p>
     <w:p>
       <w:pPr>
+        <w:keepNext/>
+        <w:keepLines/>
         <w:pBdr>
           <w:left w:val="single" w:color="2E75B6" w:sz="12" w:space="6"/>
         </w:pBdr>
@@ -9198,6 +11046,8 @@
     </w:p>
     <w:p>
       <w:pPr>
+        <w:keepNext/>
+        <w:keepLines/>
         <w:pBdr>
           <w:left w:val="single" w:color="2E75B6" w:sz="12" w:space="6"/>
         </w:pBdr>
@@ -9216,6 +11066,8 @@
     </w:p>
     <w:p>
       <w:pPr>
+        <w:keepNext/>
+        <w:keepLines/>
         <w:pBdr>
           <w:left w:val="single" w:color="2E75B6" w:sz="12" w:space="6"/>
         </w:pBdr>
@@ -9234,6 +11086,8 @@
     </w:p>
     <w:p>
       <w:pPr>
+        <w:keepNext/>
+        <w:keepLines/>
         <w:pBdr>
           <w:left w:val="single" w:color="2E75B6" w:sz="12" w:space="6"/>
         </w:pBdr>
@@ -9252,6 +11106,8 @@
     </w:p>
     <w:p>
       <w:pPr>
+        <w:keepNext w:val="false"/>
+        <w:keepLines/>
         <w:pBdr>
           <w:left w:val="single" w:color="2E75B6" w:sz="12" w:space="6"/>
         </w:pBdr>
@@ -9408,6 +11264,8 @@
     </w:p>
     <w:p>
       <w:pPr>
+        <w:keepNext/>
+        <w:keepLines/>
         <w:pBdr>
           <w:left w:val="single" w:color="2E75B6" w:sz="12" w:space="6"/>
         </w:pBdr>
@@ -9426,6 +11284,8 @@
     </w:p>
     <w:p>
       <w:pPr>
+        <w:keepNext/>
+        <w:keepLines/>
         <w:pBdr>
           <w:left w:val="single" w:color="2E75B6" w:sz="12" w:space="6"/>
         </w:pBdr>
@@ -9444,6 +11304,8 @@
     </w:p>
     <w:p>
       <w:pPr>
+        <w:keepNext/>
+        <w:keepLines/>
         <w:pBdr>
           <w:left w:val="single" w:color="2E75B6" w:sz="12" w:space="6"/>
         </w:pBdr>
@@ -9462,6 +11324,8 @@
     </w:p>
     <w:p>
       <w:pPr>
+        <w:keepNext/>
+        <w:keepLines/>
         <w:pBdr>
           <w:left w:val="single" w:color="2E75B6" w:sz="12" w:space="6"/>
         </w:pBdr>
@@ -9480,6 +11344,8 @@
     </w:p>
     <w:p>
       <w:pPr>
+        <w:keepNext/>
+        <w:keepLines/>
         <w:pBdr>
           <w:left w:val="single" w:color="2E75B6" w:sz="12" w:space="6"/>
         </w:pBdr>
@@ -9498,6 +11364,8 @@
     </w:p>
     <w:p>
       <w:pPr>
+        <w:keepNext/>
+        <w:keepLines/>
         <w:pBdr>
           <w:left w:val="single" w:color="2E75B6" w:sz="12" w:space="6"/>
         </w:pBdr>
@@ -9516,6 +11384,8 @@
     </w:p>
     <w:p>
       <w:pPr>
+        <w:keepNext/>
+        <w:keepLines/>
         <w:pBdr>
           <w:left w:val="single" w:color="2E75B6" w:sz="12" w:space="6"/>
         </w:pBdr>
@@ -9534,6 +11404,8 @@
     </w:p>
     <w:p>
       <w:pPr>
+        <w:keepNext/>
+        <w:keepLines/>
         <w:pBdr>
           <w:left w:val="single" w:color="2E75B6" w:sz="12" w:space="6"/>
         </w:pBdr>
@@ -9552,6 +11424,8 @@
     </w:p>
     <w:p>
       <w:pPr>
+        <w:keepNext/>
+        <w:keepLines/>
         <w:pBdr>
           <w:left w:val="single" w:color="2E75B6" w:sz="12" w:space="6"/>
         </w:pBdr>
@@ -9570,6 +11444,8 @@
     </w:p>
     <w:p>
       <w:pPr>
+        <w:keepNext w:val="false"/>
+        <w:keepLines/>
         <w:pBdr>
           <w:left w:val="single" w:color="2E75B6" w:sz="12" w:space="6"/>
         </w:pBdr>
@@ -9750,6 +11626,8 @@
     </w:p>
     <w:p>
       <w:pPr>
+        <w:keepNext/>
+        <w:keepLines/>
         <w:pBdr>
           <w:left w:val="single" w:color="2E75B6" w:sz="12" w:space="6"/>
         </w:pBdr>
@@ -9768,6 +11646,8 @@
     </w:p>
     <w:p>
       <w:pPr>
+        <w:keepNext/>
+        <w:keepLines/>
         <w:pBdr>
           <w:left w:val="single" w:color="2E75B6" w:sz="12" w:space="6"/>
         </w:pBdr>
@@ -9786,6 +11666,8 @@
     </w:p>
     <w:p>
       <w:pPr>
+        <w:keepNext/>
+        <w:keepLines/>
         <w:pBdr>
           <w:left w:val="single" w:color="2E75B6" w:sz="12" w:space="6"/>
         </w:pBdr>
@@ -9804,6 +11686,8 @@
     </w:p>
     <w:p>
       <w:pPr>
+        <w:keepNext/>
+        <w:keepLines/>
         <w:pBdr>
           <w:left w:val="single" w:color="2E75B6" w:sz="12" w:space="6"/>
         </w:pBdr>
@@ -9822,6 +11706,8 @@
     </w:p>
     <w:p>
       <w:pPr>
+        <w:keepNext/>
+        <w:keepLines/>
         <w:pBdr>
           <w:left w:val="single" w:color="2E75B6" w:sz="12" w:space="6"/>
         </w:pBdr>
@@ -9840,6 +11726,8 @@
     </w:p>
     <w:p>
       <w:pPr>
+        <w:keepNext w:val="false"/>
+        <w:keepLines/>
         <w:pBdr>
           <w:left w:val="single" w:color="2E75B6" w:sz="12" w:space="6"/>
         </w:pBdr>
@@ -11230,6 +13118,8 @@
     </w:p>
     <w:p>
       <w:pPr>
+        <w:keepNext/>
+        <w:keepLines/>
         <w:pBdr>
           <w:left w:val="single" w:color="2E75B6" w:sz="12" w:space="6"/>
         </w:pBdr>
@@ -11248,6 +13138,8 @@
     </w:p>
     <w:p>
       <w:pPr>
+        <w:keepNext/>
+        <w:keepLines/>
         <w:pBdr>
           <w:left w:val="single" w:color="2E75B6" w:sz="12" w:space="6"/>
         </w:pBdr>
@@ -11266,6 +13158,8 @@
     </w:p>
     <w:p>
       <w:pPr>
+        <w:keepNext/>
+        <w:keepLines/>
         <w:pBdr>
           <w:left w:val="single" w:color="2E75B6" w:sz="12" w:space="6"/>
         </w:pBdr>
@@ -11284,6 +13178,8 @@
     </w:p>
     <w:p>
       <w:pPr>
+        <w:keepNext/>
+        <w:keepLines/>
         <w:pBdr>
           <w:left w:val="single" w:color="2E75B6" w:sz="12" w:space="6"/>
         </w:pBdr>
@@ -11302,6 +13198,8 @@
     </w:p>
     <w:p>
       <w:pPr>
+        <w:keepNext/>
+        <w:keepLines/>
         <w:pBdr>
           <w:left w:val="single" w:color="2E75B6" w:sz="12" w:space="6"/>
         </w:pBdr>
@@ -11320,6 +13218,8 @@
     </w:p>
     <w:p>
       <w:pPr>
+        <w:keepNext w:val="false"/>
+        <w:keepLines/>
         <w:pBdr>
           <w:left w:val="single" w:color="2E75B6" w:sz="12" w:space="6"/>
         </w:pBdr>
@@ -11887,6 +13787,8 @@
     </w:p>
     <w:p>
       <w:pPr>
+        <w:keepNext/>
+        <w:keepLines/>
         <w:pBdr>
           <w:left w:val="single" w:color="2E75B6" w:sz="12" w:space="6"/>
         </w:pBdr>
@@ -11905,6 +13807,8 @@
     </w:p>
     <w:p>
       <w:pPr>
+        <w:keepNext w:val="false"/>
+        <w:keepLines/>
         <w:pBdr>
           <w:left w:val="single" w:color="2E75B6" w:sz="12" w:space="6"/>
         </w:pBdr>
@@ -12030,6 +13934,8 @@
     </w:p>
     <w:p>
       <w:pPr>
+        <w:keepNext/>
+        <w:keepLines/>
         <w:pBdr>
           <w:left w:val="single" w:color="2E75B6" w:sz="12" w:space="6"/>
         </w:pBdr>
@@ -12048,6 +13954,8 @@
     </w:p>
     <w:p>
       <w:pPr>
+        <w:keepNext/>
+        <w:keepLines/>
         <w:pBdr>
           <w:left w:val="single" w:color="2E75B6" w:sz="12" w:space="6"/>
         </w:pBdr>
@@ -12066,6 +13974,8 @@
     </w:p>
     <w:p>
       <w:pPr>
+        <w:keepNext/>
+        <w:keepLines/>
         <w:pBdr>
           <w:left w:val="single" w:color="2E75B6" w:sz="12" w:space="6"/>
         </w:pBdr>
@@ -12084,6 +13994,8 @@
     </w:p>
     <w:p>
       <w:pPr>
+        <w:keepNext/>
+        <w:keepLines/>
         <w:pBdr>
           <w:left w:val="single" w:color="2E75B6" w:sz="12" w:space="6"/>
         </w:pBdr>
@@ -12102,6 +14014,8 @@
     </w:p>
     <w:p>
       <w:pPr>
+        <w:keepNext/>
+        <w:keepLines/>
         <w:pBdr>
           <w:left w:val="single" w:color="2E75B6" w:sz="12" w:space="6"/>
         </w:pBdr>
@@ -12120,6 +14034,8 @@
     </w:p>
     <w:p>
       <w:pPr>
+        <w:keepNext/>
+        <w:keepLines/>
         <w:pBdr>
           <w:left w:val="single" w:color="2E75B6" w:sz="12" w:space="6"/>
         </w:pBdr>
@@ -12138,6 +14054,8 @@
     </w:p>
     <w:p>
       <w:pPr>
+        <w:keepNext/>
+        <w:keepLines/>
         <w:pBdr>
           <w:left w:val="single" w:color="2E75B6" w:sz="12" w:space="6"/>
         </w:pBdr>
@@ -12156,6 +14074,8 @@
     </w:p>
     <w:p>
       <w:pPr>
+        <w:keepNext w:val="false"/>
+        <w:keepLines/>
         <w:pBdr>
           <w:left w:val="single" w:color="2E75B6" w:sz="12" w:space="6"/>
         </w:pBdr>
@@ -12424,6 +14344,8 @@
     </w:p>
     <w:p>
       <w:pPr>
+        <w:keepNext/>
+        <w:keepLines/>
         <w:pBdr>
           <w:left w:val="single" w:color="2E75B6" w:sz="12" w:space="6"/>
         </w:pBdr>
@@ -12442,6 +14364,8 @@
     </w:p>
     <w:p>
       <w:pPr>
+        <w:keepNext/>
+        <w:keepLines/>
         <w:pBdr>
           <w:left w:val="single" w:color="2E75B6" w:sz="12" w:space="6"/>
         </w:pBdr>
@@ -12460,6 +14384,8 @@
     </w:p>
     <w:p>
       <w:pPr>
+        <w:keepNext/>
+        <w:keepLines/>
         <w:pBdr>
           <w:left w:val="single" w:color="2E75B6" w:sz="12" w:space="6"/>
         </w:pBdr>
@@ -12478,6 +14404,8 @@
     </w:p>
     <w:p>
       <w:pPr>
+        <w:keepNext/>
+        <w:keepLines/>
         <w:pBdr>
           <w:left w:val="single" w:color="2E75B6" w:sz="12" w:space="6"/>
         </w:pBdr>
@@ -12496,6 +14424,8 @@
     </w:p>
     <w:p>
       <w:pPr>
+        <w:keepNext/>
+        <w:keepLines/>
         <w:pBdr>
           <w:left w:val="single" w:color="2E75B6" w:sz="12" w:space="6"/>
         </w:pBdr>
@@ -12514,6 +14444,8 @@
     </w:p>
     <w:p>
       <w:pPr>
+        <w:keepNext/>
+        <w:keepLines/>
         <w:pBdr>
           <w:left w:val="single" w:color="2E75B6" w:sz="12" w:space="6"/>
         </w:pBdr>
@@ -12532,6 +14464,8 @@
     </w:p>
     <w:p>
       <w:pPr>
+        <w:keepNext w:val="false"/>
+        <w:keepLines/>
         <w:pBdr>
           <w:left w:val="single" w:color="2E75B6" w:sz="12" w:space="6"/>
         </w:pBdr>
@@ -13292,6 +15226,8 @@
     </w:p>
     <w:p>
       <w:pPr>
+        <w:keepNext/>
+        <w:keepLines/>
         <w:pBdr>
           <w:left w:val="single" w:color="2E75B6" w:sz="12" w:space="6"/>
         </w:pBdr>
@@ -13310,6 +15246,8 @@
     </w:p>
     <w:p>
       <w:pPr>
+        <w:keepNext/>
+        <w:keepLines/>
         <w:pBdr>
           <w:left w:val="single" w:color="2E75B6" w:sz="12" w:space="6"/>
         </w:pBdr>
@@ -13328,6 +15266,8 @@
     </w:p>
     <w:p>
       <w:pPr>
+        <w:keepNext/>
+        <w:keepLines/>
         <w:pBdr>
           <w:left w:val="single" w:color="2E75B6" w:sz="12" w:space="6"/>
         </w:pBdr>
@@ -13346,6 +15286,8 @@
     </w:p>
     <w:p>
       <w:pPr>
+        <w:keepNext/>
+        <w:keepLines/>
         <w:pBdr>
           <w:left w:val="single" w:color="2E75B6" w:sz="12" w:space="6"/>
         </w:pBdr>
@@ -13364,6 +15306,8 @@
     </w:p>
     <w:p>
       <w:pPr>
+        <w:keepNext/>
+        <w:keepLines/>
         <w:pBdr>
           <w:left w:val="single" w:color="2E75B6" w:sz="12" w:space="6"/>
         </w:pBdr>
@@ -13382,6 +15326,8 @@
     </w:p>
     <w:p>
       <w:pPr>
+        <w:keepNext/>
+        <w:keepLines/>
         <w:pBdr>
           <w:left w:val="single" w:color="2E75B6" w:sz="12" w:space="6"/>
         </w:pBdr>
@@ -13400,6 +15346,8 @@
     </w:p>
     <w:p>
       <w:pPr>
+        <w:keepNext/>
+        <w:keepLines/>
         <w:pBdr>
           <w:left w:val="single" w:color="2E75B6" w:sz="12" w:space="6"/>
         </w:pBdr>
@@ -13418,6 +15366,8 @@
     </w:p>
     <w:p>
       <w:pPr>
+        <w:keepNext/>
+        <w:keepLines/>
         <w:pBdr>
           <w:left w:val="single" w:color="2E75B6" w:sz="12" w:space="6"/>
         </w:pBdr>
@@ -13436,6 +15386,8 @@
     </w:p>
     <w:p>
       <w:pPr>
+        <w:keepNext/>
+        <w:keepLines/>
         <w:pBdr>
           <w:left w:val="single" w:color="2E75B6" w:sz="12" w:space="6"/>
         </w:pBdr>
@@ -13454,6 +15406,8 @@
     </w:p>
     <w:p>
       <w:pPr>
+        <w:keepNext w:val="false"/>
+        <w:keepLines/>
         <w:pBdr>
           <w:left w:val="single" w:color="2E75B6" w:sz="12" w:space="6"/>
         </w:pBdr>
@@ -13637,6 +15591,8 @@
     </w:p>
     <w:p>
       <w:pPr>
+        <w:keepNext/>
+        <w:keepLines/>
         <w:pBdr>
           <w:left w:val="single" w:color="2E75B6" w:sz="12" w:space="6"/>
         </w:pBdr>
@@ -13655,6 +15611,8 @@
     </w:p>
     <w:p>
       <w:pPr>
+        <w:keepNext/>
+        <w:keepLines/>
         <w:pBdr>
           <w:left w:val="single" w:color="2E75B6" w:sz="12" w:space="6"/>
         </w:pBdr>
@@ -13673,6 +15631,8 @@
     </w:p>
     <w:p>
       <w:pPr>
+        <w:keepNext/>
+        <w:keepLines/>
         <w:pBdr>
           <w:left w:val="single" w:color="2E75B6" w:sz="12" w:space="6"/>
         </w:pBdr>
@@ -13691,6 +15651,8 @@
     </w:p>
     <w:p>
       <w:pPr>
+        <w:keepNext/>
+        <w:keepLines/>
         <w:pBdr>
           <w:left w:val="single" w:color="2E75B6" w:sz="12" w:space="6"/>
         </w:pBdr>
@@ -13709,6 +15671,8 @@
     </w:p>
     <w:p>
       <w:pPr>
+        <w:keepNext/>
+        <w:keepLines/>
         <w:pBdr>
           <w:left w:val="single" w:color="2E75B6" w:sz="12" w:space="6"/>
         </w:pBdr>
@@ -13727,6 +15691,8 @@
     </w:p>
     <w:p>
       <w:pPr>
+        <w:keepNext/>
+        <w:keepLines/>
         <w:pBdr>
           <w:left w:val="single" w:color="2E75B6" w:sz="12" w:space="6"/>
         </w:pBdr>
@@ -13745,6 +15711,8 @@
     </w:p>
     <w:p>
       <w:pPr>
+        <w:keepNext/>
+        <w:keepLines/>
         <w:pBdr>
           <w:left w:val="single" w:color="2E75B6" w:sz="12" w:space="6"/>
         </w:pBdr>
@@ -13763,6 +15731,8 @@
     </w:p>
     <w:p>
       <w:pPr>
+        <w:keepNext/>
+        <w:keepLines/>
         <w:pBdr>
           <w:left w:val="single" w:color="2E75B6" w:sz="12" w:space="6"/>
         </w:pBdr>
@@ -13781,6 +15751,8 @@
     </w:p>
     <w:p>
       <w:pPr>
+        <w:keepNext/>
+        <w:keepLines/>
         <w:pBdr>
           <w:left w:val="single" w:color="2E75B6" w:sz="12" w:space="6"/>
         </w:pBdr>
@@ -13799,6 +15771,8 @@
     </w:p>
     <w:p>
       <w:pPr>
+        <w:keepNext w:val="false"/>
+        <w:keepLines/>
         <w:pBdr>
           <w:left w:val="single" w:color="2E75B6" w:sz="12" w:space="6"/>
         </w:pBdr>
@@ -14564,6 +16538,8 @@
     </w:p>
     <w:p>
       <w:pPr>
+        <w:keepNext/>
+        <w:keepLines/>
         <w:pBdr>
           <w:left w:val="single" w:color="2E75B6" w:sz="12" w:space="6"/>
         </w:pBdr>
@@ -14582,6 +16558,8 @@
     </w:p>
     <w:p>
       <w:pPr>
+        <w:keepNext/>
+        <w:keepLines/>
         <w:pBdr>
           <w:left w:val="single" w:color="2E75B6" w:sz="12" w:space="6"/>
         </w:pBdr>
@@ -14600,6 +16578,8 @@
     </w:p>
     <w:p>
       <w:pPr>
+        <w:keepNext/>
+        <w:keepLines/>
         <w:pBdr>
           <w:left w:val="single" w:color="2E75B6" w:sz="12" w:space="6"/>
         </w:pBdr>
@@ -14618,6 +16598,8 @@
     </w:p>
     <w:p>
       <w:pPr>
+        <w:keepNext/>
+        <w:keepLines/>
         <w:pBdr>
           <w:left w:val="single" w:color="2E75B6" w:sz="12" w:space="6"/>
         </w:pBdr>
@@ -14636,6 +16618,8 @@
     </w:p>
     <w:p>
       <w:pPr>
+        <w:keepNext/>
+        <w:keepLines/>
         <w:pBdr>
           <w:left w:val="single" w:color="2E75B6" w:sz="12" w:space="6"/>
         </w:pBdr>
@@ -14654,6 +16638,8 @@
     </w:p>
     <w:p>
       <w:pPr>
+        <w:keepNext/>
+        <w:keepLines/>
         <w:pBdr>
           <w:left w:val="single" w:color="2E75B6" w:sz="12" w:space="6"/>
         </w:pBdr>
@@ -14672,6 +16658,8 @@
     </w:p>
     <w:p>
       <w:pPr>
+        <w:keepNext/>
+        <w:keepLines/>
         <w:pBdr>
           <w:left w:val="single" w:color="2E75B6" w:sz="12" w:space="6"/>
         </w:pBdr>
@@ -14690,6 +16678,8 @@
     </w:p>
     <w:p>
       <w:pPr>
+        <w:keepNext/>
+        <w:keepLines/>
         <w:pBdr>
           <w:left w:val="single" w:color="2E75B6" w:sz="12" w:space="6"/>
         </w:pBdr>
@@ -14708,6 +16698,8 @@
     </w:p>
     <w:p>
       <w:pPr>
+        <w:keepNext/>
+        <w:keepLines/>
         <w:pBdr>
           <w:left w:val="single" w:color="2E75B6" w:sz="12" w:space="6"/>
         </w:pBdr>
@@ -14726,6 +16718,8 @@
     </w:p>
     <w:p>
       <w:pPr>
+        <w:keepNext/>
+        <w:keepLines/>
         <w:pBdr>
           <w:left w:val="single" w:color="2E75B6" w:sz="12" w:space="6"/>
         </w:pBdr>
@@ -14744,6 +16738,8 @@
     </w:p>
     <w:p>
       <w:pPr>
+        <w:keepNext/>
+        <w:keepLines/>
         <w:pBdr>
           <w:left w:val="single" w:color="2E75B6" w:sz="12" w:space="6"/>
         </w:pBdr>
@@ -14762,6 +16758,8 @@
     </w:p>
     <w:p>
       <w:pPr>
+        <w:keepNext/>
+        <w:keepLines/>
         <w:pBdr>
           <w:left w:val="single" w:color="2E75B6" w:sz="12" w:space="6"/>
         </w:pBdr>
@@ -14780,6 +16778,8 @@
     </w:p>
     <w:p>
       <w:pPr>
+        <w:keepNext/>
+        <w:keepLines/>
         <w:pBdr>
           <w:left w:val="single" w:color="2E75B6" w:sz="12" w:space="6"/>
         </w:pBdr>
@@ -14798,6 +16798,8 @@
     </w:p>
     <w:p>
       <w:pPr>
+        <w:keepNext/>
+        <w:keepLines/>
         <w:pBdr>
           <w:left w:val="single" w:color="2E75B6" w:sz="12" w:space="6"/>
         </w:pBdr>
@@ -14816,6 +16818,8 @@
     </w:p>
     <w:p>
       <w:pPr>
+        <w:keepNext/>
+        <w:keepLines/>
         <w:pBdr>
           <w:left w:val="single" w:color="2E75B6" w:sz="12" w:space="6"/>
         </w:pBdr>
@@ -14834,6 +16838,8 @@
     </w:p>
     <w:p>
       <w:pPr>
+        <w:keepNext/>
+        <w:keepLines/>
         <w:pBdr>
           <w:left w:val="single" w:color="2E75B6" w:sz="12" w:space="6"/>
         </w:pBdr>
@@ -14852,6 +16858,8 @@
     </w:p>
     <w:p>
       <w:pPr>
+        <w:keepNext w:val="false"/>
+        <w:keepLines/>
         <w:pBdr>
           <w:left w:val="single" w:color="2E75B6" w:sz="12" w:space="6"/>
         </w:pBdr>
@@ -15360,6 +17368,8 @@
     </w:p>
     <w:p>
       <w:pPr>
+        <w:keepNext/>
+        <w:keepLines/>
         <w:pBdr>
           <w:left w:val="single" w:color="2E75B6" w:sz="12" w:space="6"/>
         </w:pBdr>
@@ -15378,6 +17388,8 @@
     </w:p>
     <w:p>
       <w:pPr>
+        <w:keepNext/>
+        <w:keepLines/>
         <w:pBdr>
           <w:left w:val="single" w:color="2E75B6" w:sz="12" w:space="6"/>
         </w:pBdr>
@@ -15396,6 +17408,8 @@
     </w:p>
     <w:p>
       <w:pPr>
+        <w:keepNext/>
+        <w:keepLines/>
         <w:pBdr>
           <w:left w:val="single" w:color="2E75B6" w:sz="12" w:space="6"/>
         </w:pBdr>
@@ -15414,6 +17428,8 @@
     </w:p>
     <w:p>
       <w:pPr>
+        <w:keepNext/>
+        <w:keepLines/>
         <w:pBdr>
           <w:left w:val="single" w:color="2E75B6" w:sz="12" w:space="6"/>
         </w:pBdr>
@@ -15432,6 +17448,8 @@
     </w:p>
     <w:p>
       <w:pPr>
+        <w:keepNext/>
+        <w:keepLines/>
         <w:pBdr>
           <w:left w:val="single" w:color="2E75B6" w:sz="12" w:space="6"/>
         </w:pBdr>
@@ -15450,6 +17468,8 @@
     </w:p>
     <w:p>
       <w:pPr>
+        <w:keepNext/>
+        <w:keepLines/>
         <w:pBdr>
           <w:left w:val="single" w:color="2E75B6" w:sz="12" w:space="6"/>
         </w:pBdr>
@@ -15468,6 +17488,8 @@
     </w:p>
     <w:p>
       <w:pPr>
+        <w:keepNext/>
+        <w:keepLines/>
         <w:pBdr>
           <w:left w:val="single" w:color="2E75B6" w:sz="12" w:space="6"/>
         </w:pBdr>
@@ -15486,6 +17508,8 @@
     </w:p>
     <w:p>
       <w:pPr>
+        <w:keepNext/>
+        <w:keepLines/>
         <w:pBdr>
           <w:left w:val="single" w:color="2E75B6" w:sz="12" w:space="6"/>
         </w:pBdr>
@@ -15504,6 +17528,8 @@
     </w:p>
     <w:p>
       <w:pPr>
+        <w:keepNext/>
+        <w:keepLines/>
         <w:pBdr>
           <w:left w:val="single" w:color="2E75B6" w:sz="12" w:space="6"/>
         </w:pBdr>
@@ -15522,6 +17548,8 @@
     </w:p>
     <w:p>
       <w:pPr>
+        <w:keepNext/>
+        <w:keepLines/>
         <w:pBdr>
           <w:left w:val="single" w:color="2E75B6" w:sz="12" w:space="6"/>
         </w:pBdr>
@@ -15540,6 +17568,8 @@
     </w:p>
     <w:p>
       <w:pPr>
+        <w:keepNext w:val="false"/>
+        <w:keepLines/>
         <w:pBdr>
           <w:left w:val="single" w:color="2E75B6" w:sz="12" w:space="6"/>
         </w:pBdr>
@@ -16141,6 +18171,8 @@
     </w:p>
     <w:p>
       <w:pPr>
+        <w:keepNext/>
+        <w:keepLines/>
         <w:pBdr>
           <w:left w:val="single" w:color="2E75B6" w:sz="12" w:space="6"/>
         </w:pBdr>
@@ -16159,6 +18191,8 @@
     </w:p>
     <w:p>
       <w:pPr>
+        <w:keepNext/>
+        <w:keepLines/>
         <w:pBdr>
           <w:left w:val="single" w:color="2E75B6" w:sz="12" w:space="6"/>
         </w:pBdr>
@@ -16177,6 +18211,8 @@
     </w:p>
     <w:p>
       <w:pPr>
+        <w:keepNext/>
+        <w:keepLines/>
         <w:pBdr>
           <w:left w:val="single" w:color="2E75B6" w:sz="12" w:space="6"/>
         </w:pBdr>
@@ -16195,6 +18231,8 @@
     </w:p>
     <w:p>
       <w:pPr>
+        <w:keepNext/>
+        <w:keepLines/>
         <w:pBdr>
           <w:left w:val="single" w:color="2E75B6" w:sz="12" w:space="6"/>
         </w:pBdr>
@@ -16213,6 +18251,8 @@
     </w:p>
     <w:p>
       <w:pPr>
+        <w:keepNext/>
+        <w:keepLines/>
         <w:pBdr>
           <w:left w:val="single" w:color="2E75B6" w:sz="12" w:space="6"/>
         </w:pBdr>
@@ -16231,6 +18271,8 @@
     </w:p>
     <w:p>
       <w:pPr>
+        <w:keepNext/>
+        <w:keepLines/>
         <w:pBdr>
           <w:left w:val="single" w:color="2E75B6" w:sz="12" w:space="6"/>
         </w:pBdr>
@@ -16249,6 +18291,8 @@
     </w:p>
     <w:p>
       <w:pPr>
+        <w:keepNext/>
+        <w:keepLines/>
         <w:pBdr>
           <w:left w:val="single" w:color="2E75B6" w:sz="12" w:space="6"/>
         </w:pBdr>
@@ -16267,6 +18311,8 @@
     </w:p>
     <w:p>
       <w:pPr>
+        <w:keepNext/>
+        <w:keepLines/>
         <w:pBdr>
           <w:left w:val="single" w:color="2E75B6" w:sz="12" w:space="6"/>
         </w:pBdr>
@@ -16285,6 +18331,8 @@
     </w:p>
     <w:p>
       <w:pPr>
+        <w:keepNext/>
+        <w:keepLines/>
         <w:pBdr>
           <w:left w:val="single" w:color="2E75B6" w:sz="12" w:space="6"/>
         </w:pBdr>
@@ -16303,6 +18351,8 @@
     </w:p>
     <w:p>
       <w:pPr>
+        <w:keepNext/>
+        <w:keepLines/>
         <w:pBdr>
           <w:left w:val="single" w:color="2E75B6" w:sz="12" w:space="6"/>
         </w:pBdr>
@@ -16321,6 +18371,8 @@
     </w:p>
     <w:p>
       <w:pPr>
+        <w:keepNext/>
+        <w:keepLines/>
         <w:pBdr>
           <w:left w:val="single" w:color="2E75B6" w:sz="12" w:space="6"/>
         </w:pBdr>
@@ -16339,6 +18391,8 @@
     </w:p>
     <w:p>
       <w:pPr>
+        <w:keepNext/>
+        <w:keepLines/>
         <w:pBdr>
           <w:left w:val="single" w:color="2E75B6" w:sz="12" w:space="6"/>
         </w:pBdr>
@@ -16357,6 +18411,8 @@
     </w:p>
     <w:p>
       <w:pPr>
+        <w:keepNext/>
+        <w:keepLines/>
         <w:pBdr>
           <w:left w:val="single" w:color="2E75B6" w:sz="12" w:space="6"/>
         </w:pBdr>
@@ -16375,6 +18431,8 @@
     </w:p>
     <w:p>
       <w:pPr>
+        <w:keepNext w:val="false"/>
+        <w:keepLines/>
         <w:pBdr>
           <w:left w:val="single" w:color="2E75B6" w:sz="12" w:space="6"/>
         </w:pBdr>
@@ -16401,6 +18459,8 @@
     </w:p>
     <w:p>
       <w:pPr>
+        <w:keepNext/>
+        <w:keepLines/>
         <w:pBdr>
           <w:left w:val="single" w:color="2E75B6" w:sz="12" w:space="6"/>
         </w:pBdr>
@@ -16419,6 +18479,8 @@
     </w:p>
     <w:p>
       <w:pPr>
+        <w:keepNext/>
+        <w:keepLines/>
         <w:pBdr>
           <w:left w:val="single" w:color="2E75B6" w:sz="12" w:space="6"/>
         </w:pBdr>
@@ -16437,6 +18499,8 @@
     </w:p>
     <w:p>
       <w:pPr>
+        <w:keepNext/>
+        <w:keepLines/>
         <w:pBdr>
           <w:left w:val="single" w:color="2E75B6" w:sz="12" w:space="6"/>
         </w:pBdr>
@@ -16455,6 +18519,8 @@
     </w:p>
     <w:p>
       <w:pPr>
+        <w:keepNext/>
+        <w:keepLines/>
         <w:pBdr>
           <w:left w:val="single" w:color="2E75B6" w:sz="12" w:space="6"/>
         </w:pBdr>
@@ -16473,6 +18539,8 @@
     </w:p>
     <w:p>
       <w:pPr>
+        <w:keepNext/>
+        <w:keepLines/>
         <w:pBdr>
           <w:left w:val="single" w:color="2E75B6" w:sz="12" w:space="6"/>
         </w:pBdr>
@@ -16491,6 +18559,8 @@
     </w:p>
     <w:p>
       <w:pPr>
+        <w:keepNext w:val="false"/>
+        <w:keepLines/>
         <w:pBdr>
           <w:left w:val="single" w:color="2E75B6" w:sz="12" w:space="6"/>
         </w:pBdr>
@@ -17284,7 +19354,7 @@
         <w:t xml:space="preserve">with no network and no API key</w:t>
       </w:r>
       <w:r>
-        <w:t xml:space="preserve">, with 21 new cases (59 in total).</w:t>
+        <w:t xml:space="preserve">, (75 cases in the whole suite as of 28 September 2026).</w:t>
       </w:r>
     </w:p>
     <w:p>
@@ -17333,7 +19403,7 @@
         <w:t xml:space="preserve">uRegression.Fixtures.pas</w:t>
       </w:r>
       <w:r>
-        <w:t xml:space="preserve">) overrides it: it records the body sent and returns queued HTTP responses. All three adapters accept an external </w:t>
+        <w:t xml:space="preserve">) overrides it: it records the body sent and returns queued HTTP responses. All adapters accept an external </w:t>
       </w:r>
       <w:r>
         <w:rPr>
@@ -17362,6 +19432,8 @@
     </w:p>
     <w:p>
       <w:pPr>
+        <w:keepNext/>
+        <w:keepLines/>
         <w:pBdr>
           <w:left w:val="single" w:color="2E75B6" w:sz="12" w:space="6"/>
         </w:pBdr>
@@ -17380,6 +19452,8 @@
     </w:p>
     <w:p>
       <w:pPr>
+        <w:keepNext/>
+        <w:keepLines/>
         <w:pBdr>
           <w:left w:val="single" w:color="2E75B6" w:sz="12" w:space="6"/>
         </w:pBdr>
@@ -17398,6 +19472,8 @@
     </w:p>
     <w:p>
       <w:pPr>
+        <w:keepNext/>
+        <w:keepLines/>
         <w:pBdr>
           <w:left w:val="single" w:color="2E75B6" w:sz="12" w:space="6"/>
         </w:pBdr>
@@ -17416,6 +19492,8 @@
     </w:p>
     <w:p>
       <w:pPr>
+        <w:keepNext w:val="false"/>
+        <w:keepLines/>
         <w:pBdr>
           <w:left w:val="single" w:color="2E75B6" w:sz="12" w:space="6"/>
         </w:pBdr>
@@ -18324,6 +20402,121 @@
                 <w:sz w:val="19"/>
                 <w:szCs w:val="19"/>
               </w:rPr>
+              <w:t xml:space="preserve">jev.usage.adapters</w:t>
+            </w:r>
+          </w:p>
+        </w:tc>
+        <w:tc>
+          <w:tcPr>
+            <w:tcW w:type="dxa" w:w="6360"/>
+            <w:tcBorders>
+              <w:top w:val="single" w:color="BFC9D6" w:sz="4"/>
+              <w:left w:val="single" w:color="BFC9D6" w:sz="4"/>
+              <w:bottom w:val="single" w:color="BFC9D6" w:sz="4"/>
+              <w:right w:val="single" w:color="BFC9D6" w:sz="4"/>
+            </w:tcBorders>
+            <w:shd w:fill="F6F8FB" w:color="auto" w:val="clear"/>
+            <w:tcMar>
+              <w:top w:type="dxa" w:w="60"/>
+              <w:left w:type="dxa" w:w="100"/>
+              <w:bottom w:type="dxa" w:w="60"/>
+              <w:right w:type="dxa" w:w="100"/>
+            </w:tcMar>
+          </w:tcPr>
+          <w:p>
+            <w:r>
+              <w:rPr>
+                <w:rFonts w:ascii="Consolas" w:cs="Consolas" w:eastAsia="Consolas" w:hAnsi="Consolas"/>
+                <w:color w:val="0B4F8A"/>
+                <w:sz w:val="19"/>
+                <w:szCs w:val="19"/>
+              </w:rPr>
+              <w:t xml:space="preserve">Usage</w:t>
+            </w:r>
+            <w:r>
+              <w:rPr>
+                <w:sz w:val="19"/>
+                <w:szCs w:val="19"/>
+              </w:rPr>
+              <w:t xml:space="preserve"> and </w:t>
+            </w:r>
+            <w:r>
+              <w:rPr>
+                <w:rFonts w:ascii="Consolas" w:cs="Consolas" w:eastAsia="Consolas" w:hAnsi="Consolas"/>
+                <w:color w:val="0B4F8A"/>
+                <w:sz w:val="19"/>
+                <w:szCs w:val="19"/>
+              </w:rPr>
+              <w:t xml:space="preserve">OnUsage</w:t>
+            </w:r>
+            <w:r>
+              <w:rPr>
+                <w:sz w:val="19"/>
+                <w:szCs w:val="19"/>
+              </w:rPr>
+              <w:t xml:space="preserve"> in </w:t>
+            </w:r>
+            <w:r>
+              <w:rPr>
+                <w:rFonts w:ascii="Consolas" w:cs="Consolas" w:eastAsia="Consolas" w:hAnsi="Consolas"/>
+                <w:color w:val="0B4F8A"/>
+                <w:sz w:val="19"/>
+                <w:szCs w:val="19"/>
+              </w:rPr>
+              <w:t xml:space="preserve">TAiJev</w:t>
+            </w:r>
+            <w:r>
+              <w:rPr>
+                <w:sz w:val="19"/>
+                <w:szCs w:val="19"/>
+              </w:rPr>
+              <w:t xml:space="preserve"> and the adapters; parallel reranker → a single event with the total, on the caller thread; </w:t>
+            </w:r>
+            <w:r>
+              <w:rPr>
+                <w:rFonts w:ascii="Consolas" w:cs="Consolas" w:eastAsia="Consolas" w:hAnsi="Consolas"/>
+                <w:color w:val="0B4F8A"/>
+                <w:sz w:val="19"/>
+                <w:szCs w:val="19"/>
+              </w:rPr>
+              <w:t xml:space="preserve">ResetUsage</w:t>
+            </w:r>
+            <w:r>
+              <w:rPr>
+                <w:sz w:val="19"/>
+                <w:szCs w:val="19"/>
+              </w:rPr>
+              <w:t xml:space="preserve">; configurable price</w:t>
+            </w:r>
+          </w:p>
+        </w:tc>
+      </w:tr>
+      <w:tr>
+        <w:tc>
+          <w:tcPr>
+            <w:tcW w:type="dxa" w:w="3000"/>
+            <w:tcBorders>
+              <w:top w:val="single" w:color="BFC9D6" w:sz="4"/>
+              <w:left w:val="single" w:color="BFC9D6" w:sz="4"/>
+              <w:bottom w:val="single" w:color="BFC9D6" w:sz="4"/>
+              <w:right w:val="single" w:color="BFC9D6" w:sz="4"/>
+            </w:tcBorders>
+            <w:shd w:fill="FFFFFF" w:color="auto" w:val="clear"/>
+            <w:tcMar>
+              <w:top w:type="dxa" w:w="60"/>
+              <w:left w:type="dxa" w:w="100"/>
+              <w:bottom w:type="dxa" w:w="60"/>
+              <w:right w:type="dxa" w:w="100"/>
+            </w:tcMar>
+          </w:tcPr>
+          <w:p>
+            <w:r>
+              <w:rPr>
+                <w:rFonts w:ascii="Consolas" w:cs="Consolas" w:eastAsia="Consolas" w:hAnsi="Consolas"/>
+                <w:color w:val="0B4F8A"/>
+                <w:sz w:val="19"/>
+                <w:szCs w:val="19"/>
+              </w:rPr>
               <w:t xml:space="preserve">rag.rerank.jev-semantic</w:t>
             </w:r>
             <w:r>
@@ -18353,7 +20546,7 @@
               <w:bottom w:val="single" w:color="BFC9D6" w:sz="4"/>
               <w:right w:val="single" w:color="BFC9D6" w:sz="4"/>
             </w:tcBorders>
-            <w:shd w:fill="F6F8FB" w:color="auto" w:val="clear"/>
+            <w:shd w:fill="FFFFFF" w:color="auto" w:val="clear"/>
             <w:tcMar>
               <w:top w:type="dxa" w:w="60"/>
               <w:left w:type="dxa" w:w="100"/>
@@ -18380,6 +20573,8 @@
     </w:p>
     <w:p>
       <w:pPr>
+        <w:keepNext/>
+        <w:keepLines/>
         <w:pBdr>
           <w:left w:val="single" w:color="2E75B6" w:sz="12" w:space="6"/>
         </w:pBdr>
@@ -18398,6 +20593,8 @@
     </w:p>
     <w:p>
       <w:pPr>
+        <w:keepNext w:val="false"/>
+        <w:keepLines/>
         <w:pBdr>
           <w:left w:val="single" w:color="2E75B6" w:sz="12" w:space="6"/>
         </w:pBdr>
